--- a/scopus/Scopus_Tester_Manual_tracked.docx
+++ b/scopus/Scopus_Tester_Manual_tracked.docx
@@ -1680,7 +1680,7 @@
             <w:color w:val="B00000"/>
             <w:sz w:val="18"/>
           </w:rPr>
-          <w:t>Why that last line matters. The picture this step pushes in stays in the camera until it is explicitly cleared — it does not wear off, and restarting detection does not shift it. While it is loaded the camera keeps looking at that same still picture instead of through its lens, so Step 9 cannot pass, and the live view draws the picture's people on top of the real video, which looks like the detection has gone wrong. The step above clears it for you. If for any reason it did not say 'cleared', do it by hand before going on:</w:t>
+          <w:t>Why that last line matters. While the picture is loaded the camera looks at it instead of through its lens, so Step 9 cannot pass, and the live view draws the picture's people on top of the real video, which looks like the detection has gone wrong. The step above clears it for you. If for any reason it did not say 'cleared', do it by hand before going on:</w:t>
         </w:r>
       </w:ins>
     </w:p>
@@ -1747,6 +1747,24 @@
     <w:p>
       <w:pPr>
         <w:ind w:left="432"/>
+        <w:rPr>
+          <w:ins w:id="27" w:author="Scopus test procedure" w:date="2026-08-09T00:00:00Z"/>
+        </w:rPr>
+      </w:pPr>
+      <w:ins w:id="28" w:author="Scopus test procedure" w:date="2026-08-09T00:00:00Z">
+        <w:r>
+          <w:rPr>
+            <w:i/>
+            <w:color w:val="444444"/>
+            <w:sz w:val="18"/>
+          </w:rPr>
+          <w:t>The camera guards this itself as well, from the firmware of 9 August 2026 onwards. A loaded picture lapses on its own about two minutes after the last time it was used, and while it is loaded the live view says TEST PICTURE - NOT THE LENS with the seconds remaining, and the camera sends no detection events — a photograph is not allowed to be reported as people in the room. So the worst a forgotten picture can now cost you is a two-minute wait. Clear it anyway; knowing why the safety net is there is not a reason to land in it.</w:t>
+        </w:r>
+      </w:ins>
+    </w:p>
+    <w:p>
+      <w:pPr>
+        <w:ind w:left="432"/>
       </w:pPr>
       <w:r>
         <w:rPr>
@@ -1767,10 +1785,10 @@
         <w:spacing w:after="80"/>
         <w:ind w:left="432"/>
         <w:rPr>
-          <w:del w:id="27" w:author="Scopus test procedure" w:date="2026-08-09T00:00:00Z"/>
+          <w:del w:id="29" w:author="Scopus test procedure" w:date="2026-08-09T00:00:00Z"/>
         </w:rPr>
       </w:pPr>
-      <w:del w:id="28" w:author="Scopus test procedure" w:date="2026-08-09T00:00:00Z">
+      <w:del w:id="30" w:author="Scopus test procedure" w:date="2026-08-09T00:00:00Z">
         <w:r>
           <w:rPr>
             <w:rFonts w:ascii="Consolas" w:hAnsi="Consolas"/>
@@ -1786,10 +1804,10 @@
       <w:pPr>
         <w:ind w:left="432"/>
         <w:rPr>
-          <w:del w:id="29" w:author="Scopus test procedure" w:date="2026-08-09T00:00:00Z"/>
+          <w:del w:id="31" w:author="Scopus test procedure" w:date="2026-08-09T00:00:00Z"/>
         </w:rPr>
       </w:pPr>
-      <w:del w:id="30" w:author="Scopus test procedure" w:date="2026-08-09T00:00:00Z">
+      <w:del w:id="32" w:author="Scopus test procedure" w:date="2026-08-09T00:00:00Z">
         <w:r>
           <w:rPr>
             <w:i/>
@@ -1805,10 +1823,10 @@
         <w:spacing w:after="80"/>
         <w:ind w:left="432"/>
         <w:rPr>
-          <w:ins w:id="31" w:author="Scopus test procedure" w:date="2026-08-09T00:00:00Z"/>
+          <w:ins w:id="33" w:author="Scopus test procedure" w:date="2026-08-09T00:00:00Z"/>
         </w:rPr>
       </w:pPr>
-      <w:ins w:id="32" w:author="Scopus test procedure" w:date="2026-08-09T00:00:00Z">
+      <w:ins w:id="34" w:author="Scopus test procedure" w:date="2026-08-09T00:00:00Z">
         <w:r>
           <w:rPr>
             <w:rFonts w:ascii="Consolas" w:hAnsi="Consolas"/>
@@ -1823,10 +1841,10 @@
     <w:p>
       <w:pPr>
         <w:rPr>
-          <w:ins w:id="33" w:author="Scopus test procedure" w:date="2026-08-09T00:00:00Z"/>
+          <w:ins w:id="35" w:author="Scopus test procedure" w:date="2026-08-09T00:00:00Z"/>
         </w:rPr>
       </w:pPr>
-      <w:ins w:id="34" w:author="Scopus test procedure" w:date="2026-08-09T00:00:00Z">
+      <w:ins w:id="36" w:author="Scopus test procedure" w:date="2026-08-09T00:00:00Z">
         <w:r>
           <w:t>Before you try the rest, read this table. It is what these pictures actually return on this build, measured on the bench — not what they ought to return. Two of them do not match their own name, for reasons that are understood, and a tester who runs them without knowing that will report a fault that is not there:</w:t>
         </w:r>
@@ -1847,7 +1865,7 @@
       </w:tblGrid>
       <w:tr>
         <w:trPr>
-          <w:ins w:id="35" w:author="Scopus test procedure" w:date="2026-08-09T00:00:00Z"/>
+          <w:ins w:id="37" w:author="Scopus test procedure" w:date="2026-08-09T00:00:00Z"/>
         </w:trPr>
         <w:tc>
           <w:tcPr>
@@ -1856,10 +1874,10 @@
           <w:p>
             <w:pPr>
               <w:rPr>
-                <w:ins w:id="36" w:author="Scopus test procedure" w:date="2026-08-09T00:00:00Z"/>
+                <w:ins w:id="38" w:author="Scopus test procedure" w:date="2026-08-09T00:00:00Z"/>
               </w:rPr>
             </w:pPr>
-            <w:ins w:id="37" w:author="Scopus test procedure" w:date="2026-08-09T00:00:00Z">
+            <w:ins w:id="39" w:author="Scopus test procedure" w:date="2026-08-09T00:00:00Z">
               <w:r>
                 <w:t>Picture</w:t>
               </w:r>
@@ -1873,10 +1891,10 @@
           <w:p>
             <w:pPr>
               <w:rPr>
-                <w:ins w:id="38" w:author="Scopus test procedure" w:date="2026-08-09T00:00:00Z"/>
+                <w:ins w:id="40" w:author="Scopus test procedure" w:date="2026-08-09T00:00:00Z"/>
               </w:rPr>
             </w:pPr>
-            <w:ins w:id="39" w:author="Scopus test procedure" w:date="2026-08-09T00:00:00Z">
+            <w:ins w:id="41" w:author="Scopus test procedure" w:date="2026-08-09T00:00:00Z">
               <w:r>
                 <w:t>People in it</w:t>
               </w:r>
@@ -1890,10 +1908,10 @@
           <w:p>
             <w:pPr>
               <w:rPr>
-                <w:ins w:id="40" w:author="Scopus test procedure" w:date="2026-08-09T00:00:00Z"/>
+                <w:ins w:id="42" w:author="Scopus test procedure" w:date="2026-08-09T00:00:00Z"/>
               </w:rPr>
             </w:pPr>
-            <w:ins w:id="41" w:author="Scopus test procedure" w:date="2026-08-09T00:00:00Z">
+            <w:ins w:id="43" w:author="Scopus test procedure" w:date="2026-08-09T00:00:00Z">
               <w:r>
                 <w:t>Camera reports</w:t>
               </w:r>
@@ -1907,10 +1925,10 @@
           <w:p>
             <w:pPr>
               <w:rPr>
-                <w:ins w:id="42" w:author="Scopus test procedure" w:date="2026-08-09T00:00:00Z"/>
+                <w:ins w:id="44" w:author="Scopus test procedure" w:date="2026-08-09T00:00:00Z"/>
               </w:rPr>
             </w:pPr>
-            <w:ins w:id="43" w:author="Scopus test procedure" w:date="2026-08-09T00:00:00Z">
+            <w:ins w:id="45" w:author="Scopus test procedure" w:date="2026-08-09T00:00:00Z">
               <w:r>
                 <w:t>Why</w:t>
               </w:r>
@@ -1920,7 +1938,7 @@
       </w:tr>
       <w:tr>
         <w:trPr>
-          <w:ins w:id="44" w:author="Scopus test procedure" w:date="2026-08-09T00:00:00Z"/>
+          <w:ins w:id="46" w:author="Scopus test procedure" w:date="2026-08-09T00:00:00Z"/>
         </w:trPr>
         <w:tc>
           <w:tcPr>
@@ -1929,10 +1947,10 @@
           <w:p>
             <w:pPr>
               <w:rPr>
-                <w:ins w:id="45" w:author="Scopus test procedure" w:date="2026-08-09T00:00:00Z"/>
+                <w:ins w:id="47" w:author="Scopus test procedure" w:date="2026-08-09T00:00:00Z"/>
               </w:rPr>
             </w:pPr>
-            <w:ins w:id="46" w:author="Scopus test procedure" w:date="2026-08-09T00:00:00Z">
+            <w:ins w:id="48" w:author="Scopus test procedure" w:date="2026-08-09T00:00:00Z">
               <w:r>
                 <w:t>1_person.jpg</w:t>
               </w:r>
@@ -1942,23 +1960,6 @@
         <w:tc>
           <w:tcPr>
             <w:tcW w:type="dxa" w:w="1224"/>
-          </w:tcPr>
-          <w:p>
-            <w:pPr>
-              <w:rPr>
-                <w:ins w:id="47" w:author="Scopus test procedure" w:date="2026-08-09T00:00:00Z"/>
-              </w:rPr>
-            </w:pPr>
-            <w:ins w:id="48" w:author="Scopus test procedure" w:date="2026-08-09T00:00:00Z">
-              <w:r>
-                <w:t>1</w:t>
-              </w:r>
-            </w:ins>
-          </w:p>
-        </w:tc>
-        <w:tc>
-          <w:tcPr>
-            <w:tcW w:type="dxa" w:w="1512"/>
           </w:tcPr>
           <w:p>
             <w:pPr>
@@ -1975,7 +1976,7 @@
         </w:tc>
         <w:tc>
           <w:tcPr>
-            <w:tcW w:type="dxa" w:w="4536"/>
+            <w:tcW w:type="dxa" w:w="1512"/>
           </w:tcPr>
           <w:p>
             <w:pPr>
@@ -1985,6 +1986,23 @@
             </w:pPr>
             <w:ins w:id="52" w:author="Scopus test procedure" w:date="2026-08-09T00:00:00Z">
               <w:r>
+                <w:t>1</w:t>
+              </w:r>
+            </w:ins>
+          </w:p>
+        </w:tc>
+        <w:tc>
+          <w:tcPr>
+            <w:tcW w:type="dxa" w:w="4536"/>
+          </w:tcPr>
+          <w:p>
+            <w:pPr>
+              <w:rPr>
+                <w:ins w:id="53" w:author="Scopus test procedure" w:date="2026-08-09T00:00:00Z"/>
+              </w:rPr>
+            </w:pPr>
+            <w:ins w:id="54" w:author="Scopus test procedure" w:date="2026-08-09T00:00:00Z">
+              <w:r>
                 <w:t>—</w:t>
               </w:r>
             </w:ins>
@@ -1993,7 +2011,7 @@
       </w:tr>
       <w:tr>
         <w:trPr>
-          <w:ins w:id="53" w:author="Scopus test procedure" w:date="2026-08-09T00:00:00Z"/>
+          <w:ins w:id="55" w:author="Scopus test procedure" w:date="2026-08-09T00:00:00Z"/>
         </w:trPr>
         <w:tc>
           <w:tcPr>
@@ -2002,10 +2020,10 @@
           <w:p>
             <w:pPr>
               <w:rPr>
-                <w:ins w:id="54" w:author="Scopus test procedure" w:date="2026-08-09T00:00:00Z"/>
+                <w:ins w:id="56" w:author="Scopus test procedure" w:date="2026-08-09T00:00:00Z"/>
               </w:rPr>
             </w:pPr>
-            <w:ins w:id="55" w:author="Scopus test procedure" w:date="2026-08-09T00:00:00Z">
+            <w:ins w:id="57" w:author="Scopus test procedure" w:date="2026-08-09T00:00:00Z">
               <w:r>
                 <w:t>2_people.jpg</w:t>
               </w:r>
@@ -2015,23 +2033,6 @@
         <w:tc>
           <w:tcPr>
             <w:tcW w:type="dxa" w:w="1224"/>
-          </w:tcPr>
-          <w:p>
-            <w:pPr>
-              <w:rPr>
-                <w:ins w:id="56" w:author="Scopus test procedure" w:date="2026-08-09T00:00:00Z"/>
-              </w:rPr>
-            </w:pPr>
-            <w:ins w:id="57" w:author="Scopus test procedure" w:date="2026-08-09T00:00:00Z">
-              <w:r>
-                <w:t>2</w:t>
-              </w:r>
-            </w:ins>
-          </w:p>
-        </w:tc>
-        <w:tc>
-          <w:tcPr>
-            <w:tcW w:type="dxa" w:w="1512"/>
           </w:tcPr>
           <w:p>
             <w:pPr>
@@ -2048,7 +2049,7 @@
         </w:tc>
         <w:tc>
           <w:tcPr>
-            <w:tcW w:type="dxa" w:w="4536"/>
+            <w:tcW w:type="dxa" w:w="1512"/>
           </w:tcPr>
           <w:p>
             <w:pPr>
@@ -2058,6 +2059,23 @@
             </w:pPr>
             <w:ins w:id="61" w:author="Scopus test procedure" w:date="2026-08-09T00:00:00Z">
               <w:r>
+                <w:t>2</w:t>
+              </w:r>
+            </w:ins>
+          </w:p>
+        </w:tc>
+        <w:tc>
+          <w:tcPr>
+            <w:tcW w:type="dxa" w:w="4536"/>
+          </w:tcPr>
+          <w:p>
+            <w:pPr>
+              <w:rPr>
+                <w:ins w:id="62" w:author="Scopus test procedure" w:date="2026-08-09T00:00:00Z"/>
+              </w:rPr>
+            </w:pPr>
+            <w:ins w:id="63" w:author="Scopus test procedure" w:date="2026-08-09T00:00:00Z">
+              <w:r>
                 <w:t>—</w:t>
               </w:r>
             </w:ins>
@@ -2066,7 +2084,7 @@
       </w:tr>
       <w:tr>
         <w:trPr>
-          <w:ins w:id="62" w:author="Scopus test procedure" w:date="2026-08-09T00:00:00Z"/>
+          <w:ins w:id="64" w:author="Scopus test procedure" w:date="2026-08-09T00:00:00Z"/>
         </w:trPr>
         <w:tc>
           <w:tcPr>
@@ -2075,10 +2093,10 @@
           <w:p>
             <w:pPr>
               <w:rPr>
-                <w:ins w:id="63" w:author="Scopus test procedure" w:date="2026-08-09T00:00:00Z"/>
+                <w:ins w:id="65" w:author="Scopus test procedure" w:date="2026-08-09T00:00:00Z"/>
               </w:rPr>
             </w:pPr>
-            <w:ins w:id="64" w:author="Scopus test procedure" w:date="2026-08-09T00:00:00Z">
+            <w:ins w:id="66" w:author="Scopus test procedure" w:date="2026-08-09T00:00:00Z">
               <w:r>
                 <w:t>3_people.jpg</w:t>
               </w:r>
@@ -2088,23 +2106,6 @@
         <w:tc>
           <w:tcPr>
             <w:tcW w:type="dxa" w:w="1224"/>
-          </w:tcPr>
-          <w:p>
-            <w:pPr>
-              <w:rPr>
-                <w:ins w:id="65" w:author="Scopus test procedure" w:date="2026-08-09T00:00:00Z"/>
-              </w:rPr>
-            </w:pPr>
-            <w:ins w:id="66" w:author="Scopus test procedure" w:date="2026-08-09T00:00:00Z">
-              <w:r>
-                <w:t>3</w:t>
-              </w:r>
-            </w:ins>
-          </w:p>
-        </w:tc>
-        <w:tc>
-          <w:tcPr>
-            <w:tcW w:type="dxa" w:w="1512"/>
           </w:tcPr>
           <w:p>
             <w:pPr>
@@ -2121,7 +2122,7 @@
         </w:tc>
         <w:tc>
           <w:tcPr>
-            <w:tcW w:type="dxa" w:w="4536"/>
+            <w:tcW w:type="dxa" w:w="1512"/>
           </w:tcPr>
           <w:p>
             <w:pPr>
@@ -2131,6 +2132,23 @@
             </w:pPr>
             <w:ins w:id="70" w:author="Scopus test procedure" w:date="2026-08-09T00:00:00Z">
               <w:r>
+                <w:t>3</w:t>
+              </w:r>
+            </w:ins>
+          </w:p>
+        </w:tc>
+        <w:tc>
+          <w:tcPr>
+            <w:tcW w:type="dxa" w:w="4536"/>
+          </w:tcPr>
+          <w:p>
+            <w:pPr>
+              <w:rPr>
+                <w:ins w:id="71" w:author="Scopus test procedure" w:date="2026-08-09T00:00:00Z"/>
+              </w:rPr>
+            </w:pPr>
+            <w:ins w:id="72" w:author="Scopus test procedure" w:date="2026-08-09T00:00:00Z">
+              <w:r>
                 <w:t>the picture this step uses; the pass/fail one</w:t>
               </w:r>
             </w:ins>
@@ -2139,7 +2157,7 @@
       </w:tr>
       <w:tr>
         <w:trPr>
-          <w:ins w:id="71" w:author="Scopus test procedure" w:date="2026-08-09T00:00:00Z"/>
+          <w:ins w:id="73" w:author="Scopus test procedure" w:date="2026-08-09T00:00:00Z"/>
         </w:trPr>
         <w:tc>
           <w:tcPr>
@@ -2148,10 +2166,10 @@
           <w:p>
             <w:pPr>
               <w:rPr>
-                <w:ins w:id="72" w:author="Scopus test procedure" w:date="2026-08-09T00:00:00Z"/>
+                <w:ins w:id="74" w:author="Scopus test procedure" w:date="2026-08-09T00:00:00Z"/>
               </w:rPr>
             </w:pPr>
-            <w:ins w:id="73" w:author="Scopus test procedure" w:date="2026-08-09T00:00:00Z">
+            <w:ins w:id="75" w:author="Scopus test procedure" w:date="2026-08-09T00:00:00Z">
               <w:r>
                 <w:t>7_people.jpg</w:t>
               </w:r>
@@ -2165,10 +2183,10 @@
           <w:p>
             <w:pPr>
               <w:rPr>
-                <w:ins w:id="74" w:author="Scopus test procedure" w:date="2026-08-09T00:00:00Z"/>
+                <w:ins w:id="76" w:author="Scopus test procedure" w:date="2026-08-09T00:00:00Z"/>
               </w:rPr>
             </w:pPr>
-            <w:ins w:id="75" w:author="Scopus test procedure" w:date="2026-08-09T00:00:00Z">
+            <w:ins w:id="77" w:author="Scopus test procedure" w:date="2026-08-09T00:00:00Z">
               <w:r>
                 <w:t>7</w:t>
               </w:r>
@@ -2182,10 +2200,10 @@
           <w:p>
             <w:pPr>
               <w:rPr>
-                <w:ins w:id="76" w:author="Scopus test procedure" w:date="2026-08-09T00:00:00Z"/>
+                <w:ins w:id="78" w:author="Scopus test procedure" w:date="2026-08-09T00:00:00Z"/>
               </w:rPr>
             </w:pPr>
-            <w:ins w:id="77" w:author="Scopus test procedure" w:date="2026-08-09T00:00:00Z">
+            <w:ins w:id="79" w:author="Scopus test procedure" w:date="2026-08-09T00:00:00Z">
               <w:r>
                 <w:t>6 — every time</w:t>
               </w:r>
@@ -2199,10 +2217,10 @@
           <w:p>
             <w:pPr>
               <w:rPr>
-                <w:ins w:id="78" w:author="Scopus test procedure" w:date="2026-08-09T00:00:00Z"/>
+                <w:ins w:id="80" w:author="Scopus test procedure" w:date="2026-08-09T00:00:00Z"/>
               </w:rPr>
             </w:pPr>
-            <w:ins w:id="79" w:author="Scopus test procedure" w:date="2026-08-09T00:00:00Z">
+            <w:ins w:id="81" w:author="Scopus test procedure" w:date="2026-08-09T00:00:00Z">
               <w:r>
                 <w:t>one of the seven stands behind the others and is mostly hidden. The network reports what it can see, and it cannot see a whole person there. Expected; not a fault.</w:t>
               </w:r>
@@ -2212,7 +2230,7 @@
       </w:tr>
       <w:tr>
         <w:trPr>
-          <w:ins w:id="80" w:author="Scopus test procedure" w:date="2026-08-09T00:00:00Z"/>
+          <w:ins w:id="82" w:author="Scopus test procedure" w:date="2026-08-09T00:00:00Z"/>
         </w:trPr>
         <w:tc>
           <w:tcPr>
@@ -2221,10 +2239,10 @@
           <w:p>
             <w:pPr>
               <w:rPr>
-                <w:ins w:id="81" w:author="Scopus test procedure" w:date="2026-08-09T00:00:00Z"/>
+                <w:ins w:id="83" w:author="Scopus test procedure" w:date="2026-08-09T00:00:00Z"/>
               </w:rPr>
             </w:pPr>
-            <w:ins w:id="82" w:author="Scopus test procedure" w:date="2026-08-09T00:00:00Z">
+            <w:ins w:id="84" w:author="Scopus test procedure" w:date="2026-08-09T00:00:00Z">
               <w:r>
                 <w:t>5_people.jpg</w:t>
               </w:r>
@@ -2238,10 +2256,10 @@
           <w:p>
             <w:pPr>
               <w:rPr>
-                <w:ins w:id="83" w:author="Scopus test procedure" w:date="2026-08-09T00:00:00Z"/>
+                <w:ins w:id="85" w:author="Scopus test procedure" w:date="2026-08-09T00:00:00Z"/>
               </w:rPr>
             </w:pPr>
-            <w:ins w:id="84" w:author="Scopus test procedure" w:date="2026-08-09T00:00:00Z">
+            <w:ins w:id="86" w:author="Scopus test procedure" w:date="2026-08-09T00:00:00Z">
               <w:r>
                 <w:t>5</w:t>
               </w:r>
@@ -2255,10 +2273,10 @@
           <w:p>
             <w:pPr>
               <w:rPr>
-                <w:ins w:id="85" w:author="Scopus test procedure" w:date="2026-08-09T00:00:00Z"/>
+                <w:ins w:id="87" w:author="Scopus test procedure" w:date="2026-08-09T00:00:00Z"/>
               </w:rPr>
             </w:pPr>
-            <w:ins w:id="86" w:author="Scopus test procedure" w:date="2026-08-09T00:00:00Z">
+            <w:ins w:id="88" w:author="Scopus test procedure" w:date="2026-08-09T00:00:00Z">
               <w:r>
                 <w:t>1 — every time</w:t>
               </w:r>
@@ -2272,10 +2290,10 @@
           <w:p>
             <w:pPr>
               <w:rPr>
-                <w:ins w:id="87" w:author="Scopus test procedure" w:date="2026-08-09T00:00:00Z"/>
+                <w:ins w:id="89" w:author="Scopus test procedure" w:date="2026-08-09T00:00:00Z"/>
               </w:rPr>
             </w:pPr>
-            <w:ins w:id="88" w:author="Scopus test procedure" w:date="2026-08-09T00:00:00Z">
+            <w:ins w:id="90" w:author="Scopus test procedure" w:date="2026-08-09T00:00:00Z">
               <w:r>
                 <w:t>a wide riverside view where the people are far away and only a few pixels tall. The network sees the whole scene shrunk to 256x256, and at that size they are not there to be found. A known limit on distant figures, not a fault in this build.</w:t>
               </w:r>
@@ -2288,10 +2306,10 @@
       <w:pPr>
         <w:ind w:left="432"/>
         <w:rPr>
-          <w:ins w:id="89" w:author="Scopus test procedure" w:date="2026-08-09T00:00:00Z"/>
+          <w:ins w:id="91" w:author="Scopus test procedure" w:date="2026-08-09T00:00:00Z"/>
         </w:rPr>
       </w:pPr>
-      <w:ins w:id="90" w:author="Scopus test procedure" w:date="2026-08-09T00:00:00Z">
+      <w:ins w:id="92" w:author="Scopus test procedure" w:date="2026-08-09T00:00:00Z">
         <w:r>
           <w:rPr>
             <w:i/>
@@ -2306,10 +2324,10 @@
       <w:pPr>
         <w:ind w:left="432"/>
         <w:rPr>
-          <w:ins w:id="91" w:author="Scopus test procedure" w:date="2026-08-09T00:00:00Z"/>
+          <w:ins w:id="93" w:author="Scopus test procedure" w:date="2026-08-09T00:00:00Z"/>
         </w:rPr>
       </w:pPr>
-      <w:ins w:id="92" w:author="Scopus test procedure" w:date="2026-08-09T00:00:00Z">
+      <w:ins w:id="94" w:author="Scopus test procedure" w:date="2026-08-09T00:00:00Z">
         <w:r>
           <w:rPr>
             <w:i/>
@@ -2324,10 +2342,10 @@
       <w:pPr>
         <w:ind w:left="432"/>
         <w:rPr>
-          <w:ins w:id="93" w:author="Scopus test procedure" w:date="2026-08-09T00:00:00Z"/>
+          <w:ins w:id="95" w:author="Scopus test procedure" w:date="2026-08-09T00:00:00Z"/>
         </w:rPr>
       </w:pPr>
-      <w:ins w:id="94" w:author="Scopus test procedure" w:date="2026-08-09T00:00:00Z">
+      <w:ins w:id="96" w:author="Scopus test procedure" w:date="2026-08-09T00:00:00Z">
         <w:r>
           <w:rPr>
             <w:i/>
@@ -2510,10 +2528,10 @@
     <w:p>
       <w:pPr>
         <w:rPr>
-          <w:del w:id="95" w:author="Scopus test procedure" w:date="2026-08-09T00:00:00Z"/>
+          <w:del w:id="97" w:author="Scopus test procedure" w:date="2026-08-09T00:00:00Z"/>
         </w:rPr>
       </w:pPr>
-      <w:del w:id="96" w:author="Scopus test procedure" w:date="2026-08-09T00:00:00Z">
+      <w:del w:id="98" w:author="Scopus test procedure" w:date="2026-08-09T00:00:00Z">
         <w:r>
           <w:delText xml:space="preserve">Do this:</w:delText>
         </w:r>
@@ -2522,10 +2540,10 @@
     <w:p>
       <w:pPr>
         <w:rPr>
-          <w:ins w:id="97" w:author="Scopus test procedure" w:date="2026-08-09T00:00:00Z"/>
+          <w:ins w:id="99" w:author="Scopus test procedure" w:date="2026-08-09T00:00:00Z"/>
         </w:rPr>
       </w:pPr>
-      <w:ins w:id="98" w:author="Scopus test procedure" w:date="2026-08-09T00:00:00Z">
+      <w:ins w:id="100" w:author="Scopus test procedure" w:date="2026-08-09T00:00:00Z">
         <w:r>
           <w:t>First, one check. This step only works if the camera is looking through its own lens, and Step 7 is the one thing in this procedure that takes the lens away from it. Step 7 gives it back on its way out, so this should already be true — but it costs five seconds to be sure, and it is the difference between testing the product and testing a photograph. In Window B:</w:t>
         </w:r>
@@ -2536,10 +2554,10 @@
         <w:spacing w:after="80"/>
         <w:ind w:left="432"/>
         <w:rPr>
-          <w:ins w:id="99" w:author="Scopus test procedure" w:date="2026-08-09T00:00:00Z"/>
+          <w:ins w:id="101" w:author="Scopus test procedure" w:date="2026-08-09T00:00:00Z"/>
         </w:rPr>
       </w:pPr>
-      <w:ins w:id="100" w:author="Scopus test procedure" w:date="2026-08-09T00:00:00Z">
+      <w:ins w:id="102" w:author="Scopus test procedure" w:date="2026-08-09T00:00:00Z">
         <w:r>
           <w:rPr>
             <w:rFonts w:ascii="Consolas" w:hAnsi="Consolas"/>
@@ -2555,10 +2573,10 @@
       <w:pPr>
         <w:spacing w:after="40"/>
         <w:rPr>
-          <w:ins w:id="101" w:author="Scopus test procedure" w:date="2026-08-09T00:00:00Z"/>
+          <w:ins w:id="103" w:author="Scopus test procedure" w:date="2026-08-09T00:00:00Z"/>
         </w:rPr>
       </w:pPr>
-      <w:ins w:id="102" w:author="Scopus test procedure" w:date="2026-08-09T00:00:00Z">
+      <w:ins w:id="104" w:author="Scopus test procedure" w:date="2026-08-09T00:00:00Z">
         <w:r>
           <w:rPr>
             <w:b/>
@@ -2574,10 +2592,10 @@
         <w:spacing w:after="80"/>
         <w:ind w:left="432"/>
         <w:rPr>
-          <w:ins w:id="103" w:author="Scopus test procedure" w:date="2026-08-09T00:00:00Z"/>
+          <w:ins w:id="105" w:author="Scopus test procedure" w:date="2026-08-09T00:00:00Z"/>
         </w:rPr>
       </w:pPr>
-      <w:ins w:id="104" w:author="Scopus test procedure" w:date="2026-08-09T00:00:00Z">
+      <w:ins w:id="106" w:author="Scopus test procedure" w:date="2026-08-09T00:00:00Z">
         <w:r>
           <w:rPr>
             <w:rFonts w:ascii="Consolas" w:hAnsi="Consolas"/>
@@ -2594,12 +2612,12 @@
     <w:p>
       <w:pPr>
         <w:rPr>
-          <w:ins w:id="105" w:author="Scopus test procedure" w:date="2026-08-09T00:00:00Z"/>
+          <w:ins w:id="107" w:author="Scopus test procedure" w:date="2026-08-09T00:00:00Z"/>
         </w:rPr>
       </w:pPr>
-      <w:ins w:id="106" w:author="Scopus test procedure" w:date="2026-08-09T00:00:00Z">
+      <w:ins w:id="108" w:author="Scopus test procedure" w:date="2026-08-09T00:00:00Z">
         <w:r>
-          <w:t>'empty' is what you need — no picture loaded, so the camera is on its lens. 'NN running' means detection is on. If it says 'frame: loaded' instead, the Step 7 picture is still in there and no amount of walking about will produce an event. Clear it and check again:</w:t>
+          <w:t>'empty' is what you need — no picture loaded, so the camera is on its lens. 'NN running' means detection is on. If it says 'frame: loaded' instead, the Step 7 picture is still in there and no amount of walking about will produce an event; the reply tells you how many seconds until it lapses by itself, and the live view will be showing TEST PICTURE - NOT THE LENS. Clear it and check again rather than waiting:</w:t>
         </w:r>
       </w:ins>
     </w:p>
@@ -2608,10 +2626,10 @@
         <w:spacing w:after="80"/>
         <w:ind w:left="432"/>
         <w:rPr>
-          <w:ins w:id="107" w:author="Scopus test procedure" w:date="2026-08-09T00:00:00Z"/>
+          <w:ins w:id="109" w:author="Scopus test procedure" w:date="2026-08-09T00:00:00Z"/>
         </w:rPr>
       </w:pPr>
-      <w:ins w:id="108" w:author="Scopus test procedure" w:date="2026-08-09T00:00:00Z">
+      <w:ins w:id="110" w:author="Scopus test procedure" w:date="2026-08-09T00:00:00Z">
         <w:r>
           <w:rPr>
             <w:rFonts w:ascii="Consolas" w:hAnsi="Consolas"/>
@@ -2627,10 +2645,10 @@
       <w:pPr>
         <w:ind w:left="432"/>
         <w:rPr>
-          <w:ins w:id="109" w:author="Scopus test procedure" w:date="2026-08-09T00:00:00Z"/>
+          <w:ins w:id="111" w:author="Scopus test procedure" w:date="2026-08-09T00:00:00Z"/>
         </w:rPr>
       </w:pPr>
-      <w:ins w:id="110" w:author="Scopus test procedure" w:date="2026-08-09T00:00:00Z">
+      <w:ins w:id="112" w:author="Scopus test procedure" w:date="2026-08-09T00:00:00Z">
         <w:r>
           <w:rPr>
             <w:i/>
@@ -2644,17 +2662,17 @@
     <w:p>
       <w:pPr>
         <w:rPr>
-          <w:ins w:id="111" w:author="Scopus test procedure" w:date="2026-08-09T00:00:00Z"/>
+          <w:ins w:id="113" w:author="Scopus test procedure" w:date="2026-08-09T00:00:00Z"/>
         </w:rPr>
       </w:pPr>
     </w:p>
     <w:p>
       <w:pPr>
         <w:rPr>
-          <w:ins w:id="112" w:author="Scopus test procedure" w:date="2026-08-09T00:00:00Z"/>
+          <w:ins w:id="114" w:author="Scopus test procedure" w:date="2026-08-09T00:00:00Z"/>
         </w:rPr>
       </w:pPr>
-      <w:ins w:id="113" w:author="Scopus test procedure" w:date="2026-08-09T00:00:00Z">
+      <w:ins w:id="115" w:author="Scopus test procedure" w:date="2026-08-09T00:00:00Z">
         <w:r>
           <w:t>Now the step itself. Do this:</w:t>
         </w:r>
@@ -2738,10 +2756,10 @@
       <w:pPr>
         <w:ind w:left="432"/>
         <w:rPr>
-          <w:del w:id="114" w:author="Scopus test procedure" w:date="2026-08-09T00:00:00Z"/>
+          <w:del w:id="116" w:author="Scopus test procedure" w:date="2026-08-09T00:00:00Z"/>
         </w:rPr>
       </w:pPr>
-      <w:del w:id="115" w:author="Scopus test procedure" w:date="2026-08-09T00:00:00Z">
+      <w:del w:id="117" w:author="Scopus test procedure" w:date="2026-08-09T00:00:00Z">
         <w:r>
           <w:rPr>
             <w:i/>
@@ -2756,10 +2774,10 @@
       <w:pPr>
         <w:ind w:left="432"/>
         <w:rPr>
-          <w:ins w:id="116" w:author="Scopus test procedure" w:date="2026-08-09T00:00:00Z"/>
+          <w:ins w:id="118" w:author="Scopus test procedure" w:date="2026-08-09T00:00:00Z"/>
         </w:rPr>
       </w:pPr>
-      <w:ins w:id="117" w:author="Scopus test procedure" w:date="2026-08-09T00:00:00Z">
+      <w:ins w:id="119" w:author="Scopus test procedure" w:date="2026-08-09T00:00:00Z">
         <w:r>
           <w:rPr>
             <w:i/>
@@ -3454,25 +3472,8 @@
       </w:tr>
       <w:tr>
         <w:trPr>
-          <w:del w:id="118" w:author="Scopus test procedure" w:date="2026-08-09T00:00:00Z"/>
+          <w:del w:id="120" w:author="Scopus test procedure" w:date="2026-08-09T00:00:00Z"/>
         </w:trPr>
-        <w:tc>
-          <w:tcPr>
-            <w:tcW w:type="dxa" w:w="2880"/>
-          </w:tcPr>
-          <w:p>
-            <w:pPr>
-              <w:rPr>
-                <w:del w:id="119" w:author="Scopus test procedure" w:date="2026-08-09T00:00:00Z"/>
-              </w:rPr>
-            </w:pPr>
-            <w:del w:id="120" w:author="Scopus test procedure" w:date="2026-08-09T00:00:00Z">
-              <w:r>
-                <w:delText xml:space="preserve">7</w:delText>
-              </w:r>
-            </w:del>
-          </w:p>
-        </w:tc>
         <w:tc>
           <w:tcPr>
             <w:tcW w:type="dxa" w:w="2880"/>
@@ -3485,7 +3486,7 @@
             </w:pPr>
             <w:del w:id="122" w:author="Scopus test procedure" w:date="2026-08-09T00:00:00Z">
               <w:r>
-                <w:delText xml:space="preserve">Real people walking into view produce an event with the right count</w:delText>
+                <w:delText xml:space="preserve">7</w:delText>
               </w:r>
             </w:del>
           </w:p>
@@ -3502,6 +3503,23 @@
             </w:pPr>
             <w:del w:id="124" w:author="Scopus test procedure" w:date="2026-08-09T00:00:00Z">
               <w:r>
+                <w:delText xml:space="preserve">Real people walking into view produce an event with the right count</w:delText>
+              </w:r>
+            </w:del>
+          </w:p>
+        </w:tc>
+        <w:tc>
+          <w:tcPr>
+            <w:tcW w:type="dxa" w:w="2880"/>
+          </w:tcPr>
+          <w:p>
+            <w:pPr>
+              <w:rPr>
+                <w:del w:id="125" w:author="Scopus test procedure" w:date="2026-08-09T00:00:00Z"/>
+              </w:rPr>
+            </w:pPr>
+            <w:del w:id="126" w:author="Scopus test procedure" w:date="2026-08-09T00:00:00Z">
+              <w:r>
                 <w:delText xml:space="preserve">Step 9, Window A</w:delText>
               </w:r>
             </w:del>
@@ -3510,25 +3528,8 @@
       </w:tr>
       <w:tr>
         <w:trPr>
-          <w:ins w:id="125" w:author="Scopus test procedure" w:date="2026-08-09T00:00:00Z"/>
+          <w:ins w:id="127" w:author="Scopus test procedure" w:date="2026-08-09T00:00:00Z"/>
         </w:trPr>
-        <w:tc>
-          <w:tcPr>
-            <w:tcW w:type="dxa" w:w="2880"/>
-          </w:tcPr>
-          <w:p>
-            <w:pPr>
-              <w:rPr>
-                <w:ins w:id="126" w:author="Scopus test procedure" w:date="2026-08-09T00:00:00Z"/>
-              </w:rPr>
-            </w:pPr>
-            <w:ins w:id="127" w:author="Scopus test procedure" w:date="2026-08-09T00:00:00Z">
-              <w:r>
-                <w:t>7</w:t>
-              </w:r>
-            </w:ins>
-          </w:p>
-        </w:tc>
         <w:tc>
           <w:tcPr>
             <w:tcW w:type="dxa" w:w="2880"/>
@@ -3541,7 +3542,7 @@
             </w:pPr>
             <w:ins w:id="129" w:author="Scopus test procedure" w:date="2026-08-09T00:00:00Z">
               <w:r>
-                <w:t>Real people walking into view produce an event with the right count — with 'frame query' saying 'empty', so the camera was on its lens and not on the Step 7 picture</w:t>
+                <w:t>7</w:t>
               </w:r>
             </w:ins>
           </w:p>
@@ -3557,6 +3558,23 @@
               </w:rPr>
             </w:pPr>
             <w:ins w:id="131" w:author="Scopus test procedure" w:date="2026-08-09T00:00:00Z">
+              <w:r>
+                <w:t>Real people walking into view produce an event with the right count — with 'frame query' saying 'empty', so the camera was on its lens and not on the Step 7 picture</w:t>
+              </w:r>
+            </w:ins>
+          </w:p>
+        </w:tc>
+        <w:tc>
+          <w:tcPr>
+            <w:tcW w:type="dxa" w:w="2880"/>
+          </w:tcPr>
+          <w:p>
+            <w:pPr>
+              <w:rPr>
+                <w:ins w:id="132" w:author="Scopus test procedure" w:date="2026-08-09T00:00:00Z"/>
+              </w:rPr>
+            </w:pPr>
+            <w:ins w:id="133" w:author="Scopus test procedure" w:date="2026-08-09T00:00:00Z">
               <w:r>
                 <w:t>Step 9, Window A</w:t>
               </w:r>
@@ -3735,7 +3753,7 @@
       </w:tr>
       <w:tr>
         <w:trPr>
-          <w:ins w:id="132" w:author="Scopus test procedure" w:date="2026-08-09T00:00:00Z"/>
+          <w:ins w:id="134" w:author="Scopus test procedure" w:date="2026-08-09T00:00:00Z"/>
         </w:trPr>
         <w:tc>
           <w:tcPr>
@@ -3744,10 +3762,10 @@
           <w:p>
             <w:pPr>
               <w:rPr>
-                <w:ins w:id="133" w:author="Scopus test procedure" w:date="2026-08-09T00:00:00Z"/>
+                <w:ins w:id="135" w:author="Scopus test procedure" w:date="2026-08-09T00:00:00Z"/>
               </w:rPr>
             </w:pPr>
-            <w:ins w:id="134" w:author="Scopus test procedure" w:date="2026-08-09T00:00:00Z">
+            <w:ins w:id="136" w:author="Scopus test procedure" w:date="2026-08-09T00:00:00Z">
               <w:r>
                 <w:t>Step 9: people really are in front of the camera, the live view even draws boxes, but Window A stays silent</w:t>
               </w:r>
@@ -3761,10 +3779,10 @@
           <w:p>
             <w:pPr>
               <w:rPr>
-                <w:ins w:id="135" w:author="Scopus test procedure" w:date="2026-08-09T00:00:00Z"/>
+                <w:ins w:id="137" w:author="Scopus test procedure" w:date="2026-08-09T00:00:00Z"/>
               </w:rPr>
             </w:pPr>
-            <w:ins w:id="136" w:author="Scopus test procedure" w:date="2026-08-09T00:00:00Z">
+            <w:ins w:id="138" w:author="Scopus test procedure" w:date="2026-08-09T00:00:00Z">
               <w:r>
                 <w:t>The Step 7 picture is almost certainly still loaded, so the camera is looking at that photograph and not through its lens — the boxes you see are the photograph's people painted over the live video, which is why they sit on doors and walls. Check with:  cd ~/work/itpnovex/edgeai &amp;&amp; python3 scopus/cam.py "frame query"  — if it says 'loaded', run:  cd ~/work/itpnovex/edgeai &amp;&amp; python3 scopus/cam.py "frame clear"  and redo Step 9. Step 7 clears it for you, so if you find it loaded here, say so in your report.</w:t>
               </w:r>
@@ -3774,7 +3792,7 @@
       </w:tr>
       <w:tr>
         <w:trPr>
-          <w:ins w:id="137" w:author="Scopus test procedure" w:date="2026-08-09T00:00:00Z"/>
+          <w:ins w:id="139" w:author="Scopus test procedure" w:date="2026-08-09T00:00:00Z"/>
         </w:trPr>
         <w:tc>
           <w:tcPr>
@@ -3783,10 +3801,10 @@
           <w:p>
             <w:pPr>
               <w:rPr>
-                <w:ins w:id="138" w:author="Scopus test procedure" w:date="2026-08-09T00:00:00Z"/>
+                <w:ins w:id="140" w:author="Scopus test procedure" w:date="2026-08-09T00:00:00Z"/>
               </w:rPr>
             </w:pPr>
-            <w:ins w:id="139" w:author="Scopus test procedure" w:date="2026-08-09T00:00:00Z">
+            <w:ins w:id="141" w:author="Scopus test procedure" w:date="2026-08-09T00:00:00Z">
               <w:r>
                 <w:t>Step 7 says 'the picture did not load', on every attempt</w:t>
               </w:r>
@@ -3800,10 +3818,10 @@
           <w:p>
             <w:pPr>
               <w:rPr>
-                <w:ins w:id="140" w:author="Scopus test procedure" w:date="2026-08-09T00:00:00Z"/>
+                <w:ins w:id="142" w:author="Scopus test procedure" w:date="2026-08-09T00:00:00Z"/>
               </w:rPr>
             </w:pPr>
-            <w:ins w:id="141" w:author="Scopus test procedure" w:date="2026-08-09T00:00:00Z">
+            <w:ins w:id="143" w:author="Scopus test procedure" w:date="2026-08-09T00:00:00Z">
               <w:r>
                 <w:t>The camera's console and the uploader are out of step — usually something else was talking to the camera at the same moment. Run the step once more; it re-syncs on its own. If all four attempts fail again, check the camera did not restart underneath you:  cd ~/work/itpnovex/edgeai &amp;&amp; python3 scopus/cam.py uptime  — a number under a minute means it did, and that is worth reporting.</w:t>
               </w:r>
@@ -4021,10 +4039,10 @@
     <w:p>
       <w:pPr>
         <w:rPr>
-          <w:del w:id="142" w:author="Scopus test procedure" w:date="2026-08-09T00:00:00Z"/>
+          <w:del w:id="144" w:author="Scopus test procedure" w:date="2026-08-09T00:00:00Z"/>
         </w:rPr>
       </w:pPr>
-      <w:del w:id="143" w:author="Scopus test procedure" w:date="2026-08-09T00:00:00Z">
+      <w:del w:id="145" w:author="Scopus test procedure" w:date="2026-08-09T00:00:00Z">
         <w:r>
           <w:delText xml:space="preserve">The first entry below is normal and needs no action. The other two were firmware faults, fixed on 6 August 2026 — they are listed because you may have been told to expect them, and because seeing either one now means something has regressed and should be reported rather than worked around.</w:delText>
         </w:r>
@@ -4033,10 +4051,10 @@
     <w:p>
       <w:pPr>
         <w:rPr>
-          <w:ins w:id="144" w:author="Scopus test procedure" w:date="2026-08-09T00:00:00Z"/>
+          <w:ins w:id="146" w:author="Scopus test procedure" w:date="2026-08-09T00:00:00Z"/>
         </w:rPr>
       </w:pPr>
-      <w:ins w:id="145" w:author="Scopus test procedure" w:date="2026-08-09T00:00:00Z">
+      <w:ins w:id="147" w:author="Scopus test procedure" w:date="2026-08-09T00:00:00Z">
         <w:r>
           <w:t>The first entry below is normal and needs no action. The second was a firmware fault, fixed on 6 August 2026 — it is listed because you may have been told to expect it, and because seeing it now means something has regressed and should be reported rather than worked around. The third is still open, and is the one to watch.</w:t>
         </w:r>
@@ -4151,25 +4169,8 @@
       </w:tr>
       <w:tr>
         <w:trPr>
-          <w:del w:id="146" w:author="Scopus test procedure" w:date="2026-08-09T00:00:00Z"/>
+          <w:del w:id="148" w:author="Scopus test procedure" w:date="2026-08-09T00:00:00Z"/>
         </w:trPr>
-        <w:tc>
-          <w:tcPr>
-            <w:tcW w:type="dxa" w:w="2880"/>
-          </w:tcPr>
-          <w:p>
-            <w:pPr>
-              <w:rPr>
-                <w:del w:id="147" w:author="Scopus test procedure" w:date="2026-08-09T00:00:00Z"/>
-              </w:rPr>
-            </w:pPr>
-            <w:del w:id="148" w:author="Scopus test procedure" w:date="2026-08-09T00:00:00Z">
-              <w:r>
-                <w:delText xml:space="preserve">The camera restarts on its own</w:delText>
-              </w:r>
-            </w:del>
-          </w:p>
-        </w:tc>
         <w:tc>
           <w:tcPr>
             <w:tcW w:type="dxa" w:w="2880"/>
@@ -4182,7 +4183,7 @@
             </w:pPr>
             <w:del w:id="150" w:author="Scopus test procedure" w:date="2026-08-09T00:00:00Z">
               <w:r>
-                <w:delText xml:space="preserve">Commands stop answering for about 30 seconds; afterwards the camera's settings are back to their defaults. Confirm with:  cd ~/work/itpnovex/edgeai &amp;&amp; python3 scopus/cam.py uptime  — a number under a minute means it has just restarted.</w:delText>
+                <w:delText xml:space="preserve">The camera restarts on its own</w:delText>
               </w:r>
             </w:del>
           </w:p>
@@ -4199,6 +4200,23 @@
             </w:pPr>
             <w:del w:id="152" w:author="Scopus test procedure" w:date="2026-08-09T00:00:00Z">
               <w:r>
+                <w:delText xml:space="preserve">Commands stop answering for about 30 seconds; afterwards the camera's settings are back to their defaults. Confirm with:  cd ~/work/itpnovex/edgeai &amp;&amp; python3 scopus/cam.py uptime  — a number under a minute means it has just restarted.</w:delText>
+              </w:r>
+            </w:del>
+          </w:p>
+        </w:tc>
+        <w:tc>
+          <w:tcPr>
+            <w:tcW w:type="dxa" w:w="2880"/>
+          </w:tcPr>
+          <w:p>
+            <w:pPr>
+              <w:rPr>
+                <w:del w:id="153" w:author="Scopus test procedure" w:date="2026-08-09T00:00:00Z"/>
+              </w:rPr>
+            </w:pPr>
+            <w:del w:id="154" w:author="Scopus test procedure" w:date="2026-08-09T00:00:00Z">
+              <w:r>
                 <w:delText xml:space="preserve">FIXED — the camera used to reset while recovering the internal cable. Redo Step 5 and carry on, and report it with the time it happened. This one matters.</w:delText>
               </w:r>
             </w:del>
@@ -4207,25 +4225,8 @@
       </w:tr>
       <w:tr>
         <w:trPr>
-          <w:ins w:id="153" w:author="Scopus test procedure" w:date="2026-08-09T00:00:00Z"/>
+          <w:ins w:id="155" w:author="Scopus test procedure" w:date="2026-08-09T00:00:00Z"/>
         </w:trPr>
-        <w:tc>
-          <w:tcPr>
-            <w:tcW w:type="dxa" w:w="2880"/>
-          </w:tcPr>
-          <w:p>
-            <w:pPr>
-              <w:rPr>
-                <w:ins w:id="154" w:author="Scopus test procedure" w:date="2026-08-09T00:00:00Z"/>
-              </w:rPr>
-            </w:pPr>
-            <w:ins w:id="155" w:author="Scopus test procedure" w:date="2026-08-09T00:00:00Z">
-              <w:r>
-                <w:t>The camera restarts on its own</w:t>
-              </w:r>
-            </w:ins>
-          </w:p>
-        </w:tc>
         <w:tc>
           <w:tcPr>
             <w:tcW w:type="dxa" w:w="2880"/>
@@ -4238,7 +4239,7 @@
             </w:pPr>
             <w:ins w:id="157" w:author="Scopus test procedure" w:date="2026-08-09T00:00:00Z">
               <w:r>
-                <w:t>Commands stop answering for about 30 seconds; afterwards detection is off and the camera's settings are back to their defaults. Confirm with:  cd ~/work/itpnovex/edgeai &amp;&amp; python3 scopus/cam.py uptime  — a number under a minute means it has just restarted.</w:t>
+                <w:t>The camera restarts on its own</w:t>
               </w:r>
             </w:ins>
           </w:p>
@@ -4255,6 +4256,23 @@
             </w:pPr>
             <w:ins w:id="159" w:author="Scopus test procedure" w:date="2026-08-09T00:00:00Z">
               <w:r>
+                <w:t>Commands stop answering for about 30 seconds; afterwards detection is off and the camera's settings are back to their defaults. Confirm with:  cd ~/work/itpnovex/edgeai &amp;&amp; python3 scopus/cam.py uptime  — a number under a minute means it has just restarted.</w:t>
+              </w:r>
+            </w:ins>
+          </w:p>
+        </w:tc>
+        <w:tc>
+          <w:tcPr>
+            <w:tcW w:type="dxa" w:w="2880"/>
+          </w:tcPr>
+          <w:p>
+            <w:pPr>
+              <w:rPr>
+                <w:ins w:id="160" w:author="Scopus test procedure" w:date="2026-08-09T00:00:00Z"/>
+              </w:rPr>
+            </w:pPr>
+            <w:ins w:id="161" w:author="Scopus test procedure" w:date="2026-08-09T00:00:00Z">
+              <w:r>
                 <w:t>OPEN — the cause behind the internal cable was fixed, but one restart was seen on 9 August 2026 during a Step 7 injection and could not be reproduced afterwards. So this is not closed. Run 'uptime' the moment anything stops answering, redo Step 5 and carry on, and report it with the time to the second — that timestamp is what makes it findable. This one matters.</w:t>
               </w:r>
             </w:ins>
@@ -4265,7 +4283,7 @@
     <w:p>
       <w:pPr>
         <w:rPr>
-          <w:ins w:id="160" w:author="Scopus test procedure" w:date="2026-08-09T00:00:00Z"/>
+          <w:ins w:id="162" w:author="Scopus test procedure" w:date="2026-08-09T00:00:00Z"/>
         </w:rPr>
       </w:pPr>
     </w:p>
@@ -4273,10 +4291,10 @@
       <w:pPr>
         <w:ind w:left="432"/>
         <w:rPr>
-          <w:ins w:id="161" w:author="Scopus test procedure" w:date="2026-08-09T00:00:00Z"/>
+          <w:ins w:id="163" w:author="Scopus test procedure" w:date="2026-08-09T00:00:00Z"/>
         </w:rPr>
       </w:pPr>
-      <w:ins w:id="162" w:author="Scopus test procedure" w:date="2026-08-09T00:00:00Z">
+      <w:ins w:id="164" w:author="Scopus test procedure" w:date="2026-08-09T00:00:00Z">
         <w:r>
           <w:rPr>
             <w:i/>

--- a/scopus/Scopus_Tester_Manual_tracked.docx
+++ b/scopus/Scopus_Tester_Manual_tracked.docx
@@ -19,28 +19,9 @@
       </w:r>
     </w:p>
     <w:p>
-      <w:pPr>
-        <w:rPr>
-          <w:del w:id="1" w:author="Scopus test procedure" w:date="2026-08-09T00:00:00Z"/>
-        </w:rPr>
-      </w:pPr>
-      <w:del w:id="2" w:author="Scopus test procedure" w:date="2026-08-09T00:00:00Z">
-        <w:r>
-          <w:delText xml:space="preserve">Generated 2026-08-06 from scopus/make_tester_manual.py. Every command below was run, in this order, on the bench PC this document is written for, and each “Expected” block is the output that came back. The one exception is Step 9, which needs a person standing in front of the camera; its example is a real live detection recorded on the same bench.</w:delText>
-        </w:r>
-      </w:del>
-    </w:p>
-    <w:p>
-      <w:pPr>
-        <w:rPr>
-          <w:ins w:id="3" w:author="Scopus test procedure" w:date="2026-08-09T00:00:00Z"/>
-        </w:rPr>
-      </w:pPr>
-      <w:ins w:id="4" w:author="Scopus test procedure" w:date="2026-08-09T00:00:00Z">
-        <w:r>
-          <w:t>Generated 2026-08-09 from scopus/make_tester_manual.py. Every command below was run, in this order, on the bench PC this document is written for, and each “Expected” block is the output that came back. The one exception is Step 9, which needs a person standing in front of the camera; its example is a real live detection recorded on the same bench.</w:t>
-        </w:r>
-      </w:ins>
+      <w:r>
+        <w:t>Generated 2026-08-09 from scopus/make_tester_manual.py. Every command below was run, in this order, on the bench PC this document is written for, and each “Expected” block is the output that came back. The one exception is Step 9, which needs a person standing in front of the camera; its example is a real live detection recorded on the same bench.</w:t>
+      </w:r>
     </w:p>
     <w:p>
       <w:pPr>
@@ -1439,28 +1420,9 @@
       </w:r>
     </w:p>
     <w:p>
-      <w:pPr>
-        <w:rPr>
-          <w:del w:id="5" w:author="Scopus test procedure" w:date="2026-08-09T00:00:00Z"/>
-        </w:rPr>
-      </w:pPr>
-      <w:del w:id="6" w:author="Scopus test procedure" w:date="2026-08-09T00:00:00Z">
-        <w:r>
-          <w:delText xml:space="preserve">Rather than pointing the lens at real people — where nobody knows what the right answer was — this pushes a picture with a known number of people in it into the camera's neural network, and checks the number that comes back. It takes about a minute.</w:delText>
-        </w:r>
-      </w:del>
-    </w:p>
-    <w:p>
-      <w:pPr>
-        <w:rPr>
-          <w:ins w:id="7" w:author="Scopus test procedure" w:date="2026-08-09T00:00:00Z"/>
-        </w:rPr>
-      </w:pPr>
-      <w:ins w:id="8" w:author="Scopus test procedure" w:date="2026-08-09T00:00:00Z">
-        <w:r>
-          <w:t>Rather than pointing the lens at real people — where nobody knows what the right answer was — this pushes a picture with a known number of people in it into the camera's neural network, and checks the number that comes back. It then puts the camera back on its own lens, which is what Step 9 needs. It takes about a minute.</w:t>
-        </w:r>
-      </w:ins>
+      <w:r>
+        <w:t>Rather than pointing the lens at real people — where nobody knows what the right answer was — this pushes a picture with a known number of people in it into the camera's neural network, and checks the number that comes back. It then puts the camera back on its own lens, which is what Step 9 needs. It takes about a minute.</w:t>
+      </w:r>
     </w:p>
     <w:p>
       <w:pPr>
@@ -1494,109 +1456,54 @@
       <w:pPr>
         <w:spacing w:after="80"/>
         <w:ind w:left="432"/>
+      </w:pPr>
+      <w:r>
         <w:rPr>
-          <w:del w:id="9" w:author="Scopus test procedure" w:date="2026-08-09T00:00:00Z"/>
+          <w:rFonts w:ascii="Consolas" w:hAnsi="Consolas"/>
+          <w:sz w:val="18"/>
         </w:rPr>
-      </w:pPr>
-      <w:del w:id="10" w:author="Scopus test procedure" w:date="2026-08-09T00:00:00Z">
-        <w:r>
-          <w:rPr>
-            <w:rFonts w:ascii="Consolas" w:hAnsi="Consolas"/>
-            <w:sz w:val="18"/>
-          </w:rPr>
-          <w:delText xml:space="preserve">Camera on /dev/ttyACM2 — expecting 3 people in 3_people.jpg</w:delText>
-          <w:br/>
-          <w:br/>
-          <w:delText xml:space="preserve">Attempt 1 of 4:</w:delText>
-          <w:br/>
-          <w:delText xml:space="preserve">  [1/4] stopping live detection</w:delText>
-          <w:br/>
-          <w:delText xml:space="preserve">  [2/4] injecting images/3_people.jpg</w:delText>
-          <w:br/>
-          <w:delText xml:space="preserve">        Camera port: /dev/ttyACM2</w:delText>
-          <w:br/>
-          <w:delText xml:space="preserve">        Frame: 256x256 RGB888 (196608 bytes, CRC32 0x13a92fb1)</w:delText>
-          <w:br/>
-          <w:delText xml:space="preserve">        frame upload: ok (196608 bytes, CRC 0x13a92fb1) frame upload ok</w:delText>
-          <w:br/>
-          <w:delText xml:space="preserve">        Uploaded. Next:  &gt; frame run    (over the same CDC port)</w:delText>
-          <w:br/>
-          <w:delText xml:space="preserve">  [3/4] starting detection</w:delText>
-          <w:br/>
-          <w:delText xml:space="preserve">  [4/4] running inference on it</w:delText>
-          <w:br/>
-          <w:delText xml:space="preserve">        frame run: 3 detection(s), NN 89.1ms</w:delText>
-          <w:br/>
-          <w:delText xml:space="preserve">        [0] class=0 conf=0.78 bbox=(0.73,0.71,0.18,0.44)</w:delText>
-          <w:br/>
-          <w:delText xml:space="preserve">        [1] class=0 conf=0.71 bbox=(0.51,0.64,0.15,0.60)</w:delText>
-          <w:br/>
-          <w:delText xml:space="preserve">        [2] class=0 conf=0.84 bbox=(0.36,0.73,0.14,0.41)</w:delText>
-          <w:br/>
-          <w:delText xml:space="preserve">        frame run ok</w:delText>
-          <w:br/>
-          <w:br/>
-          <w:delText xml:space="preserve">PASSED — 3 people detected in 89.1 ms, which matches the picture.</w:delText>
-        </w:r>
-      </w:del>
-    </w:p>
-    <w:p>
-      <w:pPr>
-        <w:spacing w:after="80"/>
-        <w:ind w:left="432"/>
-        <w:rPr>
-          <w:ins w:id="11" w:author="Scopus test procedure" w:date="2026-08-09T00:00:00Z"/>
-        </w:rPr>
-      </w:pPr>
-      <w:ins w:id="12" w:author="Scopus test procedure" w:date="2026-08-09T00:00:00Z">
-        <w:r>
-          <w:rPr>
-            <w:rFonts w:ascii="Consolas" w:hAnsi="Consolas"/>
-            <w:sz w:val="18"/>
-          </w:rPr>
-          <w:t>Camera on /dev/ttyACM2 — expecting 3 people in 3_people.jpg</w:t>
-          <w:br/>
-          <w:br/>
-          <w:t>Attempt 1 of 4:</w:t>
-          <w:br/>
-          <w:t xml:space="preserve">  [1/5] stopping live detection</w:t>
-          <w:br/>
-          <w:t xml:space="preserve">  [2/5] injecting images/3_people.jpg</w:t>
-          <w:br/>
-          <w:t xml:space="preserve">        Camera port: /dev/ttyACM2</w:t>
-          <w:br/>
-          <w:t xml:space="preserve">        Frame: 256x256 RGB888 (196608 bytes, CRC32 0x13a92fb1)</w:t>
-          <w:br/>
-          <w:t xml:space="preserve">        frame upload: ok (196608 bytes, CRC 0x13a92fb1) frame upload ok  &gt;</w:t>
-          <w:br/>
-          <w:t xml:space="preserve">        Uploaded. Next:  &gt; frame run    (over the same CDC port)</w:t>
-          <w:br/>
-          <w:t xml:space="preserve">  [3/5] starting detection</w:t>
-          <w:br/>
-          <w:t xml:space="preserve">  [4/5] running inference on it</w:t>
-          <w:br/>
-          <w:t xml:space="preserve">        frame run: 3 detection(s), NN 87.9ms</w:t>
-          <w:br/>
-          <w:t xml:space="preserve">        [0] class=0 conf=0.78 bbox=(0.73,0.71,0.18,0.44)</w:t>
-          <w:br/>
-          <w:t xml:space="preserve">        [1] class=0 conf=0.71 bbox=(0.51,0.64,0.15,0.60)</w:t>
-          <w:br/>
-          <w:t xml:space="preserve">        [2] class=0 conf=0.84 bbox=(0.36,0.73,0.14,0.41)</w:t>
-          <w:br/>
-          <w:t xml:space="preserve">        frame run ok</w:t>
-          <w:br/>
-          <w:t xml:space="preserve">  [5/5] returning the camera to the live lens</w:t>
-          <w:br/>
-          <w:t xml:space="preserve">        frame: cleared (NN back to live camera)</w:t>
-          <w:br/>
-          <w:t xml:space="preserve">        frame clear ok</w:t>
-          <w:br/>
-          <w:br/>
-          <w:t>PASSED — 3 people detected in 87.9 ms, which matches the picture. The camera is</w:t>
-          <w:br/>
-          <w:t>back on its live lens.</w:t>
-        </w:r>
-      </w:ins>
+        <w:t>Camera on /dev/ttyACM2 — expecting 3 people in 3_people.jpg</w:t>
+        <w:br/>
+        <w:br/>
+        <w:t>Attempt 1 of 4:</w:t>
+        <w:br/>
+        <w:t xml:space="preserve">  [1/5] stopping live detection</w:t>
+        <w:br/>
+        <w:t xml:space="preserve">  [2/5] injecting images/3_people.jpg</w:t>
+        <w:br/>
+        <w:t xml:space="preserve">        Camera port: /dev/ttyACM2</w:t>
+        <w:br/>
+        <w:t xml:space="preserve">        Frame: 256x256 RGB888 (196608 bytes, CRC32 0x13a92fb1)</w:t>
+        <w:br/>
+        <w:t xml:space="preserve">        frame upload: ok (196608 bytes, CRC 0x13a92fb1) frame upload ok  &gt;</w:t>
+        <w:br/>
+        <w:t xml:space="preserve">        Uploaded. Next:  &gt; frame run    (over the same CDC port)</w:t>
+        <w:br/>
+        <w:t xml:space="preserve">  [3/5] starting detection</w:t>
+        <w:br/>
+        <w:t xml:space="preserve">  [4/5] running inference on it</w:t>
+        <w:br/>
+        <w:t xml:space="preserve">        frame run: 3 detection(s), NN 87.9ms</w:t>
+        <w:br/>
+        <w:t xml:space="preserve">        [0] class=0 conf=0.78 bbox=(0.73,0.71,0.18,0.44)</w:t>
+        <w:br/>
+        <w:t xml:space="preserve">        [1] class=0 conf=0.71 bbox=(0.51,0.64,0.15,0.60)</w:t>
+        <w:br/>
+        <w:t xml:space="preserve">        [2] class=0 conf=0.84 bbox=(0.36,0.73,0.14,0.41)</w:t>
+        <w:br/>
+        <w:t xml:space="preserve">        frame run ok</w:t>
+        <w:br/>
+        <w:t xml:space="preserve">  [5/5] returning the camera to the live lens</w:t>
+        <w:br/>
+        <w:t xml:space="preserve">        frame: cleared (NN back to live camera)</w:t>
+        <w:br/>
+        <w:t xml:space="preserve">        frame clear ok</w:t>
+        <w:br/>
+        <w:br/>
+        <w:t>PASSED — 3 people detected in 87.9 ms, which matches the picture. The camera is</w:t>
+        <w:br/>
+        <w:t>back on its live lens.</w:t>
+      </w:r>
     </w:p>
     <w:p>
       <w:r>
@@ -1630,137 +1537,89 @@
     <w:p>
       <w:pPr>
         <w:pStyle w:val="ListBullet"/>
-        <w:rPr>
-          <w:del w:id="13" w:author="Scopus test procedure" w:date="2026-08-09T00:00:00Z"/>
-        </w:rPr>
-      </w:pPr>
-      <w:del w:id="14" w:author="Scopus test procedure" w:date="2026-08-09T00:00:00Z">
-        <w:r>
-          <w:delText xml:space="preserve">NN 89.1ms — how long the network took. Anything in the 80–100 ms range is normal.</w:delText>
-        </w:r>
-      </w:del>
+      </w:pPr>
+      <w:r>
+        <w:t>NN 87.9ms — how long the network took. Anything in the 80–100 ms range is normal.</w:t>
+      </w:r>
     </w:p>
     <w:p>
       <w:pPr>
         <w:pStyle w:val="ListBullet"/>
-        <w:rPr>
-          <w:ins w:id="15" w:author="Scopus test procedure" w:date="2026-08-09T00:00:00Z"/>
-        </w:rPr>
-      </w:pPr>
-      <w:ins w:id="16" w:author="Scopus test procedure" w:date="2026-08-09T00:00:00Z">
-        <w:r>
-          <w:t>NN 87.9ms — how long the network took. Anything in the 80–100 ms range is normal.</w:t>
-        </w:r>
-      </w:ins>
+      </w:pPr>
+      <w:r>
+        <w:t>Step [5/5] is there and says 'frame: cleared (NN back to live camera)'. Do not skip this line: it is the one that gives the camera its own lens back.</w:t>
+      </w:r>
     </w:p>
     <w:p>
       <w:pPr>
-        <w:pStyle w:val="ListBullet"/>
+        <w:ind w:left="432"/>
+      </w:pPr>
+      <w:r>
         <w:rPr>
-          <w:ins w:id="17" w:author="Scopus test procedure" w:date="2026-08-09T00:00:00Z"/>
+          <w:i/>
+          <w:color w:val="B00000"/>
+          <w:sz w:val="18"/>
         </w:rPr>
-      </w:pPr>
-      <w:ins w:id="18" w:author="Scopus test procedure" w:date="2026-08-09T00:00:00Z">
-        <w:r>
-          <w:t>Step [5/5] is there and says 'frame: cleared (NN back to live camera)'. Do not skip this line: it is the one that gives the camera its own lens back.</w:t>
-        </w:r>
-      </w:ins>
+        <w:t>Why that last line matters. While the picture is loaded the camera looks at it instead of through its lens, so Step 9 cannot pass, and the live view draws the picture's people on top of the real video, which looks like the detection has gone wrong. The step above clears it for you. If for any reason it did not say 'cleared', do it by hand before going on:</w:t>
+      </w:r>
     </w:p>
     <w:p>
       <w:pPr>
+        <w:spacing w:after="80"/>
         <w:ind w:left="432"/>
+      </w:pPr>
+      <w:r>
         <w:rPr>
-          <w:ins w:id="19" w:author="Scopus test procedure" w:date="2026-08-09T00:00:00Z"/>
+          <w:rFonts w:ascii="Consolas" w:hAnsi="Consolas"/>
+          <w:b/>
+          <w:color w:val="1F3D7A"/>
+          <w:sz w:val="18"/>
         </w:rPr>
-      </w:pPr>
-      <w:ins w:id="20" w:author="Scopus test procedure" w:date="2026-08-09T00:00:00Z">
-        <w:r>
-          <w:rPr>
-            <w:i/>
-            <w:color w:val="B00000"/>
-            <w:sz w:val="18"/>
-          </w:rPr>
-          <w:t>Why that last line matters. While the picture is loaded the camera looks at it instead of through its lens, so Step 9 cannot pass, and the live view draws the picture's people on top of the real video, which looks like the detection has gone wrong. The step above clears it for you. If for any reason it did not say 'cleared', do it by hand before going on:</w:t>
-        </w:r>
-      </w:ins>
+        <w:t>cd ~/work/itpnovex/edgeai &amp;&amp; python3 scopus/cam.py "frame clear"</w:t>
+      </w:r>
     </w:p>
     <w:p>
       <w:pPr>
+        <w:spacing w:after="40"/>
+      </w:pPr>
+      <w:r>
+        <w:rPr>
+          <w:b/>
+          <w:color w:val="1E6B2E"/>
+          <w:sz w:val="20"/>
+        </w:rPr>
+        <w:t>Expected:</w:t>
+      </w:r>
+    </w:p>
+    <w:p>
+      <w:pPr>
         <w:spacing w:after="80"/>
         <w:ind w:left="432"/>
+      </w:pPr>
+      <w:r>
         <w:rPr>
-          <w:ins w:id="21" w:author="Scopus test procedure" w:date="2026-08-09T00:00:00Z"/>
+          <w:rFonts w:ascii="Consolas" w:hAnsi="Consolas"/>
+          <w:sz w:val="18"/>
         </w:rPr>
-      </w:pPr>
-      <w:ins w:id="22" w:author="Scopus test procedure" w:date="2026-08-09T00:00:00Z">
-        <w:r>
-          <w:rPr>
-            <w:rFonts w:ascii="Consolas" w:hAnsi="Consolas"/>
-            <w:b/>
-            <w:color w:val="1F3D7A"/>
-            <w:sz w:val="18"/>
-          </w:rPr>
-          <w:t>cd ~/work/itpnovex/edgeai &amp;&amp; python3 scopus/cam.py "frame clear"</w:t>
-        </w:r>
-      </w:ins>
+        <w:t>[camera /dev/ttyACM2] &gt; frame clear</w:t>
+        <w:br/>
+        <w:t>frame: cleared (NN back to live camera)</w:t>
+        <w:br/>
+        <w:t>frame clear ok</w:t>
+      </w:r>
     </w:p>
     <w:p>
       <w:pPr>
-        <w:spacing w:after="40"/>
+        <w:ind w:left="432"/>
+      </w:pPr>
+      <w:r>
         <w:rPr>
-          <w:ins w:id="23" w:author="Scopus test procedure" w:date="2026-08-09T00:00:00Z"/>
+          <w:i/>
+          <w:color w:val="444444"/>
+          <w:sz w:val="18"/>
         </w:rPr>
-      </w:pPr>
-      <w:ins w:id="24" w:author="Scopus test procedure" w:date="2026-08-09T00:00:00Z">
-        <w:r>
-          <w:rPr>
-            <w:b/>
-            <w:color w:val="1E6B2E"/>
-            <w:sz w:val="20"/>
-          </w:rPr>
-          <w:t>Expected:</w:t>
-        </w:r>
-      </w:ins>
-    </w:p>
-    <w:p>
-      <w:pPr>
-        <w:spacing w:after="80"/>
-        <w:ind w:left="432"/>
-        <w:rPr>
-          <w:ins w:id="25" w:author="Scopus test procedure" w:date="2026-08-09T00:00:00Z"/>
-        </w:rPr>
-      </w:pPr>
-      <w:ins w:id="26" w:author="Scopus test procedure" w:date="2026-08-09T00:00:00Z">
-        <w:r>
-          <w:rPr>
-            <w:rFonts w:ascii="Consolas" w:hAnsi="Consolas"/>
-            <w:sz w:val="18"/>
-          </w:rPr>
-          <w:t>[camera /dev/ttyACM2] &gt; frame clear</w:t>
-          <w:br/>
-          <w:t>frame: cleared (NN back to live camera)</w:t>
-          <w:br/>
-          <w:t>frame clear ok</w:t>
-        </w:r>
-      </w:ins>
-    </w:p>
-    <w:p>
-      <w:pPr>
-        <w:ind w:left="432"/>
-        <w:rPr>
-          <w:ins w:id="27" w:author="Scopus test procedure" w:date="2026-08-09T00:00:00Z"/>
-        </w:rPr>
-      </w:pPr>
-      <w:ins w:id="28" w:author="Scopus test procedure" w:date="2026-08-09T00:00:00Z">
-        <w:r>
-          <w:rPr>
-            <w:i/>
-            <w:color w:val="444444"/>
-            <w:sz w:val="18"/>
-          </w:rPr>
-          <w:t>The camera guards this itself as well, from the firmware of 9 August 2026 onwards. A loaded picture lapses on its own about two minutes after the last time it was used, and while it is loaded the live view says TEST PICTURE - NOT THE LENS with the seconds remaining, and the camera sends no detection events — a photograph is not allowed to be reported as people in the room. So the worst a forgotten picture can now cost you is a two-minute wait. Clear it anyway; knowing why the safety net is there is not a reason to land in it.</w:t>
-        </w:r>
-      </w:ins>
+        <w:t>The camera guards this itself as well, from the firmware of 9 August 2026 onwards. A loaded picture lapses on its own about two minutes after the last time it was used, and while it is loaded the live view says TEST PICTURE - NOT THE LENS with the seconds remaining, and the camera sends no detection events — a photograph is not allowed to be reported as people in the room. So the worst a forgotten picture can now cost you is a two-minute wait. Clear it anyway; knowing why the safety net is there is not a reason to land in it.</w:t>
+      </w:r>
     </w:p>
     <w:p>
       <w:pPr>
@@ -1784,71 +1643,21 @@
       <w:pPr>
         <w:spacing w:after="80"/>
         <w:ind w:left="432"/>
+      </w:pPr>
+      <w:r>
         <w:rPr>
-          <w:del w:id="29" w:author="Scopus test procedure" w:date="2026-08-09T00:00:00Z"/>
+          <w:rFonts w:ascii="Consolas" w:hAnsi="Consolas"/>
+          <w:b/>
+          <w:color w:val="1F3D7A"/>
+          <w:sz w:val="18"/>
         </w:rPr>
-      </w:pPr>
-      <w:del w:id="30" w:author="Scopus test procedure" w:date="2026-08-09T00:00:00Z">
-        <w:r>
-          <w:rPr>
-            <w:rFonts w:ascii="Consolas" w:hAnsi="Consolas"/>
-            <w:b/>
-            <w:color w:val="1F3D7A"/>
-            <w:sz w:val="18"/>
-          </w:rPr>
-          <w:delText xml:space="preserve">cd ~/work/itpnovex/edgeai &amp;&amp; python3 scopus/inference_test.py --image images/7_people.jpg --expect 7</w:delText>
-        </w:r>
-      </w:del>
+        <w:t>cd ~/work/itpnovex/edgeai &amp;&amp; python3 scopus/inference_test.py --image images/2_people.jpg --expect 2</w:t>
+      </w:r>
     </w:p>
     <w:p>
-      <w:pPr>
-        <w:ind w:left="432"/>
-        <w:rPr>
-          <w:del w:id="31" w:author="Scopus test procedure" w:date="2026-08-09T00:00:00Z"/>
-        </w:rPr>
-      </w:pPr>
-      <w:del w:id="32" w:author="Scopus test procedure" w:date="2026-08-09T00:00:00Z">
-        <w:r>
-          <w:rPr>
-            <w:i/>
-            <w:color w:val="444444"/>
-            <w:sz w:val="18"/>
-          </w:rPr>
-          <w:delText xml:space="preserve">images/ has 1_person, 2_people, 3_people, 5_people, 7_people and some crowd scenes. The count on a crowd is approximate by nature — use the small ones for a pass/fail judgement.</w:delText>
-        </w:r>
-      </w:del>
-    </w:p>
-    <w:p>
-      <w:pPr>
-        <w:spacing w:after="80"/>
-        <w:ind w:left="432"/>
-        <w:rPr>
-          <w:ins w:id="33" w:author="Scopus test procedure" w:date="2026-08-09T00:00:00Z"/>
-        </w:rPr>
-      </w:pPr>
-      <w:ins w:id="34" w:author="Scopus test procedure" w:date="2026-08-09T00:00:00Z">
-        <w:r>
-          <w:rPr>
-            <w:rFonts w:ascii="Consolas" w:hAnsi="Consolas"/>
-            <w:b/>
-            <w:color w:val="1F3D7A"/>
-            <w:sz w:val="18"/>
-          </w:rPr>
-          <w:t>cd ~/work/itpnovex/edgeai &amp;&amp; python3 scopus/inference_test.py --image images/2_people.jpg --expect 2</w:t>
-        </w:r>
-      </w:ins>
-    </w:p>
-    <w:p>
-      <w:pPr>
-        <w:rPr>
-          <w:ins w:id="35" w:author="Scopus test procedure" w:date="2026-08-09T00:00:00Z"/>
-        </w:rPr>
-      </w:pPr>
-      <w:ins w:id="36" w:author="Scopus test procedure" w:date="2026-08-09T00:00:00Z">
-        <w:r>
-          <w:t>Before you try the rest, read this table. It is what these pictures actually return on this build, measured on the bench — not what they ought to return. Two of them do not match their own name, for reasons that are understood, and a tester who runs them without knowing that will report a fault that is not there:</w:t>
-        </w:r>
-      </w:ins>
+      <w:r>
+        <w:t>Before you try the rest, read this table. It is what these pictures actually return on this build, measured on the bench — not what they ought to return. Two of them do not match their own name, for reasons that are understood, and a tester who runs them without knowing that will report a fault that is not there:</w:t>
+      </w:r>
     </w:p>
     <w:tbl>
       <w:tblPr>
@@ -1864,24 +1673,14 @@
         <w:gridCol w:w="4536"/>
       </w:tblGrid>
       <w:tr>
-        <w:trPr>
-          <w:ins w:id="37" w:author="Scopus test procedure" w:date="2026-08-09T00:00:00Z"/>
-        </w:trPr>
         <w:tc>
           <w:tcPr>
             <w:tcW w:type="dxa" w:w="1656"/>
           </w:tcPr>
           <w:p>
-            <w:pPr>
-              <w:rPr>
-                <w:ins w:id="38" w:author="Scopus test procedure" w:date="2026-08-09T00:00:00Z"/>
-              </w:rPr>
-            </w:pPr>
-            <w:ins w:id="39" w:author="Scopus test procedure" w:date="2026-08-09T00:00:00Z">
-              <w:r>
-                <w:t>Picture</w:t>
-              </w:r>
-            </w:ins>
+            <w:r>
+              <w:t>Picture</w:t>
+            </w:r>
           </w:p>
         </w:tc>
         <w:tc>
@@ -1889,16 +1688,9 @@
             <w:tcW w:type="dxa" w:w="1224"/>
           </w:tcPr>
           <w:p>
-            <w:pPr>
-              <w:rPr>
-                <w:ins w:id="40" w:author="Scopus test procedure" w:date="2026-08-09T00:00:00Z"/>
-              </w:rPr>
-            </w:pPr>
-            <w:ins w:id="41" w:author="Scopus test procedure" w:date="2026-08-09T00:00:00Z">
-              <w:r>
-                <w:t>People in it</w:t>
-              </w:r>
-            </w:ins>
+            <w:r>
+              <w:t>People in it</w:t>
+            </w:r>
           </w:p>
         </w:tc>
         <w:tc>
@@ -1906,16 +1698,9 @@
             <w:tcW w:type="dxa" w:w="1512"/>
           </w:tcPr>
           <w:p>
-            <w:pPr>
-              <w:rPr>
-                <w:ins w:id="42" w:author="Scopus test procedure" w:date="2026-08-09T00:00:00Z"/>
-              </w:rPr>
-            </w:pPr>
-            <w:ins w:id="43" w:author="Scopus test procedure" w:date="2026-08-09T00:00:00Z">
-              <w:r>
-                <w:t>Camera reports</w:t>
-              </w:r>
-            </w:ins>
+            <w:r>
+              <w:t>Camera reports</w:t>
+            </w:r>
           </w:p>
         </w:tc>
         <w:tc>
@@ -1923,38 +1708,21 @@
             <w:tcW w:type="dxa" w:w="4536"/>
           </w:tcPr>
           <w:p>
-            <w:pPr>
-              <w:rPr>
-                <w:ins w:id="44" w:author="Scopus test procedure" w:date="2026-08-09T00:00:00Z"/>
-              </w:rPr>
-            </w:pPr>
-            <w:ins w:id="45" w:author="Scopus test procedure" w:date="2026-08-09T00:00:00Z">
-              <w:r>
-                <w:t>Why</w:t>
-              </w:r>
-            </w:ins>
+            <w:r>
+              <w:t>Why</w:t>
+            </w:r>
           </w:p>
         </w:tc>
       </w:tr>
       <w:tr>
-        <w:trPr>
-          <w:ins w:id="46" w:author="Scopus test procedure" w:date="2026-08-09T00:00:00Z"/>
-        </w:trPr>
         <w:tc>
           <w:tcPr>
             <w:tcW w:type="dxa" w:w="1656"/>
           </w:tcPr>
           <w:p>
-            <w:pPr>
-              <w:rPr>
-                <w:ins w:id="47" w:author="Scopus test procedure" w:date="2026-08-09T00:00:00Z"/>
-              </w:rPr>
-            </w:pPr>
-            <w:ins w:id="48" w:author="Scopus test procedure" w:date="2026-08-09T00:00:00Z">
-              <w:r>
-                <w:t>1_person.jpg</w:t>
-              </w:r>
-            </w:ins>
+            <w:r>
+              <w:t>1_person.jpg</w:t>
+            </w:r>
           </w:p>
         </w:tc>
         <w:tc>
@@ -1962,16 +1730,9 @@
             <w:tcW w:type="dxa" w:w="1224"/>
           </w:tcPr>
           <w:p>
-            <w:pPr>
-              <w:rPr>
-                <w:ins w:id="49" w:author="Scopus test procedure" w:date="2026-08-09T00:00:00Z"/>
-              </w:rPr>
-            </w:pPr>
-            <w:ins w:id="50" w:author="Scopus test procedure" w:date="2026-08-09T00:00:00Z">
-              <w:r>
-                <w:t>1</w:t>
-              </w:r>
-            </w:ins>
+            <w:r>
+              <w:t>1</w:t>
+            </w:r>
           </w:p>
         </w:tc>
         <w:tc>
@@ -1979,16 +1740,9 @@
             <w:tcW w:type="dxa" w:w="1512"/>
           </w:tcPr>
           <w:p>
-            <w:pPr>
-              <w:rPr>
-                <w:ins w:id="51" w:author="Scopus test procedure" w:date="2026-08-09T00:00:00Z"/>
-              </w:rPr>
-            </w:pPr>
-            <w:ins w:id="52" w:author="Scopus test procedure" w:date="2026-08-09T00:00:00Z">
-              <w:r>
-                <w:t>1</w:t>
-              </w:r>
-            </w:ins>
+            <w:r>
+              <w:t>1</w:t>
+            </w:r>
           </w:p>
         </w:tc>
         <w:tc>
@@ -1996,38 +1750,21 @@
             <w:tcW w:type="dxa" w:w="4536"/>
           </w:tcPr>
           <w:p>
-            <w:pPr>
-              <w:rPr>
-                <w:ins w:id="53" w:author="Scopus test procedure" w:date="2026-08-09T00:00:00Z"/>
-              </w:rPr>
-            </w:pPr>
-            <w:ins w:id="54" w:author="Scopus test procedure" w:date="2026-08-09T00:00:00Z">
-              <w:r>
-                <w:t>—</w:t>
-              </w:r>
-            </w:ins>
+            <w:r>
+              <w:t>—</w:t>
+            </w:r>
           </w:p>
         </w:tc>
       </w:tr>
       <w:tr>
-        <w:trPr>
-          <w:ins w:id="55" w:author="Scopus test procedure" w:date="2026-08-09T00:00:00Z"/>
-        </w:trPr>
         <w:tc>
           <w:tcPr>
             <w:tcW w:type="dxa" w:w="1656"/>
           </w:tcPr>
           <w:p>
-            <w:pPr>
-              <w:rPr>
-                <w:ins w:id="56" w:author="Scopus test procedure" w:date="2026-08-09T00:00:00Z"/>
-              </w:rPr>
-            </w:pPr>
-            <w:ins w:id="57" w:author="Scopus test procedure" w:date="2026-08-09T00:00:00Z">
-              <w:r>
-                <w:t>2_people.jpg</w:t>
-              </w:r>
-            </w:ins>
+            <w:r>
+              <w:t>2_people.jpg</w:t>
+            </w:r>
           </w:p>
         </w:tc>
         <w:tc>
@@ -2035,16 +1772,9 @@
             <w:tcW w:type="dxa" w:w="1224"/>
           </w:tcPr>
           <w:p>
-            <w:pPr>
-              <w:rPr>
-                <w:ins w:id="58" w:author="Scopus test procedure" w:date="2026-08-09T00:00:00Z"/>
-              </w:rPr>
-            </w:pPr>
-            <w:ins w:id="59" w:author="Scopus test procedure" w:date="2026-08-09T00:00:00Z">
-              <w:r>
-                <w:t>2</w:t>
-              </w:r>
-            </w:ins>
+            <w:r>
+              <w:t>2</w:t>
+            </w:r>
           </w:p>
         </w:tc>
         <w:tc>
@@ -2052,16 +1782,9 @@
             <w:tcW w:type="dxa" w:w="1512"/>
           </w:tcPr>
           <w:p>
-            <w:pPr>
-              <w:rPr>
-                <w:ins w:id="60" w:author="Scopus test procedure" w:date="2026-08-09T00:00:00Z"/>
-              </w:rPr>
-            </w:pPr>
-            <w:ins w:id="61" w:author="Scopus test procedure" w:date="2026-08-09T00:00:00Z">
-              <w:r>
-                <w:t>2</w:t>
-              </w:r>
-            </w:ins>
+            <w:r>
+              <w:t>2</w:t>
+            </w:r>
           </w:p>
         </w:tc>
         <w:tc>
@@ -2069,38 +1792,21 @@
             <w:tcW w:type="dxa" w:w="4536"/>
           </w:tcPr>
           <w:p>
-            <w:pPr>
-              <w:rPr>
-                <w:ins w:id="62" w:author="Scopus test procedure" w:date="2026-08-09T00:00:00Z"/>
-              </w:rPr>
-            </w:pPr>
-            <w:ins w:id="63" w:author="Scopus test procedure" w:date="2026-08-09T00:00:00Z">
-              <w:r>
-                <w:t>—</w:t>
-              </w:r>
-            </w:ins>
+            <w:r>
+              <w:t>—</w:t>
+            </w:r>
           </w:p>
         </w:tc>
       </w:tr>
       <w:tr>
-        <w:trPr>
-          <w:ins w:id="64" w:author="Scopus test procedure" w:date="2026-08-09T00:00:00Z"/>
-        </w:trPr>
         <w:tc>
           <w:tcPr>
             <w:tcW w:type="dxa" w:w="1656"/>
           </w:tcPr>
           <w:p>
-            <w:pPr>
-              <w:rPr>
-                <w:ins w:id="65" w:author="Scopus test procedure" w:date="2026-08-09T00:00:00Z"/>
-              </w:rPr>
-            </w:pPr>
-            <w:ins w:id="66" w:author="Scopus test procedure" w:date="2026-08-09T00:00:00Z">
-              <w:r>
-                <w:t>3_people.jpg</w:t>
-              </w:r>
-            </w:ins>
+            <w:r>
+              <w:t>3_people.jpg</w:t>
+            </w:r>
           </w:p>
         </w:tc>
         <w:tc>
@@ -2108,16 +1814,9 @@
             <w:tcW w:type="dxa" w:w="1224"/>
           </w:tcPr>
           <w:p>
-            <w:pPr>
-              <w:rPr>
-                <w:ins w:id="67" w:author="Scopus test procedure" w:date="2026-08-09T00:00:00Z"/>
-              </w:rPr>
-            </w:pPr>
-            <w:ins w:id="68" w:author="Scopus test procedure" w:date="2026-08-09T00:00:00Z">
-              <w:r>
-                <w:t>3</w:t>
-              </w:r>
-            </w:ins>
+            <w:r>
+              <w:t>3</w:t>
+            </w:r>
           </w:p>
         </w:tc>
         <w:tc>
@@ -2125,16 +1824,9 @@
             <w:tcW w:type="dxa" w:w="1512"/>
           </w:tcPr>
           <w:p>
-            <w:pPr>
-              <w:rPr>
-                <w:ins w:id="69" w:author="Scopus test procedure" w:date="2026-08-09T00:00:00Z"/>
-              </w:rPr>
-            </w:pPr>
-            <w:ins w:id="70" w:author="Scopus test procedure" w:date="2026-08-09T00:00:00Z">
-              <w:r>
-                <w:t>3</w:t>
-              </w:r>
-            </w:ins>
+            <w:r>
+              <w:t>3</w:t>
+            </w:r>
           </w:p>
         </w:tc>
         <w:tc>
@@ -2142,38 +1834,21 @@
             <w:tcW w:type="dxa" w:w="4536"/>
           </w:tcPr>
           <w:p>
-            <w:pPr>
-              <w:rPr>
-                <w:ins w:id="71" w:author="Scopus test procedure" w:date="2026-08-09T00:00:00Z"/>
-              </w:rPr>
-            </w:pPr>
-            <w:ins w:id="72" w:author="Scopus test procedure" w:date="2026-08-09T00:00:00Z">
-              <w:r>
-                <w:t>the picture this step uses; the pass/fail one</w:t>
-              </w:r>
-            </w:ins>
+            <w:r>
+              <w:t>the picture this step uses; the pass/fail one</w:t>
+            </w:r>
           </w:p>
         </w:tc>
       </w:tr>
       <w:tr>
-        <w:trPr>
-          <w:ins w:id="73" w:author="Scopus test procedure" w:date="2026-08-09T00:00:00Z"/>
-        </w:trPr>
         <w:tc>
           <w:tcPr>
             <w:tcW w:type="dxa" w:w="1656"/>
           </w:tcPr>
           <w:p>
-            <w:pPr>
-              <w:rPr>
-                <w:ins w:id="74" w:author="Scopus test procedure" w:date="2026-08-09T00:00:00Z"/>
-              </w:rPr>
-            </w:pPr>
-            <w:ins w:id="75" w:author="Scopus test procedure" w:date="2026-08-09T00:00:00Z">
-              <w:r>
-                <w:t>7_people.jpg</w:t>
-              </w:r>
-            </w:ins>
+            <w:r>
+              <w:t>7_people.jpg</w:t>
+            </w:r>
           </w:p>
         </w:tc>
         <w:tc>
@@ -2181,16 +1856,9 @@
             <w:tcW w:type="dxa" w:w="1224"/>
           </w:tcPr>
           <w:p>
-            <w:pPr>
-              <w:rPr>
-                <w:ins w:id="76" w:author="Scopus test procedure" w:date="2026-08-09T00:00:00Z"/>
-              </w:rPr>
-            </w:pPr>
-            <w:ins w:id="77" w:author="Scopus test procedure" w:date="2026-08-09T00:00:00Z">
-              <w:r>
-                <w:t>7</w:t>
-              </w:r>
-            </w:ins>
+            <w:r>
+              <w:t>7</w:t>
+            </w:r>
           </w:p>
         </w:tc>
         <w:tc>
@@ -2198,16 +1866,9 @@
             <w:tcW w:type="dxa" w:w="1512"/>
           </w:tcPr>
           <w:p>
-            <w:pPr>
-              <w:rPr>
-                <w:ins w:id="78" w:author="Scopus test procedure" w:date="2026-08-09T00:00:00Z"/>
-              </w:rPr>
-            </w:pPr>
-            <w:ins w:id="79" w:author="Scopus test procedure" w:date="2026-08-09T00:00:00Z">
-              <w:r>
-                <w:t>6 — every time</w:t>
-              </w:r>
-            </w:ins>
+            <w:r>
+              <w:t>6 — every time</w:t>
+            </w:r>
           </w:p>
         </w:tc>
         <w:tc>
@@ -2215,38 +1876,21 @@
             <w:tcW w:type="dxa" w:w="4536"/>
           </w:tcPr>
           <w:p>
-            <w:pPr>
-              <w:rPr>
-                <w:ins w:id="80" w:author="Scopus test procedure" w:date="2026-08-09T00:00:00Z"/>
-              </w:rPr>
-            </w:pPr>
-            <w:ins w:id="81" w:author="Scopus test procedure" w:date="2026-08-09T00:00:00Z">
-              <w:r>
-                <w:t>one of the seven stands behind the others and is mostly hidden. The network reports what it can see, and it cannot see a whole person there. Expected; not a fault.</w:t>
-              </w:r>
-            </w:ins>
+            <w:r>
+              <w:t>one of the seven stands behind the others and is mostly hidden. The network reports what it can see, and it cannot see a whole person there. Expected; not a fault.</w:t>
+            </w:r>
           </w:p>
         </w:tc>
       </w:tr>
       <w:tr>
-        <w:trPr>
-          <w:ins w:id="82" w:author="Scopus test procedure" w:date="2026-08-09T00:00:00Z"/>
-        </w:trPr>
         <w:tc>
           <w:tcPr>
             <w:tcW w:type="dxa" w:w="1656"/>
           </w:tcPr>
           <w:p>
-            <w:pPr>
-              <w:rPr>
-                <w:ins w:id="83" w:author="Scopus test procedure" w:date="2026-08-09T00:00:00Z"/>
-              </w:rPr>
-            </w:pPr>
-            <w:ins w:id="84" w:author="Scopus test procedure" w:date="2026-08-09T00:00:00Z">
-              <w:r>
-                <w:t>5_people.jpg</w:t>
-              </w:r>
-            </w:ins>
+            <w:r>
+              <w:t>5_people.jpg</w:t>
+            </w:r>
           </w:p>
         </w:tc>
         <w:tc>
@@ -2254,16 +1898,9 @@
             <w:tcW w:type="dxa" w:w="1224"/>
           </w:tcPr>
           <w:p>
-            <w:pPr>
-              <w:rPr>
-                <w:ins w:id="85" w:author="Scopus test procedure" w:date="2026-08-09T00:00:00Z"/>
-              </w:rPr>
-            </w:pPr>
-            <w:ins w:id="86" w:author="Scopus test procedure" w:date="2026-08-09T00:00:00Z">
-              <w:r>
-                <w:t>5</w:t>
-              </w:r>
-            </w:ins>
+            <w:r>
+              <w:t>5</w:t>
+            </w:r>
           </w:p>
         </w:tc>
         <w:tc>
@@ -2271,16 +1908,9 @@
             <w:tcW w:type="dxa" w:w="1512"/>
           </w:tcPr>
           <w:p>
-            <w:pPr>
-              <w:rPr>
-                <w:ins w:id="87" w:author="Scopus test procedure" w:date="2026-08-09T00:00:00Z"/>
-              </w:rPr>
-            </w:pPr>
-            <w:ins w:id="88" w:author="Scopus test procedure" w:date="2026-08-09T00:00:00Z">
-              <w:r>
-                <w:t>1 — every time</w:t>
-              </w:r>
-            </w:ins>
+            <w:r>
+              <w:t>1 — every time</w:t>
+            </w:r>
           </w:p>
         </w:tc>
         <w:tc>
@@ -2288,16 +1918,9 @@
             <w:tcW w:type="dxa" w:w="4536"/>
           </w:tcPr>
           <w:p>
-            <w:pPr>
-              <w:rPr>
-                <w:ins w:id="89" w:author="Scopus test procedure" w:date="2026-08-09T00:00:00Z"/>
-              </w:rPr>
-            </w:pPr>
-            <w:ins w:id="90" w:author="Scopus test procedure" w:date="2026-08-09T00:00:00Z">
-              <w:r>
-                <w:t>a wide riverside view where the people are far away and only a few pixels tall. The network sees the whole scene shrunk to 256x256, and at that size they are not there to be found. A known limit on distant figures, not a fault in this build.</w:t>
-              </w:r>
-            </w:ins>
+            <w:r>
+              <w:t>a wide riverside view where the people are far away and only a few pixels tall. The network sees the whole scene shrunk to 256x256, and at that size they are not there to be found. A known limit on distant figures, not a fault in this build.</w:t>
+            </w:r>
           </w:p>
         </w:tc>
       </w:tr>
@@ -2305,56 +1928,41 @@
     <w:p>
       <w:pPr>
         <w:ind w:left="432"/>
+      </w:pPr>
+      <w:r>
         <w:rPr>
-          <w:ins w:id="91" w:author="Scopus test procedure" w:date="2026-08-09T00:00:00Z"/>
+          <w:i/>
+          <w:color w:val="B00000"/>
+          <w:sz w:val="18"/>
         </w:rPr>
-      </w:pPr>
-      <w:ins w:id="92" w:author="Scopus test procedure" w:date="2026-08-09T00:00:00Z">
-        <w:r>
-          <w:rPr>
-            <w:i/>
-            <w:color w:val="B00000"/>
-            <w:sz w:val="18"/>
-          </w:rPr>
-          <w:t>So do not judge the step on 7_people or 5_people. Step 7 passes or fails on the 3-person picture, which is what the command at the top of this step runs. The other two are here to show you the edges of what the camera can do, and their numbers are recorded above so that seeing them does not cost you a false fault report. If either one gives a different number from the table, that is worth reporting.</w:t>
-        </w:r>
-      </w:ins>
+        <w:t>So do not judge the step on 7_people or 5_people. Step 7 passes or fails on the 3-person picture, which is what the command at the top of this step runs. The other two are here to show you the edges of what the camera can do, and their numbers are recorded above so that seeing them does not cost you a false fault report. If either one gives a different number from the table, that is worth reporting.</w:t>
+      </w:r>
     </w:p>
     <w:p>
       <w:pPr>
         <w:ind w:left="432"/>
+      </w:pPr>
+      <w:r>
         <w:rPr>
-          <w:ins w:id="93" w:author="Scopus test procedure" w:date="2026-08-09T00:00:00Z"/>
+          <w:i/>
+          <w:color w:val="444444"/>
+          <w:sz w:val="18"/>
         </w:rPr>
-      </w:pPr>
-      <w:ins w:id="94" w:author="Scopus test procedure" w:date="2026-08-09T00:00:00Z">
-        <w:r>
-          <w:rPr>
-            <w:i/>
-            <w:color w:val="444444"/>
-            <w:sz w:val="18"/>
-          </w:rPr>
-          <w:t>images/ also has some crowd scenes. The count on a crowd is approximate by nature — nobody agrees on the true number either — so use them for a look, never for a judgement.</w:t>
-        </w:r>
-      </w:ins>
+        <w:t>images/ also has some crowd scenes. The count on a crowd is approximate by nature — nobody agrees on the true number either — so use them for a look, never for a judgement.</w:t>
+      </w:r>
     </w:p>
     <w:p>
       <w:pPr>
         <w:ind w:left="432"/>
+      </w:pPr>
+      <w:r>
         <w:rPr>
-          <w:ins w:id="95" w:author="Scopus test procedure" w:date="2026-08-09T00:00:00Z"/>
+          <w:i/>
+          <w:color w:val="444444"/>
+          <w:sz w:val="18"/>
         </w:rPr>
-      </w:pPr>
-      <w:ins w:id="96" w:author="Scopus test procedure" w:date="2026-08-09T00:00:00Z">
-        <w:r>
-          <w:rPr>
-            <w:i/>
-            <w:color w:val="444444"/>
-            <w:sz w:val="18"/>
-          </w:rPr>
-          <w:t>Each extra picture you try loads itself into the camera and clears itself again the same way, so the last thing any of these runs does is hand the lens back. Whichever one you finish on, check its [5/5] line before moving on.</w:t>
-        </w:r>
-      </w:ins>
+        <w:t>Each extra picture you try loads itself into the camera and clears itself again the same way, so the last thing any of these runs does is hand the lens back. Whichever one you finish on, check its [5/5] line before moving on.</w:t>
+      </w:r>
     </w:p>
     <w:p>
       <w:pPr>
@@ -2526,157 +2134,93 @@
       </w:r>
     </w:p>
     <w:p>
-      <w:pPr>
-        <w:rPr>
-          <w:del w:id="97" w:author="Scopus test procedure" w:date="2026-08-09T00:00:00Z"/>
-        </w:rPr>
-      </w:pPr>
-      <w:del w:id="98" w:author="Scopus test procedure" w:date="2026-08-09T00:00:00Z">
-        <w:r>
-          <w:delText xml:space="preserve">Do this:</w:delText>
-        </w:r>
-      </w:del>
+      <w:r>
+        <w:t>First, one check. This step only works if the camera is looking through its own lens, and Step 7 is the one thing in this procedure that takes the lens away from it. Step 7 gives it back on its way out, so this should already be true — but it costs five seconds to be sure, and it is the difference between testing the product and testing a photograph. In Window B:</w:t>
+      </w:r>
     </w:p>
     <w:p>
       <w:pPr>
+        <w:spacing w:after="80"/>
+        <w:ind w:left="432"/>
+      </w:pPr>
+      <w:r>
         <w:rPr>
-          <w:ins w:id="99" w:author="Scopus test procedure" w:date="2026-08-09T00:00:00Z"/>
+          <w:rFonts w:ascii="Consolas" w:hAnsi="Consolas"/>
+          <w:b/>
+          <w:color w:val="1F3D7A"/>
+          <w:sz w:val="18"/>
         </w:rPr>
-      </w:pPr>
-      <w:ins w:id="100" w:author="Scopus test procedure" w:date="2026-08-09T00:00:00Z">
-        <w:r>
-          <w:t>First, one check. This step only works if the camera is looking through its own lens, and Step 7 is the one thing in this procedure that takes the lens away from it. Step 7 gives it back on its way out, so this should already be true — but it costs five seconds to be sure, and it is the difference between testing the product and testing a photograph. In Window B:</w:t>
-        </w:r>
-      </w:ins>
+        <w:t>cd ~/work/itpnovex/edgeai &amp;&amp; python3 scopus/cam.py "frame query"</w:t>
+      </w:r>
     </w:p>
     <w:p>
       <w:pPr>
+        <w:spacing w:after="40"/>
+      </w:pPr>
+      <w:r>
+        <w:rPr>
+          <w:b/>
+          <w:color w:val="1E6B2E"/>
+          <w:sz w:val="20"/>
+        </w:rPr>
+        <w:t>Expected:</w:t>
+      </w:r>
+    </w:p>
+    <w:p>
+      <w:pPr>
         <w:spacing w:after="80"/>
         <w:ind w:left="432"/>
+      </w:pPr>
+      <w:r>
         <w:rPr>
-          <w:ins w:id="101" w:author="Scopus test procedure" w:date="2026-08-09T00:00:00Z"/>
+          <w:rFonts w:ascii="Consolas" w:hAnsi="Consolas"/>
+          <w:sz w:val="18"/>
         </w:rPr>
-      </w:pPr>
-      <w:ins w:id="102" w:author="Scopus test procedure" w:date="2026-08-09T00:00:00Z">
-        <w:r>
-          <w:rPr>
-            <w:rFonts w:ascii="Consolas" w:hAnsi="Consolas"/>
-            <w:b/>
-            <w:color w:val="1F3D7A"/>
-            <w:sz w:val="18"/>
-          </w:rPr>
-          <w:t>cd ~/work/itpnovex/edgeai &amp;&amp; python3 scopus/cam.py "frame query"</w:t>
-        </w:r>
-      </w:ins>
+        <w:t>[camera /dev/ttyACM2] &gt; frame query</w:t>
+        <w:br/>
+        <w:t>frame: empty (NN running)</w:t>
+        <w:br/>
+        <w:t>frame query ok</w:t>
+      </w:r>
     </w:p>
     <w:p>
-      <w:pPr>
-        <w:spacing w:after="40"/>
-        <w:rPr>
-          <w:ins w:id="103" w:author="Scopus test procedure" w:date="2026-08-09T00:00:00Z"/>
-        </w:rPr>
-      </w:pPr>
-      <w:ins w:id="104" w:author="Scopus test procedure" w:date="2026-08-09T00:00:00Z">
-        <w:r>
-          <w:rPr>
-            <w:b/>
-            <w:color w:val="1E6B2E"/>
-            <w:sz w:val="20"/>
-          </w:rPr>
-          <w:t>Expected:</w:t>
-        </w:r>
-      </w:ins>
+      <w:r>
+        <w:t>'empty' is what you need — no picture loaded, so the camera is on its lens. 'NN running' means detection is on. If it says 'frame: loaded' instead, the Step 7 picture is still in there and no amount of walking about will produce an event; the reply tells you how many seconds until it lapses by itself, and the live view will be showing TEST PICTURE - NOT THE LENS. Clear it and check again rather than waiting:</w:t>
+      </w:r>
     </w:p>
     <w:p>
       <w:pPr>
         <w:spacing w:after="80"/>
         <w:ind w:left="432"/>
+      </w:pPr>
+      <w:r>
         <w:rPr>
-          <w:ins w:id="105" w:author="Scopus test procedure" w:date="2026-08-09T00:00:00Z"/>
+          <w:rFonts w:ascii="Consolas" w:hAnsi="Consolas"/>
+          <w:b/>
+          <w:color w:val="1F3D7A"/>
+          <w:sz w:val="18"/>
         </w:rPr>
-      </w:pPr>
-      <w:ins w:id="106" w:author="Scopus test procedure" w:date="2026-08-09T00:00:00Z">
-        <w:r>
-          <w:rPr>
-            <w:rFonts w:ascii="Consolas" w:hAnsi="Consolas"/>
-            <w:sz w:val="18"/>
-          </w:rPr>
-          <w:t>[camera /dev/ttyACM2] &gt; frame query</w:t>
-          <w:br/>
-          <w:t>frame: empty (NN running)</w:t>
-          <w:br/>
-          <w:t>frame query ok</w:t>
-        </w:r>
-      </w:ins>
+        <w:t>cd ~/work/itpnovex/edgeai &amp;&amp; python3 scopus/cam.py "frame clear"</w:t>
+      </w:r>
     </w:p>
     <w:p>
       <w:pPr>
+        <w:ind w:left="432"/>
+      </w:pPr>
+      <w:r>
         <w:rPr>
-          <w:ins w:id="107" w:author="Scopus test procedure" w:date="2026-08-09T00:00:00Z"/>
+          <w:i/>
+          <w:color w:val="444444"/>
+          <w:sz w:val="18"/>
         </w:rPr>
-      </w:pPr>
-      <w:ins w:id="108" w:author="Scopus test procedure" w:date="2026-08-09T00:00:00Z">
-        <w:r>
-          <w:t>'empty' is what you need — no picture loaded, so the camera is on its lens. 'NN running' means detection is on. If it says 'frame: loaded' instead, the Step 7 picture is still in there and no amount of walking about will produce an event; the reply tells you how many seconds until it lapses by itself, and the live view will be showing TEST PICTURE - NOT THE LENS. Clear it and check again rather than waiting:</w:t>
-        </w:r>
-      </w:ins>
+        <w:t>If it says 'NN stopped' rather than 'NN running', detection is off: run  cd ~/work/itpnovex/edgeai &amp;&amp; python3 scopus/cam.py "detect start"  and then redo Step 5, which sets what the camera does when it detects something.</w:t>
+      </w:r>
     </w:p>
+    <w:p/>
     <w:p>
-      <w:pPr>
-        <w:spacing w:after="80"/>
-        <w:ind w:left="432"/>
-        <w:rPr>
-          <w:ins w:id="109" w:author="Scopus test procedure" w:date="2026-08-09T00:00:00Z"/>
-        </w:rPr>
-      </w:pPr>
-      <w:ins w:id="110" w:author="Scopus test procedure" w:date="2026-08-09T00:00:00Z">
-        <w:r>
-          <w:rPr>
-            <w:rFonts w:ascii="Consolas" w:hAnsi="Consolas"/>
-            <w:b/>
-            <w:color w:val="1F3D7A"/>
-            <w:sz w:val="18"/>
-          </w:rPr>
-          <w:t>cd ~/work/itpnovex/edgeai &amp;&amp; python3 scopus/cam.py "frame clear"</w:t>
-        </w:r>
-      </w:ins>
-    </w:p>
-    <w:p>
-      <w:pPr>
-        <w:ind w:left="432"/>
-        <w:rPr>
-          <w:ins w:id="111" w:author="Scopus test procedure" w:date="2026-08-09T00:00:00Z"/>
-        </w:rPr>
-      </w:pPr>
-      <w:ins w:id="112" w:author="Scopus test procedure" w:date="2026-08-09T00:00:00Z">
-        <w:r>
-          <w:rPr>
-            <w:i/>
-            <w:color w:val="444444"/>
-            <w:sz w:val="18"/>
-          </w:rPr>
-          <w:t>If it says 'NN stopped' rather than 'NN running', detection is off: run  cd ~/work/itpnovex/edgeai &amp;&amp; python3 scopus/cam.py "detect start"  and then redo Step 5, which sets what the camera does when it detects something.</w:t>
-        </w:r>
-      </w:ins>
-    </w:p>
-    <w:p>
-      <w:pPr>
-        <w:rPr>
-          <w:ins w:id="113" w:author="Scopus test procedure" w:date="2026-08-09T00:00:00Z"/>
-        </w:rPr>
-      </w:pPr>
-    </w:p>
-    <w:p>
-      <w:pPr>
-        <w:rPr>
-          <w:ins w:id="114" w:author="Scopus test procedure" w:date="2026-08-09T00:00:00Z"/>
-        </w:rPr>
-      </w:pPr>
-      <w:ins w:id="115" w:author="Scopus test procedure" w:date="2026-08-09T00:00:00Z">
-        <w:r>
-          <w:t>Now the step itself. Do this:</w:t>
-        </w:r>
-      </w:ins>
+      <w:r>
+        <w:t>Now the step itself. Do this:</w:t>
+      </w:r>
     </w:p>
     <w:p>
       <w:pPr>
@@ -2755,38 +2299,15 @@
     <w:p>
       <w:pPr>
         <w:ind w:left="432"/>
+      </w:pPr>
+      <w:r>
         <w:rPr>
-          <w:del w:id="116" w:author="Scopus test procedure" w:date="2026-08-09T00:00:00Z"/>
+          <w:i/>
+          <w:color w:val="444444"/>
+          <w:sz w:val="18"/>
         </w:rPr>
-      </w:pPr>
-      <w:del w:id="117" w:author="Scopus test procedure" w:date="2026-08-09T00:00:00Z">
-        <w:r>
-          <w:rPr>
-            <w:i/>
-            <w:color w:val="444444"/>
-            <w:sz w:val="18"/>
-          </w:rPr>
-          <w:delText xml:space="preserve">If nothing arrives: the camera has to see an empty scene before it can see people arrive. If the room already had people in view when Step 7 finished, step everyone out of view, wait ten seconds, then walk back in.</w:delText>
-        </w:r>
-      </w:del>
-    </w:p>
-    <w:p>
-      <w:pPr>
-        <w:ind w:left="432"/>
-        <w:rPr>
-          <w:ins w:id="118" w:author="Scopus test procedure" w:date="2026-08-09T00:00:00Z"/>
-        </w:rPr>
-      </w:pPr>
-      <w:ins w:id="119" w:author="Scopus test procedure" w:date="2026-08-09T00:00:00Z">
-        <w:r>
-          <w:rPr>
-            <w:i/>
-            <w:color w:val="444444"/>
-            <w:sz w:val="18"/>
-          </w:rPr>
-          <w:t>If nothing arrives, work through these three in order. One: run 'frame query' again — if it says 'loaded', the Step 7 picture is back in the way and nothing else you try can work. Two: the camera has to see an empty scene before it can see people arrive, so if the room already had people in view, step everyone out, wait ten seconds, then walk back in. Three: if the live view keeps drawing boxes on an empty room — on a door frame or a plant, say — the camera believes people are already there and is waiting for them to leave. Report that with a photo of the screen; it is a real finding and not something you can work around.</w:t>
-        </w:r>
-      </w:ins>
+        <w:t>If nothing arrives, work through these three in order. One: run 'frame query' again — if it says 'loaded', the Step 7 picture is back in the way and nothing else you try can work. Two: the camera has to see an empty scene before it can see people arrive, so if the room already had people in view, step everyone out, wait ten seconds, then walk back in. Three: if the live view keeps drawing boxes on an empty room — on a door frame or a plant, say — the camera believes people are already there and is waiting for them to leave. Report that with a photo of the screen; it is a real finding and not something you can work around.</w:t>
+      </w:r>
     </w:p>
     <w:p>
       <w:pPr>
@@ -3471,24 +2992,14 @@
         </w:tc>
       </w:tr>
       <w:tr>
-        <w:trPr>
-          <w:del w:id="120" w:author="Scopus test procedure" w:date="2026-08-09T00:00:00Z"/>
-        </w:trPr>
         <w:tc>
           <w:tcPr>
             <w:tcW w:type="dxa" w:w="2880"/>
           </w:tcPr>
           <w:p>
-            <w:pPr>
-              <w:rPr>
-                <w:del w:id="121" w:author="Scopus test procedure" w:date="2026-08-09T00:00:00Z"/>
-              </w:rPr>
-            </w:pPr>
-            <w:del w:id="122" w:author="Scopus test procedure" w:date="2026-08-09T00:00:00Z">
-              <w:r>
-                <w:delText xml:space="preserve">7</w:delText>
-              </w:r>
-            </w:del>
+            <w:r>
+              <w:t>7</w:t>
+            </w:r>
           </w:p>
         </w:tc>
         <w:tc>
@@ -3496,16 +3007,9 @@
             <w:tcW w:type="dxa" w:w="2880"/>
           </w:tcPr>
           <w:p>
-            <w:pPr>
-              <w:rPr>
-                <w:del w:id="123" w:author="Scopus test procedure" w:date="2026-08-09T00:00:00Z"/>
-              </w:rPr>
-            </w:pPr>
-            <w:del w:id="124" w:author="Scopus test procedure" w:date="2026-08-09T00:00:00Z">
-              <w:r>
-                <w:delText xml:space="preserve">Real people walking into view produce an event with the right count</w:delText>
-              </w:r>
-            </w:del>
+            <w:r>
+              <w:t>Real people walking into view produce an event with the right count — with 'frame query' saying 'empty', so the camera was on its lens and not on the Step 7 picture</w:t>
+            </w:r>
           </w:p>
         </w:tc>
         <w:tc>
@@ -3513,72 +3017,9 @@
             <w:tcW w:type="dxa" w:w="2880"/>
           </w:tcPr>
           <w:p>
-            <w:pPr>
-              <w:rPr>
-                <w:del w:id="125" w:author="Scopus test procedure" w:date="2026-08-09T00:00:00Z"/>
-              </w:rPr>
-            </w:pPr>
-            <w:del w:id="126" w:author="Scopus test procedure" w:date="2026-08-09T00:00:00Z">
-              <w:r>
-                <w:delText xml:space="preserve">Step 9, Window A</w:delText>
-              </w:r>
-            </w:del>
-          </w:p>
-        </w:tc>
-      </w:tr>
-      <w:tr>
-        <w:trPr>
-          <w:ins w:id="127" w:author="Scopus test procedure" w:date="2026-08-09T00:00:00Z"/>
-        </w:trPr>
-        <w:tc>
-          <w:tcPr>
-            <w:tcW w:type="dxa" w:w="2880"/>
-          </w:tcPr>
-          <w:p>
-            <w:pPr>
-              <w:rPr>
-                <w:ins w:id="128" w:author="Scopus test procedure" w:date="2026-08-09T00:00:00Z"/>
-              </w:rPr>
-            </w:pPr>
-            <w:ins w:id="129" w:author="Scopus test procedure" w:date="2026-08-09T00:00:00Z">
-              <w:r>
-                <w:t>7</w:t>
-              </w:r>
-            </w:ins>
-          </w:p>
-        </w:tc>
-        <w:tc>
-          <w:tcPr>
-            <w:tcW w:type="dxa" w:w="2880"/>
-          </w:tcPr>
-          <w:p>
-            <w:pPr>
-              <w:rPr>
-                <w:ins w:id="130" w:author="Scopus test procedure" w:date="2026-08-09T00:00:00Z"/>
-              </w:rPr>
-            </w:pPr>
-            <w:ins w:id="131" w:author="Scopus test procedure" w:date="2026-08-09T00:00:00Z">
-              <w:r>
-                <w:t>Real people walking into view produce an event with the right count — with 'frame query' saying 'empty', so the camera was on its lens and not on the Step 7 picture</w:t>
-              </w:r>
-            </w:ins>
-          </w:p>
-        </w:tc>
-        <w:tc>
-          <w:tcPr>
-            <w:tcW w:type="dxa" w:w="2880"/>
-          </w:tcPr>
-          <w:p>
-            <w:pPr>
-              <w:rPr>
-                <w:ins w:id="132" w:author="Scopus test procedure" w:date="2026-08-09T00:00:00Z"/>
-              </w:rPr>
-            </w:pPr>
-            <w:ins w:id="133" w:author="Scopus test procedure" w:date="2026-08-09T00:00:00Z">
-              <w:r>
-                <w:t>Step 9, Window A</w:t>
-              </w:r>
-            </w:ins>
+            <w:r>
+              <w:t>Step 9, Window A</w:t>
+            </w:r>
           </w:p>
         </w:tc>
       </w:tr>
@@ -3752,24 +3193,14 @@
         </w:tc>
       </w:tr>
       <w:tr>
-        <w:trPr>
-          <w:ins w:id="134" w:author="Scopus test procedure" w:date="2026-08-09T00:00:00Z"/>
-        </w:trPr>
         <w:tc>
           <w:tcPr>
             <w:tcW w:type="dxa" w:w="4320"/>
           </w:tcPr>
           <w:p>
-            <w:pPr>
-              <w:rPr>
-                <w:ins w:id="135" w:author="Scopus test procedure" w:date="2026-08-09T00:00:00Z"/>
-              </w:rPr>
-            </w:pPr>
-            <w:ins w:id="136" w:author="Scopus test procedure" w:date="2026-08-09T00:00:00Z">
-              <w:r>
-                <w:t>Step 9: people really are in front of the camera, the live view even draws boxes, but Window A stays silent</w:t>
-              </w:r>
-            </w:ins>
+            <w:r>
+              <w:t>Step 9: people really are in front of the camera, the live view even draws boxes, but Window A stays silent</w:t>
+            </w:r>
           </w:p>
         </w:tc>
         <w:tc>
@@ -3777,38 +3208,21 @@
             <w:tcW w:type="dxa" w:w="4320"/>
           </w:tcPr>
           <w:p>
-            <w:pPr>
-              <w:rPr>
-                <w:ins w:id="137" w:author="Scopus test procedure" w:date="2026-08-09T00:00:00Z"/>
-              </w:rPr>
-            </w:pPr>
-            <w:ins w:id="138" w:author="Scopus test procedure" w:date="2026-08-09T00:00:00Z">
-              <w:r>
-                <w:t>The Step 7 picture is almost certainly still loaded, so the camera is looking at that photograph and not through its lens — the boxes you see are the photograph's people painted over the live video, which is why they sit on doors and walls. Check with:  cd ~/work/itpnovex/edgeai &amp;&amp; python3 scopus/cam.py "frame query"  — if it says 'loaded', run:  cd ~/work/itpnovex/edgeai &amp;&amp; python3 scopus/cam.py "frame clear"  and redo Step 9. Step 7 clears it for you, so if you find it loaded here, say so in your report.</w:t>
-              </w:r>
-            </w:ins>
+            <w:r>
+              <w:t>The Step 7 picture is almost certainly still loaded, so the camera is looking at that photograph and not through its lens — the boxes you see are the photograph's people painted over the live video, which is why they sit on doors and walls. Check with:  cd ~/work/itpnovex/edgeai &amp;&amp; python3 scopus/cam.py "frame query"  — if it says 'loaded', run:  cd ~/work/itpnovex/edgeai &amp;&amp; python3 scopus/cam.py "frame clear"  and redo Step 9. Step 7 clears it for you, so if you find it loaded here, say so in your report.</w:t>
+            </w:r>
           </w:p>
         </w:tc>
       </w:tr>
       <w:tr>
-        <w:trPr>
-          <w:ins w:id="139" w:author="Scopus test procedure" w:date="2026-08-09T00:00:00Z"/>
-        </w:trPr>
         <w:tc>
           <w:tcPr>
             <w:tcW w:type="dxa" w:w="4320"/>
           </w:tcPr>
           <w:p>
-            <w:pPr>
-              <w:rPr>
-                <w:ins w:id="140" w:author="Scopus test procedure" w:date="2026-08-09T00:00:00Z"/>
-              </w:rPr>
-            </w:pPr>
-            <w:ins w:id="141" w:author="Scopus test procedure" w:date="2026-08-09T00:00:00Z">
-              <w:r>
-                <w:t>Step 7 says 'the picture did not load', on every attempt</w:t>
-              </w:r>
-            </w:ins>
+            <w:r>
+              <w:t>Step 7 says 'the picture did not load', on every attempt</w:t>
+            </w:r>
           </w:p>
         </w:tc>
         <w:tc>
@@ -3816,16 +3230,9 @@
             <w:tcW w:type="dxa" w:w="4320"/>
           </w:tcPr>
           <w:p>
-            <w:pPr>
-              <w:rPr>
-                <w:ins w:id="142" w:author="Scopus test procedure" w:date="2026-08-09T00:00:00Z"/>
-              </w:rPr>
-            </w:pPr>
-            <w:ins w:id="143" w:author="Scopus test procedure" w:date="2026-08-09T00:00:00Z">
-              <w:r>
-                <w:t>The camera's console and the uploader are out of step — usually something else was talking to the camera at the same moment. Run the step once more; it re-syncs on its own. If all four attempts fail again, check the camera did not restart underneath you:  cd ~/work/itpnovex/edgeai &amp;&amp; python3 scopus/cam.py uptime  — a number under a minute means it did, and that is worth reporting.</w:t>
-              </w:r>
-            </w:ins>
+            <w:r>
+              <w:t>The camera's console and the uploader are out of step — usually something else was talking to the camera at the same moment. Run the step once more; it re-syncs on its own. If all four attempts fail again, check the camera did not restart underneath you:  cd ~/work/itpnovex/edgeai &amp;&amp; python3 scopus/cam.py uptime  — a number under a minute means it did, and that is worth reporting.</w:t>
+            </w:r>
           </w:p>
         </w:tc>
       </w:tr>
@@ -4037,28 +3444,9 @@
       </w:r>
     </w:p>
     <w:p>
-      <w:pPr>
-        <w:rPr>
-          <w:del w:id="144" w:author="Scopus test procedure" w:date="2026-08-09T00:00:00Z"/>
-        </w:rPr>
-      </w:pPr>
-      <w:del w:id="145" w:author="Scopus test procedure" w:date="2026-08-09T00:00:00Z">
-        <w:r>
-          <w:delText xml:space="preserve">The first entry below is normal and needs no action. The other two were firmware faults, fixed on 6 August 2026 — they are listed because you may have been told to expect them, and because seeing either one now means something has regressed and should be reported rather than worked around.</w:delText>
-        </w:r>
-      </w:del>
-    </w:p>
-    <w:p>
-      <w:pPr>
-        <w:rPr>
-          <w:ins w:id="146" w:author="Scopus test procedure" w:date="2026-08-09T00:00:00Z"/>
-        </w:rPr>
-      </w:pPr>
-      <w:ins w:id="147" w:author="Scopus test procedure" w:date="2026-08-09T00:00:00Z">
-        <w:r>
-          <w:t>The first entry below is normal and needs no action. The second was a firmware fault, fixed on 6 August 2026 — it is listed because you may have been told to expect it, and because seeing it now means something has regressed and should be reported rather than worked around. The third is still open, and is the one to watch.</w:t>
-        </w:r>
-      </w:ins>
+      <w:r>
+        <w:t>The first entry below is normal and needs no action. The second was a firmware fault, fixed on 6 August 2026 — it is listed because you may have been told to expect it, and because seeing it now means something has regressed and should be reported rather than worked around. The third is still open, and is the one to watch.</w:t>
+      </w:r>
     </w:p>
     <w:tbl>
       <w:tblPr>
@@ -4168,24 +3556,14 @@
         </w:tc>
       </w:tr>
       <w:tr>
-        <w:trPr>
-          <w:del w:id="148" w:author="Scopus test procedure" w:date="2026-08-09T00:00:00Z"/>
-        </w:trPr>
         <w:tc>
           <w:tcPr>
             <w:tcW w:type="dxa" w:w="2880"/>
           </w:tcPr>
           <w:p>
-            <w:pPr>
-              <w:rPr>
-                <w:del w:id="149" w:author="Scopus test procedure" w:date="2026-08-09T00:00:00Z"/>
-              </w:rPr>
-            </w:pPr>
-            <w:del w:id="150" w:author="Scopus test procedure" w:date="2026-08-09T00:00:00Z">
-              <w:r>
-                <w:delText xml:space="preserve">The camera restarts on its own</w:delText>
-              </w:r>
-            </w:del>
+            <w:r>
+              <w:t>The camera restarts on its own</w:t>
+            </w:r>
           </w:p>
         </w:tc>
         <w:tc>
@@ -4193,16 +3571,9 @@
             <w:tcW w:type="dxa" w:w="2880"/>
           </w:tcPr>
           <w:p>
-            <w:pPr>
-              <w:rPr>
-                <w:del w:id="151" w:author="Scopus test procedure" w:date="2026-08-09T00:00:00Z"/>
-              </w:rPr>
-            </w:pPr>
-            <w:del w:id="152" w:author="Scopus test procedure" w:date="2026-08-09T00:00:00Z">
-              <w:r>
-                <w:delText xml:space="preserve">Commands stop answering for about 30 seconds; afterwards the camera's settings are back to their defaults. Confirm with:  cd ~/work/itpnovex/edgeai &amp;&amp; python3 scopus/cam.py uptime  — a number under a minute means it has just restarted.</w:delText>
-              </w:r>
-            </w:del>
+            <w:r>
+              <w:t>Commands stop answering for about 30 seconds; afterwards detection is off and the camera's settings are back to their defaults. Confirm with:  cd ~/work/itpnovex/edgeai &amp;&amp; python3 scopus/cam.py uptime  — a number under a minute means it has just restarted.</w:t>
+            </w:r>
           </w:p>
         </w:tc>
         <w:tc>
@@ -4210,100 +3581,26 @@
             <w:tcW w:type="dxa" w:w="2880"/>
           </w:tcPr>
           <w:p>
-            <w:pPr>
-              <w:rPr>
-                <w:del w:id="153" w:author="Scopus test procedure" w:date="2026-08-09T00:00:00Z"/>
-              </w:rPr>
-            </w:pPr>
-            <w:del w:id="154" w:author="Scopus test procedure" w:date="2026-08-09T00:00:00Z">
-              <w:r>
-                <w:delText xml:space="preserve">FIXED — the camera used to reset while recovering the internal cable. Redo Step 5 and carry on, and report it with the time it happened. This one matters.</w:delText>
-              </w:r>
-            </w:del>
-          </w:p>
-        </w:tc>
-      </w:tr>
-      <w:tr>
-        <w:trPr>
-          <w:ins w:id="155" w:author="Scopus test procedure" w:date="2026-08-09T00:00:00Z"/>
-        </w:trPr>
-        <w:tc>
-          <w:tcPr>
-            <w:tcW w:type="dxa" w:w="2880"/>
-          </w:tcPr>
-          <w:p>
-            <w:pPr>
-              <w:rPr>
-                <w:ins w:id="156" w:author="Scopus test procedure" w:date="2026-08-09T00:00:00Z"/>
-              </w:rPr>
-            </w:pPr>
-            <w:ins w:id="157" w:author="Scopus test procedure" w:date="2026-08-09T00:00:00Z">
-              <w:r>
-                <w:t>The camera restarts on its own</w:t>
-              </w:r>
-            </w:ins>
-          </w:p>
-        </w:tc>
-        <w:tc>
-          <w:tcPr>
-            <w:tcW w:type="dxa" w:w="2880"/>
-          </w:tcPr>
-          <w:p>
-            <w:pPr>
-              <w:rPr>
-                <w:ins w:id="158" w:author="Scopus test procedure" w:date="2026-08-09T00:00:00Z"/>
-              </w:rPr>
-            </w:pPr>
-            <w:ins w:id="159" w:author="Scopus test procedure" w:date="2026-08-09T00:00:00Z">
-              <w:r>
-                <w:t>Commands stop answering for about 30 seconds; afterwards detection is off and the camera's settings are back to their defaults. Confirm with:  cd ~/work/itpnovex/edgeai &amp;&amp; python3 scopus/cam.py uptime  — a number under a minute means it has just restarted.</w:t>
-              </w:r>
-            </w:ins>
-          </w:p>
-        </w:tc>
-        <w:tc>
-          <w:tcPr>
-            <w:tcW w:type="dxa" w:w="2880"/>
-          </w:tcPr>
-          <w:p>
-            <w:pPr>
-              <w:rPr>
-                <w:ins w:id="160" w:author="Scopus test procedure" w:date="2026-08-09T00:00:00Z"/>
-              </w:rPr>
-            </w:pPr>
-            <w:ins w:id="161" w:author="Scopus test procedure" w:date="2026-08-09T00:00:00Z">
-              <w:r>
-                <w:t>OPEN — the cause behind the internal cable was fixed, but one restart was seen on 9 August 2026 during a Step 7 injection and could not be reproduced afterwards. So this is not closed. Run 'uptime' the moment anything stops answering, redo Step 5 and carry on, and report it with the time to the second — that timestamp is what makes it findable. This one matters.</w:t>
-              </w:r>
-            </w:ins>
+            <w:r>
+              <w:t>OPEN — the cause behind the internal cable was fixed, but one restart was seen on 9 August 2026 during a Step 7 injection and could not be reproduced afterwards. So this is not closed. Run 'uptime' the moment anything stops answering, redo Step 5 and carry on, and report it with the time to the second — that timestamp is what makes it findable. This one matters.</w:t>
+            </w:r>
           </w:p>
         </w:tc>
       </w:tr>
     </w:tbl>
+    <w:p/>
     <w:p>
       <w:pPr>
+        <w:ind w:left="432"/>
+      </w:pPr>
+      <w:r>
         <w:rPr>
-          <w:ins w:id="162" w:author="Scopus test procedure" w:date="2026-08-09T00:00:00Z"/>
+          <w:i/>
+          <w:color w:val="444444"/>
+          <w:sz w:val="18"/>
         </w:rPr>
-      </w:pPr>
-    </w:p>
-    <w:p>
-      <w:pPr>
-        <w:ind w:left="432"/>
-        <w:rPr>
-          <w:ins w:id="163" w:author="Scopus test procedure" w:date="2026-08-09T00:00:00Z"/>
-        </w:rPr>
-      </w:pPr>
-      <w:ins w:id="164" w:author="Scopus test procedure" w:date="2026-08-09T00:00:00Z">
-        <w:r>
-          <w:rPr>
-            <w:i/>
-            <w:color w:val="444444"/>
-            <w:sz w:val="18"/>
-          </w:rPr>
-          <w:t>If a restart does happen, the useful evidence is on the camera's own console at the moment it goes: it prints a line beginning FAILURE and naming the part that failed, then restarts about a third of a second later. Nothing captures that unless a window is watching the camera port at the time. If you are asked to chase a repeat of this, that is the recording to make.</w:t>
-        </w:r>
-      </w:ins>
+        <w:t>If a restart does happen, the useful evidence is on the camera's own console at the moment it goes: it prints a line beginning FAILURE and naming the part that failed, then restarts about a third of a second later. Nothing captures that unless a window is watching the camera port at the time. If you are asked to chase a repeat of this, that is the recording to make.</w:t>
+      </w:r>
     </w:p>
     <w:p/>
     <w:p>
@@ -4616,6 +3913,1196 @@
         <w:t>The one skip is the SD card slot being empty.</w:t>
       </w:r>
     </w:p>
+    <w:p>
+      <w:pPr>
+        <w:rPr>
+          <w:ins w:id="1" w:author="Scopus test procedure" w:date="2026-08-09T00:00:00Z"/>
+        </w:rPr>
+      </w:pPr>
+      <w:ins w:id="2" w:author="Scopus test procedure" w:date="2026-08-09T00:00:00Z">
+        <w:r>
+          <w:br w:type="page"/>
+        </w:r>
+      </w:ins>
+    </w:p>
+    <w:p>
+      <w:pPr>
+        <w:pStyle w:val="Heading1"/>
+        <w:rPr>
+          <w:ins w:id="3" w:author="Scopus test procedure" w:date="2026-08-09T00:00:00Z"/>
+        </w:rPr>
+      </w:pPr>
+      <w:ins w:id="4" w:author="Scopus test procedure" w:date="2026-08-09T00:00:00Z">
+        <w:r>
+          <w:t>18. Testing over the cellular network</w:t>
+        </w:r>
+      </w:ins>
+    </w:p>
+    <w:p>
+      <w:pPr>
+        <w:rPr>
+          <w:ins w:id="5" w:author="Scopus test procedure" w:date="2026-08-09T00:00:00Z"/>
+        </w:rPr>
+      </w:pPr>
+      <w:ins w:id="6" w:author="Scopus test procedure" w:date="2026-08-09T00:00:00Z">
+        <w:r>
+          <w:t>Everything above runs over the USB cable between this PC and the modem. This section runs the same test with the cable carrying nothing: the modem sends over its own cellular connection, to a server on the internet, and this PC watches what arrives there. It is the configuration a deployed unit actually uses.</w:t>
+        </w:r>
+      </w:ins>
+    </w:p>
+    <w:p>
+      <w:pPr>
+        <w:pStyle w:val="Heading2"/>
+        <w:rPr>
+          <w:ins w:id="7" w:author="Scopus test procedure" w:date="2026-08-09T00:00:00Z"/>
+        </w:rPr>
+      </w:pPr>
+      <w:ins w:id="8" w:author="Scopus test procedure" w:date="2026-08-09T00:00:00Z">
+        <w:r>
+          <w:t>Why it needs a server in the middle</w:t>
+        </w:r>
+      </w:ins>
+    </w:p>
+    <w:p>
+      <w:pPr>
+        <w:rPr>
+          <w:ins w:id="9" w:author="Scopus test procedure" w:date="2026-08-09T00:00:00Z"/>
+        </w:rPr>
+      </w:pPr>
+      <w:ins w:id="10" w:author="Scopus test procedure" w:date="2026-08-09T00:00:00Z">
+        <w:r>
+          <w:t>On cellular the modem is given a private address by the mobile operator, so nothing on the internet can open a connection to it. This PC is behind an office router, so nothing can open a connection to this PC either. Neither end can reach the other, and no amount of configuration changes that.</w:t>
+        </w:r>
+      </w:ins>
+    </w:p>
+    <w:p>
+      <w:pPr>
+        <w:rPr>
+          <w:ins w:id="11" w:author="Scopus test procedure" w:date="2026-08-09T00:00:00Z"/>
+        </w:rPr>
+      </w:pPr>
+      <w:ins w:id="12" w:author="Scopus test procedure" w:date="2026-08-09T00:00:00Z">
+        <w:r>
+          <w:t>So a third machine holds the middle. It has a fixed public address; the modem sends to it, and this PC asks it what arrived. Both ends make outgoing connections only, which is why this works from any network — the office, a hotspot, a customer site — with nothing to set up on the router.</w:t>
+        </w:r>
+      </w:ins>
+    </w:p>
+    <w:tbl>
+      <w:tblPr>
+        <w:tblStyle w:val="LightGrid-Accent1"/>
+        <w:tblW w:type="auto" w:w="0"/>
+        <w:tblLook w:firstColumn="1" w:firstRow="1" w:lastColumn="0" w:lastRow="0" w:noHBand="0" w:noVBand="1" w:val="04A0"/>
+      </w:tblPr>
+      <w:tblGrid>
+        <w:gridCol w:w="2880"/>
+        <w:gridCol w:w="2880"/>
+        <w:gridCol w:w="2880"/>
+      </w:tblGrid>
+      <w:tr>
+        <w:trPr>
+          <w:ins w:id="13" w:author="Scopus test procedure" w:date="2026-08-09T00:00:00Z"/>
+        </w:trPr>
+        <w:tc>
+          <w:tcPr>
+            <w:tcW w:type="dxa" w:w="2880"/>
+          </w:tcPr>
+          <w:p>
+            <w:pPr>
+              <w:rPr>
+                <w:ins w:id="14" w:author="Scopus test procedure" w:date="2026-08-09T00:00:00Z"/>
+              </w:rPr>
+            </w:pPr>
+            <w:ins w:id="15" w:author="Scopus test procedure" w:date="2026-08-09T00:00:00Z">
+              <w:r>
+                <w:t>Piece</w:t>
+              </w:r>
+            </w:ins>
+          </w:p>
+        </w:tc>
+        <w:tc>
+          <w:tcPr>
+            <w:tcW w:type="dxa" w:w="2880"/>
+          </w:tcPr>
+          <w:p>
+            <w:pPr>
+              <w:rPr>
+                <w:ins w:id="16" w:author="Scopus test procedure" w:date="2026-08-09T00:00:00Z"/>
+              </w:rPr>
+            </w:pPr>
+            <w:ins w:id="17" w:author="Scopus test procedure" w:date="2026-08-09T00:00:00Z">
+              <w:r>
+                <w:t>Where it runs</w:t>
+              </w:r>
+            </w:ins>
+          </w:p>
+        </w:tc>
+        <w:tc>
+          <w:tcPr>
+            <w:tcW w:type="dxa" w:w="2880"/>
+          </w:tcPr>
+          <w:p>
+            <w:pPr>
+              <w:rPr>
+                <w:ins w:id="18" w:author="Scopus test procedure" w:date="2026-08-09T00:00:00Z"/>
+              </w:rPr>
+            </w:pPr>
+            <w:ins w:id="19" w:author="Scopus test procedure" w:date="2026-08-09T00:00:00Z">
+              <w:r>
+                <w:t>What it does</w:t>
+              </w:r>
+            </w:ins>
+          </w:p>
+        </w:tc>
+      </w:tr>
+      <w:tr>
+        <w:trPr>
+          <w:ins w:id="20" w:author="Scopus test procedure" w:date="2026-08-09T00:00:00Z"/>
+        </w:trPr>
+        <w:tc>
+          <w:tcPr>
+            <w:tcW w:type="dxa" w:w="2880"/>
+          </w:tcPr>
+          <w:p>
+            <w:pPr>
+              <w:rPr>
+                <w:ins w:id="21" w:author="Scopus test procedure" w:date="2026-08-09T00:00:00Z"/>
+              </w:rPr>
+            </w:pPr>
+            <w:ins w:id="22" w:author="Scopus test procedure" w:date="2026-08-09T00:00:00Z">
+              <w:r>
+                <w:t>cloud_relay.py</w:t>
+              </w:r>
+            </w:ins>
+          </w:p>
+        </w:tc>
+        <w:tc>
+          <w:tcPr>
+            <w:tcW w:type="dxa" w:w="2880"/>
+          </w:tcPr>
+          <w:p>
+            <w:pPr>
+              <w:rPr>
+                <w:ins w:id="23" w:author="Scopus test procedure" w:date="2026-08-09T00:00:00Z"/>
+              </w:rPr>
+            </w:pPr>
+            <w:ins w:id="24" w:author="Scopus test procedure" w:date="2026-08-09T00:00:00Z">
+              <w:r>
+                <w:t>the public server, 165.22.181.245</w:t>
+              </w:r>
+            </w:ins>
+          </w:p>
+        </w:tc>
+        <w:tc>
+          <w:tcPr>
+            <w:tcW w:type="dxa" w:w="2880"/>
+          </w:tcPr>
+          <w:p>
+            <w:pPr>
+              <w:rPr>
+                <w:ins w:id="25" w:author="Scopus test procedure" w:date="2026-08-09T00:00:00Z"/>
+              </w:rPr>
+            </w:pPr>
+            <w:ins w:id="26" w:author="Scopus test procedure" w:date="2026-08-09T00:00:00Z">
+              <w:r>
+                <w:t>receives the notifications and the photos, and keeps them</w:t>
+              </w:r>
+            </w:ins>
+          </w:p>
+        </w:tc>
+      </w:tr>
+      <w:tr>
+        <w:trPr>
+          <w:ins w:id="27" w:author="Scopus test procedure" w:date="2026-08-09T00:00:00Z"/>
+        </w:trPr>
+        <w:tc>
+          <w:tcPr>
+            <w:tcW w:type="dxa" w:w="2880"/>
+          </w:tcPr>
+          <w:p>
+            <w:pPr>
+              <w:rPr>
+                <w:ins w:id="28" w:author="Scopus test procedure" w:date="2026-08-09T00:00:00Z"/>
+              </w:rPr>
+            </w:pPr>
+            <w:ins w:id="29" w:author="Scopus test procedure" w:date="2026-08-09T00:00:00Z">
+              <w:r>
+                <w:t>relay_pull.py</w:t>
+              </w:r>
+            </w:ins>
+          </w:p>
+        </w:tc>
+        <w:tc>
+          <w:tcPr>
+            <w:tcW w:type="dxa" w:w="2880"/>
+          </w:tcPr>
+          <w:p>
+            <w:pPr>
+              <w:rPr>
+                <w:ins w:id="30" w:author="Scopus test procedure" w:date="2026-08-09T00:00:00Z"/>
+              </w:rPr>
+            </w:pPr>
+            <w:ins w:id="31" w:author="Scopus test procedure" w:date="2026-08-09T00:00:00Z">
+              <w:r>
+                <w:t>this PC</w:t>
+              </w:r>
+            </w:ins>
+          </w:p>
+        </w:tc>
+        <w:tc>
+          <w:tcPr>
+            <w:tcW w:type="dxa" w:w="2880"/>
+          </w:tcPr>
+          <w:p>
+            <w:pPr>
+              <w:rPr>
+                <w:ins w:id="32" w:author="Scopus test procedure" w:date="2026-08-09T00:00:00Z"/>
+              </w:rPr>
+            </w:pPr>
+            <w:ins w:id="33" w:author="Scopus test procedure" w:date="2026-08-09T00:00:00Z">
+              <w:r>
+                <w:t>asks the relay what arrived and saves it here, exactly as test_server.py did in Step 3</w:t>
+              </w:r>
+            </w:ins>
+          </w:p>
+        </w:tc>
+      </w:tr>
+      <w:tr>
+        <w:trPr>
+          <w:ins w:id="34" w:author="Scopus test procedure" w:date="2026-08-09T00:00:00Z"/>
+        </w:trPr>
+        <w:tc>
+          <w:tcPr>
+            <w:tcW w:type="dxa" w:w="2880"/>
+          </w:tcPr>
+          <w:p>
+            <w:pPr>
+              <w:rPr>
+                <w:ins w:id="35" w:author="Scopus test procedure" w:date="2026-08-09T00:00:00Z"/>
+              </w:rPr>
+            </w:pPr>
+            <w:ins w:id="36" w:author="Scopus test procedure" w:date="2026-08-09T00:00:00Z">
+              <w:r>
+                <w:t>the modem</w:t>
+              </w:r>
+            </w:ins>
+          </w:p>
+        </w:tc>
+        <w:tc>
+          <w:tcPr>
+            <w:tcW w:type="dxa" w:w="2880"/>
+          </w:tcPr>
+          <w:p>
+            <w:pPr>
+              <w:rPr>
+                <w:ins w:id="37" w:author="Scopus test procedure" w:date="2026-08-09T00:00:00Z"/>
+              </w:rPr>
+            </w:pPr>
+            <w:ins w:id="38" w:author="Scopus test procedure" w:date="2026-08-09T00:00:00Z">
+              <w:r>
+                <w:t>the bench</w:t>
+              </w:r>
+            </w:ins>
+          </w:p>
+        </w:tc>
+        <w:tc>
+          <w:tcPr>
+            <w:tcW w:type="dxa" w:w="2880"/>
+          </w:tcPr>
+          <w:p>
+            <w:pPr>
+              <w:rPr>
+                <w:ins w:id="39" w:author="Scopus test procedure" w:date="2026-08-09T00:00:00Z"/>
+              </w:rPr>
+            </w:pPr>
+            <w:ins w:id="40" w:author="Scopus test procedure" w:date="2026-08-09T00:00:00Z">
+              <w:r>
+                <w:t>sends to the relay's public address over cellular</w:t>
+              </w:r>
+            </w:ins>
+          </w:p>
+        </w:tc>
+      </w:tr>
+    </w:tbl>
+    <w:p>
+      <w:pPr>
+        <w:ind w:left="432"/>
+        <w:rPr>
+          <w:ins w:id="41" w:author="Scopus test procedure" w:date="2026-08-09T00:00:00Z"/>
+        </w:rPr>
+      </w:pPr>
+      <w:ins w:id="42" w:author="Scopus test procedure" w:date="2026-08-09T00:00:00Z">
+        <w:r>
+          <w:rPr>
+            <w:i/>
+            <w:color w:val="444444"/>
+            <w:sz w:val="18"/>
+          </w:rPr>
+          <w:t>The relay is already installed and running as a service. Nothing in this section starts or stops it.</w:t>
+        </w:r>
+      </w:ins>
+    </w:p>
+    <w:p>
+      <w:pPr>
+        <w:pStyle w:val="Heading2"/>
+        <w:rPr>
+          <w:ins w:id="43" w:author="Scopus test procedure" w:date="2026-08-09T00:00:00Z"/>
+        </w:rPr>
+      </w:pPr>
+      <w:ins w:id="44" w:author="Scopus test procedure" w:date="2026-08-09T00:00:00Z">
+        <w:r>
+          <w:t>Step C1 — Point the modem at the relay</w:t>
+        </w:r>
+      </w:ins>
+    </w:p>
+    <w:p>
+      <w:pPr>
+        <w:rPr>
+          <w:ins w:id="45" w:author="Scopus test procedure" w:date="2026-08-09T00:00:00Z"/>
+        </w:rPr>
+      </w:pPr>
+      <w:ins w:id="46" w:author="Scopus test procedure" w:date="2026-08-09T00:00:00Z">
+        <w:r>
+          <w:t>This replaces Step 4. It sets the same five endpoints, but at the relay instead of this PC, sets the APN, switches the modem to its cellular connection, and then waits until the modem actually has a route out before reporting success.</w:t>
+        </w:r>
+      </w:ins>
+    </w:p>
+    <w:p>
+      <w:pPr>
+        <w:spacing w:after="80"/>
+        <w:ind w:left="432"/>
+        <w:rPr>
+          <w:ins w:id="47" w:author="Scopus test procedure" w:date="2026-08-09T00:00:00Z"/>
+        </w:rPr>
+      </w:pPr>
+      <w:ins w:id="48" w:author="Scopus test procedure" w:date="2026-08-09T00:00:00Z">
+        <w:r>
+          <w:rPr>
+            <w:rFonts w:ascii="Consolas" w:hAnsi="Consolas"/>
+            <w:b/>
+            <w:color w:val="1F3D7A"/>
+            <w:sz w:val="18"/>
+          </w:rPr>
+          <w:t>cd ~/work/itpnovex/edgeai &amp;&amp; python3 scopus/at.py --point-cloud 165.22.181.245 --http-port 80 --udp-port 39999 --path /scopus/upload --apn &lt;your-apn&gt;</w:t>
+        </w:r>
+      </w:ins>
+    </w:p>
+    <w:p>
+      <w:pPr>
+        <w:spacing w:after="40"/>
+        <w:rPr>
+          <w:ins w:id="49" w:author="Scopus test procedure" w:date="2026-08-09T00:00:00Z"/>
+        </w:rPr>
+      </w:pPr>
+      <w:ins w:id="50" w:author="Scopus test procedure" w:date="2026-08-09T00:00:00Z">
+        <w:r>
+          <w:rPr>
+            <w:b/>
+            <w:color w:val="1E6B2E"/>
+            <w:sz w:val="20"/>
+          </w:rPr>
+          <w:t>Expected:</w:t>
+        </w:r>
+      </w:ins>
+    </w:p>
+    <w:p>
+      <w:pPr>
+        <w:spacing w:after="80"/>
+        <w:ind w:left="432"/>
+        <w:rPr>
+          <w:ins w:id="51" w:author="Scopus test procedure" w:date="2026-08-09T00:00:00Z"/>
+        </w:rPr>
+      </w:pPr>
+      <w:ins w:id="52" w:author="Scopus test procedure" w:date="2026-08-09T00:00:00Z">
+        <w:r>
+          <w:rPr>
+            <w:rFonts w:ascii="Consolas" w:hAnsi="Consolas"/>
+            <w:sz w:val="18"/>
+          </w:rPr>
+          <w:t xml:space="preserve">  AT+SDVRNTFHOST="165.22.181.245"</w:t>
+          <w:br/>
+          <w:t xml:space="preserve">      OK</w:t>
+          <w:br/>
+          <w:t xml:space="preserve">  …</w:t>
+          <w:br/>
+          <w:t xml:space="preserve">  AT+SDVRNET?</w:t>
+          <w:br/>
+          <w:t xml:space="preserve">      +SDVRNET: 1,1,1,1,"&lt;operator&gt;","LTE","&lt;apn&gt;","rmnet_data0","10.x.x.x","10.x.x.x",0</w:t>
+          <w:br/>
+          <w:t xml:space="preserve">      OK</w:t>
+          <w:br/>
+          <w:br/>
+          <w:t>OK — cellular link up. Notifications to 165.22.181.245:39999, photos to http://165.22.181.245:80/scopus/upload</w:t>
+        </w:r>
+      </w:ins>
+    </w:p>
+    <w:p>
+      <w:pPr>
+        <w:rPr>
+          <w:ins w:id="53" w:author="Scopus test procedure" w:date="2026-08-09T00:00:00Z"/>
+        </w:rPr>
+      </w:pPr>
+      <w:ins w:id="54" w:author="Scopus test procedure" w:date="2026-08-09T00:00:00Z">
+        <w:r>
+          <w:t>The four numbers after +SDVRNET: are the whole story:</w:t>
+        </w:r>
+      </w:ins>
+    </w:p>
+    <w:tbl>
+      <w:tblPr>
+        <w:tblStyle w:val="LightGrid-Accent1"/>
+        <w:tblW w:type="auto" w:w="0"/>
+        <w:tblLook w:firstColumn="1" w:firstRow="1" w:lastColumn="0" w:lastRow="0" w:noHBand="0" w:noVBand="1" w:val="04A0"/>
+      </w:tblPr>
+      <w:tblGrid>
+        <w:gridCol w:w="2880"/>
+        <w:gridCol w:w="2880"/>
+        <w:gridCol w:w="2880"/>
+      </w:tblGrid>
+      <w:tr>
+        <w:trPr>
+          <w:ins w:id="55" w:author="Scopus test procedure" w:date="2026-08-09T00:00:00Z"/>
+        </w:trPr>
+        <w:tc>
+          <w:tcPr>
+            <w:tcW w:type="dxa" w:w="2880"/>
+          </w:tcPr>
+          <w:p>
+            <w:pPr>
+              <w:rPr>
+                <w:ins w:id="56" w:author="Scopus test procedure" w:date="2026-08-09T00:00:00Z"/>
+              </w:rPr>
+            </w:pPr>
+            <w:ins w:id="57" w:author="Scopus test procedure" w:date="2026-08-09T00:00:00Z">
+              <w:r>
+                <w:t>Position</w:t>
+              </w:r>
+            </w:ins>
+          </w:p>
+        </w:tc>
+        <w:tc>
+          <w:tcPr>
+            <w:tcW w:type="dxa" w:w="2880"/>
+          </w:tcPr>
+          <w:p>
+            <w:pPr>
+              <w:rPr>
+                <w:ins w:id="58" w:author="Scopus test procedure" w:date="2026-08-09T00:00:00Z"/>
+              </w:rPr>
+            </w:pPr>
+            <w:ins w:id="59" w:author="Scopus test procedure" w:date="2026-08-09T00:00:00Z">
+              <w:r>
+                <w:t>Means</w:t>
+              </w:r>
+            </w:ins>
+          </w:p>
+        </w:tc>
+        <w:tc>
+          <w:tcPr>
+            <w:tcW w:type="dxa" w:w="2880"/>
+          </w:tcPr>
+          <w:p>
+            <w:pPr>
+              <w:rPr>
+                <w:ins w:id="60" w:author="Scopus test procedure" w:date="2026-08-09T00:00:00Z"/>
+              </w:rPr>
+            </w:pPr>
+            <w:ins w:id="61" w:author="Scopus test procedure" w:date="2026-08-09T00:00:00Z">
+              <w:r>
+                <w:t>If it is 0</w:t>
+              </w:r>
+            </w:ins>
+          </w:p>
+        </w:tc>
+      </w:tr>
+      <w:tr>
+        <w:trPr>
+          <w:ins w:id="62" w:author="Scopus test procedure" w:date="2026-08-09T00:00:00Z"/>
+        </w:trPr>
+        <w:tc>
+          <w:tcPr>
+            <w:tcW w:type="dxa" w:w="2880"/>
+          </w:tcPr>
+          <w:p>
+            <w:pPr>
+              <w:rPr>
+                <w:ins w:id="63" w:author="Scopus test procedure" w:date="2026-08-09T00:00:00Z"/>
+              </w:rPr>
+            </w:pPr>
+            <w:ins w:id="64" w:author="Scopus test procedure" w:date="2026-08-09T00:00:00Z">
+              <w:r>
+                <w:t>1st</w:t>
+              </w:r>
+            </w:ins>
+          </w:p>
+        </w:tc>
+        <w:tc>
+          <w:tcPr>
+            <w:tcW w:type="dxa" w:w="2880"/>
+          </w:tcPr>
+          <w:p>
+            <w:pPr>
+              <w:rPr>
+                <w:ins w:id="65" w:author="Scopus test procedure" w:date="2026-08-09T00:00:00Z"/>
+              </w:rPr>
+            </w:pPr>
+            <w:ins w:id="66" w:author="Scopus test procedure" w:date="2026-08-09T00:00:00Z">
+              <w:r>
+                <w:t>cellular mode is switched on</w:t>
+              </w:r>
+            </w:ins>
+          </w:p>
+        </w:tc>
+        <w:tc>
+          <w:tcPr>
+            <w:tcW w:type="dxa" w:w="2880"/>
+          </w:tcPr>
+          <w:p>
+            <w:pPr>
+              <w:rPr>
+                <w:ins w:id="67" w:author="Scopus test procedure" w:date="2026-08-09T00:00:00Z"/>
+              </w:rPr>
+            </w:pPr>
+            <w:ins w:id="68" w:author="Scopus test procedure" w:date="2026-08-09T00:00:00Z">
+              <w:r>
+                <w:t>the command did not take — run Step C1 again</w:t>
+              </w:r>
+            </w:ins>
+          </w:p>
+        </w:tc>
+      </w:tr>
+      <w:tr>
+        <w:trPr>
+          <w:ins w:id="69" w:author="Scopus test procedure" w:date="2026-08-09T00:00:00Z"/>
+        </w:trPr>
+        <w:tc>
+          <w:tcPr>
+            <w:tcW w:type="dxa" w:w="2880"/>
+          </w:tcPr>
+          <w:p>
+            <w:pPr>
+              <w:rPr>
+                <w:ins w:id="70" w:author="Scopus test procedure" w:date="2026-08-09T00:00:00Z"/>
+              </w:rPr>
+            </w:pPr>
+            <w:ins w:id="71" w:author="Scopus test procedure" w:date="2026-08-09T00:00:00Z">
+              <w:r>
+                <w:t>2nd</w:t>
+              </w:r>
+            </w:ins>
+          </w:p>
+        </w:tc>
+        <w:tc>
+          <w:tcPr>
+            <w:tcW w:type="dxa" w:w="2880"/>
+          </w:tcPr>
+          <w:p>
+            <w:pPr>
+              <w:rPr>
+                <w:ins w:id="72" w:author="Scopus test procedure" w:date="2026-08-09T00:00:00Z"/>
+              </w:rPr>
+            </w:pPr>
+            <w:ins w:id="73" w:author="Scopus test procedure" w:date="2026-08-09T00:00:00Z">
+              <w:r>
+                <w:t>the modem is registered on a mobile network</w:t>
+              </w:r>
+            </w:ins>
+          </w:p>
+        </w:tc>
+        <w:tc>
+          <w:tcPr>
+            <w:tcW w:type="dxa" w:w="2880"/>
+          </w:tcPr>
+          <w:p>
+            <w:pPr>
+              <w:rPr>
+                <w:ins w:id="74" w:author="Scopus test procedure" w:date="2026-08-09T00:00:00Z"/>
+              </w:rPr>
+            </w:pPr>
+            <w:ins w:id="75" w:author="Scopus test procedure" w:date="2026-08-09T00:00:00Z">
+              <w:r>
+                <w:t>no coverage, or the SIM is not being read — see the table below</w:t>
+              </w:r>
+            </w:ins>
+          </w:p>
+        </w:tc>
+      </w:tr>
+      <w:tr>
+        <w:trPr>
+          <w:ins w:id="76" w:author="Scopus test procedure" w:date="2026-08-09T00:00:00Z"/>
+        </w:trPr>
+        <w:tc>
+          <w:tcPr>
+            <w:tcW w:type="dxa" w:w="2880"/>
+          </w:tcPr>
+          <w:p>
+            <w:pPr>
+              <w:rPr>
+                <w:ins w:id="77" w:author="Scopus test procedure" w:date="2026-08-09T00:00:00Z"/>
+              </w:rPr>
+            </w:pPr>
+            <w:ins w:id="78" w:author="Scopus test procedure" w:date="2026-08-09T00:00:00Z">
+              <w:r>
+                <w:t>3rd</w:t>
+              </w:r>
+            </w:ins>
+          </w:p>
+        </w:tc>
+        <w:tc>
+          <w:tcPr>
+            <w:tcW w:type="dxa" w:w="2880"/>
+          </w:tcPr>
+          <w:p>
+            <w:pPr>
+              <w:rPr>
+                <w:ins w:id="79" w:author="Scopus test procedure" w:date="2026-08-09T00:00:00Z"/>
+              </w:rPr>
+            </w:pPr>
+            <w:ins w:id="80" w:author="Scopus test procedure" w:date="2026-08-09T00:00:00Z">
+              <w:r>
+                <w:t>a data session is established</w:t>
+              </w:r>
+            </w:ins>
+          </w:p>
+        </w:tc>
+        <w:tc>
+          <w:tcPr>
+            <w:tcW w:type="dxa" w:w="2880"/>
+          </w:tcPr>
+          <w:p>
+            <w:pPr>
+              <w:rPr>
+                <w:ins w:id="81" w:author="Scopus test procedure" w:date="2026-08-09T00:00:00Z"/>
+              </w:rPr>
+            </w:pPr>
+            <w:ins w:id="82" w:author="Scopus test procedure" w:date="2026-08-09T00:00:00Z">
+              <w:r>
+                <w:t>the APN is wrong, or the SIM has no data service</w:t>
+              </w:r>
+            </w:ins>
+          </w:p>
+        </w:tc>
+      </w:tr>
+      <w:tr>
+        <w:trPr>
+          <w:ins w:id="83" w:author="Scopus test procedure" w:date="2026-08-09T00:00:00Z"/>
+        </w:trPr>
+        <w:tc>
+          <w:tcPr>
+            <w:tcW w:type="dxa" w:w="2880"/>
+          </w:tcPr>
+          <w:p>
+            <w:pPr>
+              <w:rPr>
+                <w:ins w:id="84" w:author="Scopus test procedure" w:date="2026-08-09T00:00:00Z"/>
+              </w:rPr>
+            </w:pPr>
+            <w:ins w:id="85" w:author="Scopus test procedure" w:date="2026-08-09T00:00:00Z">
+              <w:r>
+                <w:t>4th</w:t>
+              </w:r>
+            </w:ins>
+          </w:p>
+        </w:tc>
+        <w:tc>
+          <w:tcPr>
+            <w:tcW w:type="dxa" w:w="2880"/>
+          </w:tcPr>
+          <w:p>
+            <w:pPr>
+              <w:rPr>
+                <w:ins w:id="86" w:author="Scopus test procedure" w:date="2026-08-09T00:00:00Z"/>
+              </w:rPr>
+            </w:pPr>
+            <w:ins w:id="87" w:author="Scopus test procedure" w:date="2026-08-09T00:00:00Z">
+              <w:r>
+                <w:t>the modem has a route out</w:t>
+              </w:r>
+            </w:ins>
+          </w:p>
+        </w:tc>
+        <w:tc>
+          <w:tcPr>
+            <w:tcW w:type="dxa" w:w="2880"/>
+          </w:tcPr>
+          <w:p>
+            <w:pPr>
+              <w:rPr>
+                <w:ins w:id="88" w:author="Scopus test procedure" w:date="2026-08-09T00:00:00Z"/>
+              </w:rPr>
+            </w:pPr>
+            <w:ins w:id="89" w:author="Scopus test procedure" w:date="2026-08-09T00:00:00Z">
+              <w:r>
+                <w:t>the session came up but nothing can be sent — report this, it is a fault rather than a setup problem</w:t>
+              </w:r>
+            </w:ins>
+          </w:p>
+        </w:tc>
+      </w:tr>
+    </w:tbl>
+    <w:p>
+      <w:pPr>
+        <w:ind w:left="432"/>
+        <w:rPr>
+          <w:ins w:id="90" w:author="Scopus test procedure" w:date="2026-08-09T00:00:00Z"/>
+        </w:rPr>
+      </w:pPr>
+      <w:ins w:id="91" w:author="Scopus test procedure" w:date="2026-08-09T00:00:00Z">
+        <w:r>
+          <w:rPr>
+            <w:i/>
+            <w:color w:val="B00000"/>
+            <w:sz w:val="18"/>
+          </w:rPr>
+          <w:t>All four must be 1. A modem can be registered on LTE and show a healthy signal while the 4th is 0, and in that state every notification fails and every status screen looks fine. That is why this step waits for the 4th and not for the signal.</w:t>
+        </w:r>
+      </w:ins>
+    </w:p>
+    <w:p>
+      <w:pPr>
+        <w:pStyle w:val="Heading2"/>
+        <w:rPr>
+          <w:ins w:id="92" w:author="Scopus test procedure" w:date="2026-08-09T00:00:00Z"/>
+        </w:rPr>
+      </w:pPr>
+      <w:ins w:id="93" w:author="Scopus test procedure" w:date="2026-08-09T00:00:00Z">
+        <w:r>
+          <w:t>Step C2 — Watch the relay (Window A)</w:t>
+        </w:r>
+      </w:ins>
+    </w:p>
+    <w:p>
+      <w:pPr>
+        <w:rPr>
+          <w:ins w:id="94" w:author="Scopus test procedure" w:date="2026-08-09T00:00:00Z"/>
+        </w:rPr>
+      </w:pPr>
+      <w:ins w:id="95" w:author="Scopus test procedure" w:date="2026-08-09T00:00:00Z">
+        <w:r>
+          <w:t>This replaces Step 3. Leave it running for the rest of the test; it prints the same lines the local server printed, and saves into the same folder.</w:t>
+        </w:r>
+      </w:ins>
+    </w:p>
+    <w:p>
+      <w:pPr>
+        <w:spacing w:after="80"/>
+        <w:ind w:left="432"/>
+        <w:rPr>
+          <w:ins w:id="96" w:author="Scopus test procedure" w:date="2026-08-09T00:00:00Z"/>
+        </w:rPr>
+      </w:pPr>
+      <w:ins w:id="97" w:author="Scopus test procedure" w:date="2026-08-09T00:00:00Z">
+        <w:r>
+          <w:rPr>
+            <w:rFonts w:ascii="Consolas" w:hAnsi="Consolas"/>
+            <w:b/>
+            <w:color w:val="1F3D7A"/>
+            <w:sz w:val="18"/>
+          </w:rPr>
+          <w:t>cd ~/work/itpnovex/edgeai &amp;&amp; python3 scopus/relay_pull.py --relay http://165.22.181.245/scopus --key EQgIvDN1ZWx-432E7MpxUDoR --fresh</w:t>
+        </w:r>
+      </w:ins>
+    </w:p>
+    <w:p>
+      <w:pPr>
+        <w:spacing w:after="40"/>
+        <w:rPr>
+          <w:ins w:id="98" w:author="Scopus test procedure" w:date="2026-08-09T00:00:00Z"/>
+        </w:rPr>
+      </w:pPr>
+      <w:ins w:id="99" w:author="Scopus test procedure" w:date="2026-08-09T00:00:00Z">
+        <w:r>
+          <w:rPr>
+            <w:b/>
+            <w:color w:val="1E6B2E"/>
+            <w:sz w:val="20"/>
+          </w:rPr>
+          <w:t>Expected:</w:t>
+        </w:r>
+      </w:ins>
+    </w:p>
+    <w:p>
+      <w:pPr>
+        <w:spacing w:after="80"/>
+        <w:ind w:left="432"/>
+        <w:rPr>
+          <w:ins w:id="100" w:author="Scopus test procedure" w:date="2026-08-09T00:00:00Z"/>
+        </w:rPr>
+      </w:pPr>
+      <w:ins w:id="101" w:author="Scopus test procedure" w:date="2026-08-09T00:00:00Z">
+        <w:r>
+          <w:rPr>
+            <w:rFonts w:ascii="Consolas" w:hAnsi="Consolas"/>
+            <w:sz w:val="18"/>
+          </w:rPr>
+          <w:t>Scopus relay viewer</w:t>
+          <w:br/>
+          <w:t xml:space="preserve">  relay    http://165.22.181.245/scopus</w:t>
+          <w:br/>
+          <w:t xml:space="preserve">  receiving into /home/user/scopus-received</w:t>
+          <w:br/>
+          <w:t xml:space="preserve">  relay holds 0 notifications, 0 photos (seq 0)</w:t>
+          <w:br/>
+          <w:t xml:space="preserve">  watching from seq 0. Ctrl-C to stop.</w:t>
+        </w:r>
+      </w:ins>
+    </w:p>
+    <w:p>
+      <w:pPr>
+        <w:ind w:left="432"/>
+        <w:rPr>
+          <w:ins w:id="102" w:author="Scopus test procedure" w:date="2026-08-09T00:00:00Z"/>
+        </w:rPr>
+      </w:pPr>
+      <w:ins w:id="103" w:author="Scopus test procedure" w:date="2026-08-09T00:00:00Z">
+        <w:r>
+          <w:rPr>
+            <w:i/>
+            <w:color w:val="444444"/>
+            <w:sz w:val="18"/>
+          </w:rPr>
+          <w:t>If it says it cannot reach the relay, stop here and report that — nothing later in this section can pass.</w:t>
+        </w:r>
+      </w:ins>
+    </w:p>
+    <w:p>
+      <w:pPr>
+        <w:pStyle w:val="Heading2"/>
+        <w:rPr>
+          <w:ins w:id="104" w:author="Scopus test procedure" w:date="2026-08-09T00:00:00Z"/>
+        </w:rPr>
+      </w:pPr>
+      <w:ins w:id="105" w:author="Scopus test procedure" w:date="2026-08-09T00:00:00Z">
+        <w:r>
+          <w:t>Step C3 — Run the test</w:t>
+        </w:r>
+      </w:ins>
+    </w:p>
+    <w:p>
+      <w:pPr>
+        <w:rPr>
+          <w:ins w:id="106" w:author="Scopus test procedure" w:date="2026-08-09T00:00:00Z"/>
+        </w:rPr>
+      </w:pPr>
+      <w:ins w:id="107" w:author="Scopus test procedure" w:date="2026-08-09T00:00:00Z">
+        <w:r>
+          <w:t>Steps 5 to 12 are unchanged. Run them exactly as written. Every event and every photo now travels over the mobile network and comes back to you through the relay, and the pass criteria in section 13 apply word for word.</w:t>
+        </w:r>
+      </w:ins>
+    </w:p>
+    <w:p>
+      <w:pPr>
+        <w:rPr>
+          <w:ins w:id="108" w:author="Scopus test procedure" w:date="2026-08-09T00:00:00Z"/>
+        </w:rPr>
+      </w:pPr>
+      <w:ins w:id="109" w:author="Scopus test procedure" w:date="2026-08-09T00:00:00Z">
+        <w:r>
+          <w:t>One difference worth knowing: over cellular an event takes a second or two longer to appear in Window A than it did over the cable. Anything beyond about ten seconds is worth reporting.</w:t>
+        </w:r>
+      </w:ins>
+    </w:p>
+    <w:p>
+      <w:pPr>
+        <w:pStyle w:val="Heading2"/>
+        <w:rPr>
+          <w:ins w:id="110" w:author="Scopus test procedure" w:date="2026-08-09T00:00:00Z"/>
+        </w:rPr>
+      </w:pPr>
+      <w:ins w:id="111" w:author="Scopus test procedure" w:date="2026-08-09T00:00:00Z">
+        <w:r>
+          <w:t>Step C4 — Put it back on the cable</w:t>
+        </w:r>
+      </w:ins>
+    </w:p>
+    <w:p>
+      <w:pPr>
+        <w:rPr>
+          <w:ins w:id="112" w:author="Scopus test procedure" w:date="2026-08-09T00:00:00Z"/>
+        </w:rPr>
+      </w:pPr>
+      <w:ins w:id="113" w:author="Scopus test procedure" w:date="2026-08-09T00:00:00Z">
+        <w:r>
+          <w:t>To go back to the cable procedure, point the modem at this PC again and turn the cellular mode off:</w:t>
+        </w:r>
+      </w:ins>
+    </w:p>
+    <w:p>
+      <w:pPr>
+        <w:spacing w:after="80"/>
+        <w:ind w:left="432"/>
+        <w:rPr>
+          <w:ins w:id="114" w:author="Scopus test procedure" w:date="2026-08-09T00:00:00Z"/>
+        </w:rPr>
+      </w:pPr>
+      <w:ins w:id="115" w:author="Scopus test procedure" w:date="2026-08-09T00:00:00Z">
+        <w:r>
+          <w:rPr>
+            <w:rFonts w:ascii="Consolas" w:hAnsi="Consolas"/>
+            <w:b/>
+            <w:color w:val="1F3D7A"/>
+            <w:sz w:val="18"/>
+          </w:rPr>
+          <w:t>cd ~/work/itpnovex/edgeai &amp;&amp; python3 scopus/at.py --point-here</w:t>
+        </w:r>
+      </w:ins>
+    </w:p>
+    <w:p>
+      <w:pPr>
+        <w:spacing w:after="80"/>
+        <w:ind w:left="432"/>
+        <w:rPr>
+          <w:ins w:id="116" w:author="Scopus test procedure" w:date="2026-08-09T00:00:00Z"/>
+        </w:rPr>
+      </w:pPr>
+      <w:ins w:id="117" w:author="Scopus test procedure" w:date="2026-08-09T00:00:00Z">
+        <w:r>
+          <w:rPr>
+            <w:rFonts w:ascii="Consolas" w:hAnsi="Consolas"/>
+            <w:b/>
+            <w:color w:val="1F3D7A"/>
+            <w:sz w:val="18"/>
+          </w:rPr>
+          <w:t>cd ~/work/itpnovex/edgeai &amp;&amp; python3 scopus/at.py "AT+SDVRNET=0"</w:t>
+        </w:r>
+      </w:ins>
+    </w:p>
+    <w:p>
+      <w:pPr>
+        <w:ind w:left="432"/>
+        <w:rPr>
+          <w:ins w:id="118" w:author="Scopus test procedure" w:date="2026-08-09T00:00:00Z"/>
+        </w:rPr>
+      </w:pPr>
+      <w:ins w:id="119" w:author="Scopus test procedure" w:date="2026-08-09T00:00:00Z">
+        <w:r>
+          <w:rPr>
+            <w:i/>
+            <w:color w:val="444444"/>
+            <w:sz w:val="18"/>
+          </w:rPr>
+          <w:t>AT+SDVRNET=0 stops the modem maintaining the mobile connection; it does not cut a transfer that is in progress.</w:t>
+        </w:r>
+      </w:ins>
+    </w:p>
+    <w:p>
+      <w:pPr>
+        <w:pStyle w:val="Heading2"/>
+        <w:rPr>
+          <w:ins w:id="120" w:author="Scopus test procedure" w:date="2026-08-09T00:00:00Z"/>
+        </w:rPr>
+      </w:pPr>
+      <w:ins w:id="121" w:author="Scopus test procedure" w:date="2026-08-09T00:00:00Z">
+        <w:r>
+          <w:t>If the cellular test fails</w:t>
+        </w:r>
+      </w:ins>
+    </w:p>
+    <w:tbl>
+      <w:tblPr>
+        <w:tblStyle w:val="LightGrid-Accent1"/>
+        <w:tblW w:type="auto" w:w="0"/>
+        <w:tblLook w:firstColumn="1" w:firstRow="1" w:lastColumn="0" w:lastRow="0" w:noHBand="0" w:noVBand="1" w:val="04A0"/>
+      </w:tblPr>
+      <w:tblGrid>
+        <w:gridCol w:w="4320"/>
+        <w:gridCol w:w="4320"/>
+      </w:tblGrid>
+      <w:tr>
+        <w:trPr>
+          <w:ins w:id="122" w:author="Scopus test procedure" w:date="2026-08-09T00:00:00Z"/>
+        </w:trPr>
+        <w:tc>
+          <w:tcPr>
+            <w:tcW w:type="dxa" w:w="4320"/>
+          </w:tcPr>
+          <w:p>
+            <w:pPr>
+              <w:rPr>
+                <w:ins w:id="123" w:author="Scopus test procedure" w:date="2026-08-09T00:00:00Z"/>
+              </w:rPr>
+            </w:pPr>
+            <w:ins w:id="124" w:author="Scopus test procedure" w:date="2026-08-09T00:00:00Z">
+              <w:r>
+                <w:t>What you see</w:t>
+              </w:r>
+            </w:ins>
+          </w:p>
+        </w:tc>
+        <w:tc>
+          <w:tcPr>
+            <w:tcW w:type="dxa" w:w="4320"/>
+          </w:tcPr>
+          <w:p>
+            <w:pPr>
+              <w:rPr>
+                <w:ins w:id="125" w:author="Scopus test procedure" w:date="2026-08-09T00:00:00Z"/>
+              </w:rPr>
+            </w:pPr>
+            <w:ins w:id="126" w:author="Scopus test procedure" w:date="2026-08-09T00:00:00Z">
+              <w:r>
+                <w:t>What it means and what to do</w:t>
+              </w:r>
+            </w:ins>
+          </w:p>
+        </w:tc>
+      </w:tr>
+      <w:tr>
+        <w:trPr>
+          <w:ins w:id="127" w:author="Scopus test procedure" w:date="2026-08-09T00:00:00Z"/>
+        </w:trPr>
+        <w:tc>
+          <w:tcPr>
+            <w:tcW w:type="dxa" w:w="4320"/>
+          </w:tcPr>
+          <w:p>
+            <w:pPr>
+              <w:rPr>
+                <w:ins w:id="128" w:author="Scopus test procedure" w:date="2026-08-09T00:00:00Z"/>
+              </w:rPr>
+            </w:pPr>
+            <w:ins w:id="129" w:author="Scopus test procedure" w:date="2026-08-09T00:00:00Z">
+              <w:r>
+                <w:t>Step C1: 2nd number is 0 (not registered)</w:t>
+              </w:r>
+            </w:ins>
+          </w:p>
+        </w:tc>
+        <w:tc>
+          <w:tcPr>
+            <w:tcW w:type="dxa" w:w="4320"/>
+          </w:tcPr>
+          <w:p>
+            <w:pPr>
+              <w:rPr>
+                <w:ins w:id="130" w:author="Scopus test procedure" w:date="2026-08-09T00:00:00Z"/>
+              </w:rPr>
+            </w:pPr>
+            <w:ins w:id="131" w:author="Scopus test procedure" w:date="2026-08-09T00:00:00Z">
+              <w:r>
+                <w:t>Either there is no coverage where the bench is, or the modem is reading the wrong SIM slot. Check the slot first — it costs one command:  cd ~/work/itpnovex/edgeai &amp;&amp; python3 scopus/at.py "AT!UIMS?"  . If it answers 0 and there is a SIM in the external holder, try cd ~/work/itpnovex/edgeai &amp;&amp; python3 scopus/at.py "AT!UIMS=1"  and run Step C1 again. This bench needed exactly that: the SIM was there the whole time and the modem was looking at the other slot.</w:t>
+              </w:r>
+            </w:ins>
+          </w:p>
+        </w:tc>
+      </w:tr>
+      <w:tr>
+        <w:trPr>
+          <w:ins w:id="132" w:author="Scopus test procedure" w:date="2026-08-09T00:00:00Z"/>
+        </w:trPr>
+        <w:tc>
+          <w:tcPr>
+            <w:tcW w:type="dxa" w:w="4320"/>
+          </w:tcPr>
+          <w:p>
+            <w:pPr>
+              <w:rPr>
+                <w:ins w:id="133" w:author="Scopus test procedure" w:date="2026-08-09T00:00:00Z"/>
+              </w:rPr>
+            </w:pPr>
+            <w:ins w:id="134" w:author="Scopus test procedure" w:date="2026-08-09T00:00:00Z">
+              <w:r>
+                <w:t>Step C1: 3rd number is 0 (no data session)</w:t>
+              </w:r>
+            </w:ins>
+          </w:p>
+        </w:tc>
+        <w:tc>
+          <w:tcPr>
+            <w:tcW w:type="dxa" w:w="4320"/>
+          </w:tcPr>
+          <w:p>
+            <w:pPr>
+              <w:rPr>
+                <w:ins w:id="135" w:author="Scopus test procedure" w:date="2026-08-09T00:00:00Z"/>
+              </w:rPr>
+            </w:pPr>
+            <w:ins w:id="136" w:author="Scopus test procedure" w:date="2026-08-09T00:00:00Z">
+              <w:r>
+                <w:t>The APN is the first suspect — pass the right one with --apn. If several APNs all give the same result, the SIM's data service is the suspect, not the APN.</w:t>
+              </w:r>
+            </w:ins>
+          </w:p>
+        </w:tc>
+      </w:tr>
+      <w:tr>
+        <w:trPr>
+          <w:ins w:id="137" w:author="Scopus test procedure" w:date="2026-08-09T00:00:00Z"/>
+        </w:trPr>
+        <w:tc>
+          <w:tcPr>
+            <w:tcW w:type="dxa" w:w="4320"/>
+          </w:tcPr>
+          <w:p>
+            <w:pPr>
+              <w:rPr>
+                <w:ins w:id="138" w:author="Scopus test procedure" w:date="2026-08-09T00:00:00Z"/>
+              </w:rPr>
+            </w:pPr>
+            <w:ins w:id="139" w:author="Scopus test procedure" w:date="2026-08-09T00:00:00Z">
+              <w:r>
+                <w:t>Step C1 passes, but nothing ever arrives in Window A</w:t>
+              </w:r>
+            </w:ins>
+          </w:p>
+        </w:tc>
+        <w:tc>
+          <w:tcPr>
+            <w:tcW w:type="dxa" w:w="4320"/>
+          </w:tcPr>
+          <w:p>
+            <w:pPr>
+              <w:rPr>
+                <w:ins w:id="140" w:author="Scopus test procedure" w:date="2026-08-09T00:00:00Z"/>
+              </w:rPr>
+            </w:pPr>
+            <w:ins w:id="141" w:author="Scopus test procedure" w:date="2026-08-09T00:00:00Z">
+              <w:r>
+                <w:t>The modem has a route and is sending; the packets are being dropped somewhere between it and the relay. Report it with the output of  cd ~/work/itpnovex/edgeai &amp;&amp; python3 scopus/at.py "AT+SDVRNET?"  attached. Two known causes: a SIM whose data service is not actually active (it registers, gets an address, and carries nothing), and the relay's UDP port being closed by the server's firewall.</w:t>
+              </w:r>
+            </w:ins>
+          </w:p>
+        </w:tc>
+      </w:tr>
+      <w:tr>
+        <w:trPr>
+          <w:ins w:id="142" w:author="Scopus test procedure" w:date="2026-08-09T00:00:00Z"/>
+        </w:trPr>
+        <w:tc>
+          <w:tcPr>
+            <w:tcW w:type="dxa" w:w="4320"/>
+          </w:tcPr>
+          <w:p>
+            <w:pPr>
+              <w:rPr>
+                <w:ins w:id="143" w:author="Scopus test procedure" w:date="2026-08-09T00:00:00Z"/>
+              </w:rPr>
+            </w:pPr>
+            <w:ins w:id="144" w:author="Scopus test procedure" w:date="2026-08-09T00:00:00Z">
+              <w:r>
+                <w:t>Photos arrive but events do not</w:t>
+              </w:r>
+            </w:ins>
+          </w:p>
+        </w:tc>
+        <w:tc>
+          <w:tcPr>
+            <w:tcW w:type="dxa" w:w="4320"/>
+          </w:tcPr>
+          <w:p>
+            <w:pPr>
+              <w:rPr>
+                <w:ins w:id="145" w:author="Scopus test procedure" w:date="2026-08-09T00:00:00Z"/>
+              </w:rPr>
+            </w:pPr>
+            <w:ins w:id="146" w:author="Scopus test procedure" w:date="2026-08-09T00:00:00Z">
+              <w:r>
+                <w:t>These use different ports and different protocols — photos go over TCP 80, events over UDP 39999. Photos arriving proves the mobile connection works, so the difference is the UDP port. Report it; it is a firewall rule on the server, not anything on the bench.</w:t>
+              </w:r>
+            </w:ins>
+          </w:p>
+        </w:tc>
+      </w:tr>
+    </w:tbl>
     <w:sectPr>
       <w:pgSz w:w="12240" w:h="15840"/>
       <w:pgMar w:top="1440" w:right="1800" w:bottom="1440" w:left="1800" w:header="720" w:footer="720" w:gutter="0"/>

--- a/scopus/Scopus_Tester_Manual_tracked.docx
+++ b/scopus/Scopus_Tester_Manual_tracked.docx
@@ -187,6 +187,217 @@
       <w:r>
         <w:t>Roughly 20 minutes end to end, most of it waiting for the photo to cross the internal cable between the two boards.</w:t>
       </w:r>
+    </w:p>
+    <w:p>
+      <w:pPr>
+        <w:rPr>
+          <w:ins w:id="1" w:author="Scopus test procedure" w:date="2026-08-09T00:00:00Z"/>
+        </w:rPr>
+      </w:pPr>
+    </w:p>
+    <w:p>
+      <w:pPr>
+        <w:rPr>
+          <w:ins w:id="2" w:author="Scopus test procedure" w:date="2026-08-09T00:00:00Z"/>
+        </w:rPr>
+      </w:pPr>
+      <w:ins w:id="3" w:author="Scopus test procedure" w:date="2026-08-09T00:00:00Z">
+        <w:r>
+          <w:t>There are two ways to run this test:</w:t>
+        </w:r>
+      </w:ins>
+    </w:p>
+    <w:tbl>
+      <w:tblPr>
+        <w:tblStyle w:val="LightGrid-Accent1"/>
+        <w:tblW w:type="auto" w:w="0"/>
+        <w:tblLook w:firstColumn="1" w:firstRow="1" w:lastColumn="0" w:lastRow="0" w:noHBand="0" w:noVBand="1" w:val="04A0"/>
+      </w:tblPr>
+      <w:tblGrid>
+        <w:gridCol w:w="2880"/>
+        <w:gridCol w:w="2880"/>
+        <w:gridCol w:w="2880"/>
+      </w:tblGrid>
+      <w:tr>
+        <w:trPr>
+          <w:ins w:id="4" w:author="Scopus test procedure" w:date="2026-08-09T00:00:00Z"/>
+        </w:trPr>
+        <w:tc>
+          <w:tcPr>
+            <w:tcW w:type="dxa" w:w="2880"/>
+          </w:tcPr>
+          <w:p>
+            <w:pPr>
+              <w:rPr>
+                <w:ins w:id="5" w:author="Scopus test procedure" w:date="2026-08-09T00:00:00Z"/>
+              </w:rPr>
+            </w:pPr>
+            <w:ins w:id="6" w:author="Scopus test procedure" w:date="2026-08-09T00:00:00Z">
+              <w:r>
+                <w:t>Mode</w:t>
+              </w:r>
+            </w:ins>
+          </w:p>
+        </w:tc>
+        <w:tc>
+          <w:tcPr>
+            <w:tcW w:type="dxa" w:w="2880"/>
+          </w:tcPr>
+          <w:p>
+            <w:pPr>
+              <w:rPr>
+                <w:ins w:id="7" w:author="Scopus test procedure" w:date="2026-08-09T00:00:00Z"/>
+              </w:rPr>
+            </w:pPr>
+            <w:ins w:id="8" w:author="Scopus test procedure" w:date="2026-08-09T00:00:00Z">
+              <w:r>
+                <w:t>How the product sends</w:t>
+              </w:r>
+            </w:ins>
+          </w:p>
+        </w:tc>
+        <w:tc>
+          <w:tcPr>
+            <w:tcW w:type="dxa" w:w="2880"/>
+          </w:tcPr>
+          <w:p>
+            <w:pPr>
+              <w:rPr>
+                <w:ins w:id="9" w:author="Scopus test procedure" w:date="2026-08-09T00:00:00Z"/>
+              </w:rPr>
+            </w:pPr>
+            <w:ins w:id="10" w:author="Scopus test procedure" w:date="2026-08-09T00:00:00Z">
+              <w:r>
+                <w:t>Where to look</w:t>
+              </w:r>
+            </w:ins>
+          </w:p>
+        </w:tc>
+      </w:tr>
+      <w:tr>
+        <w:trPr>
+          <w:ins w:id="11" w:author="Scopus test procedure" w:date="2026-08-09T00:00:00Z"/>
+        </w:trPr>
+        <w:tc>
+          <w:tcPr>
+            <w:tcW w:type="dxa" w:w="2880"/>
+          </w:tcPr>
+          <w:p>
+            <w:pPr>
+              <w:rPr>
+                <w:ins w:id="12" w:author="Scopus test procedure" w:date="2026-08-09T00:00:00Z"/>
+              </w:rPr>
+            </w:pPr>
+            <w:ins w:id="13" w:author="Scopus test procedure" w:date="2026-08-09T00:00:00Z">
+              <w:r>
+                <w:t>Cable</w:t>
+              </w:r>
+            </w:ins>
+          </w:p>
+        </w:tc>
+        <w:tc>
+          <w:tcPr>
+            <w:tcW w:type="dxa" w:w="2880"/>
+          </w:tcPr>
+          <w:p>
+            <w:pPr>
+              <w:rPr>
+                <w:ins w:id="14" w:author="Scopus test procedure" w:date="2026-08-09T00:00:00Z"/>
+              </w:rPr>
+            </w:pPr>
+            <w:ins w:id="15" w:author="Scopus test procedure" w:date="2026-08-09T00:00:00Z">
+              <w:r>
+                <w:t>Over the USB cable to this PC, which plays the part of the customer's server. Nothing leaves the room.</w:t>
+              </w:r>
+            </w:ins>
+          </w:p>
+        </w:tc>
+        <w:tc>
+          <w:tcPr>
+            <w:tcW w:type="dxa" w:w="2880"/>
+          </w:tcPr>
+          <w:p>
+            <w:pPr>
+              <w:rPr>
+                <w:ins w:id="16" w:author="Scopus test procedure" w:date="2026-08-09T00:00:00Z"/>
+              </w:rPr>
+            </w:pPr>
+            <w:ins w:id="17" w:author="Scopus test procedure" w:date="2026-08-09T00:00:00Z">
+              <w:r>
+                <w:t>Steps 1 to 12, in order — this is the default</w:t>
+              </w:r>
+            </w:ins>
+          </w:p>
+        </w:tc>
+      </w:tr>
+      <w:tr>
+        <w:trPr>
+          <w:ins w:id="18" w:author="Scopus test procedure" w:date="2026-08-09T00:00:00Z"/>
+        </w:trPr>
+        <w:tc>
+          <w:tcPr>
+            <w:tcW w:type="dxa" w:w="2880"/>
+          </w:tcPr>
+          <w:p>
+            <w:pPr>
+              <w:rPr>
+                <w:ins w:id="19" w:author="Scopus test procedure" w:date="2026-08-09T00:00:00Z"/>
+              </w:rPr>
+            </w:pPr>
+            <w:ins w:id="20" w:author="Scopus test procedure" w:date="2026-08-09T00:00:00Z">
+              <w:r>
+                <w:t>Cellular</w:t>
+              </w:r>
+            </w:ins>
+          </w:p>
+        </w:tc>
+        <w:tc>
+          <w:tcPr>
+            <w:tcW w:type="dxa" w:w="2880"/>
+          </w:tcPr>
+          <w:p>
+            <w:pPr>
+              <w:rPr>
+                <w:ins w:id="21" w:author="Scopus test procedure" w:date="2026-08-09T00:00:00Z"/>
+              </w:rPr>
+            </w:pPr>
+            <w:ins w:id="22" w:author="Scopus test procedure" w:date="2026-08-09T00:00:00Z">
+              <w:r>
+                <w:t>Over the mobile network to a server on the internet, which this PC then reads. This is what a deployed unit does.</w:t>
+              </w:r>
+            </w:ins>
+          </w:p>
+        </w:tc>
+        <w:tc>
+          <w:tcPr>
+            <w:tcW w:type="dxa" w:w="2880"/>
+          </w:tcPr>
+          <w:p>
+            <w:pPr>
+              <w:rPr>
+                <w:ins w:id="23" w:author="Scopus test procedure" w:date="2026-08-09T00:00:00Z"/>
+              </w:rPr>
+            </w:pPr>
+            <w:ins w:id="24" w:author="Scopus test procedure" w:date="2026-08-09T00:00:00Z">
+              <w:r>
+                <w:t>Section 18. It replaces Steps 3 and 4; everything else is identical</w:t>
+              </w:r>
+            </w:ins>
+          </w:p>
+        </w:tc>
+      </w:tr>
+    </w:tbl>
+    <w:p>
+      <w:pPr>
+        <w:rPr>
+          <w:ins w:id="25" w:author="Scopus test procedure" w:date="2026-08-09T00:00:00Z"/>
+        </w:rPr>
+      </w:pPr>
+      <w:ins w:id="26" w:author="Scopus test procedure" w:date="2026-08-09T00:00:00Z">
+        <w:r>
+          <w:t>Run the cable mode first, even if cellular is what you were asked to test. It uses the same camera, the same modem and the same internal cable, so if it fails, cellular was never going to work and you have already found out where — which is the one thing the cellular mode cannot tell you, because a fault in the product and a fault in the mobile network look identical from the far end.</w:t>
+        </w:r>
+      </w:ins>
     </w:p>
     <w:p>
       <w:pPr>
@@ -382,14 +593,99 @@
         </w:tc>
       </w:tr>
       <w:tr>
+        <w:trPr>
+          <w:del w:id="27" w:author="Scopus test procedure" w:date="2026-08-09T00:00:00Z"/>
+        </w:trPr>
+        <w:tc>
+          <w:tcPr>
+            <w:tcW w:w="4320" w:type="dxa"/>
+            <w:tcBorders/>
+            <w:shd w:color="auto" w:fill="D3DFEE" w:themeFill="accent1" w:themeFillTint="3f" w:val="clear"/>
+          </w:tcPr>
+          <w:p>
+            <w:pPr>
+              <w:pStyle w:val="Normal"/>
+              <w:widowControl/>
+              <w:spacing w:lineRule="auto" w:line="240" w:before="0" w:after="0"/>
+              <w:jc w:val="left"/>
+              <w:rPr>
+                <w:del w:id="28" w:author="Scopus test procedure" w:date="2026-08-09T00:00:00Z"/>
+                <w:rFonts w:eastAsia="ＭＳ ゴシック" w:cs=""/>
+                <w:b/>
+                <w:bCs/>
+                <w:kern w:val="0"/>
+                <w:szCs w:val="22"/>
+                <w:lang w:val="en-US" w:eastAsia="en-US" w:bidi="ar-SA"/>
+              </w:rPr>
+            </w:pPr>
+            <w:del w:id="29" w:author="Scopus test procedure" w:date="2026-08-09T00:00:00Z">
+              <w:r>
+                <w:rPr>
+                  <w:rFonts w:eastAsia="ＭＳ ゴシック" w:cs=""/>
+                  <w:b/>
+                  <w:bCs/>
+                  <w:kern w:val="0"/>
+                  <w:szCs w:val="22"/>
+                  <w:lang w:val="en-US" w:eastAsia="en-US" w:bidi="ar-SA"/>
+                </w:rPr>
+                <w:delText xml:space="preserve">This PC</w:delText>
+              </w:r>
+            </w:del>
+          </w:p>
+        </w:tc>
+        <w:tc>
+          <w:tcPr>
+            <w:tcW w:w="4319" w:type="dxa"/>
+            <w:tcBorders/>
+            <w:shd w:color="auto" w:fill="D3DFEE" w:themeFill="accent1" w:themeFillTint="3f" w:val="clear"/>
+          </w:tcPr>
+          <w:p>
+            <w:pPr>
+              <w:pStyle w:val="Normal"/>
+              <w:widowControl/>
+              <w:spacing w:lineRule="auto" w:line="240" w:before="0" w:after="0"/>
+              <w:jc w:val="left"/>
+              <w:rPr>
+                <w:del w:id="30" w:author="Scopus test procedure" w:date="2026-08-09T00:00:00Z"/>
+                <w:rFonts w:eastAsia="ＭＳ 明朝" w:cs=""/>
+                <w:kern w:val="0"/>
+                <w:szCs w:val="22"/>
+                <w:lang w:val="en-US" w:eastAsia="en-US" w:bidi="ar-SA"/>
+              </w:rPr>
+            </w:pPr>
+            <w:del w:id="31" w:author="Scopus test procedure" w:date="2026-08-09T00:00:00Z">
+              <w:r>
+                <w:rPr>
+                  <w:rFonts w:eastAsia="ＭＳ 明朝" w:cs=""/>
+                  <w:kern w:val="0"/>
+                  <w:szCs w:val="22"/>
+                  <w:lang w:val="en-US" w:eastAsia="en-US" w:bidi="ar-SA"/>
+                </w:rPr>
+                <w:delText xml:space="preserve">The bench PC. It plays the part of the customer's server. Its address on the modem's network is 192.168.2.3</w:delText>
+              </w:r>
+            </w:del>
+          </w:p>
+        </w:tc>
+      </w:tr>
+      <w:tr>
+        <w:trPr>
+          <w:ins w:id="32" w:author="Scopus test procedure" w:date="2026-08-09T00:00:00Z"/>
+        </w:trPr>
         <w:tc>
           <w:tcPr>
             <w:tcW w:type="dxa" w:w="4320"/>
           </w:tcPr>
           <w:p>
-            <w:r>
-              <w:t>This PC</w:t>
-            </w:r>
+            <w:pPr>
+              <w:rPr>
+                <w:ins w:id="33" w:author="Scopus test procedure" w:date="2026-08-09T00:00:00Z"/>
+              </w:rPr>
+            </w:pPr>
+            <w:ins w:id="34" w:author="Scopus test procedure" w:date="2026-08-09T00:00:00Z">
+              <w:r>
+                <w:t>This PC</w:t>
+              </w:r>
+            </w:ins>
           </w:p>
         </w:tc>
         <w:tc>
@@ -397,9 +693,16 @@
             <w:tcW w:type="dxa" w:w="4320"/>
           </w:tcPr>
           <w:p>
-            <w:r>
-              <w:t>The bench PC. It plays the part of the customer's server. Its address on the modem's network is 192.168.2.3</w:t>
-            </w:r>
+            <w:pPr>
+              <w:rPr>
+                <w:ins w:id="35" w:author="Scopus test procedure" w:date="2026-08-09T00:00:00Z"/>
+              </w:rPr>
+            </w:pPr>
+            <w:ins w:id="36" w:author="Scopus test procedure" w:date="2026-08-09T00:00:00Z">
+              <w:r>
+                <w:t>T7ARYZ0009769Z2 — the PC the two boards are plugged into, and the one every command in this document is typed on. It plays the part of the customer's server. Its address on the modem's network is 192.168.2.3</w:t>
+              </w:r>
+            </w:ins>
           </w:p>
         </w:tc>
       </w:tr>
@@ -491,7 +794,103 @@
           </w:p>
         </w:tc>
       </w:tr>
+      <w:tr>
+        <w:trPr>
+          <w:ins w:id="37" w:author="Scopus test procedure" w:date="2026-08-09T00:00:00Z"/>
+        </w:trPr>
+        <w:tc>
+          <w:tcPr>
+            <w:tcW w:type="dxa" w:w="4320"/>
+          </w:tcPr>
+          <w:p>
+            <w:pPr>
+              <w:rPr>
+                <w:ins w:id="38" w:author="Scopus test procedure" w:date="2026-08-09T00:00:00Z"/>
+              </w:rPr>
+            </w:pPr>
+            <w:ins w:id="39" w:author="Scopus test procedure" w:date="2026-08-09T00:00:00Z">
+              <w:r>
+                <w:t>Relay</w:t>
+              </w:r>
+            </w:ins>
+          </w:p>
+        </w:tc>
+        <w:tc>
+          <w:tcPr>
+            <w:tcW w:type="dxa" w:w="4320"/>
+          </w:tcPr>
+          <w:p>
+            <w:pPr>
+              <w:rPr>
+                <w:ins w:id="40" w:author="Scopus test procedure" w:date="2026-08-09T00:00:00Z"/>
+              </w:rPr>
+            </w:pPr>
+            <w:ins w:id="41" w:author="Scopus test procedure" w:date="2026-08-09T00:00:00Z">
+              <w:r>
+                <w:t>For the cellular test only (section 18): a server at 165.22.181.245 that receives what the modem sends over the mobile network. Already running; nothing to start</w:t>
+              </w:r>
+            </w:ins>
+          </w:p>
+        </w:tc>
+      </w:tr>
     </w:tbl>
+    <w:p>
+      <w:pPr>
+        <w:rPr>
+          <w:ins w:id="42" w:author="Scopus test procedure" w:date="2026-08-09T00:00:00Z"/>
+        </w:rPr>
+      </w:pPr>
+    </w:p>
+    <w:p>
+      <w:pPr>
+        <w:rPr>
+          <w:ins w:id="43" w:author="Scopus test procedure" w:date="2026-08-09T00:00:00Z"/>
+        </w:rPr>
+      </w:pPr>
+      <w:ins w:id="44" w:author="Scopus test procedure" w:date="2026-08-09T00:00:00Z">
+        <w:r>
+          <w:t>Every command in this document is typed on that PC. Sit at it if you can. If you are working from your own machine instead, open a terminal there and connect first — everything afterwards is identical:</w:t>
+        </w:r>
+      </w:ins>
+    </w:p>
+    <w:p>
+      <w:pPr>
+        <w:spacing w:after="80"/>
+        <w:ind w:left="432"/>
+        <w:rPr>
+          <w:ins w:id="45" w:author="Scopus test procedure" w:date="2026-08-09T00:00:00Z"/>
+        </w:rPr>
+      </w:pPr>
+      <w:ins w:id="46" w:author="Scopus test procedure" w:date="2026-08-09T00:00:00Z">
+        <w:r>
+          <w:rPr>
+            <w:rFonts w:ascii="Consolas" w:hAnsi="Consolas"/>
+            <w:b/>
+            <w:color w:val="1F3D7A"/>
+            <w:sz w:val="18"/>
+          </w:rPr>
+          <w:t>ssh -p 4322 user@100.115.215.6</w:t>
+        </w:r>
+      </w:ins>
+    </w:p>
+    <w:p>
+      <w:pPr>
+        <w:ind w:left="432"/>
+        <w:rPr>
+          <w:ins w:id="47" w:author="Scopus test procedure" w:date="2026-08-09T00:00:00Z"/>
+        </w:rPr>
+      </w:pPr>
+      <w:ins w:id="48" w:author="Scopus test procedure" w:date="2026-08-09T00:00:00Z">
+        <w:r>
+          <w:rPr>
+            <w:i/>
+            <w:color w:val="444444"/>
+            <w:sz w:val="18"/>
+          </w:rPr>
+          <w:t>The login password is the same as the machine's name, T7ARYZ0009769Z2. If the connection times out, you are not on a network that can see this PC — that is a network problem to raise, not a test failure.</w:t>
+        </w:r>
+      </w:ins>
+    </w:p>
     <w:p>
       <w:pPr>
         <w:pStyle w:val="Heading1"/>
@@ -3154,6 +3553,24 @@
     </w:tbl>
     <w:p>
       <w:pPr>
+        <w:ind w:left="432"/>
+        <w:rPr>
+          <w:ins w:id="49" w:author="Scopus test procedure" w:date="2026-08-09T00:00:00Z"/>
+        </w:rPr>
+      </w:pPr>
+      <w:ins w:id="50" w:author="Scopus test procedure" w:date="2026-08-09T00:00:00Z">
+        <w:r>
+          <w:rPr>
+            <w:i/>
+            <w:color w:val="444444"/>
+            <w:sz w:val="18"/>
+          </w:rPr>
+          <w:t>Running the cellular mode (section 18)? The same eleven apply unchanged, with one substitution: criterion 2 becomes “all four flags of AT+SDVRNET? are 1”, which is Step C1 rather than Step 4. Say in your report which mode each result came from — “the event arrived” means something different over the cable than it does over the mobile network.</w:t>
+        </w:r>
+      </w:ins>
+    </w:p>
+    <w:p>
+      <w:pPr>
         <w:pStyle w:val="Heading1"/>
       </w:pPr>
       <w:r>
@@ -3556,14 +3973,166 @@
         </w:tc>
       </w:tr>
       <w:tr>
+        <w:trPr>
+          <w:del w:id="51" w:author="Scopus test procedure" w:date="2026-08-09T00:00:00Z"/>
+        </w:trPr>
+        <w:tc>
+          <w:tcPr>
+            <w:tcW w:w="2880" w:type="dxa"/>
+            <w:tcBorders/>
+            <w:shd w:color="auto" w:fill="D3DFEE" w:themeFill="accent1" w:themeFillTint="3f" w:val="clear"/>
+          </w:tcPr>
+          <w:p>
+            <w:pPr>
+              <w:pStyle w:val="Normal"/>
+              <w:widowControl/>
+              <w:spacing w:lineRule="auto" w:line="240" w:before="0" w:after="0"/>
+              <w:jc w:val="left"/>
+              <w:rPr>
+                <w:del w:id="52" w:author="Scopus test procedure" w:date="2026-08-09T00:00:00Z"/>
+                <w:rFonts w:eastAsia="ＭＳ ゴシック" w:cs=""/>
+                <w:b/>
+                <w:bCs/>
+                <w:kern w:val="0"/>
+                <w:szCs w:val="22"/>
+                <w:lang w:val="en-US" w:eastAsia="en-US" w:bidi="ar-SA"/>
+              </w:rPr>
+            </w:pPr>
+            <w:del w:id="53" w:author="Scopus test procedure" w:date="2026-08-09T00:00:00Z">
+              <w:r>
+                <w:rPr>
+                  <w:rFonts w:eastAsia="ＭＳ ゴシック" w:cs=""/>
+                  <w:b/>
+                  <w:bCs/>
+                  <w:kern w:val="0"/>
+                  <w:szCs w:val="22"/>
+                  <w:lang w:val="en-US" w:eastAsia="en-US" w:bidi="ar-SA"/>
+                </w:rPr>
+                <w:delText xml:space="preserve">The camera restarts on its own</w:delText>
+              </w:r>
+            </w:del>
+          </w:p>
+        </w:tc>
+        <w:tc>
+          <w:tcPr>
+            <w:tcW w:w="2880" w:type="dxa"/>
+            <w:tcBorders/>
+            <w:shd w:color="auto" w:fill="D3DFEE" w:themeFill="accent1" w:themeFillTint="3f" w:val="clear"/>
+          </w:tcPr>
+          <w:p>
+            <w:pPr>
+              <w:pStyle w:val="Normal"/>
+              <w:widowControl/>
+              <w:spacing w:lineRule="auto" w:line="240" w:before="0" w:after="0"/>
+              <w:jc w:val="left"/>
+              <w:rPr>
+                <w:del w:id="54" w:author="Scopus test procedure" w:date="2026-08-09T00:00:00Z"/>
+                <w:rFonts w:eastAsia="ＭＳ 明朝" w:cs=""/>
+                <w:kern w:val="0"/>
+                <w:szCs w:val="22"/>
+                <w:lang w:val="en-US" w:eastAsia="en-US" w:bidi="ar-SA"/>
+              </w:rPr>
+            </w:pPr>
+            <w:del w:id="55" w:author="Scopus test procedure" w:date="2026-08-09T00:00:00Z">
+              <w:r>
+                <w:rPr>
+                  <w:rFonts w:eastAsia="ＭＳ 明朝" w:cs=""/>
+                  <w:kern w:val="0"/>
+                  <w:szCs w:val="22"/>
+                  <w:lang w:val="en-US" w:eastAsia="en-US" w:bidi="ar-SA"/>
+                </w:rPr>
+                <w:delText xml:space="preserve">Commands stop answering for about 30 seconds; afterwards detection is off and the camera's settings are back to their defaults. Confirm with:  cd ~/work/itpnovex/edgeai &amp;&amp; python3 scopus/cam.py uptime  — a number under a minute means it has just restarted.</w:delText>
+              </w:r>
+            </w:del>
+          </w:p>
+        </w:tc>
+        <w:tc>
+          <w:tcPr>
+            <w:tcW w:w="2880" w:type="dxa"/>
+            <w:tcBorders/>
+            <w:shd w:color="auto" w:fill="D3DFEE" w:themeFill="accent1" w:themeFillTint="3f" w:val="clear"/>
+          </w:tcPr>
+          <w:p>
+            <w:pPr>
+              <w:pStyle w:val="Normal"/>
+              <w:widowControl/>
+              <w:spacing w:lineRule="auto" w:line="240" w:before="0" w:after="0"/>
+              <w:jc w:val="left"/>
+              <w:rPr>
+                <w:del w:id="56" w:author="Scopus test procedure" w:date="2026-08-09T00:00:00Z"/>
+                <w:rFonts w:eastAsia="ＭＳ 明朝" w:cs=""/>
+                <w:kern w:val="0"/>
+                <w:szCs w:val="22"/>
+                <w:lang w:val="en-US" w:eastAsia="en-US" w:bidi="ar-SA"/>
+              </w:rPr>
+            </w:pPr>
+            <w:del w:id="57" w:author="Scopus test procedure" w:date="2026-08-09T00:00:00Z">
+              <w:r>
+                <w:rPr>
+                  <w:rFonts w:eastAsia="ＭＳ 明朝" w:cs=""/>
+                  <w:kern w:val="0"/>
+                  <w:szCs w:val="22"/>
+                  <w:lang w:val="en-US" w:eastAsia="en-US" w:bidi="ar-SA"/>
+                </w:rPr>
+                <w:delText xml:space="preserve">OPEN — the cause behind the internal cable was fixed, but one restart was seen on 9 August 2026 during a Step 7 injection and could not be reproduced afterwards. So this is not closed. Run 'uptime' the moment anything stops answering,</w:delText>
+              </w:r>
+            </w:del>
+            <w:del w:id="58" w:author="Scopus test procedure" w:date="2026-08-09T00:00:00Z">
+              <w:r>
+                <w:rPr>
+                  <w:rFonts w:eastAsia="ＭＳ 明朝"/>
+                  <w:kern w:val="0"/>
+                  <w:szCs w:val="22"/>
+                  <w:rtl w:val="true"/>
+                  <w:lang w:val="en-US" w:eastAsia="en-US" w:bidi="ar-SA"/>
+                </w:rPr>
+                <w:delText xml:space="preserve">קד</w:delText>
+              </w:r>
+            </w:del>
+            <w:del w:id="59" w:author="Scopus test procedure" w:date="2026-08-09T00:00:00Z">
+              <w:r>
+                <w:rPr>
+                  <w:rFonts w:eastAsia="ＭＳ 明朝"/>
+                  <w:kern w:val="0"/>
+                  <w:szCs w:val="22"/>
+                  <w:lang w:val="en-US" w:eastAsia="en-US" w:bidi="ar-SA"/>
+                </w:rPr>
+                <w:delText xml:space="preserve"> </w:delText>
+              </w:r>
+            </w:del>
+            <w:del w:id="60" w:author="Scopus test procedure" w:date="2026-08-09T00:00:00Z">
+              <w:r>
+                <w:rPr>
+                  <w:rFonts w:eastAsia="ＭＳ 明朝" w:cs=""/>
+                  <w:kern w:val="0"/>
+                  <w:szCs w:val="22"/>
+                  <w:lang w:val="en-US" w:eastAsia="en-US" w:bidi="ar-SA"/>
+                </w:rPr>
+                <w:delText xml:space="preserve">redo Step 5 and carry on, and report it with the time to the second — that timestamp is what makes it findable. This one matters.</w:delText>
+              </w:r>
+            </w:del>
+          </w:p>
+        </w:tc>
+      </w:tr>
+      <w:tr>
+        <w:trPr>
+          <w:ins w:id="61" w:author="Scopus test procedure" w:date="2026-08-09T00:00:00Z"/>
+        </w:trPr>
         <w:tc>
           <w:tcPr>
             <w:tcW w:type="dxa" w:w="2880"/>
           </w:tcPr>
           <w:p>
-            <w:r>
-              <w:t>The camera restarts on its own</w:t>
-            </w:r>
+            <w:pPr>
+              <w:rPr>
+                <w:ins w:id="62" w:author="Scopus test procedure" w:date="2026-08-09T00:00:00Z"/>
+              </w:rPr>
+            </w:pPr>
+            <w:ins w:id="63" w:author="Scopus test procedure" w:date="2026-08-09T00:00:00Z">
+              <w:r>
+                <w:t>The camera restarts on its own</w:t>
+              </w:r>
+            </w:ins>
           </w:p>
         </w:tc>
         <w:tc>
@@ -3571,9 +4140,16 @@
             <w:tcW w:type="dxa" w:w="2880"/>
           </w:tcPr>
           <w:p>
-            <w:r>
-              <w:t>Commands stop answering for about 30 seconds; afterwards detection is off and the camera's settings are back to their defaults. Confirm with:  cd ~/work/itpnovex/edgeai &amp;&amp; python3 scopus/cam.py uptime  — a number under a minute means it has just restarted.</w:t>
-            </w:r>
+            <w:pPr>
+              <w:rPr>
+                <w:ins w:id="64" w:author="Scopus test procedure" w:date="2026-08-09T00:00:00Z"/>
+              </w:rPr>
+            </w:pPr>
+            <w:ins w:id="65" w:author="Scopus test procedure" w:date="2026-08-09T00:00:00Z">
+              <w:r>
+                <w:t>Commands stop answering for about 30 seconds; afterwards detection is off and the camera's settings are back to their defaults. Confirm with:  cd ~/work/itpnovex/edgeai &amp;&amp; python3 scopus/cam.py uptime  — a number under a minute means it has just restarted.</w:t>
+              </w:r>
+            </w:ins>
           </w:p>
         </w:tc>
         <w:tc>
@@ -3581,9 +4157,16 @@
             <w:tcW w:type="dxa" w:w="2880"/>
           </w:tcPr>
           <w:p>
-            <w:r>
-              <w:t>OPEN — the cause behind the internal cable was fixed, but one restart was seen on 9 August 2026 during a Step 7 injection and could not be reproduced afterwards. So this is not closed. Run 'uptime' the moment anything stops answering, redo Step 5 and carry on, and report it with the time to the second — that timestamp is what makes it findable. This one matters.</w:t>
-            </w:r>
+            <w:pPr>
+              <w:rPr>
+                <w:ins w:id="66" w:author="Scopus test procedure" w:date="2026-08-09T00:00:00Z"/>
+              </w:rPr>
+            </w:pPr>
+            <w:ins w:id="67" w:author="Scopus test procedure" w:date="2026-08-09T00:00:00Z">
+              <w:r>
+                <w:t>OPEN — the cause behind the internal cable was fixed, but one restart was seen on 9 August 2026 during a Step 7 injection and could not be reproduced afterwards. So this is not closed. Run 'uptime' the moment anything stops answering, redo Step 5 and carry on, and report it with the time to the second — that timestamp is what makes it findable. This one matters.</w:t>
+              </w:r>
+            </w:ins>
           </w:p>
         </w:tc>
       </w:tr>
@@ -3914,78 +4497,40 @@
       </w:r>
     </w:p>
     <w:p>
-      <w:pPr>
-        <w:rPr>
-          <w:ins w:id="1" w:author="Scopus test procedure" w:date="2026-08-09T00:00:00Z"/>
-        </w:rPr>
-      </w:pPr>
-      <w:ins w:id="2" w:author="Scopus test procedure" w:date="2026-08-09T00:00:00Z">
-        <w:r>
-          <w:br w:type="page"/>
-        </w:r>
-      </w:ins>
+      <w:r>
+        <w:br w:type="page"/>
+      </w:r>
     </w:p>
     <w:p>
       <w:pPr>
         <w:pStyle w:val="Heading1"/>
-        <w:rPr>
-          <w:ins w:id="3" w:author="Scopus test procedure" w:date="2026-08-09T00:00:00Z"/>
-        </w:rPr>
-      </w:pPr>
-      <w:ins w:id="4" w:author="Scopus test procedure" w:date="2026-08-09T00:00:00Z">
-        <w:r>
-          <w:t>18. Testing over the cellular network</w:t>
-        </w:r>
-      </w:ins>
+      </w:pPr>
+      <w:r>
+        <w:t>18. Testing over the cellular network</w:t>
+      </w:r>
     </w:p>
     <w:p>
-      <w:pPr>
-        <w:rPr>
-          <w:ins w:id="5" w:author="Scopus test procedure" w:date="2026-08-09T00:00:00Z"/>
-        </w:rPr>
-      </w:pPr>
-      <w:ins w:id="6" w:author="Scopus test procedure" w:date="2026-08-09T00:00:00Z">
-        <w:r>
-          <w:t>Everything above runs over the USB cable between this PC and the modem. This section runs the same test with the cable carrying nothing: the modem sends over its own cellular connection, to a server on the internet, and this PC watches what arrives there. It is the configuration a deployed unit actually uses.</w:t>
-        </w:r>
-      </w:ins>
+      <w:r>
+        <w:t>Everything above runs over the USB cable between this PC and the modem. This section runs the same test with the cable carrying nothing: the modem sends over its own cellular connection, to a server on the internet, and this PC watches what arrives there. It is the configuration a deployed unit actually uses.</w:t>
+      </w:r>
     </w:p>
     <w:p>
       <w:pPr>
         <w:pStyle w:val="Heading2"/>
-        <w:rPr>
-          <w:ins w:id="7" w:author="Scopus test procedure" w:date="2026-08-09T00:00:00Z"/>
-        </w:rPr>
-      </w:pPr>
-      <w:ins w:id="8" w:author="Scopus test procedure" w:date="2026-08-09T00:00:00Z">
-        <w:r>
-          <w:t>Why it needs a server in the middle</w:t>
-        </w:r>
-      </w:ins>
+      </w:pPr>
+      <w:r>
+        <w:t>Why it needs a server in the middle</w:t>
+      </w:r>
     </w:p>
     <w:p>
-      <w:pPr>
-        <w:rPr>
-          <w:ins w:id="9" w:author="Scopus test procedure" w:date="2026-08-09T00:00:00Z"/>
-        </w:rPr>
-      </w:pPr>
-      <w:ins w:id="10" w:author="Scopus test procedure" w:date="2026-08-09T00:00:00Z">
-        <w:r>
-          <w:t>On cellular the modem is given a private address by the mobile operator, so nothing on the internet can open a connection to it. This PC is behind an office router, so nothing can open a connection to this PC either. Neither end can reach the other, and no amount of configuration changes that.</w:t>
-        </w:r>
-      </w:ins>
+      <w:r>
+        <w:t>On cellular the modem is given a private address by the mobile operator, so nothing on the internet can open a connection to it. This PC is behind an office router, so nothing can open a connection to this PC either. Neither end can reach the other, and no amount of configuration changes that.</w:t>
+      </w:r>
     </w:p>
     <w:p>
-      <w:pPr>
-        <w:rPr>
-          <w:ins w:id="11" w:author="Scopus test procedure" w:date="2026-08-09T00:00:00Z"/>
-        </w:rPr>
-      </w:pPr>
-      <w:ins w:id="12" w:author="Scopus test procedure" w:date="2026-08-09T00:00:00Z">
-        <w:r>
-          <w:t>So a third machine holds the middle. It has a fixed public address; the modem sends to it, and this PC asks it what arrived. Both ends make outgoing connections only, which is why this works from any network — the office, a hotspot, a customer site — with nothing to set up on the router.</w:t>
-        </w:r>
-      </w:ins>
+      <w:r>
+        <w:t>So a third machine holds the middle. It has a fixed public address; the modem sends to it, and this PC asks it what arrived. Both ends make outgoing connections only, which is why this works from any network — the office, a hotspot, a customer site — with nothing to set up on the router.</w:t>
+      </w:r>
     </w:p>
     <w:tbl>
       <w:tblPr>
@@ -3999,24 +4544,14 @@
         <w:gridCol w:w="2880"/>
       </w:tblGrid>
       <w:tr>
-        <w:trPr>
-          <w:ins w:id="13" w:author="Scopus test procedure" w:date="2026-08-09T00:00:00Z"/>
-        </w:trPr>
         <w:tc>
           <w:tcPr>
             <w:tcW w:type="dxa" w:w="2880"/>
           </w:tcPr>
           <w:p>
-            <w:pPr>
-              <w:rPr>
-                <w:ins w:id="14" w:author="Scopus test procedure" w:date="2026-08-09T00:00:00Z"/>
-              </w:rPr>
-            </w:pPr>
-            <w:ins w:id="15" w:author="Scopus test procedure" w:date="2026-08-09T00:00:00Z">
-              <w:r>
-                <w:t>Piece</w:t>
-              </w:r>
-            </w:ins>
+            <w:r>
+              <w:t>Piece</w:t>
+            </w:r>
           </w:p>
         </w:tc>
         <w:tc>
@@ -4024,16 +4559,9 @@
             <w:tcW w:type="dxa" w:w="2880"/>
           </w:tcPr>
           <w:p>
-            <w:pPr>
-              <w:rPr>
-                <w:ins w:id="16" w:author="Scopus test procedure" w:date="2026-08-09T00:00:00Z"/>
-              </w:rPr>
-            </w:pPr>
-            <w:ins w:id="17" w:author="Scopus test procedure" w:date="2026-08-09T00:00:00Z">
-              <w:r>
-                <w:t>Where it runs</w:t>
-              </w:r>
-            </w:ins>
+            <w:r>
+              <w:t>Where it runs</w:t>
+            </w:r>
           </w:p>
         </w:tc>
         <w:tc>
@@ -4041,38 +4569,21 @@
             <w:tcW w:type="dxa" w:w="2880"/>
           </w:tcPr>
           <w:p>
-            <w:pPr>
-              <w:rPr>
-                <w:ins w:id="18" w:author="Scopus test procedure" w:date="2026-08-09T00:00:00Z"/>
-              </w:rPr>
-            </w:pPr>
-            <w:ins w:id="19" w:author="Scopus test procedure" w:date="2026-08-09T00:00:00Z">
-              <w:r>
-                <w:t>What it does</w:t>
-              </w:r>
-            </w:ins>
+            <w:r>
+              <w:t>What it does</w:t>
+            </w:r>
           </w:p>
         </w:tc>
       </w:tr>
       <w:tr>
-        <w:trPr>
-          <w:ins w:id="20" w:author="Scopus test procedure" w:date="2026-08-09T00:00:00Z"/>
-        </w:trPr>
         <w:tc>
           <w:tcPr>
             <w:tcW w:type="dxa" w:w="2880"/>
           </w:tcPr>
           <w:p>
-            <w:pPr>
-              <w:rPr>
-                <w:ins w:id="21" w:author="Scopus test procedure" w:date="2026-08-09T00:00:00Z"/>
-              </w:rPr>
-            </w:pPr>
-            <w:ins w:id="22" w:author="Scopus test procedure" w:date="2026-08-09T00:00:00Z">
-              <w:r>
-                <w:t>cloud_relay.py</w:t>
-              </w:r>
-            </w:ins>
+            <w:r>
+              <w:t>cloud_relay.py</w:t>
+            </w:r>
           </w:p>
         </w:tc>
         <w:tc>
@@ -4080,16 +4591,9 @@
             <w:tcW w:type="dxa" w:w="2880"/>
           </w:tcPr>
           <w:p>
-            <w:pPr>
-              <w:rPr>
-                <w:ins w:id="23" w:author="Scopus test procedure" w:date="2026-08-09T00:00:00Z"/>
-              </w:rPr>
-            </w:pPr>
-            <w:ins w:id="24" w:author="Scopus test procedure" w:date="2026-08-09T00:00:00Z">
-              <w:r>
-                <w:t>the public server, 165.22.181.245</w:t>
-              </w:r>
-            </w:ins>
+            <w:r>
+              <w:t>the public server, 165.22.181.245</w:t>
+            </w:r>
           </w:p>
         </w:tc>
         <w:tc>
@@ -4097,38 +4601,21 @@
             <w:tcW w:type="dxa" w:w="2880"/>
           </w:tcPr>
           <w:p>
-            <w:pPr>
-              <w:rPr>
-                <w:ins w:id="25" w:author="Scopus test procedure" w:date="2026-08-09T00:00:00Z"/>
-              </w:rPr>
-            </w:pPr>
-            <w:ins w:id="26" w:author="Scopus test procedure" w:date="2026-08-09T00:00:00Z">
-              <w:r>
-                <w:t>receives the notifications and the photos, and keeps them</w:t>
-              </w:r>
-            </w:ins>
+            <w:r>
+              <w:t>receives the notifications and the photos, and keeps them</w:t>
+            </w:r>
           </w:p>
         </w:tc>
       </w:tr>
       <w:tr>
-        <w:trPr>
-          <w:ins w:id="27" w:author="Scopus test procedure" w:date="2026-08-09T00:00:00Z"/>
-        </w:trPr>
         <w:tc>
           <w:tcPr>
             <w:tcW w:type="dxa" w:w="2880"/>
           </w:tcPr>
           <w:p>
-            <w:pPr>
-              <w:rPr>
-                <w:ins w:id="28" w:author="Scopus test procedure" w:date="2026-08-09T00:00:00Z"/>
-              </w:rPr>
-            </w:pPr>
-            <w:ins w:id="29" w:author="Scopus test procedure" w:date="2026-08-09T00:00:00Z">
-              <w:r>
-                <w:t>relay_pull.py</w:t>
-              </w:r>
-            </w:ins>
+            <w:r>
+              <w:t>relay_pull.py</w:t>
+            </w:r>
           </w:p>
         </w:tc>
         <w:tc>
@@ -4136,16 +4623,9 @@
             <w:tcW w:type="dxa" w:w="2880"/>
           </w:tcPr>
           <w:p>
-            <w:pPr>
-              <w:rPr>
-                <w:ins w:id="30" w:author="Scopus test procedure" w:date="2026-08-09T00:00:00Z"/>
-              </w:rPr>
-            </w:pPr>
-            <w:ins w:id="31" w:author="Scopus test procedure" w:date="2026-08-09T00:00:00Z">
-              <w:r>
-                <w:t>this PC</w:t>
-              </w:r>
-            </w:ins>
+            <w:r>
+              <w:t>this PC</w:t>
+            </w:r>
           </w:p>
         </w:tc>
         <w:tc>
@@ -4153,38 +4633,21 @@
             <w:tcW w:type="dxa" w:w="2880"/>
           </w:tcPr>
           <w:p>
-            <w:pPr>
-              <w:rPr>
-                <w:ins w:id="32" w:author="Scopus test procedure" w:date="2026-08-09T00:00:00Z"/>
-              </w:rPr>
-            </w:pPr>
-            <w:ins w:id="33" w:author="Scopus test procedure" w:date="2026-08-09T00:00:00Z">
-              <w:r>
-                <w:t>asks the relay what arrived and saves it here, exactly as test_server.py did in Step 3</w:t>
-              </w:r>
-            </w:ins>
+            <w:r>
+              <w:t>asks the relay what arrived and saves it here, exactly as test_server.py did in Step 3</w:t>
+            </w:r>
           </w:p>
         </w:tc>
       </w:tr>
       <w:tr>
-        <w:trPr>
-          <w:ins w:id="34" w:author="Scopus test procedure" w:date="2026-08-09T00:00:00Z"/>
-        </w:trPr>
         <w:tc>
           <w:tcPr>
             <w:tcW w:type="dxa" w:w="2880"/>
           </w:tcPr>
           <w:p>
-            <w:pPr>
-              <w:rPr>
-                <w:ins w:id="35" w:author="Scopus test procedure" w:date="2026-08-09T00:00:00Z"/>
-              </w:rPr>
-            </w:pPr>
-            <w:ins w:id="36" w:author="Scopus test procedure" w:date="2026-08-09T00:00:00Z">
-              <w:r>
-                <w:t>the modem</w:t>
-              </w:r>
-            </w:ins>
+            <w:r>
+              <w:t>the modem</w:t>
+            </w:r>
           </w:p>
         </w:tc>
         <w:tc>
@@ -4192,16 +4655,9 @@
             <w:tcW w:type="dxa" w:w="2880"/>
           </w:tcPr>
           <w:p>
-            <w:pPr>
-              <w:rPr>
-                <w:ins w:id="37" w:author="Scopus test procedure" w:date="2026-08-09T00:00:00Z"/>
-              </w:rPr>
-            </w:pPr>
-            <w:ins w:id="38" w:author="Scopus test procedure" w:date="2026-08-09T00:00:00Z">
-              <w:r>
-                <w:t>the bench</w:t>
-              </w:r>
-            </w:ins>
+            <w:r>
+              <w:t>the bench</w:t>
+            </w:r>
           </w:p>
         </w:tc>
         <w:tc>
@@ -4209,16 +4665,9 @@
             <w:tcW w:type="dxa" w:w="2880"/>
           </w:tcPr>
           <w:p>
-            <w:pPr>
-              <w:rPr>
-                <w:ins w:id="39" w:author="Scopus test procedure" w:date="2026-08-09T00:00:00Z"/>
-              </w:rPr>
-            </w:pPr>
-            <w:ins w:id="40" w:author="Scopus test procedure" w:date="2026-08-09T00:00:00Z">
-              <w:r>
-                <w:t>sends to the relay's public address over cellular</w:t>
-              </w:r>
-            </w:ins>
+            <w:r>
+              <w:t>sends to the relay's public address over cellular</w:t>
+            </w:r>
           </w:p>
         </w:tc>
       </w:tr>
@@ -4226,55 +4675,80 @@
     <w:p>
       <w:pPr>
         <w:ind w:left="432"/>
+      </w:pPr>
+      <w:r>
         <w:rPr>
-          <w:ins w:id="41" w:author="Scopus test procedure" w:date="2026-08-09T00:00:00Z"/>
+          <w:i/>
+          <w:color w:val="444444"/>
+          <w:sz w:val="18"/>
         </w:rPr>
-      </w:pPr>
-      <w:ins w:id="42" w:author="Scopus test procedure" w:date="2026-08-09T00:00:00Z">
+        <w:t>The relay is already installed and running as a service. Nothing in this section starts or stops it.</w:t>
+      </w:r>
+    </w:p>
+    <w:p>
+      <w:pPr>
+        <w:pStyle w:val="Heading2"/>
+        <w:rPr>
+          <w:ins w:id="68" w:author="Scopus test procedure" w:date="2026-08-09T00:00:00Z"/>
+        </w:rPr>
+      </w:pPr>
+      <w:ins w:id="69" w:author="Scopus test procedure" w:date="2026-08-09T00:00:00Z">
+        <w:r>
+          <w:t>Step C0 — Check the modem can use cellular at all</w:t>
+        </w:r>
+      </w:ins>
+    </w:p>
+    <w:p>
+      <w:pPr>
+        <w:rPr>
+          <w:ins w:id="70" w:author="Scopus test procedure" w:date="2026-08-09T00:00:00Z"/>
+        </w:rPr>
+      </w:pPr>
+      <w:ins w:id="71" w:author="Scopus test procedure" w:date="2026-08-09T00:00:00Z">
+        <w:r>
+          <w:t>Two minutes here saves an hour of blaming the product. Run these three, in Window B, before anything else.</w:t>
+        </w:r>
+      </w:ins>
+    </w:p>
+    <w:p>
+      <w:pPr>
+        <w:ind w:left="432"/>
+        <w:rPr>
+          <w:ins w:id="72" w:author="Scopus test procedure" w:date="2026-08-09T00:00:00Z"/>
+        </w:rPr>
+      </w:pPr>
+      <w:ins w:id="73" w:author="Scopus test procedure" w:date="2026-08-09T00:00:00Z">
         <w:r>
           <w:rPr>
             <w:i/>
             <w:color w:val="444444"/>
             <w:sz w:val="18"/>
           </w:rPr>
-          <w:t>The relay is already installed and running as a service. Nothing in this section starts or stops it.</w:t>
+          <w:t>These four use --raw, which asks the modem's own AT parser instead of the product's command channel. Questions about the SIM and the radio have to go there: sent the ordinary way the reply comes back as unreadable rubbish, which looks like a broken modem and is not one. --raw needs the USB cable, even though what you are testing is cellular.</w:t>
         </w:r>
       </w:ins>
     </w:p>
     <w:p>
       <w:pPr>
-        <w:pStyle w:val="Heading2"/>
         <w:rPr>
-          <w:ins w:id="43" w:author="Scopus test procedure" w:date="2026-08-09T00:00:00Z"/>
+          <w:ins w:id="74" w:author="Scopus test procedure" w:date="2026-08-09T00:00:00Z"/>
         </w:rPr>
       </w:pPr>
-      <w:ins w:id="44" w:author="Scopus test procedure" w:date="2026-08-09T00:00:00Z">
+      <w:ins w:id="75" w:author="Scopus test procedure" w:date="2026-08-09T00:00:00Z">
         <w:r>
-          <w:t>Step C1 — Point the modem at the relay</w:t>
+          <w:t>Is the SIM being read?</w:t>
         </w:r>
       </w:ins>
     </w:p>
     <w:p>
       <w:pPr>
-        <w:rPr>
-          <w:ins w:id="45" w:author="Scopus test procedure" w:date="2026-08-09T00:00:00Z"/>
-        </w:rPr>
-      </w:pPr>
-      <w:ins w:id="46" w:author="Scopus test procedure" w:date="2026-08-09T00:00:00Z">
-        <w:r>
-          <w:t>This replaces Step 4. It sets the same five endpoints, but at the relay instead of this PC, sets the APN, switches the modem to its cellular connection, and then waits until the modem actually has a route out before reporting success.</w:t>
-        </w:r>
-      </w:ins>
-    </w:p>
-    <w:p>
-      <w:pPr>
         <w:spacing w:after="80"/>
         <w:ind w:left="432"/>
         <w:rPr>
-          <w:ins w:id="47" w:author="Scopus test procedure" w:date="2026-08-09T00:00:00Z"/>
+          <w:ins w:id="76" w:author="Scopus test procedure" w:date="2026-08-09T00:00:00Z"/>
         </w:rPr>
       </w:pPr>
-      <w:ins w:id="48" w:author="Scopus test procedure" w:date="2026-08-09T00:00:00Z">
+      <w:ins w:id="77" w:author="Scopus test procedure" w:date="2026-08-09T00:00:00Z">
         <w:r>
           <w:rPr>
             <w:rFonts w:ascii="Consolas" w:hAnsi="Consolas"/>
@@ -4282,7 +4756,7 @@
             <w:color w:val="1F3D7A"/>
             <w:sz w:val="18"/>
           </w:rPr>
-          <w:t>cd ~/work/itpnovex/edgeai &amp;&amp; python3 scopus/at.py --point-cloud 165.22.181.245 --http-port 80 --udp-port 39999 --path /scopus/upload --apn &lt;your-apn&gt;</w:t>
+          <w:t>cd ~/work/itpnovex/edgeai &amp;&amp; python3 scopus/at.py --raw "AT+CPIN?"</w:t>
         </w:r>
       </w:ins>
     </w:p>
@@ -4290,10 +4764,10 @@
       <w:pPr>
         <w:spacing w:after="40"/>
         <w:rPr>
-          <w:ins w:id="49" w:author="Scopus test procedure" w:date="2026-08-09T00:00:00Z"/>
+          <w:ins w:id="78" w:author="Scopus test procedure" w:date="2026-08-09T00:00:00Z"/>
         </w:rPr>
       </w:pPr>
-      <w:ins w:id="50" w:author="Scopus test procedure" w:date="2026-08-09T00:00:00Z">
+      <w:ins w:id="79" w:author="Scopus test procedure" w:date="2026-08-09T00:00:00Z">
         <w:r>
           <w:rPr>
             <w:b/>
@@ -4309,43 +4783,323 @@
         <w:spacing w:after="80"/>
         <w:ind w:left="432"/>
         <w:rPr>
-          <w:ins w:id="51" w:author="Scopus test procedure" w:date="2026-08-09T00:00:00Z"/>
+          <w:ins w:id="80" w:author="Scopus test procedure" w:date="2026-08-09T00:00:00Z"/>
         </w:rPr>
       </w:pPr>
-      <w:ins w:id="52" w:author="Scopus test procedure" w:date="2026-08-09T00:00:00Z">
+      <w:ins w:id="81" w:author="Scopus test procedure" w:date="2026-08-09T00:00:00Z">
         <w:r>
           <w:rPr>
             <w:rFonts w:ascii="Consolas" w:hAnsi="Consolas"/>
             <w:sz w:val="18"/>
           </w:rPr>
-          <w:t xml:space="preserve">  AT+SDVRNTFHOST="165.22.181.245"</w:t>
+          <w:t>[modem /dev/ttyAT]</w:t>
+          <w:br/>
+          <w:t xml:space="preserve">      AT+CPIN?</w:t>
+          <w:br/>
+          <w:t xml:space="preserve">      +CPIN: READY</w:t>
           <w:br/>
           <w:t xml:space="preserve">      OK</w:t>
-          <w:br/>
-          <w:t xml:space="preserve">  …</w:t>
-          <w:br/>
-          <w:t xml:space="preserve">  AT+SDVRNET?</w:t>
-          <w:br/>
-          <w:t xml:space="preserve">      +SDVRNET: 1,1,1,1,"&lt;operator&gt;","LTE","&lt;apn&gt;","rmnet_data0","10.x.x.x","10.x.x.x",0</w:t>
-          <w:br/>
-          <w:t xml:space="preserve">      OK</w:t>
-          <w:br/>
-          <w:br/>
-          <w:t>OK — cellular link up. Notifications to 165.22.181.245:39999, photos to http://165.22.181.245:80/scopus/upload</w:t>
         </w:r>
       </w:ins>
     </w:p>
     <w:p>
       <w:pPr>
+        <w:ind w:left="432"/>
         <w:rPr>
-          <w:ins w:id="53" w:author="Scopus test procedure" w:date="2026-08-09T00:00:00Z"/>
+          <w:ins w:id="82" w:author="Scopus test procedure" w:date="2026-08-09T00:00:00Z"/>
         </w:rPr>
       </w:pPr>
-      <w:ins w:id="54" w:author="Scopus test procedure" w:date="2026-08-09T00:00:00Z">
+      <w:ins w:id="83" w:author="Scopus test procedure" w:date="2026-08-09T00:00:00Z">
         <w:r>
-          <w:t>The four numbers after +SDVRNET: are the whole story:</w:t>
+          <w:rPr>
+            <w:i/>
+            <w:color w:val="B00000"/>
+            <w:sz w:val="18"/>
+          </w:rPr>
+          <w:t>“+CME ERROR: SIM failure” does NOT mean the holder is empty. On this bench the SIM was present the whole time and the modem was reading the wrong slot — this one line was the difference between “no SIM” and a working LTE connection. Check the slot before touching the hardware:</w:t>
         </w:r>
       </w:ins>
+    </w:p>
+    <w:p>
+      <w:pPr>
+        <w:spacing w:after="80"/>
+        <w:ind w:left="432"/>
+        <w:rPr>
+          <w:ins w:id="84" w:author="Scopus test procedure" w:date="2026-08-09T00:00:00Z"/>
+        </w:rPr>
+      </w:pPr>
+      <w:ins w:id="85" w:author="Scopus test procedure" w:date="2026-08-09T00:00:00Z">
+        <w:r>
+          <w:rPr>
+            <w:rFonts w:ascii="Consolas" w:hAnsi="Consolas"/>
+            <w:b/>
+            <w:color w:val="1F3D7A"/>
+            <w:sz w:val="18"/>
+          </w:rPr>
+          <w:t>cd ~/work/itpnovex/edgeai &amp;&amp; python3 scopus/at.py --raw "AT!UIMS?"</w:t>
+        </w:r>
+      </w:ins>
+    </w:p>
+    <w:p>
+      <w:pPr>
+        <w:rPr>
+          <w:ins w:id="86" w:author="Scopus test procedure" w:date="2026-08-09T00:00:00Z"/>
+        </w:rPr>
+      </w:pPr>
+      <w:ins w:id="87" w:author="Scopus test procedure" w:date="2026-08-09T00:00:00Z">
+        <w:r>
+          <w:t>If that answers 0 and there is a card in the holder, switch it to the other slot and ask AT+CPIN? again. These two are the fix that made this bench work:</w:t>
+        </w:r>
+      </w:ins>
+    </w:p>
+    <w:p>
+      <w:pPr>
+        <w:spacing w:after="80"/>
+        <w:ind w:left="432"/>
+        <w:rPr>
+          <w:ins w:id="88" w:author="Scopus test procedure" w:date="2026-08-09T00:00:00Z"/>
+        </w:rPr>
+      </w:pPr>
+      <w:ins w:id="89" w:author="Scopus test procedure" w:date="2026-08-09T00:00:00Z">
+        <w:r>
+          <w:rPr>
+            <w:rFonts w:ascii="Consolas" w:hAnsi="Consolas"/>
+            <w:b/>
+            <w:color w:val="1F3D7A"/>
+            <w:sz w:val="18"/>
+          </w:rPr>
+          <w:t>cd ~/work/itpnovex/edgeai &amp;&amp; python3 scopus/at.py --raw 'AT!ENTERCND="A710"'</w:t>
+        </w:r>
+      </w:ins>
+    </w:p>
+    <w:p>
+      <w:pPr>
+        <w:spacing w:after="80"/>
+        <w:ind w:left="432"/>
+        <w:rPr>
+          <w:ins w:id="90" w:author="Scopus test procedure" w:date="2026-08-09T00:00:00Z"/>
+        </w:rPr>
+      </w:pPr>
+      <w:ins w:id="91" w:author="Scopus test procedure" w:date="2026-08-09T00:00:00Z">
+        <w:r>
+          <w:rPr>
+            <w:rFonts w:ascii="Consolas" w:hAnsi="Consolas"/>
+            <w:b/>
+            <w:color w:val="1F3D7A"/>
+            <w:sz w:val="18"/>
+          </w:rPr>
+          <w:t>cd ~/work/itpnovex/edgeai &amp;&amp; python3 scopus/at.py --raw "AT!UIMS=1"</w:t>
+        </w:r>
+      </w:ins>
+    </w:p>
+    <w:p>
+      <w:pPr>
+        <w:rPr>
+          <w:ins w:id="92" w:author="Scopus test procedure" w:date="2026-08-09T00:00:00Z"/>
+        </w:rPr>
+      </w:pPr>
+    </w:p>
+    <w:p>
+      <w:pPr>
+        <w:rPr>
+          <w:ins w:id="93" w:author="Scopus test procedure" w:date="2026-08-09T00:00:00Z"/>
+        </w:rPr>
+      </w:pPr>
+      <w:ins w:id="94" w:author="Scopus test procedure" w:date="2026-08-09T00:00:00Z">
+        <w:r>
+          <w:t>Is there coverage?</w:t>
+        </w:r>
+      </w:ins>
+    </w:p>
+    <w:p>
+      <w:pPr>
+        <w:spacing w:after="80"/>
+        <w:ind w:left="432"/>
+        <w:rPr>
+          <w:ins w:id="95" w:author="Scopus test procedure" w:date="2026-08-09T00:00:00Z"/>
+        </w:rPr>
+      </w:pPr>
+      <w:ins w:id="96" w:author="Scopus test procedure" w:date="2026-08-09T00:00:00Z">
+        <w:r>
+          <w:rPr>
+            <w:rFonts w:ascii="Consolas" w:hAnsi="Consolas"/>
+            <w:b/>
+            <w:color w:val="1F3D7A"/>
+            <w:sz w:val="18"/>
+          </w:rPr>
+          <w:t>cd ~/work/itpnovex/edgeai &amp;&amp; python3 scopus/at.py --raw "AT+COPS?"</w:t>
+        </w:r>
+      </w:ins>
+    </w:p>
+    <w:p>
+      <w:pPr>
+        <w:spacing w:after="40"/>
+        <w:rPr>
+          <w:ins w:id="97" w:author="Scopus test procedure" w:date="2026-08-09T00:00:00Z"/>
+        </w:rPr>
+      </w:pPr>
+      <w:ins w:id="98" w:author="Scopus test procedure" w:date="2026-08-09T00:00:00Z">
+        <w:r>
+          <w:rPr>
+            <w:b/>
+            <w:color w:val="1E6B2E"/>
+            <w:sz w:val="20"/>
+          </w:rPr>
+          <w:t>Expected:</w:t>
+        </w:r>
+      </w:ins>
+    </w:p>
+    <w:p>
+      <w:pPr>
+        <w:spacing w:after="80"/>
+        <w:ind w:left="432"/>
+        <w:rPr>
+          <w:ins w:id="99" w:author="Scopus test procedure" w:date="2026-08-09T00:00:00Z"/>
+        </w:rPr>
+      </w:pPr>
+      <w:ins w:id="100" w:author="Scopus test procedure" w:date="2026-08-09T00:00:00Z">
+        <w:r>
+          <w:rPr>
+            <w:rFonts w:ascii="Consolas" w:hAnsi="Consolas"/>
+            <w:sz w:val="18"/>
+          </w:rPr>
+          <w:t>[modem /dev/ttyAT]</w:t>
+          <w:br/>
+          <w:t xml:space="preserve">      AT+COPS?</w:t>
+          <w:br/>
+          <w:t xml:space="preserve">      +COPS: 0,0,"&lt;operator name&gt;",7</w:t>
+          <w:br/>
+          <w:t xml:space="preserve">      OK</w:t>
+        </w:r>
+      </w:ins>
+    </w:p>
+    <w:p>
+      <w:pPr>
+        <w:rPr>
+          <w:ins w:id="101" w:author="Scopus test procedure" w:date="2026-08-09T00:00:00Z"/>
+        </w:rPr>
+      </w:pPr>
+      <w:ins w:id="102" w:author="Scopus test procedure" w:date="2026-08-09T00:00:00Z">
+        <w:r>
+          <w:t>A named operator is what you want. An empty name, or an answer of just +COPS: 0, means the modem has not found a network — move the bench or its antenna before going on.</w:t>
+        </w:r>
+      </w:ins>
+    </w:p>
+    <w:p>
+      <w:pPr>
+        <w:pStyle w:val="Heading2"/>
+      </w:pPr>
+      <w:r>
+        <w:t>Step C1 — Point the modem at the relay</w:t>
+      </w:r>
+    </w:p>
+    <w:p>
+      <w:r>
+        <w:t>This replaces Step 4. It sets the same five endpoints, but at the relay instead of this PC, sets the APN, switches the modem to its cellular connection, and then waits until the modem actually has a route out before reporting success.</w:t>
+      </w:r>
+    </w:p>
+    <w:p>
+      <w:pPr>
+        <w:pStyle w:val="Normal"/>
+        <w:spacing w:before="0" w:after="80"/>
+        <w:ind w:left="432"/>
+        <w:rPr>
+          <w:del w:id="103" w:author="Scopus test procedure" w:date="2026-08-09T00:00:00Z"/>
+        </w:rPr>
+      </w:pPr>
+      <w:del w:id="104" w:author="Scopus test procedure" w:date="2026-08-09T00:00:00Z">
+        <w:r>
+          <w:rPr>
+            <w:rFonts w:ascii="Consolas" w:hAnsi="Consolas"/>
+            <w:b/>
+            <w:color w:val="1F3D7A"/>
+            <w:sz w:val="18"/>
+          </w:rPr>
+          <w:delText xml:space="preserve">cd ~/work/itpnovex/edgeai &amp;&amp; python3 scopus/at.py --point-cloud 165.22.181.245 --http-port 80 --udp-port 39999 --path /scopus/upload --apn &lt;your-apn&gt;</w:delText>
+        </w:r>
+      </w:del>
+    </w:p>
+    <w:p>
+      <w:pPr>
+        <w:spacing w:after="80"/>
+        <w:ind w:left="432"/>
+        <w:rPr>
+          <w:ins w:id="105" w:author="Scopus test procedure" w:date="2026-08-09T00:00:00Z"/>
+        </w:rPr>
+      </w:pPr>
+      <w:ins w:id="106" w:author="Scopus test procedure" w:date="2026-08-09T00:00:00Z">
+        <w:r>
+          <w:rPr>
+            <w:rFonts w:ascii="Consolas" w:hAnsi="Consolas"/>
+            <w:b/>
+            <w:color w:val="1F3D7A"/>
+            <w:sz w:val="18"/>
+          </w:rPr>
+          <w:t>cd ~/work/itpnovex/edgeai &amp;&amp; python3 scopus/at.py --point-cloud 165.22.181.245 --http-port 80 --udp-port 39999 --path /scopus/upload --apn m2m.jtglobal.com</w:t>
+        </w:r>
+      </w:ins>
+    </w:p>
+    <w:p>
+      <w:pPr>
+        <w:ind w:left="432"/>
+        <w:rPr>
+          <w:ins w:id="107" w:author="Scopus test procedure" w:date="2026-08-09T00:00:00Z"/>
+        </w:rPr>
+      </w:pPr>
+      <w:ins w:id="108" w:author="Scopus test procedure" w:date="2026-08-09T00:00:00Z">
+        <w:r>
+          <w:rPr>
+            <w:i/>
+            <w:color w:val="444444"/>
+            <w:sz w:val="18"/>
+          </w:rPr>
+          <w:t>m2m.jtglobal.com is the APN for the SIM in this bench. A different SIM needs a different one, and the wrong APN looks exactly like a dead SIM — so if you were given one, use it here rather than assuming this line still applies.</w:t>
+        </w:r>
+      </w:ins>
+    </w:p>
+    <w:p>
+      <w:pPr>
+        <w:spacing w:after="40"/>
+      </w:pPr>
+      <w:r>
+        <w:rPr>
+          <w:b/>
+          <w:color w:val="1E6B2E"/>
+          <w:sz w:val="20"/>
+        </w:rPr>
+        <w:t>Expected:</w:t>
+      </w:r>
+    </w:p>
+    <w:p>
+      <w:pPr>
+        <w:spacing w:after="80"/>
+        <w:ind w:left="432"/>
+      </w:pPr>
+      <w:r>
+        <w:rPr>
+          <w:rFonts w:ascii="Consolas" w:hAnsi="Consolas"/>
+          <w:sz w:val="18"/>
+        </w:rPr>
+        <w:t xml:space="preserve">  AT+SDVRNTFHOST="165.22.181.245"</w:t>
+        <w:br/>
+        <w:t xml:space="preserve">      OK</w:t>
+        <w:br/>
+        <w:t xml:space="preserve">  …</w:t>
+        <w:br/>
+        <w:t xml:space="preserve">  AT+SDVRNET?</w:t>
+        <w:br/>
+        <w:t xml:space="preserve">      +SDVRNET: 1,1,1,1,"&lt;operator&gt;","LTE","&lt;apn&gt;","rmnet_data0","10.x.x.x","10.x.x.x",0</w:t>
+        <w:br/>
+        <w:t xml:space="preserve">      OK</w:t>
+        <w:br/>
+        <w:br/>
+        <w:t>OK — cellular link up. Notifications to 165.22.181.245:39999, photos to http://165.22.181.245:80/scopus/upload</w:t>
+      </w:r>
+    </w:p>
+    <w:p>
+      <w:r>
+        <w:t>The four numbers after +SDVRNET: are the whole story:</w:t>
+      </w:r>
     </w:p>
     <w:tbl>
       <w:tblPr>
@@ -4359,24 +5113,14 @@
         <w:gridCol w:w="2880"/>
       </w:tblGrid>
       <w:tr>
-        <w:trPr>
-          <w:ins w:id="55" w:author="Scopus test procedure" w:date="2026-08-09T00:00:00Z"/>
-        </w:trPr>
         <w:tc>
           <w:tcPr>
             <w:tcW w:type="dxa" w:w="2880"/>
           </w:tcPr>
           <w:p>
-            <w:pPr>
-              <w:rPr>
-                <w:ins w:id="56" w:author="Scopus test procedure" w:date="2026-08-09T00:00:00Z"/>
-              </w:rPr>
-            </w:pPr>
-            <w:ins w:id="57" w:author="Scopus test procedure" w:date="2026-08-09T00:00:00Z">
-              <w:r>
-                <w:t>Position</w:t>
-              </w:r>
-            </w:ins>
+            <w:r>
+              <w:t>Position</w:t>
+            </w:r>
           </w:p>
         </w:tc>
         <w:tc>
@@ -4384,16 +5128,9 @@
             <w:tcW w:type="dxa" w:w="2880"/>
           </w:tcPr>
           <w:p>
-            <w:pPr>
-              <w:rPr>
-                <w:ins w:id="58" w:author="Scopus test procedure" w:date="2026-08-09T00:00:00Z"/>
-              </w:rPr>
-            </w:pPr>
-            <w:ins w:id="59" w:author="Scopus test procedure" w:date="2026-08-09T00:00:00Z">
-              <w:r>
-                <w:t>Means</w:t>
-              </w:r>
-            </w:ins>
+            <w:r>
+              <w:t>Means</w:t>
+            </w:r>
           </w:p>
         </w:tc>
         <w:tc>
@@ -4401,38 +5138,21 @@
             <w:tcW w:type="dxa" w:w="2880"/>
           </w:tcPr>
           <w:p>
-            <w:pPr>
-              <w:rPr>
-                <w:ins w:id="60" w:author="Scopus test procedure" w:date="2026-08-09T00:00:00Z"/>
-              </w:rPr>
-            </w:pPr>
-            <w:ins w:id="61" w:author="Scopus test procedure" w:date="2026-08-09T00:00:00Z">
-              <w:r>
-                <w:t>If it is 0</w:t>
-              </w:r>
-            </w:ins>
+            <w:r>
+              <w:t>If it is 0</w:t>
+            </w:r>
           </w:p>
         </w:tc>
       </w:tr>
       <w:tr>
-        <w:trPr>
-          <w:ins w:id="62" w:author="Scopus test procedure" w:date="2026-08-09T00:00:00Z"/>
-        </w:trPr>
         <w:tc>
           <w:tcPr>
             <w:tcW w:type="dxa" w:w="2880"/>
           </w:tcPr>
           <w:p>
-            <w:pPr>
-              <w:rPr>
-                <w:ins w:id="63" w:author="Scopus test procedure" w:date="2026-08-09T00:00:00Z"/>
-              </w:rPr>
-            </w:pPr>
-            <w:ins w:id="64" w:author="Scopus test procedure" w:date="2026-08-09T00:00:00Z">
-              <w:r>
-                <w:t>1st</w:t>
-              </w:r>
-            </w:ins>
+            <w:r>
+              <w:t>1st</w:t>
+            </w:r>
           </w:p>
         </w:tc>
         <w:tc>
@@ -4440,16 +5160,9 @@
             <w:tcW w:type="dxa" w:w="2880"/>
           </w:tcPr>
           <w:p>
-            <w:pPr>
-              <w:rPr>
-                <w:ins w:id="65" w:author="Scopus test procedure" w:date="2026-08-09T00:00:00Z"/>
-              </w:rPr>
-            </w:pPr>
-            <w:ins w:id="66" w:author="Scopus test procedure" w:date="2026-08-09T00:00:00Z">
-              <w:r>
-                <w:t>cellular mode is switched on</w:t>
-              </w:r>
-            </w:ins>
+            <w:r>
+              <w:t>cellular mode is switched on</w:t>
+            </w:r>
           </w:p>
         </w:tc>
         <w:tc>
@@ -4457,38 +5170,21 @@
             <w:tcW w:type="dxa" w:w="2880"/>
           </w:tcPr>
           <w:p>
-            <w:pPr>
-              <w:rPr>
-                <w:ins w:id="67" w:author="Scopus test procedure" w:date="2026-08-09T00:00:00Z"/>
-              </w:rPr>
-            </w:pPr>
-            <w:ins w:id="68" w:author="Scopus test procedure" w:date="2026-08-09T00:00:00Z">
-              <w:r>
-                <w:t>the command did not take — run Step C1 again</w:t>
-              </w:r>
-            </w:ins>
+            <w:r>
+              <w:t>the command did not take — run Step C1 again</w:t>
+            </w:r>
           </w:p>
         </w:tc>
       </w:tr>
       <w:tr>
-        <w:trPr>
-          <w:ins w:id="69" w:author="Scopus test procedure" w:date="2026-08-09T00:00:00Z"/>
-        </w:trPr>
         <w:tc>
           <w:tcPr>
             <w:tcW w:type="dxa" w:w="2880"/>
           </w:tcPr>
           <w:p>
-            <w:pPr>
-              <w:rPr>
-                <w:ins w:id="70" w:author="Scopus test procedure" w:date="2026-08-09T00:00:00Z"/>
-              </w:rPr>
-            </w:pPr>
-            <w:ins w:id="71" w:author="Scopus test procedure" w:date="2026-08-09T00:00:00Z">
-              <w:r>
-                <w:t>2nd</w:t>
-              </w:r>
-            </w:ins>
+            <w:r>
+              <w:t>2nd</w:t>
+            </w:r>
           </w:p>
         </w:tc>
         <w:tc>
@@ -4496,16 +5192,9 @@
             <w:tcW w:type="dxa" w:w="2880"/>
           </w:tcPr>
           <w:p>
-            <w:pPr>
-              <w:rPr>
-                <w:ins w:id="72" w:author="Scopus test procedure" w:date="2026-08-09T00:00:00Z"/>
-              </w:rPr>
-            </w:pPr>
-            <w:ins w:id="73" w:author="Scopus test procedure" w:date="2026-08-09T00:00:00Z">
-              <w:r>
-                <w:t>the modem is registered on a mobile network</w:t>
-              </w:r>
-            </w:ins>
+            <w:r>
+              <w:t>the modem is registered on a mobile network</w:t>
+            </w:r>
           </w:p>
         </w:tc>
         <w:tc>
@@ -4513,38 +5202,21 @@
             <w:tcW w:type="dxa" w:w="2880"/>
           </w:tcPr>
           <w:p>
-            <w:pPr>
-              <w:rPr>
-                <w:ins w:id="74" w:author="Scopus test procedure" w:date="2026-08-09T00:00:00Z"/>
-              </w:rPr>
-            </w:pPr>
-            <w:ins w:id="75" w:author="Scopus test procedure" w:date="2026-08-09T00:00:00Z">
-              <w:r>
-                <w:t>no coverage, or the SIM is not being read — see the table below</w:t>
-              </w:r>
-            </w:ins>
+            <w:r>
+              <w:t>no coverage, or the SIM is not being read — see the table below</w:t>
+            </w:r>
           </w:p>
         </w:tc>
       </w:tr>
       <w:tr>
-        <w:trPr>
-          <w:ins w:id="76" w:author="Scopus test procedure" w:date="2026-08-09T00:00:00Z"/>
-        </w:trPr>
         <w:tc>
           <w:tcPr>
             <w:tcW w:type="dxa" w:w="2880"/>
           </w:tcPr>
           <w:p>
-            <w:pPr>
-              <w:rPr>
-                <w:ins w:id="77" w:author="Scopus test procedure" w:date="2026-08-09T00:00:00Z"/>
-              </w:rPr>
-            </w:pPr>
-            <w:ins w:id="78" w:author="Scopus test procedure" w:date="2026-08-09T00:00:00Z">
-              <w:r>
-                <w:t>3rd</w:t>
-              </w:r>
-            </w:ins>
+            <w:r>
+              <w:t>3rd</w:t>
+            </w:r>
           </w:p>
         </w:tc>
         <w:tc>
@@ -4552,16 +5224,9 @@
             <w:tcW w:type="dxa" w:w="2880"/>
           </w:tcPr>
           <w:p>
-            <w:pPr>
-              <w:rPr>
-                <w:ins w:id="79" w:author="Scopus test procedure" w:date="2026-08-09T00:00:00Z"/>
-              </w:rPr>
-            </w:pPr>
-            <w:ins w:id="80" w:author="Scopus test procedure" w:date="2026-08-09T00:00:00Z">
-              <w:r>
-                <w:t>a data session is established</w:t>
-              </w:r>
-            </w:ins>
+            <w:r>
+              <w:t>a data session is established</w:t>
+            </w:r>
           </w:p>
         </w:tc>
         <w:tc>
@@ -4569,38 +5234,21 @@
             <w:tcW w:type="dxa" w:w="2880"/>
           </w:tcPr>
           <w:p>
-            <w:pPr>
-              <w:rPr>
-                <w:ins w:id="81" w:author="Scopus test procedure" w:date="2026-08-09T00:00:00Z"/>
-              </w:rPr>
-            </w:pPr>
-            <w:ins w:id="82" w:author="Scopus test procedure" w:date="2026-08-09T00:00:00Z">
-              <w:r>
-                <w:t>the APN is wrong, or the SIM has no data service</w:t>
-              </w:r>
-            </w:ins>
+            <w:r>
+              <w:t>the APN is wrong, or the SIM has no data service</w:t>
+            </w:r>
           </w:p>
         </w:tc>
       </w:tr>
       <w:tr>
-        <w:trPr>
-          <w:ins w:id="83" w:author="Scopus test procedure" w:date="2026-08-09T00:00:00Z"/>
-        </w:trPr>
         <w:tc>
           <w:tcPr>
             <w:tcW w:type="dxa" w:w="2880"/>
           </w:tcPr>
           <w:p>
-            <w:pPr>
-              <w:rPr>
-                <w:ins w:id="84" w:author="Scopus test procedure" w:date="2026-08-09T00:00:00Z"/>
-              </w:rPr>
-            </w:pPr>
-            <w:ins w:id="85" w:author="Scopus test procedure" w:date="2026-08-09T00:00:00Z">
-              <w:r>
-                <w:t>4th</w:t>
-              </w:r>
-            </w:ins>
+            <w:r>
+              <w:t>4th</w:t>
+            </w:r>
           </w:p>
         </w:tc>
         <w:tc>
@@ -4608,16 +5256,9 @@
             <w:tcW w:type="dxa" w:w="2880"/>
           </w:tcPr>
           <w:p>
-            <w:pPr>
-              <w:rPr>
-                <w:ins w:id="86" w:author="Scopus test procedure" w:date="2026-08-09T00:00:00Z"/>
-              </w:rPr>
-            </w:pPr>
-            <w:ins w:id="87" w:author="Scopus test procedure" w:date="2026-08-09T00:00:00Z">
-              <w:r>
-                <w:t>the modem has a route out</w:t>
-              </w:r>
-            </w:ins>
+            <w:r>
+              <w:t>the modem has a route out</w:t>
+            </w:r>
           </w:p>
         </w:tc>
         <w:tc>
@@ -4625,16 +5266,9 @@
             <w:tcW w:type="dxa" w:w="2880"/>
           </w:tcPr>
           <w:p>
-            <w:pPr>
-              <w:rPr>
-                <w:ins w:id="88" w:author="Scopus test procedure" w:date="2026-08-09T00:00:00Z"/>
-              </w:rPr>
-            </w:pPr>
-            <w:ins w:id="89" w:author="Scopus test procedure" w:date="2026-08-09T00:00:00Z">
-              <w:r>
-                <w:t>the session came up but nothing can be sent — report this, it is a fault rather than a setup problem</w:t>
-              </w:r>
-            </w:ins>
+            <w:r>
+              <w:t>the session came up but nothing can be sent — report this, it is a fault rather than a setup problem</w:t>
+            </w:r>
           </w:p>
         </w:tc>
       </w:tr>
@@ -4642,260 +5276,172 @@
     <w:p>
       <w:pPr>
         <w:ind w:left="432"/>
+      </w:pPr>
+      <w:r>
         <w:rPr>
-          <w:ins w:id="90" w:author="Scopus test procedure" w:date="2026-08-09T00:00:00Z"/>
+          <w:i/>
+          <w:color w:val="B00000"/>
+          <w:sz w:val="18"/>
         </w:rPr>
-      </w:pPr>
-      <w:ins w:id="91" w:author="Scopus test procedure" w:date="2026-08-09T00:00:00Z">
-        <w:r>
-          <w:rPr>
-            <w:i/>
-            <w:color w:val="B00000"/>
-            <w:sz w:val="18"/>
-          </w:rPr>
-          <w:t>All four must be 1. A modem can be registered on LTE and show a healthy signal while the 4th is 0, and in that state every notification fails and every status screen looks fine. That is why this step waits for the 4th and not for the signal.</w:t>
-        </w:r>
-      </w:ins>
+        <w:t>All four must be 1. A modem can be registered on LTE and show a healthy signal while the 4th is 0, and in that state every notification fails and every status screen looks fine. That is why this step waits for the 4th and not for the signal.</w:t>
+      </w:r>
     </w:p>
     <w:p>
       <w:pPr>
         <w:pStyle w:val="Heading2"/>
-        <w:rPr>
-          <w:ins w:id="92" w:author="Scopus test procedure" w:date="2026-08-09T00:00:00Z"/>
-        </w:rPr>
-      </w:pPr>
-      <w:ins w:id="93" w:author="Scopus test procedure" w:date="2026-08-09T00:00:00Z">
-        <w:r>
-          <w:t>Step C2 — Watch the relay (Window A)</w:t>
-        </w:r>
-      </w:ins>
+      </w:pPr>
+      <w:r>
+        <w:t>Step C2 — Watch the relay (Window A)</w:t>
+      </w:r>
     </w:p>
     <w:p>
-      <w:pPr>
-        <w:rPr>
-          <w:ins w:id="94" w:author="Scopus test procedure" w:date="2026-08-09T00:00:00Z"/>
-        </w:rPr>
-      </w:pPr>
-      <w:ins w:id="95" w:author="Scopus test procedure" w:date="2026-08-09T00:00:00Z">
-        <w:r>
-          <w:t>This replaces Step 3. Leave it running for the rest of the test; it prints the same lines the local server printed, and saves into the same folder.</w:t>
-        </w:r>
-      </w:ins>
+      <w:r>
+        <w:t>This replaces Step 3. Leave it running for the rest of the test; it prints the same lines the local server printed, and saves into the same folder.</w:t>
+      </w:r>
     </w:p>
     <w:p>
       <w:pPr>
         <w:spacing w:after="80"/>
         <w:ind w:left="432"/>
+      </w:pPr>
+      <w:r>
         <w:rPr>
-          <w:ins w:id="96" w:author="Scopus test procedure" w:date="2026-08-09T00:00:00Z"/>
+          <w:rFonts w:ascii="Consolas" w:hAnsi="Consolas"/>
+          <w:b/>
+          <w:color w:val="1F3D7A"/>
+          <w:sz w:val="18"/>
         </w:rPr>
-      </w:pPr>
-      <w:ins w:id="97" w:author="Scopus test procedure" w:date="2026-08-09T00:00:00Z">
-        <w:r>
-          <w:rPr>
-            <w:rFonts w:ascii="Consolas" w:hAnsi="Consolas"/>
-            <w:b/>
-            <w:color w:val="1F3D7A"/>
-            <w:sz w:val="18"/>
-          </w:rPr>
-          <w:t>cd ~/work/itpnovex/edgeai &amp;&amp; python3 scopus/relay_pull.py --relay http://165.22.181.245/scopus --key EQgIvDN1ZWx-432E7MpxUDoR --fresh</w:t>
-        </w:r>
-      </w:ins>
+        <w:t>cd ~/work/itpnovex/edgeai &amp;&amp; python3 scopus/relay_pull.py --relay http://165.22.181.245/scopus --key EQgIvDN1ZWx-432E7MpxUDoR --fresh</w:t>
+      </w:r>
     </w:p>
     <w:p>
       <w:pPr>
         <w:spacing w:after="40"/>
+      </w:pPr>
+      <w:r>
         <w:rPr>
-          <w:ins w:id="98" w:author="Scopus test procedure" w:date="2026-08-09T00:00:00Z"/>
+          <w:b/>
+          <w:color w:val="1E6B2E"/>
+          <w:sz w:val="20"/>
         </w:rPr>
-      </w:pPr>
-      <w:ins w:id="99" w:author="Scopus test procedure" w:date="2026-08-09T00:00:00Z">
-        <w:r>
-          <w:rPr>
-            <w:b/>
-            <w:color w:val="1E6B2E"/>
-            <w:sz w:val="20"/>
-          </w:rPr>
-          <w:t>Expected:</w:t>
-        </w:r>
-      </w:ins>
+        <w:t>Expected:</w:t>
+      </w:r>
     </w:p>
     <w:p>
       <w:pPr>
         <w:spacing w:after="80"/>
         <w:ind w:left="432"/>
+      </w:pPr>
+      <w:r>
         <w:rPr>
-          <w:ins w:id="100" w:author="Scopus test procedure" w:date="2026-08-09T00:00:00Z"/>
+          <w:rFonts w:ascii="Consolas" w:hAnsi="Consolas"/>
+          <w:sz w:val="18"/>
         </w:rPr>
-      </w:pPr>
-      <w:ins w:id="101" w:author="Scopus test procedure" w:date="2026-08-09T00:00:00Z">
-        <w:r>
-          <w:rPr>
-            <w:rFonts w:ascii="Consolas" w:hAnsi="Consolas"/>
-            <w:sz w:val="18"/>
-          </w:rPr>
-          <w:t>Scopus relay viewer</w:t>
-          <w:br/>
-          <w:t xml:space="preserve">  relay    http://165.22.181.245/scopus</w:t>
-          <w:br/>
-          <w:t xml:space="preserve">  receiving into /home/user/scopus-received</w:t>
-          <w:br/>
-          <w:t xml:space="preserve">  relay holds 0 notifications, 0 photos (seq 0)</w:t>
-          <w:br/>
-          <w:t xml:space="preserve">  watching from seq 0. Ctrl-C to stop.</w:t>
-        </w:r>
-      </w:ins>
+        <w:t>Scopus relay viewer</w:t>
+        <w:br/>
+        <w:t xml:space="preserve">  relay    http://165.22.181.245/scopus</w:t>
+        <w:br/>
+        <w:t xml:space="preserve">  receiving into /home/user/scopus-received</w:t>
+        <w:br/>
+        <w:t xml:space="preserve">  relay holds 0 notifications, 0 photos (seq 0)</w:t>
+        <w:br/>
+        <w:t xml:space="preserve">  watching from seq 0. Ctrl-C to stop.</w:t>
+      </w:r>
     </w:p>
     <w:p>
       <w:pPr>
         <w:ind w:left="432"/>
+      </w:pPr>
+      <w:r>
         <w:rPr>
-          <w:ins w:id="102" w:author="Scopus test procedure" w:date="2026-08-09T00:00:00Z"/>
+          <w:i/>
+          <w:color w:val="444444"/>
+          <w:sz w:val="18"/>
         </w:rPr>
-      </w:pPr>
-      <w:ins w:id="103" w:author="Scopus test procedure" w:date="2026-08-09T00:00:00Z">
-        <w:r>
-          <w:rPr>
-            <w:i/>
-            <w:color w:val="444444"/>
-            <w:sz w:val="18"/>
-          </w:rPr>
-          <w:t>If it says it cannot reach the relay, stop here and report that — nothing later in this section can pass.</w:t>
-        </w:r>
-      </w:ins>
+        <w:t>If it says it cannot reach the relay, stop here and report that — nothing later in this section can pass.</w:t>
+      </w:r>
     </w:p>
     <w:p>
       <w:pPr>
         <w:pStyle w:val="Heading2"/>
-        <w:rPr>
-          <w:ins w:id="104" w:author="Scopus test procedure" w:date="2026-08-09T00:00:00Z"/>
-        </w:rPr>
-      </w:pPr>
-      <w:ins w:id="105" w:author="Scopus test procedure" w:date="2026-08-09T00:00:00Z">
-        <w:r>
-          <w:t>Step C3 — Run the test</w:t>
-        </w:r>
-      </w:ins>
+      </w:pPr>
+      <w:r>
+        <w:t>Step C3 — Run the test</w:t>
+      </w:r>
     </w:p>
     <w:p>
-      <w:pPr>
-        <w:rPr>
-          <w:ins w:id="106" w:author="Scopus test procedure" w:date="2026-08-09T00:00:00Z"/>
-        </w:rPr>
-      </w:pPr>
-      <w:ins w:id="107" w:author="Scopus test procedure" w:date="2026-08-09T00:00:00Z">
-        <w:r>
-          <w:t>Steps 5 to 12 are unchanged. Run them exactly as written. Every event and every photo now travels over the mobile network and comes back to you through the relay, and the pass criteria in section 13 apply word for word.</w:t>
-        </w:r>
-      </w:ins>
+      <w:r>
+        <w:t>Steps 5 to 12 are unchanged. Run them exactly as written. Every event and every photo now travels over the mobile network and comes back to you through the relay, and the pass criteria in section 13 apply word for word.</w:t>
+      </w:r>
     </w:p>
     <w:p>
-      <w:pPr>
-        <w:rPr>
-          <w:ins w:id="108" w:author="Scopus test procedure" w:date="2026-08-09T00:00:00Z"/>
-        </w:rPr>
-      </w:pPr>
-      <w:ins w:id="109" w:author="Scopus test procedure" w:date="2026-08-09T00:00:00Z">
-        <w:r>
-          <w:t>One difference worth knowing: over cellular an event takes a second or two longer to appear in Window A than it did over the cable. Anything beyond about ten seconds is worth reporting.</w:t>
-        </w:r>
-      </w:ins>
+      <w:r>
+        <w:t>One difference worth knowing: over cellular an event takes a second or two longer to appear in Window A than it did over the cable. Anything beyond about ten seconds is worth reporting.</w:t>
+      </w:r>
     </w:p>
     <w:p>
       <w:pPr>
         <w:pStyle w:val="Heading2"/>
-        <w:rPr>
-          <w:ins w:id="110" w:author="Scopus test procedure" w:date="2026-08-09T00:00:00Z"/>
-        </w:rPr>
-      </w:pPr>
-      <w:ins w:id="111" w:author="Scopus test procedure" w:date="2026-08-09T00:00:00Z">
-        <w:r>
-          <w:t>Step C4 — Put it back on the cable</w:t>
-        </w:r>
-      </w:ins>
+      </w:pPr>
+      <w:r>
+        <w:t>Step C4 — Put it back on the cable</w:t>
+      </w:r>
     </w:p>
     <w:p>
-      <w:pPr>
-        <w:rPr>
-          <w:ins w:id="112" w:author="Scopus test procedure" w:date="2026-08-09T00:00:00Z"/>
-        </w:rPr>
-      </w:pPr>
-      <w:ins w:id="113" w:author="Scopus test procedure" w:date="2026-08-09T00:00:00Z">
-        <w:r>
-          <w:t>To go back to the cable procedure, point the modem at this PC again and turn the cellular mode off:</w:t>
-        </w:r>
-      </w:ins>
+      <w:r>
+        <w:t>To go back to the cable procedure, point the modem at this PC again and turn the cellular mode off:</w:t>
+      </w:r>
     </w:p>
     <w:p>
       <w:pPr>
         <w:spacing w:after="80"/>
         <w:ind w:left="432"/>
+      </w:pPr>
+      <w:r>
         <w:rPr>
-          <w:ins w:id="114" w:author="Scopus test procedure" w:date="2026-08-09T00:00:00Z"/>
+          <w:rFonts w:ascii="Consolas" w:hAnsi="Consolas"/>
+          <w:b/>
+          <w:color w:val="1F3D7A"/>
+          <w:sz w:val="18"/>
         </w:rPr>
-      </w:pPr>
-      <w:ins w:id="115" w:author="Scopus test procedure" w:date="2026-08-09T00:00:00Z">
-        <w:r>
-          <w:rPr>
-            <w:rFonts w:ascii="Consolas" w:hAnsi="Consolas"/>
-            <w:b/>
-            <w:color w:val="1F3D7A"/>
-            <w:sz w:val="18"/>
-          </w:rPr>
-          <w:t>cd ~/work/itpnovex/edgeai &amp;&amp; python3 scopus/at.py --point-here</w:t>
-        </w:r>
-      </w:ins>
+        <w:t>cd ~/work/itpnovex/edgeai &amp;&amp; python3 scopus/at.py --point-here</w:t>
+      </w:r>
     </w:p>
     <w:p>
       <w:pPr>
         <w:spacing w:after="80"/>
         <w:ind w:left="432"/>
+      </w:pPr>
+      <w:r>
         <w:rPr>
-          <w:ins w:id="116" w:author="Scopus test procedure" w:date="2026-08-09T00:00:00Z"/>
+          <w:rFonts w:ascii="Consolas" w:hAnsi="Consolas"/>
+          <w:b/>
+          <w:color w:val="1F3D7A"/>
+          <w:sz w:val="18"/>
         </w:rPr>
-      </w:pPr>
-      <w:ins w:id="117" w:author="Scopus test procedure" w:date="2026-08-09T00:00:00Z">
-        <w:r>
-          <w:rPr>
-            <w:rFonts w:ascii="Consolas" w:hAnsi="Consolas"/>
-            <w:b/>
-            <w:color w:val="1F3D7A"/>
-            <w:sz w:val="18"/>
-          </w:rPr>
-          <w:t>cd ~/work/itpnovex/edgeai &amp;&amp; python3 scopus/at.py "AT+SDVRNET=0"</w:t>
-        </w:r>
-      </w:ins>
+        <w:t>cd ~/work/itpnovex/edgeai &amp;&amp; python3 scopus/at.py "AT+SDVRNET=0"</w:t>
+      </w:r>
     </w:p>
     <w:p>
       <w:pPr>
         <w:ind w:left="432"/>
+      </w:pPr>
+      <w:r>
         <w:rPr>
-          <w:ins w:id="118" w:author="Scopus test procedure" w:date="2026-08-09T00:00:00Z"/>
+          <w:i/>
+          <w:color w:val="444444"/>
+          <w:sz w:val="18"/>
         </w:rPr>
-      </w:pPr>
-      <w:ins w:id="119" w:author="Scopus test procedure" w:date="2026-08-09T00:00:00Z">
-        <w:r>
-          <w:rPr>
-            <w:i/>
-            <w:color w:val="444444"/>
-            <w:sz w:val="18"/>
-          </w:rPr>
-          <w:t>AT+SDVRNET=0 stops the modem maintaining the mobile connection; it does not cut a transfer that is in progress.</w:t>
-        </w:r>
-      </w:ins>
+        <w:t>AT+SDVRNET=0 stops the modem maintaining the mobile connection; it does not cut a transfer that is in progress.</w:t>
+      </w:r>
     </w:p>
     <w:p>
       <w:pPr>
         <w:pStyle w:val="Heading2"/>
-        <w:rPr>
-          <w:ins w:id="120" w:author="Scopus test procedure" w:date="2026-08-09T00:00:00Z"/>
-        </w:rPr>
-      </w:pPr>
-      <w:ins w:id="121" w:author="Scopus test procedure" w:date="2026-08-09T00:00:00Z">
-        <w:r>
-          <w:t>If the cellular test fails</w:t>
-        </w:r>
-      </w:ins>
+      </w:pPr>
+      <w:r>
+        <w:t>If the cellular test fails</w:t>
+      </w:r>
     </w:p>
     <w:tbl>
       <w:tblPr>
@@ -4908,8 +5454,105 @@
         <w:gridCol w:w="4320"/>
       </w:tblGrid>
       <w:tr>
+        <w:tc>
+          <w:tcPr>
+            <w:tcW w:type="dxa" w:w="4320"/>
+          </w:tcPr>
+          <w:p>
+            <w:r>
+              <w:t>What you see</w:t>
+            </w:r>
+          </w:p>
+        </w:tc>
+        <w:tc>
+          <w:tcPr>
+            <w:tcW w:type="dxa" w:w="4320"/>
+          </w:tcPr>
+          <w:p>
+            <w:r>
+              <w:t>What it means and what to do</w:t>
+            </w:r>
+          </w:p>
+        </w:tc>
+      </w:tr>
+      <w:tr>
         <w:trPr>
-          <w:ins w:id="122" w:author="Scopus test procedure" w:date="2026-08-09T00:00:00Z"/>
+          <w:del w:id="109" w:author="Scopus test procedure" w:date="2026-08-09T00:00:00Z"/>
+        </w:trPr>
+        <w:tc>
+          <w:tcPr>
+            <w:tcW w:w="4320" w:type="dxa"/>
+            <w:tcBorders/>
+            <w:shd w:color="auto" w:fill="D3DFEE" w:themeFill="accent1" w:themeFillTint="3f" w:val="clear"/>
+          </w:tcPr>
+          <w:p>
+            <w:pPr>
+              <w:pStyle w:val="Normal"/>
+              <w:widowControl/>
+              <w:spacing w:lineRule="auto" w:line="240" w:before="0" w:after="0"/>
+              <w:jc w:val="left"/>
+              <w:rPr>
+                <w:del w:id="110" w:author="Scopus test procedure" w:date="2026-08-09T00:00:00Z"/>
+                <w:rFonts w:eastAsia="ＭＳ ゴシック" w:cs=""/>
+                <w:b/>
+                <w:bCs/>
+                <w:kern w:val="0"/>
+                <w:szCs w:val="22"/>
+                <w:lang w:val="en-US" w:eastAsia="en-US" w:bidi="ar-SA"/>
+              </w:rPr>
+            </w:pPr>
+            <w:del w:id="111" w:author="Scopus test procedure" w:date="2026-08-09T00:00:00Z">
+              <w:r>
+                <w:rPr>
+                  <w:rFonts w:eastAsia="ＭＳ ゴシック" w:cs=""/>
+                  <w:b/>
+                  <w:bCs/>
+                  <w:kern w:val="0"/>
+                  <w:szCs w:val="22"/>
+                  <w:lang w:val="en-US" w:eastAsia="en-US" w:bidi="ar-SA"/>
+                </w:rPr>
+                <w:delText xml:space="preserve">Step C1: 2nd number is 0 (not registered)</w:delText>
+              </w:r>
+            </w:del>
+          </w:p>
+        </w:tc>
+        <w:tc>
+          <w:tcPr>
+            <w:tcW w:w="4319" w:type="dxa"/>
+            <w:tcBorders/>
+            <w:shd w:color="auto" w:fill="D3DFEE" w:themeFill="accent1" w:themeFillTint="3f" w:val="clear"/>
+          </w:tcPr>
+          <w:p>
+            <w:pPr>
+              <w:pStyle w:val="Normal"/>
+              <w:widowControl/>
+              <w:spacing w:lineRule="auto" w:line="240" w:before="0" w:after="0"/>
+              <w:jc w:val="left"/>
+              <w:rPr>
+                <w:del w:id="112" w:author="Scopus test procedure" w:date="2026-08-09T00:00:00Z"/>
+                <w:rFonts w:eastAsia="ＭＳ 明朝" w:cs=""/>
+                <w:kern w:val="0"/>
+                <w:szCs w:val="22"/>
+                <w:lang w:val="en-US" w:eastAsia="en-US" w:bidi="ar-SA"/>
+              </w:rPr>
+            </w:pPr>
+            <w:del w:id="113" w:author="Scopus test procedure" w:date="2026-08-09T00:00:00Z">
+              <w:r>
+                <w:rPr>
+                  <w:rFonts w:eastAsia="ＭＳ 明朝" w:cs=""/>
+                  <w:kern w:val="0"/>
+                  <w:szCs w:val="22"/>
+                  <w:lang w:val="en-US" w:eastAsia="en-US" w:bidi="ar-SA"/>
+                </w:rPr>
+                <w:delText xml:space="preserve">Either there is no coverage where the bench is, or the modem is reading the wrong SIM slot. Check the slot first — it costs one command:  cd ~/work/itpnovex/edgeai &amp;&amp; python3 scopus/at.py "AT!UIMS?"  . If it answers 0 and there is a SIM in the external holder, try cd ~/work/itpnovex/edgeai &amp;&amp; python3 scopus/at.py "AT!UIMS=1"  and run Step C1 again. This bench needed exactly that: the SIM was there the whole time and the modem was looking at the other slot.</w:delText>
+              </w:r>
+            </w:del>
+          </w:p>
+        </w:tc>
+      </w:tr>
+      <w:tr>
+        <w:trPr>
+          <w:ins w:id="114" w:author="Scopus test procedure" w:date="2026-08-09T00:00:00Z"/>
         </w:trPr>
         <w:tc>
           <w:tcPr>
@@ -4918,49 +5561,10 @@
           <w:p>
             <w:pPr>
               <w:rPr>
-                <w:ins w:id="123" w:author="Scopus test procedure" w:date="2026-08-09T00:00:00Z"/>
+                <w:ins w:id="115" w:author="Scopus test procedure" w:date="2026-08-09T00:00:00Z"/>
               </w:rPr>
             </w:pPr>
-            <w:ins w:id="124" w:author="Scopus test procedure" w:date="2026-08-09T00:00:00Z">
-              <w:r>
-                <w:t>What you see</w:t>
-              </w:r>
-            </w:ins>
-          </w:p>
-        </w:tc>
-        <w:tc>
-          <w:tcPr>
-            <w:tcW w:type="dxa" w:w="4320"/>
-          </w:tcPr>
-          <w:p>
-            <w:pPr>
-              <w:rPr>
-                <w:ins w:id="125" w:author="Scopus test procedure" w:date="2026-08-09T00:00:00Z"/>
-              </w:rPr>
-            </w:pPr>
-            <w:ins w:id="126" w:author="Scopus test procedure" w:date="2026-08-09T00:00:00Z">
-              <w:r>
-                <w:t>What it means and what to do</w:t>
-              </w:r>
-            </w:ins>
-          </w:p>
-        </w:tc>
-      </w:tr>
-      <w:tr>
-        <w:trPr>
-          <w:ins w:id="127" w:author="Scopus test procedure" w:date="2026-08-09T00:00:00Z"/>
-        </w:trPr>
-        <w:tc>
-          <w:tcPr>
-            <w:tcW w:type="dxa" w:w="4320"/>
-          </w:tcPr>
-          <w:p>
-            <w:pPr>
-              <w:rPr>
-                <w:ins w:id="128" w:author="Scopus test procedure" w:date="2026-08-09T00:00:00Z"/>
-              </w:rPr>
-            </w:pPr>
-            <w:ins w:id="129" w:author="Scopus test procedure" w:date="2026-08-09T00:00:00Z">
+            <w:ins w:id="116" w:author="Scopus test procedure" w:date="2026-08-09T00:00:00Z">
               <w:r>
                 <w:t>Step C1: 2nd number is 0 (not registered)</w:t>
               </w:r>
@@ -4974,20 +5578,64 @@
           <w:p>
             <w:pPr>
               <w:rPr>
-                <w:ins w:id="130" w:author="Scopus test procedure" w:date="2026-08-09T00:00:00Z"/>
+                <w:ins w:id="117" w:author="Scopus test procedure" w:date="2026-08-09T00:00:00Z"/>
               </w:rPr>
             </w:pPr>
-            <w:ins w:id="131" w:author="Scopus test procedure" w:date="2026-08-09T00:00:00Z">
+            <w:ins w:id="118" w:author="Scopus test procedure" w:date="2026-08-09T00:00:00Z">
               <w:r>
-                <w:t>Either there is no coverage where the bench is, or the modem is reading the wrong SIM slot. Check the slot first — it costs one command:  cd ~/work/itpnovex/edgeai &amp;&amp; python3 scopus/at.py "AT!UIMS?"  . If it answers 0 and there is a SIM in the external holder, try cd ~/work/itpnovex/edgeai &amp;&amp; python3 scopus/at.py "AT!UIMS=1"  and run Step C1 again. This bench needed exactly that: the SIM was there the whole time and the modem was looking at the other slot.</w:t>
+                <w:t>Either there is no coverage where the bench is, or the modem is reading the wrong SIM slot. Both are covered by Step C0 — go back and run it; it takes two minutes and answers this question directly.</w:t>
               </w:r>
             </w:ins>
           </w:p>
         </w:tc>
       </w:tr>
       <w:tr>
+        <w:tc>
+          <w:tcPr>
+            <w:tcW w:type="dxa" w:w="4320"/>
+          </w:tcPr>
+          <w:p>
+            <w:r>
+              <w:t>Step C1: 3rd number is 0 (no data session)</w:t>
+            </w:r>
+          </w:p>
+        </w:tc>
+        <w:tc>
+          <w:tcPr>
+            <w:tcW w:type="dxa" w:w="4320"/>
+          </w:tcPr>
+          <w:p>
+            <w:r>
+              <w:t>The APN is the first suspect — pass the right one with --apn. If several APNs all give the same result, the SIM's data service is the suspect, not the APN.</w:t>
+            </w:r>
+          </w:p>
+        </w:tc>
+      </w:tr>
+      <w:tr>
+        <w:tc>
+          <w:tcPr>
+            <w:tcW w:type="dxa" w:w="4320"/>
+          </w:tcPr>
+          <w:p>
+            <w:r>
+              <w:t>Step C1 passes, but nothing ever arrives in Window A</w:t>
+            </w:r>
+          </w:p>
+        </w:tc>
+        <w:tc>
+          <w:tcPr>
+            <w:tcW w:type="dxa" w:w="4320"/>
+          </w:tcPr>
+          <w:p>
+            <w:r>
+              <w:t>The modem has a route and is sending; the packets are being dropped somewhere between it and the relay. Report it with the output of  cd ~/work/itpnovex/edgeai &amp;&amp; python3 scopus/at.py "AT+SDVRNET?"  attached. Two known causes: a SIM whose data service is not actually active (it registers, gets an address, and carries nothing), and the relay's UDP port being closed by the server's firewall.</w:t>
+            </w:r>
+          </w:p>
+        </w:tc>
+      </w:tr>
+      <w:tr>
         <w:trPr>
-          <w:ins w:id="132" w:author="Scopus test procedure" w:date="2026-08-09T00:00:00Z"/>
+          <w:ins w:id="119" w:author="Scopus test procedure" w:date="2026-08-09T00:00:00Z"/>
         </w:trPr>
         <w:tc>
           <w:tcPr>
@@ -4996,12 +5644,12 @@
           <w:p>
             <w:pPr>
               <w:rPr>
-                <w:ins w:id="133" w:author="Scopus test procedure" w:date="2026-08-09T00:00:00Z"/>
+                <w:ins w:id="120" w:author="Scopus test procedure" w:date="2026-08-09T00:00:00Z"/>
               </w:rPr>
             </w:pPr>
-            <w:ins w:id="134" w:author="Scopus test procedure" w:date="2026-08-09T00:00:00Z">
+            <w:ins w:id="121" w:author="Scopus test procedure" w:date="2026-08-09T00:00:00Z">
               <w:r>
-                <w:t>Step C1: 3rd number is 0 (no data session)</w:t>
+                <w:t>Any --raw command says it cannot reach the modem</w:t>
               </w:r>
             </w:ins>
           </w:p>
@@ -5013,36 +5661,26 @@
           <w:p>
             <w:pPr>
               <w:rPr>
-                <w:ins w:id="135" w:author="Scopus test procedure" w:date="2026-08-09T00:00:00Z"/>
+                <w:ins w:id="122" w:author="Scopus test procedure" w:date="2026-08-09T00:00:00Z"/>
               </w:rPr>
             </w:pPr>
-            <w:ins w:id="136" w:author="Scopus test procedure" w:date="2026-08-09T00:00:00Z">
+            <w:ins w:id="123" w:author="Scopus test procedure" w:date="2026-08-09T00:00:00Z">
               <w:r>
-                <w:t>The APN is the first suspect — pass the right one with --apn. If several APNs all give the same result, the SIM's data service is the suspect, not the APN.</w:t>
+                <w:t>That path goes over the USB Ethernet link, not the serial one, so it fails when the modem has dropped off USB — which also makes the ordinary commands answer with unreadable characters. Check both cables at the modem board, then re-run Step 2. If the modem does not reappear within a minute, it needs someone to re-seat it; nothing in this document can be run until it does.</w:t>
               </w:r>
             </w:ins>
           </w:p>
         </w:tc>
       </w:tr>
       <w:tr>
-        <w:trPr>
-          <w:ins w:id="137" w:author="Scopus test procedure" w:date="2026-08-09T00:00:00Z"/>
-        </w:trPr>
         <w:tc>
           <w:tcPr>
             <w:tcW w:type="dxa" w:w="4320"/>
           </w:tcPr>
           <w:p>
-            <w:pPr>
-              <w:rPr>
-                <w:ins w:id="138" w:author="Scopus test procedure" w:date="2026-08-09T00:00:00Z"/>
-              </w:rPr>
-            </w:pPr>
-            <w:ins w:id="139" w:author="Scopus test procedure" w:date="2026-08-09T00:00:00Z">
-              <w:r>
-                <w:t>Step C1 passes, but nothing ever arrives in Window A</w:t>
-              </w:r>
-            </w:ins>
+            <w:r>
+              <w:t>Photos arrive but events do not</w:t>
+            </w:r>
           </w:p>
         </w:tc>
         <w:tc>
@@ -5050,55 +5688,9 @@
             <w:tcW w:type="dxa" w:w="4320"/>
           </w:tcPr>
           <w:p>
-            <w:pPr>
-              <w:rPr>
-                <w:ins w:id="140" w:author="Scopus test procedure" w:date="2026-08-09T00:00:00Z"/>
-              </w:rPr>
-            </w:pPr>
-            <w:ins w:id="141" w:author="Scopus test procedure" w:date="2026-08-09T00:00:00Z">
-              <w:r>
-                <w:t>The modem has a route and is sending; the packets are being dropped somewhere between it and the relay. Report it with the output of  cd ~/work/itpnovex/edgeai &amp;&amp; python3 scopus/at.py "AT+SDVRNET?"  attached. Two known causes: a SIM whose data service is not actually active (it registers, gets an address, and carries nothing), and the relay's UDP port being closed by the server's firewall.</w:t>
-              </w:r>
-            </w:ins>
-          </w:p>
-        </w:tc>
-      </w:tr>
-      <w:tr>
-        <w:trPr>
-          <w:ins w:id="142" w:author="Scopus test procedure" w:date="2026-08-09T00:00:00Z"/>
-        </w:trPr>
-        <w:tc>
-          <w:tcPr>
-            <w:tcW w:type="dxa" w:w="4320"/>
-          </w:tcPr>
-          <w:p>
-            <w:pPr>
-              <w:rPr>
-                <w:ins w:id="143" w:author="Scopus test procedure" w:date="2026-08-09T00:00:00Z"/>
-              </w:rPr>
-            </w:pPr>
-            <w:ins w:id="144" w:author="Scopus test procedure" w:date="2026-08-09T00:00:00Z">
-              <w:r>
-                <w:t>Photos arrive but events do not</w:t>
-              </w:r>
-            </w:ins>
-          </w:p>
-        </w:tc>
-        <w:tc>
-          <w:tcPr>
-            <w:tcW w:type="dxa" w:w="4320"/>
-          </w:tcPr>
-          <w:p>
-            <w:pPr>
-              <w:rPr>
-                <w:ins w:id="145" w:author="Scopus test procedure" w:date="2026-08-09T00:00:00Z"/>
-              </w:rPr>
-            </w:pPr>
-            <w:ins w:id="146" w:author="Scopus test procedure" w:date="2026-08-09T00:00:00Z">
-              <w:r>
-                <w:t>These use different ports and different protocols — photos go over TCP 80, events over UDP 39999. Photos arriving proves the mobile connection works, so the difference is the UDP port. Report it; it is a firewall rule on the server, not anything on the bench.</w:t>
-              </w:r>
-            </w:ins>
+            <w:r>
+              <w:t>These use different ports and different protocols — photos go over TCP 80, events over UDP 39999. Photos arriving proves the mobile connection works, so the difference is the UDP port. Report it; it is a firewall rule on the server, not anything on the bench.</w:t>
+            </w:r>
           </w:p>
         </w:tc>
       </w:tr>

--- a/scopus/Scopus_Tester_Manual_tracked.docx
+++ b/scopus/Scopus_Tester_Manual_tracked.docx
@@ -20,7 +20,7 @@
     </w:p>
     <w:p>
       <w:r>
-        <w:t>Generated 2026-08-09 from scopus/make_tester_manual.py. Every command below was run, in this order, on the bench PC this document is written for, and each “Expected” block is the output that came back. The one exception is Step 9, which needs a person standing in front of the camera; its example is a real live detection recorded on the same bench.</w:t>
+        <w:t>Generated 2026-08-10 from scopus/make_tester_manual.py. Every command below was run, in this order, on the bench PC this document is written for, and each “Expected” block is the output that came back. The one exception is Step 9, which needs a person standing in front of the camera; its example is a real live detection recorded on the same bench.</w:t>
       </w:r>
     </w:p>
     <w:p>
@@ -188,24 +188,11 @@
         <w:t>Roughly 20 minutes end to end, most of it waiting for the photo to cross the internal cable between the two boards.</w:t>
       </w:r>
     </w:p>
+    <w:p/>
     <w:p>
-      <w:pPr>
-        <w:rPr>
-          <w:ins w:id="1" w:author="Scopus test procedure" w:date="2026-08-09T00:00:00Z"/>
-        </w:rPr>
-      </w:pPr>
-    </w:p>
-    <w:p>
-      <w:pPr>
-        <w:rPr>
-          <w:ins w:id="2" w:author="Scopus test procedure" w:date="2026-08-09T00:00:00Z"/>
-        </w:rPr>
-      </w:pPr>
-      <w:ins w:id="3" w:author="Scopus test procedure" w:date="2026-08-09T00:00:00Z">
-        <w:r>
-          <w:t>There are two ways to run this test:</w:t>
-        </w:r>
-      </w:ins>
+      <w:r>
+        <w:t>There are two ways to run this test:</w:t>
+      </w:r>
     </w:p>
     <w:tbl>
       <w:tblPr>
@@ -219,24 +206,14 @@
         <w:gridCol w:w="2880"/>
       </w:tblGrid>
       <w:tr>
-        <w:trPr>
-          <w:ins w:id="4" w:author="Scopus test procedure" w:date="2026-08-09T00:00:00Z"/>
-        </w:trPr>
         <w:tc>
           <w:tcPr>
             <w:tcW w:type="dxa" w:w="2880"/>
           </w:tcPr>
           <w:p>
-            <w:pPr>
-              <w:rPr>
-                <w:ins w:id="5" w:author="Scopus test procedure" w:date="2026-08-09T00:00:00Z"/>
-              </w:rPr>
-            </w:pPr>
-            <w:ins w:id="6" w:author="Scopus test procedure" w:date="2026-08-09T00:00:00Z">
-              <w:r>
-                <w:t>Mode</w:t>
-              </w:r>
-            </w:ins>
+            <w:r>
+              <w:t>Mode</w:t>
+            </w:r>
           </w:p>
         </w:tc>
         <w:tc>
@@ -244,16 +221,9 @@
             <w:tcW w:type="dxa" w:w="2880"/>
           </w:tcPr>
           <w:p>
-            <w:pPr>
-              <w:rPr>
-                <w:ins w:id="7" w:author="Scopus test procedure" w:date="2026-08-09T00:00:00Z"/>
-              </w:rPr>
-            </w:pPr>
-            <w:ins w:id="8" w:author="Scopus test procedure" w:date="2026-08-09T00:00:00Z">
-              <w:r>
-                <w:t>How the product sends</w:t>
-              </w:r>
-            </w:ins>
+            <w:r>
+              <w:t>How the product sends</w:t>
+            </w:r>
           </w:p>
         </w:tc>
         <w:tc>
@@ -261,38 +231,21 @@
             <w:tcW w:type="dxa" w:w="2880"/>
           </w:tcPr>
           <w:p>
-            <w:pPr>
-              <w:rPr>
-                <w:ins w:id="9" w:author="Scopus test procedure" w:date="2026-08-09T00:00:00Z"/>
-              </w:rPr>
-            </w:pPr>
-            <w:ins w:id="10" w:author="Scopus test procedure" w:date="2026-08-09T00:00:00Z">
-              <w:r>
-                <w:t>Where to look</w:t>
-              </w:r>
-            </w:ins>
+            <w:r>
+              <w:t>Where to look</w:t>
+            </w:r>
           </w:p>
         </w:tc>
       </w:tr>
       <w:tr>
-        <w:trPr>
-          <w:ins w:id="11" w:author="Scopus test procedure" w:date="2026-08-09T00:00:00Z"/>
-        </w:trPr>
         <w:tc>
           <w:tcPr>
             <w:tcW w:type="dxa" w:w="2880"/>
           </w:tcPr>
           <w:p>
-            <w:pPr>
-              <w:rPr>
-                <w:ins w:id="12" w:author="Scopus test procedure" w:date="2026-08-09T00:00:00Z"/>
-              </w:rPr>
-            </w:pPr>
-            <w:ins w:id="13" w:author="Scopus test procedure" w:date="2026-08-09T00:00:00Z">
-              <w:r>
-                <w:t>Cable</w:t>
-              </w:r>
-            </w:ins>
+            <w:r>
+              <w:t>Cable</w:t>
+            </w:r>
           </w:p>
         </w:tc>
         <w:tc>
@@ -300,16 +253,9 @@
             <w:tcW w:type="dxa" w:w="2880"/>
           </w:tcPr>
           <w:p>
-            <w:pPr>
-              <w:rPr>
-                <w:ins w:id="14" w:author="Scopus test procedure" w:date="2026-08-09T00:00:00Z"/>
-              </w:rPr>
-            </w:pPr>
-            <w:ins w:id="15" w:author="Scopus test procedure" w:date="2026-08-09T00:00:00Z">
-              <w:r>
-                <w:t>Over the USB cable to this PC, which plays the part of the customer's server. Nothing leaves the room.</w:t>
-              </w:r>
-            </w:ins>
+            <w:r>
+              <w:t>Over the USB cable to this PC, which plays the part of the customer's server. Nothing leaves the room.</w:t>
+            </w:r>
           </w:p>
         </w:tc>
         <w:tc>
@@ -317,38 +263,21 @@
             <w:tcW w:type="dxa" w:w="2880"/>
           </w:tcPr>
           <w:p>
-            <w:pPr>
-              <w:rPr>
-                <w:ins w:id="16" w:author="Scopus test procedure" w:date="2026-08-09T00:00:00Z"/>
-              </w:rPr>
-            </w:pPr>
-            <w:ins w:id="17" w:author="Scopus test procedure" w:date="2026-08-09T00:00:00Z">
-              <w:r>
-                <w:t>Steps 1 to 12, in order — this is the default</w:t>
-              </w:r>
-            </w:ins>
+            <w:r>
+              <w:t>Steps 1 to 12, in order — this is the default</w:t>
+            </w:r>
           </w:p>
         </w:tc>
       </w:tr>
       <w:tr>
-        <w:trPr>
-          <w:ins w:id="18" w:author="Scopus test procedure" w:date="2026-08-09T00:00:00Z"/>
-        </w:trPr>
         <w:tc>
           <w:tcPr>
             <w:tcW w:type="dxa" w:w="2880"/>
           </w:tcPr>
           <w:p>
-            <w:pPr>
-              <w:rPr>
-                <w:ins w:id="19" w:author="Scopus test procedure" w:date="2026-08-09T00:00:00Z"/>
-              </w:rPr>
-            </w:pPr>
-            <w:ins w:id="20" w:author="Scopus test procedure" w:date="2026-08-09T00:00:00Z">
-              <w:r>
-                <w:t>Cellular</w:t>
-              </w:r>
-            </w:ins>
+            <w:r>
+              <w:t>Cellular</w:t>
+            </w:r>
           </w:p>
         </w:tc>
         <w:tc>
@@ -356,16 +285,9 @@
             <w:tcW w:type="dxa" w:w="2880"/>
           </w:tcPr>
           <w:p>
-            <w:pPr>
-              <w:rPr>
-                <w:ins w:id="21" w:author="Scopus test procedure" w:date="2026-08-09T00:00:00Z"/>
-              </w:rPr>
-            </w:pPr>
-            <w:ins w:id="22" w:author="Scopus test procedure" w:date="2026-08-09T00:00:00Z">
-              <w:r>
-                <w:t>Over the mobile network to a server on the internet, which this PC then reads. This is what a deployed unit does.</w:t>
-              </w:r>
-            </w:ins>
+            <w:r>
+              <w:t>Over the mobile network to a server on the internet, which this PC then reads. This is what a deployed unit does.</w:t>
+            </w:r>
           </w:p>
         </w:tc>
         <w:tc>
@@ -373,31 +295,17 @@
             <w:tcW w:type="dxa" w:w="2880"/>
           </w:tcPr>
           <w:p>
-            <w:pPr>
-              <w:rPr>
-                <w:ins w:id="23" w:author="Scopus test procedure" w:date="2026-08-09T00:00:00Z"/>
-              </w:rPr>
-            </w:pPr>
-            <w:ins w:id="24" w:author="Scopus test procedure" w:date="2026-08-09T00:00:00Z">
-              <w:r>
-                <w:t>Section 18. It replaces Steps 3 and 4; everything else is identical</w:t>
-              </w:r>
-            </w:ins>
+            <w:r>
+              <w:t>Section 18. It replaces Steps 3 and 4; everything else is identical</w:t>
+            </w:r>
           </w:p>
         </w:tc>
       </w:tr>
     </w:tbl>
     <w:p>
-      <w:pPr>
-        <w:rPr>
-          <w:ins w:id="25" w:author="Scopus test procedure" w:date="2026-08-09T00:00:00Z"/>
-        </w:rPr>
-      </w:pPr>
-      <w:ins w:id="26" w:author="Scopus test procedure" w:date="2026-08-09T00:00:00Z">
-        <w:r>
-          <w:t>Run the cable mode first, even if cellular is what you were asked to test. It uses the same camera, the same modem and the same internal cable, so if it fails, cellular was never going to work and you have already found out where — which is the one thing the cellular mode cannot tell you, because a fault in the product and a fault in the mobile network look identical from the far end.</w:t>
-        </w:r>
-      </w:ins>
+      <w:r>
+        <w:t>Run the cable mode first, even if cellular is what you were asked to test. It uses the same camera, the same modem and the same internal cable, so if it fails, cellular was never going to work and you have already found out where — which is the one thing the cellular mode cannot tell you, because a fault in the product and a fault in the mobile network look identical from the far end.</w:t>
+      </w:r>
     </w:p>
     <w:p>
       <w:pPr>
@@ -593,99 +501,14 @@
         </w:tc>
       </w:tr>
       <w:tr>
-        <w:trPr>
-          <w:del w:id="27" w:author="Scopus test procedure" w:date="2026-08-09T00:00:00Z"/>
-        </w:trPr>
-        <w:tc>
-          <w:tcPr>
-            <w:tcW w:w="4320" w:type="dxa"/>
-            <w:tcBorders/>
-            <w:shd w:color="auto" w:fill="D3DFEE" w:themeFill="accent1" w:themeFillTint="3f" w:val="clear"/>
-          </w:tcPr>
-          <w:p>
-            <w:pPr>
-              <w:pStyle w:val="Normal"/>
-              <w:widowControl/>
-              <w:spacing w:lineRule="auto" w:line="240" w:before="0" w:after="0"/>
-              <w:jc w:val="left"/>
-              <w:rPr>
-                <w:del w:id="28" w:author="Scopus test procedure" w:date="2026-08-09T00:00:00Z"/>
-                <w:rFonts w:eastAsia="ＭＳ ゴシック" w:cs=""/>
-                <w:b/>
-                <w:bCs/>
-                <w:kern w:val="0"/>
-                <w:szCs w:val="22"/>
-                <w:lang w:val="en-US" w:eastAsia="en-US" w:bidi="ar-SA"/>
-              </w:rPr>
-            </w:pPr>
-            <w:del w:id="29" w:author="Scopus test procedure" w:date="2026-08-09T00:00:00Z">
-              <w:r>
-                <w:rPr>
-                  <w:rFonts w:eastAsia="ＭＳ ゴシック" w:cs=""/>
-                  <w:b/>
-                  <w:bCs/>
-                  <w:kern w:val="0"/>
-                  <w:szCs w:val="22"/>
-                  <w:lang w:val="en-US" w:eastAsia="en-US" w:bidi="ar-SA"/>
-                </w:rPr>
-                <w:delText xml:space="preserve">This PC</w:delText>
-              </w:r>
-            </w:del>
-          </w:p>
-        </w:tc>
-        <w:tc>
-          <w:tcPr>
-            <w:tcW w:w="4319" w:type="dxa"/>
-            <w:tcBorders/>
-            <w:shd w:color="auto" w:fill="D3DFEE" w:themeFill="accent1" w:themeFillTint="3f" w:val="clear"/>
-          </w:tcPr>
-          <w:p>
-            <w:pPr>
-              <w:pStyle w:val="Normal"/>
-              <w:widowControl/>
-              <w:spacing w:lineRule="auto" w:line="240" w:before="0" w:after="0"/>
-              <w:jc w:val="left"/>
-              <w:rPr>
-                <w:del w:id="30" w:author="Scopus test procedure" w:date="2026-08-09T00:00:00Z"/>
-                <w:rFonts w:eastAsia="ＭＳ 明朝" w:cs=""/>
-                <w:kern w:val="0"/>
-                <w:szCs w:val="22"/>
-                <w:lang w:val="en-US" w:eastAsia="en-US" w:bidi="ar-SA"/>
-              </w:rPr>
-            </w:pPr>
-            <w:del w:id="31" w:author="Scopus test procedure" w:date="2026-08-09T00:00:00Z">
-              <w:r>
-                <w:rPr>
-                  <w:rFonts w:eastAsia="ＭＳ 明朝" w:cs=""/>
-                  <w:kern w:val="0"/>
-                  <w:szCs w:val="22"/>
-                  <w:lang w:val="en-US" w:eastAsia="en-US" w:bidi="ar-SA"/>
-                </w:rPr>
-                <w:delText xml:space="preserve">The bench PC. It plays the part of the customer's server. Its address on the modem's network is 192.168.2.3</w:delText>
-              </w:r>
-            </w:del>
-          </w:p>
-        </w:tc>
-      </w:tr>
-      <w:tr>
-        <w:trPr>
-          <w:ins w:id="32" w:author="Scopus test procedure" w:date="2026-08-09T00:00:00Z"/>
-        </w:trPr>
         <w:tc>
           <w:tcPr>
             <w:tcW w:type="dxa" w:w="4320"/>
           </w:tcPr>
           <w:p>
-            <w:pPr>
-              <w:rPr>
-                <w:ins w:id="33" w:author="Scopus test procedure" w:date="2026-08-09T00:00:00Z"/>
-              </w:rPr>
-            </w:pPr>
-            <w:ins w:id="34" w:author="Scopus test procedure" w:date="2026-08-09T00:00:00Z">
-              <w:r>
-                <w:t>This PC</w:t>
-              </w:r>
-            </w:ins>
+            <w:r>
+              <w:t>This PC</w:t>
+            </w:r>
           </w:p>
         </w:tc>
         <w:tc>
@@ -693,16 +516,9 @@
             <w:tcW w:type="dxa" w:w="4320"/>
           </w:tcPr>
           <w:p>
-            <w:pPr>
-              <w:rPr>
-                <w:ins w:id="35" w:author="Scopus test procedure" w:date="2026-08-09T00:00:00Z"/>
-              </w:rPr>
-            </w:pPr>
-            <w:ins w:id="36" w:author="Scopus test procedure" w:date="2026-08-09T00:00:00Z">
-              <w:r>
-                <w:t>T7ARYZ0009769Z2 — the PC the two boards are plugged into, and the one every command in this document is typed on. It plays the part of the customer's server. Its address on the modem's network is 192.168.2.3</w:t>
-              </w:r>
-            </w:ins>
+            <w:r>
+              <w:t>T7ARYZ0009769Z2 — the PC the two boards are plugged into, and the one every command in this document is typed on. It plays the part of the customer's server. Its address on the modem's network is 192.168.2.3</w:t>
+            </w:r>
           </w:p>
         </w:tc>
       </w:tr>
@@ -795,24 +611,14 @@
         </w:tc>
       </w:tr>
       <w:tr>
-        <w:trPr>
-          <w:ins w:id="37" w:author="Scopus test procedure" w:date="2026-08-09T00:00:00Z"/>
-        </w:trPr>
         <w:tc>
           <w:tcPr>
             <w:tcW w:type="dxa" w:w="4320"/>
           </w:tcPr>
           <w:p>
-            <w:pPr>
-              <w:rPr>
-                <w:ins w:id="38" w:author="Scopus test procedure" w:date="2026-08-09T00:00:00Z"/>
-              </w:rPr>
-            </w:pPr>
-            <w:ins w:id="39" w:author="Scopus test procedure" w:date="2026-08-09T00:00:00Z">
-              <w:r>
-                <w:t>Relay</w:t>
-              </w:r>
-            </w:ins>
+            <w:r>
+              <w:t>Relay</w:t>
+            </w:r>
           </w:p>
         </w:tc>
         <w:tc>
@@ -820,76 +626,46 @@
             <w:tcW w:type="dxa" w:w="4320"/>
           </w:tcPr>
           <w:p>
-            <w:pPr>
-              <w:rPr>
-                <w:ins w:id="40" w:author="Scopus test procedure" w:date="2026-08-09T00:00:00Z"/>
-              </w:rPr>
-            </w:pPr>
-            <w:ins w:id="41" w:author="Scopus test procedure" w:date="2026-08-09T00:00:00Z">
-              <w:r>
-                <w:t>For the cellular test only (section 18): a server at 165.22.181.245 that receives what the modem sends over the mobile network. Already running; nothing to start</w:t>
-              </w:r>
-            </w:ins>
+            <w:r>
+              <w:t>For the cellular test only (section 18): a server at 165.22.181.245 that receives what the modem sends over the mobile network. Already running; nothing to start</w:t>
+            </w:r>
           </w:p>
         </w:tc>
       </w:tr>
     </w:tbl>
+    <w:p/>
     <w:p>
-      <w:pPr>
-        <w:rPr>
-          <w:ins w:id="42" w:author="Scopus test procedure" w:date="2026-08-09T00:00:00Z"/>
-        </w:rPr>
-      </w:pPr>
+      <w:r>
+        <w:t>Every command in this document is typed on that PC. Sit at it if you can. If you are working from your own machine instead, open a terminal there and connect first — everything afterwards is identical:</w:t>
+      </w:r>
     </w:p>
     <w:p>
       <w:pPr>
+        <w:spacing w:after="80"/>
+        <w:ind w:left="432"/>
+      </w:pPr>
+      <w:r>
         <w:rPr>
-          <w:ins w:id="43" w:author="Scopus test procedure" w:date="2026-08-09T00:00:00Z"/>
+          <w:rFonts w:ascii="Consolas" w:hAnsi="Consolas"/>
+          <w:b/>
+          <w:color w:val="1F3D7A"/>
+          <w:sz w:val="18"/>
         </w:rPr>
-      </w:pPr>
-      <w:ins w:id="44" w:author="Scopus test procedure" w:date="2026-08-09T00:00:00Z">
-        <w:r>
-          <w:t>Every command in this document is typed on that PC. Sit at it if you can. If you are working from your own machine instead, open a terminal there and connect first — everything afterwards is identical:</w:t>
-        </w:r>
-      </w:ins>
+        <w:t>ssh -p 4322 user@100.115.215.6</w:t>
+      </w:r>
     </w:p>
     <w:p>
       <w:pPr>
-        <w:spacing w:after="80"/>
         <w:ind w:left="432"/>
+      </w:pPr>
+      <w:r>
         <w:rPr>
-          <w:ins w:id="45" w:author="Scopus test procedure" w:date="2026-08-09T00:00:00Z"/>
+          <w:i/>
+          <w:color w:val="444444"/>
+          <w:sz w:val="18"/>
         </w:rPr>
-      </w:pPr>
-      <w:ins w:id="46" w:author="Scopus test procedure" w:date="2026-08-09T00:00:00Z">
-        <w:r>
-          <w:rPr>
-            <w:rFonts w:ascii="Consolas" w:hAnsi="Consolas"/>
-            <w:b/>
-            <w:color w:val="1F3D7A"/>
-            <w:sz w:val="18"/>
-          </w:rPr>
-          <w:t>ssh -p 4322 user@100.115.215.6</w:t>
-        </w:r>
-      </w:ins>
-    </w:p>
-    <w:p>
-      <w:pPr>
-        <w:ind w:left="432"/>
-        <w:rPr>
-          <w:ins w:id="47" w:author="Scopus test procedure" w:date="2026-08-09T00:00:00Z"/>
-        </w:rPr>
-      </w:pPr>
-      <w:ins w:id="48" w:author="Scopus test procedure" w:date="2026-08-09T00:00:00Z">
-        <w:r>
-          <w:rPr>
-            <w:i/>
-            <w:color w:val="444444"/>
-            <w:sz w:val="18"/>
-          </w:rPr>
-          <w:t>The login password is the same as the machine's name, T7ARYZ0009769Z2. If the connection times out, you are not on a network that can see this PC — that is a network problem to raise, not a test failure.</w:t>
-        </w:r>
-      </w:ins>
+        <w:t>The login password is the same as the machine's name, T7ARYZ0009769Z2. If the connection times out, you are not on a network that can see this PC — that is a network problem to raise, not a test failure.</w:t>
+      </w:r>
     </w:p>
     <w:p>
       <w:pPr>
@@ -3554,20 +3330,15 @@
     <w:p>
       <w:pPr>
         <w:ind w:left="432"/>
+      </w:pPr>
+      <w:r>
         <w:rPr>
-          <w:ins w:id="49" w:author="Scopus test procedure" w:date="2026-08-09T00:00:00Z"/>
+          <w:i/>
+          <w:color w:val="444444"/>
+          <w:sz w:val="18"/>
         </w:rPr>
-      </w:pPr>
-      <w:ins w:id="50" w:author="Scopus test procedure" w:date="2026-08-09T00:00:00Z">
-        <w:r>
-          <w:rPr>
-            <w:i/>
-            <w:color w:val="444444"/>
-            <w:sz w:val="18"/>
-          </w:rPr>
-          <w:t>Running the cellular mode (section 18)? The same eleven apply unchanged, with one substitution: criterion 2 becomes “all four flags of AT+SDVRNET? are 1”, which is Step C1 rather than Step 4. Say in your report which mode each result came from — “the event arrived” means something different over the cable than it does over the mobile network.</w:t>
-        </w:r>
-      </w:ins>
+        <w:t>Running the cellular mode (section 18)? The same eleven apply unchanged, with one substitution: criterion 2 becomes “all four flags of AT+SDVRNET? are 1”, which is Step C1 rather than Step 4. Say in your report which mode each result came from — “the event arrived” means something different over the cable than it does over the mobile network.</w:t>
+      </w:r>
     </w:p>
     <w:p>
       <w:pPr>
@@ -3973,166 +3744,14 @@
         </w:tc>
       </w:tr>
       <w:tr>
-        <w:trPr>
-          <w:del w:id="51" w:author="Scopus test procedure" w:date="2026-08-09T00:00:00Z"/>
-        </w:trPr>
-        <w:tc>
-          <w:tcPr>
-            <w:tcW w:w="2880" w:type="dxa"/>
-            <w:tcBorders/>
-            <w:shd w:color="auto" w:fill="D3DFEE" w:themeFill="accent1" w:themeFillTint="3f" w:val="clear"/>
-          </w:tcPr>
-          <w:p>
-            <w:pPr>
-              <w:pStyle w:val="Normal"/>
-              <w:widowControl/>
-              <w:spacing w:lineRule="auto" w:line="240" w:before="0" w:after="0"/>
-              <w:jc w:val="left"/>
-              <w:rPr>
-                <w:del w:id="52" w:author="Scopus test procedure" w:date="2026-08-09T00:00:00Z"/>
-                <w:rFonts w:eastAsia="ＭＳ ゴシック" w:cs=""/>
-                <w:b/>
-                <w:bCs/>
-                <w:kern w:val="0"/>
-                <w:szCs w:val="22"/>
-                <w:lang w:val="en-US" w:eastAsia="en-US" w:bidi="ar-SA"/>
-              </w:rPr>
-            </w:pPr>
-            <w:del w:id="53" w:author="Scopus test procedure" w:date="2026-08-09T00:00:00Z">
-              <w:r>
-                <w:rPr>
-                  <w:rFonts w:eastAsia="ＭＳ ゴシック" w:cs=""/>
-                  <w:b/>
-                  <w:bCs/>
-                  <w:kern w:val="0"/>
-                  <w:szCs w:val="22"/>
-                  <w:lang w:val="en-US" w:eastAsia="en-US" w:bidi="ar-SA"/>
-                </w:rPr>
-                <w:delText xml:space="preserve">The camera restarts on its own</w:delText>
-              </w:r>
-            </w:del>
-          </w:p>
-        </w:tc>
-        <w:tc>
-          <w:tcPr>
-            <w:tcW w:w="2880" w:type="dxa"/>
-            <w:tcBorders/>
-            <w:shd w:color="auto" w:fill="D3DFEE" w:themeFill="accent1" w:themeFillTint="3f" w:val="clear"/>
-          </w:tcPr>
-          <w:p>
-            <w:pPr>
-              <w:pStyle w:val="Normal"/>
-              <w:widowControl/>
-              <w:spacing w:lineRule="auto" w:line="240" w:before="0" w:after="0"/>
-              <w:jc w:val="left"/>
-              <w:rPr>
-                <w:del w:id="54" w:author="Scopus test procedure" w:date="2026-08-09T00:00:00Z"/>
-                <w:rFonts w:eastAsia="ＭＳ 明朝" w:cs=""/>
-                <w:kern w:val="0"/>
-                <w:szCs w:val="22"/>
-                <w:lang w:val="en-US" w:eastAsia="en-US" w:bidi="ar-SA"/>
-              </w:rPr>
-            </w:pPr>
-            <w:del w:id="55" w:author="Scopus test procedure" w:date="2026-08-09T00:00:00Z">
-              <w:r>
-                <w:rPr>
-                  <w:rFonts w:eastAsia="ＭＳ 明朝" w:cs=""/>
-                  <w:kern w:val="0"/>
-                  <w:szCs w:val="22"/>
-                  <w:lang w:val="en-US" w:eastAsia="en-US" w:bidi="ar-SA"/>
-                </w:rPr>
-                <w:delText xml:space="preserve">Commands stop answering for about 30 seconds; afterwards detection is off and the camera's settings are back to their defaults. Confirm with:  cd ~/work/itpnovex/edgeai &amp;&amp; python3 scopus/cam.py uptime  — a number under a minute means it has just restarted.</w:delText>
-              </w:r>
-            </w:del>
-          </w:p>
-        </w:tc>
-        <w:tc>
-          <w:tcPr>
-            <w:tcW w:w="2880" w:type="dxa"/>
-            <w:tcBorders/>
-            <w:shd w:color="auto" w:fill="D3DFEE" w:themeFill="accent1" w:themeFillTint="3f" w:val="clear"/>
-          </w:tcPr>
-          <w:p>
-            <w:pPr>
-              <w:pStyle w:val="Normal"/>
-              <w:widowControl/>
-              <w:spacing w:lineRule="auto" w:line="240" w:before="0" w:after="0"/>
-              <w:jc w:val="left"/>
-              <w:rPr>
-                <w:del w:id="56" w:author="Scopus test procedure" w:date="2026-08-09T00:00:00Z"/>
-                <w:rFonts w:eastAsia="ＭＳ 明朝" w:cs=""/>
-                <w:kern w:val="0"/>
-                <w:szCs w:val="22"/>
-                <w:lang w:val="en-US" w:eastAsia="en-US" w:bidi="ar-SA"/>
-              </w:rPr>
-            </w:pPr>
-            <w:del w:id="57" w:author="Scopus test procedure" w:date="2026-08-09T00:00:00Z">
-              <w:r>
-                <w:rPr>
-                  <w:rFonts w:eastAsia="ＭＳ 明朝" w:cs=""/>
-                  <w:kern w:val="0"/>
-                  <w:szCs w:val="22"/>
-                  <w:lang w:val="en-US" w:eastAsia="en-US" w:bidi="ar-SA"/>
-                </w:rPr>
-                <w:delText xml:space="preserve">OPEN — the cause behind the internal cable was fixed, but one restart was seen on 9 August 2026 during a Step 7 injection and could not be reproduced afterwards. So this is not closed. Run 'uptime' the moment anything stops answering,</w:delText>
-              </w:r>
-            </w:del>
-            <w:del w:id="58" w:author="Scopus test procedure" w:date="2026-08-09T00:00:00Z">
-              <w:r>
-                <w:rPr>
-                  <w:rFonts w:eastAsia="ＭＳ 明朝"/>
-                  <w:kern w:val="0"/>
-                  <w:szCs w:val="22"/>
-                  <w:rtl w:val="true"/>
-                  <w:lang w:val="en-US" w:eastAsia="en-US" w:bidi="ar-SA"/>
-                </w:rPr>
-                <w:delText xml:space="preserve">קד</w:delText>
-              </w:r>
-            </w:del>
-            <w:del w:id="59" w:author="Scopus test procedure" w:date="2026-08-09T00:00:00Z">
-              <w:r>
-                <w:rPr>
-                  <w:rFonts w:eastAsia="ＭＳ 明朝"/>
-                  <w:kern w:val="0"/>
-                  <w:szCs w:val="22"/>
-                  <w:lang w:val="en-US" w:eastAsia="en-US" w:bidi="ar-SA"/>
-                </w:rPr>
-                <w:delText xml:space="preserve"> </w:delText>
-              </w:r>
-            </w:del>
-            <w:del w:id="60" w:author="Scopus test procedure" w:date="2026-08-09T00:00:00Z">
-              <w:r>
-                <w:rPr>
-                  <w:rFonts w:eastAsia="ＭＳ 明朝" w:cs=""/>
-                  <w:kern w:val="0"/>
-                  <w:szCs w:val="22"/>
-                  <w:lang w:val="en-US" w:eastAsia="en-US" w:bidi="ar-SA"/>
-                </w:rPr>
-                <w:delText xml:space="preserve">redo Step 5 and carry on, and report it with the time to the second — that timestamp is what makes it findable. This one matters.</w:delText>
-              </w:r>
-            </w:del>
-          </w:p>
-        </w:tc>
-      </w:tr>
-      <w:tr>
-        <w:trPr>
-          <w:ins w:id="61" w:author="Scopus test procedure" w:date="2026-08-09T00:00:00Z"/>
-        </w:trPr>
         <w:tc>
           <w:tcPr>
             <w:tcW w:type="dxa" w:w="2880"/>
           </w:tcPr>
           <w:p>
-            <w:pPr>
-              <w:rPr>
-                <w:ins w:id="62" w:author="Scopus test procedure" w:date="2026-08-09T00:00:00Z"/>
-              </w:rPr>
-            </w:pPr>
-            <w:ins w:id="63" w:author="Scopus test procedure" w:date="2026-08-09T00:00:00Z">
-              <w:r>
-                <w:t>The camera restarts on its own</w:t>
-              </w:r>
-            </w:ins>
+            <w:r>
+              <w:t>The camera restarts on its own</w:t>
+            </w:r>
           </w:p>
         </w:tc>
         <w:tc>
@@ -4140,16 +3759,9 @@
             <w:tcW w:type="dxa" w:w="2880"/>
           </w:tcPr>
           <w:p>
-            <w:pPr>
-              <w:rPr>
-                <w:ins w:id="64" w:author="Scopus test procedure" w:date="2026-08-09T00:00:00Z"/>
-              </w:rPr>
-            </w:pPr>
-            <w:ins w:id="65" w:author="Scopus test procedure" w:date="2026-08-09T00:00:00Z">
-              <w:r>
-                <w:t>Commands stop answering for about 30 seconds; afterwards detection is off and the camera's settings are back to their defaults. Confirm with:  cd ~/work/itpnovex/edgeai &amp;&amp; python3 scopus/cam.py uptime  — a number under a minute means it has just restarted.</w:t>
-              </w:r>
-            </w:ins>
+            <w:r>
+              <w:t>Commands stop answering for about 30 seconds; afterwards detection is off and the camera's settings are back to their defaults. Confirm with:  cd ~/work/itpnovex/edgeai &amp;&amp; python3 scopus/cam.py uptime  — a number under a minute means it has just restarted.</w:t>
+            </w:r>
           </w:p>
         </w:tc>
         <w:tc>
@@ -4157,16 +3769,9 @@
             <w:tcW w:type="dxa" w:w="2880"/>
           </w:tcPr>
           <w:p>
-            <w:pPr>
-              <w:rPr>
-                <w:ins w:id="66" w:author="Scopus test procedure" w:date="2026-08-09T00:00:00Z"/>
-              </w:rPr>
-            </w:pPr>
-            <w:ins w:id="67" w:author="Scopus test procedure" w:date="2026-08-09T00:00:00Z">
-              <w:r>
-                <w:t>OPEN — the cause behind the internal cable was fixed, but one restart was seen on 9 August 2026 during a Step 7 injection and could not be reproduced afterwards. So this is not closed. Run 'uptime' the moment anything stops answering, redo Step 5 and carry on, and report it with the time to the second — that timestamp is what makes it findable. This one matters.</w:t>
-              </w:r>
-            </w:ins>
+            <w:r>
+              <w:t>OPEN — the cause behind the internal cable was fixed, but one restart was seen on 9 August 2026 during a Step 7 injection and could not be reproduced afterwards. So this is not closed. Run 'uptime' the moment anything stops answering, redo Step 5 and carry on, and report it with the time to the second — that timestamp is what makes it findable. This one matters.</w:t>
+            </w:r>
           </w:p>
         </w:tc>
       </w:tr>
@@ -4688,67 +4293,50 @@
     <w:p>
       <w:pPr>
         <w:pStyle w:val="Heading2"/>
+      </w:pPr>
+      <w:r>
+        <w:t>Step C0 — Check the modem can use cellular at all</w:t>
+      </w:r>
+    </w:p>
+    <w:p>
+      <w:r>
+        <w:t>Two minutes here saves an hour of blaming the product. Run these three, in Window B, before anything else.</w:t>
+      </w:r>
+    </w:p>
+    <w:p>
+      <w:pPr>
+        <w:ind w:left="432"/>
+      </w:pPr>
+      <w:r>
         <w:rPr>
-          <w:ins w:id="68" w:author="Scopus test procedure" w:date="2026-08-09T00:00:00Z"/>
+          <w:i/>
+          <w:color w:val="444444"/>
+          <w:sz w:val="18"/>
         </w:rPr>
-      </w:pPr>
-      <w:ins w:id="69" w:author="Scopus test procedure" w:date="2026-08-09T00:00:00Z">
+        <w:t>These four use --raw, which asks the modem's own AT parser instead of the product's command channel. Questions about the SIM and the radio have to go there: sent the ordinary way the reply comes back as unreadable rubbish, which looks like a broken modem and is not one. --raw needs the USB cable, even though what you are testing is cellular.</w:t>
+      </w:r>
+    </w:p>
+    <w:p>
+      <w:pPr>
+        <w:rPr>
+          <w:ins w:id="1" w:author="Scopus test procedure" w:date="2026-08-09T00:00:00Z"/>
+        </w:rPr>
+      </w:pPr>
+      <w:ins w:id="2" w:author="Scopus test procedure" w:date="2026-08-09T00:00:00Z">
         <w:r>
-          <w:t>Step C0 — Check the modem can use cellular at all</w:t>
+          <w:t>First: which SIM is the modem actually using? This board has room for two — the plastic card you can see, and a second one soldered onto it — and the modem uses whichever it was last told to. Ask it:</w:t>
         </w:r>
       </w:ins>
     </w:p>
     <w:p>
       <w:pPr>
-        <w:rPr>
-          <w:ins w:id="70" w:author="Scopus test procedure" w:date="2026-08-09T00:00:00Z"/>
-        </w:rPr>
-      </w:pPr>
-      <w:ins w:id="71" w:author="Scopus test procedure" w:date="2026-08-09T00:00:00Z">
-        <w:r>
-          <w:t>Two minutes here saves an hour of blaming the product. Run these three, in Window B, before anything else.</w:t>
-        </w:r>
-      </w:ins>
-    </w:p>
-    <w:p>
-      <w:pPr>
-        <w:ind w:left="432"/>
-        <w:rPr>
-          <w:ins w:id="72" w:author="Scopus test procedure" w:date="2026-08-09T00:00:00Z"/>
-        </w:rPr>
-      </w:pPr>
-      <w:ins w:id="73" w:author="Scopus test procedure" w:date="2026-08-09T00:00:00Z">
-        <w:r>
-          <w:rPr>
-            <w:i/>
-            <w:color w:val="444444"/>
-            <w:sz w:val="18"/>
-          </w:rPr>
-          <w:t>These four use --raw, which asks the modem's own AT parser instead of the product's command channel. Questions about the SIM and the radio have to go there: sent the ordinary way the reply comes back as unreadable rubbish, which looks like a broken modem and is not one. --raw needs the USB cable, even though what you are testing is cellular.</w:t>
-        </w:r>
-      </w:ins>
-    </w:p>
-    <w:p>
-      <w:pPr>
-        <w:rPr>
-          <w:ins w:id="74" w:author="Scopus test procedure" w:date="2026-08-09T00:00:00Z"/>
-        </w:rPr>
-      </w:pPr>
-      <w:ins w:id="75" w:author="Scopus test procedure" w:date="2026-08-09T00:00:00Z">
-        <w:r>
-          <w:t>Is the SIM being read?</w:t>
-        </w:r>
-      </w:ins>
-    </w:p>
-    <w:p>
-      <w:pPr>
         <w:spacing w:after="80"/>
         <w:ind w:left="432"/>
         <w:rPr>
-          <w:ins w:id="76" w:author="Scopus test procedure" w:date="2026-08-09T00:00:00Z"/>
+          <w:ins w:id="3" w:author="Scopus test procedure" w:date="2026-08-09T00:00:00Z"/>
         </w:rPr>
       </w:pPr>
-      <w:ins w:id="77" w:author="Scopus test procedure" w:date="2026-08-09T00:00:00Z">
+      <w:ins w:id="4" w:author="Scopus test procedure" w:date="2026-08-09T00:00:00Z">
         <w:r>
           <w:rPr>
             <w:rFonts w:ascii="Consolas" w:hAnsi="Consolas"/>
@@ -4756,7 +4344,7 @@
             <w:color w:val="1F3D7A"/>
             <w:sz w:val="18"/>
           </w:rPr>
-          <w:t>cd ~/work/itpnovex/edgeai &amp;&amp; python3 scopus/at.py --raw "AT+CPIN?"</w:t>
+          <w:t>cd ~/work/itpnovex/edgeai &amp;&amp; python3 scopus/at.py "AT+SDVRSIM?"</w:t>
         </w:r>
       </w:ins>
     </w:p>
@@ -4764,10 +4352,10 @@
       <w:pPr>
         <w:spacing w:after="40"/>
         <w:rPr>
-          <w:ins w:id="78" w:author="Scopus test procedure" w:date="2026-08-09T00:00:00Z"/>
+          <w:ins w:id="5" w:author="Scopus test procedure" w:date="2026-08-09T00:00:00Z"/>
         </w:rPr>
       </w:pPr>
-      <w:ins w:id="79" w:author="Scopus test procedure" w:date="2026-08-09T00:00:00Z">
+      <w:ins w:id="6" w:author="Scopus test procedure" w:date="2026-08-09T00:00:00Z">
         <w:r>
           <w:rPr>
             <w:b/>
@@ -4783,20 +4371,18 @@
         <w:spacing w:after="80"/>
         <w:ind w:left="432"/>
         <w:rPr>
-          <w:ins w:id="80" w:author="Scopus test procedure" w:date="2026-08-09T00:00:00Z"/>
+          <w:ins w:id="7" w:author="Scopus test procedure" w:date="2026-08-09T00:00:00Z"/>
         </w:rPr>
       </w:pPr>
-      <w:ins w:id="81" w:author="Scopus test procedure" w:date="2026-08-09T00:00:00Z">
+      <w:ins w:id="8" w:author="Scopus test procedure" w:date="2026-08-09T00:00:00Z">
         <w:r>
           <w:rPr>
             <w:rFonts w:ascii="Consolas" w:hAnsi="Consolas"/>
             <w:sz w:val="18"/>
           </w:rPr>
-          <w:t>[modem /dev/ttyAT]</w:t>
+          <w:t xml:space="preserve">  AT+SDVRSIM?</w:t>
           <w:br/>
-          <w:t xml:space="preserve">      AT+CPIN?</w:t>
-          <w:br/>
-          <w:t xml:space="preserve">      +CPIN: READY</w:t>
+          <w:t xml:space="preserve">      +SDVRSIM:1,1,"&lt;ICCID&gt;","&lt;IMSI&gt;"</w:t>
           <w:br/>
           <w:t xml:space="preserve">      OK</w:t>
         </w:r>
@@ -4804,19 +4390,31 @@
     </w:p>
     <w:p>
       <w:pPr>
+        <w:rPr>
+          <w:ins w:id="9" w:author="Scopus test procedure" w:date="2026-08-09T00:00:00Z"/>
+        </w:rPr>
+      </w:pPr>
+      <w:ins w:id="10" w:author="Scopus test procedure" w:date="2026-08-09T00:00:00Z">
+        <w:r>
+          <w:t>The first two numbers must match: the first is the card the product is configured to use, the second is the one it is on. The ICCID is the long number printed on the SIM itself — check it is the card you put in.</w:t>
+        </w:r>
+      </w:ins>
+    </w:p>
+    <w:p>
+      <w:pPr>
         <w:ind w:left="432"/>
         <w:rPr>
-          <w:ins w:id="82" w:author="Scopus test procedure" w:date="2026-08-09T00:00:00Z"/>
+          <w:ins w:id="11" w:author="Scopus test procedure" w:date="2026-08-09T00:00:00Z"/>
         </w:rPr>
       </w:pPr>
-      <w:ins w:id="83" w:author="Scopus test procedure" w:date="2026-08-09T00:00:00Z">
+      <w:ins w:id="12" w:author="Scopus test procedure" w:date="2026-08-09T00:00:00Z">
         <w:r>
           <w:rPr>
             <w:i/>
             <w:color w:val="B00000"/>
             <w:sz w:val="18"/>
           </w:rPr>
-          <w:t>“+CME ERROR: SIM failure” does NOT mean the holder is empty. On this bench the SIM was present the whole time and the modem was reading the wrong slot — this one line was the difference between “no SIM” and a working LTE connection. Check the slot before touching the hardware:</w:t>
+          <w:t>Do not skip this. On the wrong card everything below still passes — the SIM reads, the modem registers, the link reports all four numbers as 1, an address is issued — and then nothing is ever delivered, because that card has no data service. It cost a full day of chasing the network before anyone looked at the ICCID. If the two numbers differ, set it and try again:</w:t>
         </w:r>
       </w:ins>
     </w:p>
@@ -4825,10 +4423,10 @@
         <w:spacing w:after="80"/>
         <w:ind w:left="432"/>
         <w:rPr>
-          <w:ins w:id="84" w:author="Scopus test procedure" w:date="2026-08-09T00:00:00Z"/>
+          <w:ins w:id="13" w:author="Scopus test procedure" w:date="2026-08-09T00:00:00Z"/>
         </w:rPr>
       </w:pPr>
-      <w:ins w:id="85" w:author="Scopus test procedure" w:date="2026-08-09T00:00:00Z">
+      <w:ins w:id="14" w:author="Scopus test procedure" w:date="2026-08-09T00:00:00Z">
         <w:r>
           <w:rPr>
             <w:rFonts w:ascii="Consolas" w:hAnsi="Consolas"/>
@@ -4836,154 +4434,201 @@
             <w:color w:val="1F3D7A"/>
             <w:sz w:val="18"/>
           </w:rPr>
-          <w:t>cd ~/work/itpnovex/edgeai &amp;&amp; python3 scopus/at.py --raw "AT!UIMS?"</w:t>
+          <w:t>cd ~/work/itpnovex/edgeai &amp;&amp; python3 scopus/at.py "AT+SDVRSIM=1"</w:t>
         </w:r>
       </w:ins>
     </w:p>
     <w:p>
       <w:pPr>
         <w:rPr>
-          <w:ins w:id="86" w:author="Scopus test procedure" w:date="2026-08-09T00:00:00Z"/>
+          <w:ins w:id="15" w:author="Scopus test procedure" w:date="2026-08-09T00:00:00Z"/>
         </w:rPr>
       </w:pPr>
-      <w:ins w:id="87" w:author="Scopus test procedure" w:date="2026-08-09T00:00:00Z">
+      <w:ins w:id="16" w:author="Scopus test procedure" w:date="2026-08-09T00:00:00Z">
         <w:r>
-          <w:t>If that answers 0 and there is a card in the holder, switch it to the other slot and ask AT+CPIN? again. These two are the fix that made this bench work:</w:t>
+          <w:t>1 is the plastic holder, 2 the second holder, 0 the soldered one.</w:t>
         </w:r>
       </w:ins>
     </w:p>
     <w:p>
       <w:pPr>
+        <w:rPr>
+          <w:ins w:id="17" w:author="Scopus test procedure" w:date="2026-08-09T00:00:00Z"/>
+        </w:rPr>
+      </w:pPr>
+    </w:p>
+    <w:p>
+      <w:r>
+        <w:t>Is the SIM being read?</w:t>
+      </w:r>
+    </w:p>
+    <w:p>
+      <w:pPr>
         <w:spacing w:after="80"/>
         <w:ind w:left="432"/>
+      </w:pPr>
+      <w:r>
         <w:rPr>
-          <w:ins w:id="88" w:author="Scopus test procedure" w:date="2026-08-09T00:00:00Z"/>
+          <w:rFonts w:ascii="Consolas" w:hAnsi="Consolas"/>
+          <w:b/>
+          <w:color w:val="1F3D7A"/>
+          <w:sz w:val="18"/>
         </w:rPr>
-      </w:pPr>
-      <w:ins w:id="89" w:author="Scopus test procedure" w:date="2026-08-09T00:00:00Z">
-        <w:r>
-          <w:rPr>
-            <w:rFonts w:ascii="Consolas" w:hAnsi="Consolas"/>
-            <w:b/>
-            <w:color w:val="1F3D7A"/>
-            <w:sz w:val="18"/>
-          </w:rPr>
-          <w:t>cd ~/work/itpnovex/edgeai &amp;&amp; python3 scopus/at.py --raw 'AT!ENTERCND="A710"'</w:t>
-        </w:r>
-      </w:ins>
+        <w:t>cd ~/work/itpnovex/edgeai &amp;&amp; python3 scopus/at.py --raw "AT+CPIN?"</w:t>
+      </w:r>
     </w:p>
     <w:p>
       <w:pPr>
+        <w:spacing w:after="40"/>
+      </w:pPr>
+      <w:r>
+        <w:rPr>
+          <w:b/>
+          <w:color w:val="1E6B2E"/>
+          <w:sz w:val="20"/>
+        </w:rPr>
+        <w:t>Expected:</w:t>
+      </w:r>
+    </w:p>
+    <w:p>
+      <w:pPr>
         <w:spacing w:after="80"/>
         <w:ind w:left="432"/>
+      </w:pPr>
+      <w:r>
         <w:rPr>
-          <w:ins w:id="90" w:author="Scopus test procedure" w:date="2026-08-09T00:00:00Z"/>
+          <w:rFonts w:ascii="Consolas" w:hAnsi="Consolas"/>
+          <w:sz w:val="18"/>
         </w:rPr>
-      </w:pPr>
-      <w:ins w:id="91" w:author="Scopus test procedure" w:date="2026-08-09T00:00:00Z">
-        <w:r>
-          <w:rPr>
-            <w:rFonts w:ascii="Consolas" w:hAnsi="Consolas"/>
-            <w:b/>
-            <w:color w:val="1F3D7A"/>
-            <w:sz w:val="18"/>
-          </w:rPr>
-          <w:t>cd ~/work/itpnovex/edgeai &amp;&amp; python3 scopus/at.py --raw "AT!UIMS=1"</w:t>
-        </w:r>
-      </w:ins>
+        <w:t>[modem /dev/ttyAT]</w:t>
+        <w:br/>
+        <w:t xml:space="preserve">      AT+CPIN?</w:t>
+        <w:br/>
+        <w:t xml:space="preserve">      +CPIN: READY</w:t>
+        <w:br/>
+        <w:t xml:space="preserve">      OK</w:t>
+      </w:r>
     </w:p>
     <w:p>
       <w:pPr>
+        <w:ind w:left="432"/>
+      </w:pPr>
+      <w:r>
         <w:rPr>
-          <w:ins w:id="92" w:author="Scopus test procedure" w:date="2026-08-09T00:00:00Z"/>
+          <w:i/>
+          <w:color w:val="B00000"/>
+          <w:sz w:val="18"/>
         </w:rPr>
-      </w:pPr>
+        <w:t>“+CME ERROR: SIM failure” does NOT mean the holder is empty. On this bench the SIM was present the whole time and the modem was reading the wrong slot — this one line was the difference between “no SIM” and a working LTE connection. Check the slot before touching the hardware:</w:t>
+      </w:r>
     </w:p>
     <w:p>
       <w:pPr>
+        <w:spacing w:after="80"/>
+        <w:ind w:left="432"/>
+      </w:pPr>
+      <w:r>
         <w:rPr>
-          <w:ins w:id="93" w:author="Scopus test procedure" w:date="2026-08-09T00:00:00Z"/>
+          <w:rFonts w:ascii="Consolas" w:hAnsi="Consolas"/>
+          <w:b/>
+          <w:color w:val="1F3D7A"/>
+          <w:sz w:val="18"/>
         </w:rPr>
-      </w:pPr>
-      <w:ins w:id="94" w:author="Scopus test procedure" w:date="2026-08-09T00:00:00Z">
-        <w:r>
-          <w:t>Is there coverage?</w:t>
-        </w:r>
-      </w:ins>
+        <w:t>cd ~/work/itpnovex/edgeai &amp;&amp; python3 scopus/at.py --raw "AT!UIMS?"</w:t>
+      </w:r>
     </w:p>
     <w:p>
+      <w:r>
+        <w:t>If that answers 0 and there is a card in the holder, switch it to the other slot and ask AT+CPIN? again. These two are the fix that made this bench work:</w:t>
+      </w:r>
+    </w:p>
+    <w:p>
       <w:pPr>
         <w:spacing w:after="80"/>
         <w:ind w:left="432"/>
+      </w:pPr>
+      <w:r>
         <w:rPr>
-          <w:ins w:id="95" w:author="Scopus test procedure" w:date="2026-08-09T00:00:00Z"/>
+          <w:rFonts w:ascii="Consolas" w:hAnsi="Consolas"/>
+          <w:b/>
+          <w:color w:val="1F3D7A"/>
+          <w:sz w:val="18"/>
         </w:rPr>
-      </w:pPr>
-      <w:ins w:id="96" w:author="Scopus test procedure" w:date="2026-08-09T00:00:00Z">
-        <w:r>
-          <w:rPr>
-            <w:rFonts w:ascii="Consolas" w:hAnsi="Consolas"/>
-            <w:b/>
-            <w:color w:val="1F3D7A"/>
-            <w:sz w:val="18"/>
-          </w:rPr>
-          <w:t>cd ~/work/itpnovex/edgeai &amp;&amp; python3 scopus/at.py --raw "AT+COPS?"</w:t>
-        </w:r>
-      </w:ins>
+        <w:t>cd ~/work/itpnovex/edgeai &amp;&amp; python3 scopus/at.py --raw 'AT!ENTERCND="A710"'</w:t>
+      </w:r>
     </w:p>
     <w:p>
       <w:pPr>
-        <w:spacing w:after="40"/>
+        <w:spacing w:after="80"/>
+        <w:ind w:left="432"/>
+      </w:pPr>
+      <w:r>
         <w:rPr>
-          <w:ins w:id="97" w:author="Scopus test procedure" w:date="2026-08-09T00:00:00Z"/>
+          <w:rFonts w:ascii="Consolas" w:hAnsi="Consolas"/>
+          <w:b/>
+          <w:color w:val="1F3D7A"/>
+          <w:sz w:val="18"/>
         </w:rPr>
-      </w:pPr>
-      <w:ins w:id="98" w:author="Scopus test procedure" w:date="2026-08-09T00:00:00Z">
-        <w:r>
-          <w:rPr>
-            <w:b/>
-            <w:color w:val="1E6B2E"/>
-            <w:sz w:val="20"/>
-          </w:rPr>
-          <w:t>Expected:</w:t>
-        </w:r>
-      </w:ins>
+        <w:t>cd ~/work/itpnovex/edgeai &amp;&amp; python3 scopus/at.py --raw "AT!UIMS=1"</w:t>
+      </w:r>
+    </w:p>
+    <w:p/>
+    <w:p>
+      <w:r>
+        <w:t>Is there coverage?</w:t>
+      </w:r>
     </w:p>
     <w:p>
       <w:pPr>
         <w:spacing w:after="80"/>
         <w:ind w:left="432"/>
+      </w:pPr>
+      <w:r>
         <w:rPr>
-          <w:ins w:id="99" w:author="Scopus test procedure" w:date="2026-08-09T00:00:00Z"/>
+          <w:rFonts w:ascii="Consolas" w:hAnsi="Consolas"/>
+          <w:b/>
+          <w:color w:val="1F3D7A"/>
+          <w:sz w:val="18"/>
         </w:rPr>
-      </w:pPr>
-      <w:ins w:id="100" w:author="Scopus test procedure" w:date="2026-08-09T00:00:00Z">
-        <w:r>
-          <w:rPr>
-            <w:rFonts w:ascii="Consolas" w:hAnsi="Consolas"/>
-            <w:sz w:val="18"/>
-          </w:rPr>
-          <w:t>[modem /dev/ttyAT]</w:t>
-          <w:br/>
-          <w:t xml:space="preserve">      AT+COPS?</w:t>
-          <w:br/>
-          <w:t xml:space="preserve">      +COPS: 0,0,"&lt;operator name&gt;",7</w:t>
-          <w:br/>
-          <w:t xml:space="preserve">      OK</w:t>
-        </w:r>
-      </w:ins>
+        <w:t>cd ~/work/itpnovex/edgeai &amp;&amp; python3 scopus/at.py --raw "AT+COPS?"</w:t>
+      </w:r>
     </w:p>
     <w:p>
       <w:pPr>
+        <w:spacing w:after="40"/>
+      </w:pPr>
+      <w:r>
         <w:rPr>
-          <w:ins w:id="101" w:author="Scopus test procedure" w:date="2026-08-09T00:00:00Z"/>
+          <w:b/>
+          <w:color w:val="1E6B2E"/>
+          <w:sz w:val="20"/>
         </w:rPr>
-      </w:pPr>
-      <w:ins w:id="102" w:author="Scopus test procedure" w:date="2026-08-09T00:00:00Z">
-        <w:r>
-          <w:t>A named operator is what you want. An empty name, or an answer of just +COPS: 0, means the modem has not found a network — move the bench or its antenna before going on.</w:t>
-        </w:r>
-      </w:ins>
+        <w:t>Expected:</w:t>
+      </w:r>
+    </w:p>
+    <w:p>
+      <w:pPr>
+        <w:spacing w:after="80"/>
+        <w:ind w:left="432"/>
+      </w:pPr>
+      <w:r>
+        <w:rPr>
+          <w:rFonts w:ascii="Consolas" w:hAnsi="Consolas"/>
+          <w:sz w:val="18"/>
+        </w:rPr>
+        <w:t>[modem /dev/ttyAT]</w:t>
+        <w:br/>
+        <w:t xml:space="preserve">      AT+COPS?</w:t>
+        <w:br/>
+        <w:t xml:space="preserve">      +COPS: 0,0,"&lt;operator name&gt;",7</w:t>
+        <w:br/>
+        <w:t xml:space="preserve">      OK</w:t>
+      </w:r>
+    </w:p>
+    <w:p>
+      <w:r>
+        <w:t>A named operator is what you want. An empty name, or an answer of just +COPS: 0, means the modem has not found a network — move the bench or its antenna before going on.</w:t>
+      </w:r>
     </w:p>
     <w:p>
       <w:pPr>
@@ -5000,62 +4645,31 @@
     </w:p>
     <w:p>
       <w:pPr>
-        <w:pStyle w:val="Normal"/>
-        <w:spacing w:before="0" w:after="80"/>
+        <w:spacing w:after="80"/>
         <w:ind w:left="432"/>
+      </w:pPr>
+      <w:r>
         <w:rPr>
-          <w:del w:id="103" w:author="Scopus test procedure" w:date="2026-08-09T00:00:00Z"/>
+          <w:rFonts w:ascii="Consolas" w:hAnsi="Consolas"/>
+          <w:b/>
+          <w:color w:val="1F3D7A"/>
+          <w:sz w:val="18"/>
         </w:rPr>
-      </w:pPr>
-      <w:del w:id="104" w:author="Scopus test procedure" w:date="2026-08-09T00:00:00Z">
-        <w:r>
-          <w:rPr>
-            <w:rFonts w:ascii="Consolas" w:hAnsi="Consolas"/>
-            <w:b/>
-            <w:color w:val="1F3D7A"/>
-            <w:sz w:val="18"/>
-          </w:rPr>
-          <w:delText xml:space="preserve">cd ~/work/itpnovex/edgeai &amp;&amp; python3 scopus/at.py --point-cloud 165.22.181.245 --http-port 80 --udp-port 39999 --path /scopus/upload --apn &lt;your-apn&gt;</w:delText>
-        </w:r>
-      </w:del>
+        <w:t>cd ~/work/itpnovex/edgeai &amp;&amp; python3 scopus/at.py --point-cloud 165.22.181.245 --http-port 80 --udp-port 39999 --path /scopus/upload --apn internet</w:t>
+      </w:r>
     </w:p>
     <w:p>
       <w:pPr>
-        <w:spacing w:after="80"/>
         <w:ind w:left="432"/>
+      </w:pPr>
+      <w:r>
         <w:rPr>
-          <w:ins w:id="105" w:author="Scopus test procedure" w:date="2026-08-09T00:00:00Z"/>
+          <w:i/>
+          <w:color w:val="444444"/>
+          <w:sz w:val="18"/>
         </w:rPr>
-      </w:pPr>
-      <w:ins w:id="106" w:author="Scopus test procedure" w:date="2026-08-09T00:00:00Z">
-        <w:r>
-          <w:rPr>
-            <w:rFonts w:ascii="Consolas" w:hAnsi="Consolas"/>
-            <w:b/>
-            <w:color w:val="1F3D7A"/>
-            <w:sz w:val="18"/>
-          </w:rPr>
-          <w:t>cd ~/work/itpnovex/edgeai &amp;&amp; python3 scopus/at.py --point-cloud 165.22.181.245 --http-port 80 --udp-port 39999 --path /scopus/upload --apn m2m.jtglobal.com</w:t>
-        </w:r>
-      </w:ins>
-    </w:p>
-    <w:p>
-      <w:pPr>
-        <w:ind w:left="432"/>
-        <w:rPr>
-          <w:ins w:id="107" w:author="Scopus test procedure" w:date="2026-08-09T00:00:00Z"/>
-        </w:rPr>
-      </w:pPr>
-      <w:ins w:id="108" w:author="Scopus test procedure" w:date="2026-08-09T00:00:00Z">
-        <w:r>
-          <w:rPr>
-            <w:i/>
-            <w:color w:val="444444"/>
-            <w:sz w:val="18"/>
-          </w:rPr>
-          <w:t>m2m.jtglobal.com is the APN for the SIM in this bench. A different SIM needs a different one, and the wrong APN looks exactly like a dead SIM — so if you were given one, use it here rather than assuming this line still applies.</w:t>
-        </w:r>
-      </w:ins>
+        <w:t>internet is the APN for the SIM in this bench. A different SIM needs a different one, and the wrong APN looks exactly like a dead SIM — so if you were given one, use it here rather than assuming this line still applies.</w:t>
+      </w:r>
     </w:p>
     <w:p>
       <w:pPr>
@@ -5074,27 +4688,81 @@
       <w:pPr>
         <w:spacing w:after="80"/>
         <w:ind w:left="432"/>
-      </w:pPr>
-      <w:r>
         <w:rPr>
-          <w:rFonts w:ascii="Consolas" w:hAnsi="Consolas"/>
-          <w:sz w:val="18"/>
+          <w:del w:id="18" w:author="Scopus test procedure" w:date="2026-08-09T00:00:00Z"/>
         </w:rPr>
-        <w:t xml:space="preserve">  AT+SDVRNTFHOST="165.22.181.245"</w:t>
-        <w:br/>
-        <w:t xml:space="preserve">      OK</w:t>
-        <w:br/>
-        <w:t xml:space="preserve">  …</w:t>
-        <w:br/>
-        <w:t xml:space="preserve">  AT+SDVRNET?</w:t>
-        <w:br/>
-        <w:t xml:space="preserve">      +SDVRNET: 1,1,1,1,"&lt;operator&gt;","LTE","&lt;apn&gt;","rmnet_data0","10.x.x.x","10.x.x.x",0</w:t>
-        <w:br/>
-        <w:t xml:space="preserve">      OK</w:t>
-        <w:br/>
-        <w:br/>
-        <w:t>OK — cellular link up. Notifications to 165.22.181.245:39999, photos to http://165.22.181.245:80/scopus/upload</w:t>
-      </w:r>
+      </w:pPr>
+      <w:del w:id="19" w:author="Scopus test procedure" w:date="2026-08-09T00:00:00Z">
+        <w:r>
+          <w:rPr>
+            <w:rFonts w:ascii="Consolas" w:hAnsi="Consolas"/>
+            <w:sz w:val="18"/>
+          </w:rPr>
+          <w:delText xml:space="preserve">  AT+SDVRNTFHOST="165.22.181.245"</w:delText>
+          <w:br/>
+          <w:delText xml:space="preserve">      OK</w:delText>
+          <w:br/>
+          <w:delText xml:space="preserve">  …</w:delText>
+          <w:br/>
+          <w:delText xml:space="preserve">  AT+SDVRNET?</w:delText>
+          <w:br/>
+          <w:delText xml:space="preserve">      +SDVRNET: 1,1,1,1,"&lt;operator&gt;","LTE","&lt;apn&gt;","rmnet_data0","10.x.x.x","10.x.x.x",0</w:delText>
+          <w:br/>
+          <w:delText xml:space="preserve">      OK</w:delText>
+          <w:br/>
+          <w:br/>
+          <w:delText xml:space="preserve">OK — cellular link up. Notifications to 165.22.181.245:39999, photos to http://165.22.181.245:80/scopus/upload</w:delText>
+        </w:r>
+      </w:del>
+    </w:p>
+    <w:p>
+      <w:pPr>
+        <w:spacing w:after="80"/>
+        <w:ind w:left="432"/>
+        <w:rPr>
+          <w:ins w:id="20" w:author="Scopus test procedure" w:date="2026-08-09T00:00:00Z"/>
+        </w:rPr>
+      </w:pPr>
+      <w:ins w:id="21" w:author="Scopus test procedure" w:date="2026-08-09T00:00:00Z">
+        <w:r>
+          <w:rPr>
+            <w:rFonts w:ascii="Consolas" w:hAnsi="Consolas"/>
+            <w:sz w:val="18"/>
+          </w:rPr>
+          <w:t xml:space="preserve">  AT+SDVRNTFHOST="165.22.181.245"</w:t>
+          <w:br/>
+          <w:t xml:space="preserve">      OK</w:t>
+          <w:br/>
+          <w:t xml:space="preserve">  …</w:t>
+          <w:br/>
+          <w:t xml:space="preserve">  AT+SDVRNET?</w:t>
+          <w:br/>
+          <w:t xml:space="preserve">      +SDVRNET: 1,1,1,1,"&lt;operator&gt;","LTE","&lt;apn&gt;","rmnet_data0","10.x.x.x","10.x.x.x",0</w:t>
+          <w:br/>
+          <w:t xml:space="preserve">      OK</w:t>
+          <w:br/>
+          <w:br/>
+          <w:t>OK — cellular link up. Notifications to http://165.22.181.245:80/scopus/notify, photos to http://165.22.181.245:80/scopus/upload</w:t>
+        </w:r>
+      </w:ins>
+    </w:p>
+    <w:p>
+      <w:pPr>
+        <w:ind w:left="432"/>
+        <w:rPr>
+          <w:ins w:id="22" w:author="Scopus test procedure" w:date="2026-08-09T00:00:00Z"/>
+        </w:rPr>
+      </w:pPr>
+      <w:ins w:id="23" w:author="Scopus test procedure" w:date="2026-08-09T00:00:00Z">
+        <w:r>
+          <w:rPr>
+            <w:i/>
+            <w:color w:val="444444"/>
+            <w:sz w:val="18"/>
+          </w:rPr>
+          <w:t>Over cellular both the events and the photos travel as web traffic, on port 80 — the same port your browser uses. Over the cable (Steps 3 and 4) the events go a different way, as datagrams on port 39999. That is deliberate: a datagram gets no answer, so nothing can tell you whether it arrived, and out on a mobile network it is the part most likely to be discarded silently on the way. A web request is answered, so the modem records for every event whether it landed. The command above switches this for you; you do not have to set it.</w:t>
+        </w:r>
+      </w:ins>
     </w:p>
     <w:p>
       <w:r>
@@ -5311,7 +4979,7 @@
           <w:color w:val="1F3D7A"/>
           <w:sz w:val="18"/>
         </w:rPr>
-        <w:t>cd ~/work/itpnovex/edgeai &amp;&amp; python3 scopus/relay_pull.py --relay http://165.22.181.245/scopus --key EQgIvDN1ZWx-432E7MpxUDoR --fresh</w:t>
+        <w:t>cd ~/work/itpnovex/edgeai &amp;&amp; python3 scopus/relay_pull.py --relay http://165.22.181.245/scopus --key &lt;ask-for-the-relay-key&gt; --fresh</w:t>
       </w:r>
     </w:p>
     <w:p>
@@ -5421,6 +5089,24 @@
         </w:rPr>
         <w:t>cd ~/work/itpnovex/edgeai &amp;&amp; python3 scopus/at.py "AT+SDVRNET=0"</w:t>
       </w:r>
+    </w:p>
+    <w:p>
+      <w:pPr>
+        <w:ind w:left="432"/>
+        <w:rPr>
+          <w:ins w:id="24" w:author="Scopus test procedure" w:date="2026-08-09T00:00:00Z"/>
+        </w:rPr>
+      </w:pPr>
+      <w:ins w:id="25" w:author="Scopus test procedure" w:date="2026-08-09T00:00:00Z">
+        <w:r>
+          <w:rPr>
+            <w:i/>
+            <w:color w:val="444444"/>
+            <w:sz w:val="18"/>
+          </w:rPr>
+          <w:t>--point-here also puts events back on the cable's datagram port, which is what the server in Step 3 listens on. If you skip it and go straight back to Step 3, the events have nowhere to land and Step 8 fails for a reason nothing on screen explains.</w:t>
+        </w:r>
+      </w:ins>
     </w:p>
     <w:p>
       <w:pPr>
@@ -5476,99 +5162,14 @@
         </w:tc>
       </w:tr>
       <w:tr>
-        <w:trPr>
-          <w:del w:id="109" w:author="Scopus test procedure" w:date="2026-08-09T00:00:00Z"/>
-        </w:trPr>
-        <w:tc>
-          <w:tcPr>
-            <w:tcW w:w="4320" w:type="dxa"/>
-            <w:tcBorders/>
-            <w:shd w:color="auto" w:fill="D3DFEE" w:themeFill="accent1" w:themeFillTint="3f" w:val="clear"/>
-          </w:tcPr>
-          <w:p>
-            <w:pPr>
-              <w:pStyle w:val="Normal"/>
-              <w:widowControl/>
-              <w:spacing w:lineRule="auto" w:line="240" w:before="0" w:after="0"/>
-              <w:jc w:val="left"/>
-              <w:rPr>
-                <w:del w:id="110" w:author="Scopus test procedure" w:date="2026-08-09T00:00:00Z"/>
-                <w:rFonts w:eastAsia="ＭＳ ゴシック" w:cs=""/>
-                <w:b/>
-                <w:bCs/>
-                <w:kern w:val="0"/>
-                <w:szCs w:val="22"/>
-                <w:lang w:val="en-US" w:eastAsia="en-US" w:bidi="ar-SA"/>
-              </w:rPr>
-            </w:pPr>
-            <w:del w:id="111" w:author="Scopus test procedure" w:date="2026-08-09T00:00:00Z">
-              <w:r>
-                <w:rPr>
-                  <w:rFonts w:eastAsia="ＭＳ ゴシック" w:cs=""/>
-                  <w:b/>
-                  <w:bCs/>
-                  <w:kern w:val="0"/>
-                  <w:szCs w:val="22"/>
-                  <w:lang w:val="en-US" w:eastAsia="en-US" w:bidi="ar-SA"/>
-                </w:rPr>
-                <w:delText xml:space="preserve">Step C1: 2nd number is 0 (not registered)</w:delText>
-              </w:r>
-            </w:del>
-          </w:p>
-        </w:tc>
-        <w:tc>
-          <w:tcPr>
-            <w:tcW w:w="4319" w:type="dxa"/>
-            <w:tcBorders/>
-            <w:shd w:color="auto" w:fill="D3DFEE" w:themeFill="accent1" w:themeFillTint="3f" w:val="clear"/>
-          </w:tcPr>
-          <w:p>
-            <w:pPr>
-              <w:pStyle w:val="Normal"/>
-              <w:widowControl/>
-              <w:spacing w:lineRule="auto" w:line="240" w:before="0" w:after="0"/>
-              <w:jc w:val="left"/>
-              <w:rPr>
-                <w:del w:id="112" w:author="Scopus test procedure" w:date="2026-08-09T00:00:00Z"/>
-                <w:rFonts w:eastAsia="ＭＳ 明朝" w:cs=""/>
-                <w:kern w:val="0"/>
-                <w:szCs w:val="22"/>
-                <w:lang w:val="en-US" w:eastAsia="en-US" w:bidi="ar-SA"/>
-              </w:rPr>
-            </w:pPr>
-            <w:del w:id="113" w:author="Scopus test procedure" w:date="2026-08-09T00:00:00Z">
-              <w:r>
-                <w:rPr>
-                  <w:rFonts w:eastAsia="ＭＳ 明朝" w:cs=""/>
-                  <w:kern w:val="0"/>
-                  <w:szCs w:val="22"/>
-                  <w:lang w:val="en-US" w:eastAsia="en-US" w:bidi="ar-SA"/>
-                </w:rPr>
-                <w:delText xml:space="preserve">Either there is no coverage where the bench is, or the modem is reading the wrong SIM slot. Check the slot first — it costs one command:  cd ~/work/itpnovex/edgeai &amp;&amp; python3 scopus/at.py "AT!UIMS?"  . If it answers 0 and there is a SIM in the external holder, try cd ~/work/itpnovex/edgeai &amp;&amp; python3 scopus/at.py "AT!UIMS=1"  and run Step C1 again. This bench needed exactly that: the SIM was there the whole time and the modem was looking at the other slot.</w:delText>
-              </w:r>
-            </w:del>
-          </w:p>
-        </w:tc>
-      </w:tr>
-      <w:tr>
-        <w:trPr>
-          <w:ins w:id="114" w:author="Scopus test procedure" w:date="2026-08-09T00:00:00Z"/>
-        </w:trPr>
         <w:tc>
           <w:tcPr>
             <w:tcW w:type="dxa" w:w="4320"/>
           </w:tcPr>
           <w:p>
-            <w:pPr>
-              <w:rPr>
-                <w:ins w:id="115" w:author="Scopus test procedure" w:date="2026-08-09T00:00:00Z"/>
-              </w:rPr>
-            </w:pPr>
-            <w:ins w:id="116" w:author="Scopus test procedure" w:date="2026-08-09T00:00:00Z">
-              <w:r>
-                <w:t>Step C1: 2nd number is 0 (not registered)</w:t>
-              </w:r>
-            </w:ins>
+            <w:r>
+              <w:t>Step C1: 2nd number is 0 (not registered)</w:t>
+            </w:r>
           </w:p>
         </w:tc>
         <w:tc>
@@ -5576,16 +5177,9 @@
             <w:tcW w:type="dxa" w:w="4320"/>
           </w:tcPr>
           <w:p>
-            <w:pPr>
-              <w:rPr>
-                <w:ins w:id="117" w:author="Scopus test procedure" w:date="2026-08-09T00:00:00Z"/>
-              </w:rPr>
-            </w:pPr>
-            <w:ins w:id="118" w:author="Scopus test procedure" w:date="2026-08-09T00:00:00Z">
-              <w:r>
-                <w:t>Either there is no coverage where the bench is, or the modem is reading the wrong SIM slot. Both are covered by Step C0 — go back and run it; it takes two minutes and answers this question directly.</w:t>
-              </w:r>
-            </w:ins>
+            <w:r>
+              <w:t>Either there is no coverage where the bench is, or the modem is reading the wrong SIM slot. Both are covered by Step C0 — go back and run it; it takes two minutes and answers this question directly.</w:t>
+            </w:r>
           </w:p>
         </w:tc>
       </w:tr>
@@ -5634,8 +5228,30 @@
         </w:tc>
       </w:tr>
       <w:tr>
+        <w:tc>
+          <w:tcPr>
+            <w:tcW w:type="dxa" w:w="4320"/>
+          </w:tcPr>
+          <w:p>
+            <w:r>
+              <w:t>Any --raw command says it cannot reach the modem</w:t>
+            </w:r>
+          </w:p>
+        </w:tc>
+        <w:tc>
+          <w:tcPr>
+            <w:tcW w:type="dxa" w:w="4320"/>
+          </w:tcPr>
+          <w:p>
+            <w:r>
+              <w:t>That path goes over the USB Ethernet link, not the serial one, so it fails when the modem has dropped off USB — which also makes the ordinary commands answer with unreadable characters. Check both cables at the modem board, then re-run Step 2. If the modem does not reappear within a minute, it needs someone to re-seat it; nothing in this document can be run until it does.</w:t>
+            </w:r>
+          </w:p>
+        </w:tc>
+      </w:tr>
+      <w:tr>
         <w:trPr>
-          <w:ins w:id="119" w:author="Scopus test procedure" w:date="2026-08-09T00:00:00Z"/>
+          <w:del w:id="26" w:author="Scopus test procedure" w:date="2026-08-09T00:00:00Z"/>
         </w:trPr>
         <w:tc>
           <w:tcPr>
@@ -5644,12 +5260,51 @@
           <w:p>
             <w:pPr>
               <w:rPr>
-                <w:ins w:id="120" w:author="Scopus test procedure" w:date="2026-08-09T00:00:00Z"/>
+                <w:del w:id="27" w:author="Scopus test procedure" w:date="2026-08-09T00:00:00Z"/>
               </w:rPr>
             </w:pPr>
-            <w:ins w:id="121" w:author="Scopus test procedure" w:date="2026-08-09T00:00:00Z">
+            <w:del w:id="28" w:author="Scopus test procedure" w:date="2026-08-09T00:00:00Z">
               <w:r>
-                <w:t>Any --raw command says it cannot reach the modem</w:t>
+                <w:delText xml:space="preserve">Photos arrive but events do not</w:delText>
+              </w:r>
+            </w:del>
+          </w:p>
+        </w:tc>
+        <w:tc>
+          <w:tcPr>
+            <w:tcW w:type="dxa" w:w="4320"/>
+          </w:tcPr>
+          <w:p>
+            <w:pPr>
+              <w:rPr>
+                <w:del w:id="29" w:author="Scopus test procedure" w:date="2026-08-09T00:00:00Z"/>
+              </w:rPr>
+            </w:pPr>
+            <w:del w:id="30" w:author="Scopus test procedure" w:date="2026-08-09T00:00:00Z">
+              <w:r>
+                <w:delText xml:space="preserve">These use different ports and different protocols — photos go over TCP 80, events over UDP 39999. Photos arriving proves the mobile connection works, so the difference is the UDP port. Report it; it is a firewall rule on the server, not anything on the bench.</w:delText>
+              </w:r>
+            </w:del>
+          </w:p>
+        </w:tc>
+      </w:tr>
+      <w:tr>
+        <w:trPr>
+          <w:ins w:id="31" w:author="Scopus test procedure" w:date="2026-08-09T00:00:00Z"/>
+        </w:trPr>
+        <w:tc>
+          <w:tcPr>
+            <w:tcW w:type="dxa" w:w="4320"/>
+          </w:tcPr>
+          <w:p>
+            <w:pPr>
+              <w:rPr>
+                <w:ins w:id="32" w:author="Scopus test procedure" w:date="2026-08-09T00:00:00Z"/>
+              </w:rPr>
+            </w:pPr>
+            <w:ins w:id="33" w:author="Scopus test procedure" w:date="2026-08-09T00:00:00Z">
+              <w:r>
+                <w:t>Photos arrive but events do not</w:t>
               </w:r>
             </w:ins>
           </w:p>
@@ -5661,26 +5316,36 @@
           <w:p>
             <w:pPr>
               <w:rPr>
-                <w:ins w:id="122" w:author="Scopus test procedure" w:date="2026-08-09T00:00:00Z"/>
+                <w:ins w:id="34" w:author="Scopus test procedure" w:date="2026-08-09T00:00:00Z"/>
               </w:rPr>
             </w:pPr>
-            <w:ins w:id="123" w:author="Scopus test procedure" w:date="2026-08-09T00:00:00Z">
+            <w:ins w:id="35" w:author="Scopus test procedure" w:date="2026-08-09T00:00:00Z">
               <w:r>
-                <w:t>That path goes over the USB Ethernet link, not the serial one, so it fails when the modem has dropped off USB — which also makes the ordinary commands answer with unreadable characters. Check both cables at the modem board, then re-run Step 2. If the modem does not reappear within a minute, it needs someone to re-seat it; nothing in this document can be run until it does.</w:t>
+                <w:t>On this procedure both travel the same way, over port 80, so one arriving and not the other is not a network problem. Check the modem is set to send events as web requests:  cd ~/work/itpnovex/edgeai &amp;&amp; python3 scopus/at.py "AT+SDVRNTFPROTO?"  — it should answer 1 and "/scopus/notify". If it answers 0 the modem is still sending datagrams, which the relay's host does not accept; re-run Step C1.</w:t>
               </w:r>
             </w:ins>
           </w:p>
         </w:tc>
       </w:tr>
       <w:tr>
+        <w:trPr>
+          <w:ins w:id="36" w:author="Scopus test procedure" w:date="2026-08-09T00:00:00Z"/>
+        </w:trPr>
         <w:tc>
           <w:tcPr>
             <w:tcW w:type="dxa" w:w="4320"/>
           </w:tcPr>
           <w:p>
-            <w:r>
-              <w:t>Photos arrive but events do not</w:t>
-            </w:r>
+            <w:pPr>
+              <w:rPr>
+                <w:ins w:id="37" w:author="Scopus test procedure" w:date="2026-08-09T00:00:00Z"/>
+              </w:rPr>
+            </w:pPr>
+            <w:ins w:id="38" w:author="Scopus test procedure" w:date="2026-08-09T00:00:00Z">
+              <w:r>
+                <w:t>Everything passes but nothing is ever delivered</w:t>
+              </w:r>
+            </w:ins>
           </w:p>
         </w:tc>
         <w:tc>
@@ -5688,9 +5353,16 @@
             <w:tcW w:type="dxa" w:w="4320"/>
           </w:tcPr>
           <w:p>
-            <w:r>
-              <w:t>These use different ports and different protocols — photos go over TCP 80, events over UDP 39999. Photos arriving proves the mobile connection works, so the difference is the UDP port. Report it; it is a firewall rule on the server, not anything on the bench.</w:t>
-            </w:r>
+            <w:pPr>
+              <w:rPr>
+                <w:ins w:id="39" w:author="Scopus test procedure" w:date="2026-08-09T00:00:00Z"/>
+              </w:rPr>
+            </w:pPr>
+            <w:ins w:id="40" w:author="Scopus test procedure" w:date="2026-08-09T00:00:00Z">
+              <w:r>
+                <w:t>Check which SIM the modem is on — Step C0. On the wrong card every check in this section passes and no data crosses. That is the single most likely cause of this exact symptom.</w:t>
+              </w:r>
+            </w:ins>
           </w:p>
         </w:tc>
       </w:tr>

--- a/scopus/Scopus_Tester_Manual_tracked.docx
+++ b/scopus/Scopus_Tester_Manual_tracked.docx
@@ -19,9 +19,28 @@
       </w:r>
     </w:p>
     <w:p>
-      <w:r>
-        <w:t>Generated 2026-08-10 from scopus/make_tester_manual.py. Every command below was run, in this order, on the bench PC this document is written for, and each “Expected” block is the output that came back. The one exception is Step 9, which needs a person standing in front of the camera; its example is a real live detection recorded on the same bench.</w:t>
-      </w:r>
+      <w:pPr>
+        <w:rPr>
+          <w:del w:id="1" w:author="Scopus test procedure" w:date="2026-08-09T00:00:00Z"/>
+        </w:rPr>
+      </w:pPr>
+      <w:del w:id="2" w:author="Scopus test procedure" w:date="2026-08-09T00:00:00Z">
+        <w:r>
+          <w:delText xml:space="preserve">Generated 2026-08-09 from scopus/make_tester_manual.py. Every command below was run, in this order, on the bench PC this document is written for, and each “Expected” block is the output that came back. The one exception is Step 9, which needs a person standing in front of the camera; its example is a real live detection recorded on the same bench.</w:delText>
+        </w:r>
+      </w:del>
+    </w:p>
+    <w:p>
+      <w:pPr>
+        <w:rPr>
+          <w:ins w:id="3" w:author="Scopus test procedure" w:date="2026-08-09T00:00:00Z"/>
+        </w:rPr>
+      </w:pPr>
+      <w:ins w:id="4" w:author="Scopus test procedure" w:date="2026-08-09T00:00:00Z">
+        <w:r>
+          <w:t>Generated 2026-08-10 from scopus/make_tester_manual.py. Every command below was run, in this order, on the bench PC this document is written for, and each “Expected” block is the output that came back. The one exception is Step 9, which needs a person standing in front of the camera; its example is a real live detection recorded on the same bench.</w:t>
+        </w:r>
+      </w:ins>
     </w:p>
     <w:p>
       <w:pPr>
@@ -4319,10 +4338,10 @@
     <w:p>
       <w:pPr>
         <w:rPr>
-          <w:ins w:id="1" w:author="Scopus test procedure" w:date="2026-08-09T00:00:00Z"/>
+          <w:ins w:id="5" w:author="Scopus test procedure" w:date="2026-08-09T00:00:00Z"/>
         </w:rPr>
       </w:pPr>
-      <w:ins w:id="2" w:author="Scopus test procedure" w:date="2026-08-09T00:00:00Z">
+      <w:ins w:id="6" w:author="Scopus test procedure" w:date="2026-08-09T00:00:00Z">
         <w:r>
           <w:t>First: which SIM is the modem actually using? This board has room for two — the plastic card you can see, and a second one soldered onto it — and the modem uses whichever it was last told to. Ask it:</w:t>
         </w:r>
@@ -4333,10 +4352,10 @@
         <w:spacing w:after="80"/>
         <w:ind w:left="432"/>
         <w:rPr>
-          <w:ins w:id="3" w:author="Scopus test procedure" w:date="2026-08-09T00:00:00Z"/>
+          <w:ins w:id="7" w:author="Scopus test procedure" w:date="2026-08-09T00:00:00Z"/>
         </w:rPr>
       </w:pPr>
-      <w:ins w:id="4" w:author="Scopus test procedure" w:date="2026-08-09T00:00:00Z">
+      <w:ins w:id="8" w:author="Scopus test procedure" w:date="2026-08-09T00:00:00Z">
         <w:r>
           <w:rPr>
             <w:rFonts w:ascii="Consolas" w:hAnsi="Consolas"/>
@@ -4352,10 +4371,10 @@
       <w:pPr>
         <w:spacing w:after="40"/>
         <w:rPr>
-          <w:ins w:id="5" w:author="Scopus test procedure" w:date="2026-08-09T00:00:00Z"/>
+          <w:ins w:id="9" w:author="Scopus test procedure" w:date="2026-08-09T00:00:00Z"/>
         </w:rPr>
       </w:pPr>
-      <w:ins w:id="6" w:author="Scopus test procedure" w:date="2026-08-09T00:00:00Z">
+      <w:ins w:id="10" w:author="Scopus test procedure" w:date="2026-08-09T00:00:00Z">
         <w:r>
           <w:rPr>
             <w:b/>
@@ -4371,10 +4390,10 @@
         <w:spacing w:after="80"/>
         <w:ind w:left="432"/>
         <w:rPr>
-          <w:ins w:id="7" w:author="Scopus test procedure" w:date="2026-08-09T00:00:00Z"/>
+          <w:ins w:id="11" w:author="Scopus test procedure" w:date="2026-08-09T00:00:00Z"/>
         </w:rPr>
       </w:pPr>
-      <w:ins w:id="8" w:author="Scopus test procedure" w:date="2026-08-09T00:00:00Z">
+      <w:ins w:id="12" w:author="Scopus test procedure" w:date="2026-08-09T00:00:00Z">
         <w:r>
           <w:rPr>
             <w:rFonts w:ascii="Consolas" w:hAnsi="Consolas"/>
@@ -4391,10 +4410,10 @@
     <w:p>
       <w:pPr>
         <w:rPr>
-          <w:ins w:id="9" w:author="Scopus test procedure" w:date="2026-08-09T00:00:00Z"/>
+          <w:ins w:id="13" w:author="Scopus test procedure" w:date="2026-08-09T00:00:00Z"/>
         </w:rPr>
       </w:pPr>
-      <w:ins w:id="10" w:author="Scopus test procedure" w:date="2026-08-09T00:00:00Z">
+      <w:ins w:id="14" w:author="Scopus test procedure" w:date="2026-08-09T00:00:00Z">
         <w:r>
           <w:t>The first two numbers must match: the first is the card the product is configured to use, the second is the one it is on. The ICCID is the long number printed on the SIM itself — check it is the card you put in.</w:t>
         </w:r>
@@ -4404,10 +4423,10 @@
       <w:pPr>
         <w:ind w:left="432"/>
         <w:rPr>
-          <w:ins w:id="11" w:author="Scopus test procedure" w:date="2026-08-09T00:00:00Z"/>
+          <w:ins w:id="15" w:author="Scopus test procedure" w:date="2026-08-09T00:00:00Z"/>
         </w:rPr>
       </w:pPr>
-      <w:ins w:id="12" w:author="Scopus test procedure" w:date="2026-08-09T00:00:00Z">
+      <w:ins w:id="16" w:author="Scopus test procedure" w:date="2026-08-09T00:00:00Z">
         <w:r>
           <w:rPr>
             <w:i/>
@@ -4423,10 +4442,10 @@
         <w:spacing w:after="80"/>
         <w:ind w:left="432"/>
         <w:rPr>
-          <w:ins w:id="13" w:author="Scopus test procedure" w:date="2026-08-09T00:00:00Z"/>
+          <w:ins w:id="17" w:author="Scopus test procedure" w:date="2026-08-09T00:00:00Z"/>
         </w:rPr>
       </w:pPr>
-      <w:ins w:id="14" w:author="Scopus test procedure" w:date="2026-08-09T00:00:00Z">
+      <w:ins w:id="18" w:author="Scopus test procedure" w:date="2026-08-09T00:00:00Z">
         <w:r>
           <w:rPr>
             <w:rFonts w:ascii="Consolas" w:hAnsi="Consolas"/>
@@ -4441,10 +4460,10 @@
     <w:p>
       <w:pPr>
         <w:rPr>
-          <w:ins w:id="15" w:author="Scopus test procedure" w:date="2026-08-09T00:00:00Z"/>
+          <w:ins w:id="19" w:author="Scopus test procedure" w:date="2026-08-09T00:00:00Z"/>
         </w:rPr>
       </w:pPr>
-      <w:ins w:id="16" w:author="Scopus test procedure" w:date="2026-08-09T00:00:00Z">
+      <w:ins w:id="20" w:author="Scopus test procedure" w:date="2026-08-09T00:00:00Z">
         <w:r>
           <w:t>1 is the plastic holder, 2 the second holder, 0 the soldered one.</w:t>
         </w:r>
@@ -4453,7 +4472,7 @@
     <w:p>
       <w:pPr>
         <w:rPr>
-          <w:ins w:id="17" w:author="Scopus test procedure" w:date="2026-08-09T00:00:00Z"/>
+          <w:ins w:id="21" w:author="Scopus test procedure" w:date="2026-08-09T00:00:00Z"/>
         </w:rPr>
       </w:pPr>
     </w:p>
@@ -4647,52 +4666,67 @@
       <w:pPr>
         <w:spacing w:after="80"/>
         <w:ind w:left="432"/>
-      </w:pPr>
-      <w:r>
         <w:rPr>
-          <w:rFonts w:ascii="Consolas" w:hAnsi="Consolas"/>
-          <w:b/>
-          <w:color w:val="1F3D7A"/>
-          <w:sz w:val="18"/>
+          <w:del w:id="22" w:author="Scopus test procedure" w:date="2026-08-09T00:00:00Z"/>
         </w:rPr>
-        <w:t>cd ~/work/itpnovex/edgeai &amp;&amp; python3 scopus/at.py --point-cloud 165.22.181.245 --http-port 80 --udp-port 39999 --path /scopus/upload --apn internet</w:t>
-      </w:r>
+      </w:pPr>
+      <w:del w:id="23" w:author="Scopus test procedure" w:date="2026-08-09T00:00:00Z">
+        <w:r>
+          <w:rPr>
+            <w:rFonts w:ascii="Consolas" w:hAnsi="Consolas"/>
+            <w:b/>
+            <w:color w:val="1F3D7A"/>
+            <w:sz w:val="18"/>
+          </w:rPr>
+          <w:delText xml:space="preserve">cd ~/work/itpnovex/edgeai &amp;&amp; python3 scopus/at.py --point-cloud 165.22.181.245 --http-port 80 --udp-port 39999 --path /scopus/upload --apn m2m.jtglobal.com</w:delText>
+        </w:r>
+      </w:del>
     </w:p>
     <w:p>
       <w:pPr>
         <w:ind w:left="432"/>
-      </w:pPr>
-      <w:r>
         <w:rPr>
-          <w:i/>
-          <w:color w:val="444444"/>
-          <w:sz w:val="18"/>
+          <w:del w:id="24" w:author="Scopus test procedure" w:date="2026-08-09T00:00:00Z"/>
         </w:rPr>
-        <w:t>internet is the APN for the SIM in this bench. A different SIM needs a different one, and the wrong APN looks exactly like a dead SIM — so if you were given one, use it here rather than assuming this line still applies.</w:t>
-      </w:r>
+      </w:pPr>
+      <w:del w:id="25" w:author="Scopus test procedure" w:date="2026-08-09T00:00:00Z">
+        <w:r>
+          <w:rPr>
+            <w:i/>
+            <w:color w:val="444444"/>
+            <w:sz w:val="18"/>
+          </w:rPr>
+          <w:delText xml:space="preserve">m2m.jtglobal.com is the APN for the SIM in this bench. A different SIM needs a different one, and the wrong APN looks exactly like a dead SIM — so if you were given one, use it here rather than assuming this line still applies.</w:delText>
+        </w:r>
+      </w:del>
     </w:p>
     <w:p>
       <w:pPr>
         <w:spacing w:after="40"/>
-      </w:pPr>
-      <w:r>
         <w:rPr>
-          <w:b/>
-          <w:color w:val="1E6B2E"/>
-          <w:sz w:val="20"/>
+          <w:del w:id="26" w:author="Scopus test procedure" w:date="2026-08-09T00:00:00Z"/>
         </w:rPr>
-        <w:t>Expected:</w:t>
-      </w:r>
+      </w:pPr>
+      <w:del w:id="27" w:author="Scopus test procedure" w:date="2026-08-09T00:00:00Z">
+        <w:r>
+          <w:rPr>
+            <w:b/>
+            <w:color w:val="1E6B2E"/>
+            <w:sz w:val="20"/>
+          </w:rPr>
+          <w:delText xml:space="preserve">Expected:</w:delText>
+        </w:r>
+      </w:del>
     </w:p>
     <w:p>
       <w:pPr>
         <w:spacing w:after="80"/>
         <w:ind w:left="432"/>
         <w:rPr>
-          <w:del w:id="18" w:author="Scopus test procedure" w:date="2026-08-09T00:00:00Z"/>
+          <w:del w:id="28" w:author="Scopus test procedure" w:date="2026-08-09T00:00:00Z"/>
         </w:rPr>
       </w:pPr>
-      <w:del w:id="19" w:author="Scopus test procedure" w:date="2026-08-09T00:00:00Z">
+      <w:del w:id="29" w:author="Scopus test procedure" w:date="2026-08-09T00:00:00Z">
         <w:r>
           <w:rPr>
             <w:rFonts w:ascii="Consolas" w:hAnsi="Consolas"/>
@@ -4720,10 +4754,66 @@
         <w:spacing w:after="80"/>
         <w:ind w:left="432"/>
         <w:rPr>
-          <w:ins w:id="20" w:author="Scopus test procedure" w:date="2026-08-09T00:00:00Z"/>
+          <w:ins w:id="30" w:author="Scopus test procedure" w:date="2026-08-09T00:00:00Z"/>
         </w:rPr>
       </w:pPr>
-      <w:ins w:id="21" w:author="Scopus test procedure" w:date="2026-08-09T00:00:00Z">
+      <w:ins w:id="31" w:author="Scopus test procedure" w:date="2026-08-09T00:00:00Z">
+        <w:r>
+          <w:rPr>
+            <w:rFonts w:ascii="Consolas" w:hAnsi="Consolas"/>
+            <w:b/>
+            <w:color w:val="1F3D7A"/>
+            <w:sz w:val="18"/>
+          </w:rPr>
+          <w:t>cd ~/work/itpnovex/edgeai &amp;&amp; python3 scopus/at.py --point-cloud 165.22.181.245 --http-port 80 --udp-port 39999 --path /scopus/upload --apn internet</w:t>
+        </w:r>
+      </w:ins>
+    </w:p>
+    <w:p>
+      <w:pPr>
+        <w:ind w:left="432"/>
+        <w:rPr>
+          <w:ins w:id="32" w:author="Scopus test procedure" w:date="2026-08-09T00:00:00Z"/>
+        </w:rPr>
+      </w:pPr>
+      <w:ins w:id="33" w:author="Scopus test procedure" w:date="2026-08-09T00:00:00Z">
+        <w:r>
+          <w:rPr>
+            <w:i/>
+            <w:color w:val="444444"/>
+            <w:sz w:val="18"/>
+          </w:rPr>
+          <w:t>internet is the APN for the SIM in this bench. A different SIM needs a different one, and the wrong APN looks exactly like a dead SIM — so if you were given one, use it here rather than assuming this line still applies.</w:t>
+        </w:r>
+      </w:ins>
+    </w:p>
+    <w:p>
+      <w:pPr>
+        <w:spacing w:after="40"/>
+        <w:rPr>
+          <w:ins w:id="34" w:author="Scopus test procedure" w:date="2026-08-09T00:00:00Z"/>
+        </w:rPr>
+      </w:pPr>
+      <w:ins w:id="35" w:author="Scopus test procedure" w:date="2026-08-09T00:00:00Z">
+        <w:r>
+          <w:rPr>
+            <w:b/>
+            <w:color w:val="1E6B2E"/>
+            <w:sz w:val="20"/>
+          </w:rPr>
+          <w:t>Expected:</w:t>
+        </w:r>
+      </w:ins>
+    </w:p>
+    <w:p>
+      <w:pPr>
+        <w:spacing w:after="80"/>
+        <w:ind w:left="432"/>
+        <w:rPr>
+          <w:ins w:id="36" w:author="Scopus test procedure" w:date="2026-08-09T00:00:00Z"/>
+        </w:rPr>
+      </w:pPr>
+      <w:ins w:id="37" w:author="Scopus test procedure" w:date="2026-08-09T00:00:00Z">
         <w:r>
           <w:rPr>
             <w:rFonts w:ascii="Consolas" w:hAnsi="Consolas"/>
@@ -4750,10 +4840,10 @@
       <w:pPr>
         <w:ind w:left="432"/>
         <w:rPr>
-          <w:ins w:id="22" w:author="Scopus test procedure" w:date="2026-08-09T00:00:00Z"/>
+          <w:ins w:id="38" w:author="Scopus test procedure" w:date="2026-08-09T00:00:00Z"/>
         </w:rPr>
       </w:pPr>
-      <w:ins w:id="23" w:author="Scopus test procedure" w:date="2026-08-09T00:00:00Z">
+      <w:ins w:id="39" w:author="Scopus test procedure" w:date="2026-08-09T00:00:00Z">
         <w:r>
           <w:rPr>
             <w:i/>
@@ -4979,7 +5069,7 @@
           <w:color w:val="1F3D7A"/>
           <w:sz w:val="18"/>
         </w:rPr>
-        <w:t>cd ~/work/itpnovex/edgeai &amp;&amp; python3 scopus/relay_pull.py --relay http://165.22.181.245/scopus --key &lt;ask-for-the-relay-key&gt; --fresh</w:t>
+        <w:t>cd ~/work/itpnovex/edgeai &amp;&amp; python3 scopus/relay_pull.py --relay http://165.22.181.245/scopus --key EQgIvDN1ZWx-432E7MpxUDoR --fresh</w:t>
       </w:r>
     </w:p>
     <w:p>
@@ -5094,10 +5184,10 @@
       <w:pPr>
         <w:ind w:left="432"/>
         <w:rPr>
-          <w:ins w:id="24" w:author="Scopus test procedure" w:date="2026-08-09T00:00:00Z"/>
+          <w:ins w:id="40" w:author="Scopus test procedure" w:date="2026-08-09T00:00:00Z"/>
         </w:rPr>
       </w:pPr>
-      <w:ins w:id="25" w:author="Scopus test procedure" w:date="2026-08-09T00:00:00Z">
+      <w:ins w:id="41" w:author="Scopus test procedure" w:date="2026-08-09T00:00:00Z">
         <w:r>
           <w:rPr>
             <w:i/>
@@ -5251,7 +5341,7 @@
       </w:tr>
       <w:tr>
         <w:trPr>
-          <w:del w:id="26" w:author="Scopus test procedure" w:date="2026-08-09T00:00:00Z"/>
+          <w:del w:id="42" w:author="Scopus test procedure" w:date="2026-08-09T00:00:00Z"/>
         </w:trPr>
         <w:tc>
           <w:tcPr>
@@ -5260,10 +5350,10 @@
           <w:p>
             <w:pPr>
               <w:rPr>
-                <w:del w:id="27" w:author="Scopus test procedure" w:date="2026-08-09T00:00:00Z"/>
+                <w:del w:id="43" w:author="Scopus test procedure" w:date="2026-08-09T00:00:00Z"/>
               </w:rPr>
             </w:pPr>
-            <w:del w:id="28" w:author="Scopus test procedure" w:date="2026-08-09T00:00:00Z">
+            <w:del w:id="44" w:author="Scopus test procedure" w:date="2026-08-09T00:00:00Z">
               <w:r>
                 <w:delText xml:space="preserve">Photos arrive but events do not</w:delText>
               </w:r>
@@ -5277,10 +5367,10 @@
           <w:p>
             <w:pPr>
               <w:rPr>
-                <w:del w:id="29" w:author="Scopus test procedure" w:date="2026-08-09T00:00:00Z"/>
+                <w:del w:id="45" w:author="Scopus test procedure" w:date="2026-08-09T00:00:00Z"/>
               </w:rPr>
             </w:pPr>
-            <w:del w:id="30" w:author="Scopus test procedure" w:date="2026-08-09T00:00:00Z">
+            <w:del w:id="46" w:author="Scopus test procedure" w:date="2026-08-09T00:00:00Z">
               <w:r>
                 <w:delText xml:space="preserve">These use different ports and different protocols — photos go over TCP 80, events over UDP 39999. Photos arriving proves the mobile connection works, so the difference is the UDP port. Report it; it is a firewall rule on the server, not anything on the bench.</w:delText>
               </w:r>
@@ -5290,7 +5380,7 @@
       </w:tr>
       <w:tr>
         <w:trPr>
-          <w:ins w:id="31" w:author="Scopus test procedure" w:date="2026-08-09T00:00:00Z"/>
+          <w:ins w:id="47" w:author="Scopus test procedure" w:date="2026-08-09T00:00:00Z"/>
         </w:trPr>
         <w:tc>
           <w:tcPr>
@@ -5299,10 +5389,10 @@
           <w:p>
             <w:pPr>
               <w:rPr>
-                <w:ins w:id="32" w:author="Scopus test procedure" w:date="2026-08-09T00:00:00Z"/>
+                <w:ins w:id="48" w:author="Scopus test procedure" w:date="2026-08-09T00:00:00Z"/>
               </w:rPr>
             </w:pPr>
-            <w:ins w:id="33" w:author="Scopus test procedure" w:date="2026-08-09T00:00:00Z">
+            <w:ins w:id="49" w:author="Scopus test procedure" w:date="2026-08-09T00:00:00Z">
               <w:r>
                 <w:t>Photos arrive but events do not</w:t>
               </w:r>
@@ -5316,10 +5406,10 @@
           <w:p>
             <w:pPr>
               <w:rPr>
-                <w:ins w:id="34" w:author="Scopus test procedure" w:date="2026-08-09T00:00:00Z"/>
+                <w:ins w:id="50" w:author="Scopus test procedure" w:date="2026-08-09T00:00:00Z"/>
               </w:rPr>
             </w:pPr>
-            <w:ins w:id="35" w:author="Scopus test procedure" w:date="2026-08-09T00:00:00Z">
+            <w:ins w:id="51" w:author="Scopus test procedure" w:date="2026-08-09T00:00:00Z">
               <w:r>
                 <w:t>On this procedure both travel the same way, over port 80, so one arriving and not the other is not a network problem. Check the modem is set to send events as web requests:  cd ~/work/itpnovex/edgeai &amp;&amp; python3 scopus/at.py "AT+SDVRNTFPROTO?"  — it should answer 1 and "/scopus/notify". If it answers 0 the modem is still sending datagrams, which the relay's host does not accept; re-run Step C1.</w:t>
               </w:r>
@@ -5329,7 +5419,7 @@
       </w:tr>
       <w:tr>
         <w:trPr>
-          <w:ins w:id="36" w:author="Scopus test procedure" w:date="2026-08-09T00:00:00Z"/>
+          <w:ins w:id="52" w:author="Scopus test procedure" w:date="2026-08-09T00:00:00Z"/>
         </w:trPr>
         <w:tc>
           <w:tcPr>
@@ -5338,10 +5428,10 @@
           <w:p>
             <w:pPr>
               <w:rPr>
-                <w:ins w:id="37" w:author="Scopus test procedure" w:date="2026-08-09T00:00:00Z"/>
+                <w:ins w:id="53" w:author="Scopus test procedure" w:date="2026-08-09T00:00:00Z"/>
               </w:rPr>
             </w:pPr>
-            <w:ins w:id="38" w:author="Scopus test procedure" w:date="2026-08-09T00:00:00Z">
+            <w:ins w:id="54" w:author="Scopus test procedure" w:date="2026-08-09T00:00:00Z">
               <w:r>
                 <w:t>Everything passes but nothing is ever delivered</w:t>
               </w:r>
@@ -5355,10 +5445,10 @@
           <w:p>
             <w:pPr>
               <w:rPr>
-                <w:ins w:id="39" w:author="Scopus test procedure" w:date="2026-08-09T00:00:00Z"/>
+                <w:ins w:id="55" w:author="Scopus test procedure" w:date="2026-08-09T00:00:00Z"/>
               </w:rPr>
             </w:pPr>
-            <w:ins w:id="40" w:author="Scopus test procedure" w:date="2026-08-09T00:00:00Z">
+            <w:ins w:id="56" w:author="Scopus test procedure" w:date="2026-08-09T00:00:00Z">
               <w:r>
                 <w:t>Check which SIM the modem is on — Step C0. On the wrong card every check in this section passes and no data crosses. That is the single most likely cause of this exact symptom.</w:t>
               </w:r>

--- a/scopus/Scopus_Tester_Manual_tracked.docx
+++ b/scopus/Scopus_Tester_Manual_tracked.docx
@@ -26,7 +26,7 @@
       </w:pPr>
       <w:del w:id="2" w:author="Scopus test procedure" w:date="2026-08-09T00:00:00Z">
         <w:r>
-          <w:delText xml:space="preserve">Generated 2026-08-09 from scopus/make_tester_manual.py. Every command below was run, in this order, on the bench PC this document is written for, and each “Expected” block is the output that came back. The one exception is Step 9, which needs a person standing in front of the camera; its example is a real live detection recorded on the same bench.</w:delText>
+          <w:delText xml:space="preserve">Generated 2026-08-16 from scopus/make_tester_manual.py. Every command below was run, in this order, on the bench PC this document is written for, and each “Expected” block is the output that came back. The one exception is Step 9, which needs a person standing in front of the camera; its example is a real live detection recorded on the same bench.</w:delText>
         </w:r>
       </w:del>
     </w:p>
@@ -38,7 +38,7 @@
       </w:pPr>
       <w:ins w:id="4" w:author="Scopus test procedure" w:date="2026-08-09T00:00:00Z">
         <w:r>
-          <w:t>Generated 2026-08-10 from scopus/make_tester_manual.py. Every command below was run, in this order, on the bench PC this document is written for, and each “Expected” block is the output that came back. The one exception is Step 9, which needs a person standing in front of the camera; its example is a real live detection recorded on the same bench.</w:t>
+          <w:t>Generated 2026-08-19 from scopus/make_tester_manual.py. Every command below was run, in this order, on the bench PC this document is written for, and each “Expected” block is the output that came back. The one exception is Step 9, which needs a person standing in front of the camera; its example is a real live detection recorded on the same bench.</w:t>
         </w:r>
       </w:ins>
     </w:p>
@@ -4336,146 +4336,94 @@
       </w:r>
     </w:p>
     <w:p>
-      <w:pPr>
-        <w:rPr>
-          <w:ins w:id="5" w:author="Scopus test procedure" w:date="2026-08-09T00:00:00Z"/>
-        </w:rPr>
-      </w:pPr>
-      <w:ins w:id="6" w:author="Scopus test procedure" w:date="2026-08-09T00:00:00Z">
-        <w:r>
-          <w:t>First: which SIM is the modem actually using? This board has room for two — the plastic card you can see, and a second one soldered onto it — and the modem uses whichever it was last told to. Ask it:</w:t>
-        </w:r>
-      </w:ins>
+      <w:r>
+        <w:t>First: which SIM is the modem actually using? This board has room for two — the plastic card you can see, and a second one soldered onto it — and the modem uses whichever it was last told to. Ask it:</w:t>
+      </w:r>
     </w:p>
     <w:p>
       <w:pPr>
         <w:spacing w:after="80"/>
         <w:ind w:left="432"/>
+      </w:pPr>
+      <w:r>
         <w:rPr>
-          <w:ins w:id="7" w:author="Scopus test procedure" w:date="2026-08-09T00:00:00Z"/>
+          <w:rFonts w:ascii="Consolas" w:hAnsi="Consolas"/>
+          <w:b/>
+          <w:color w:val="1F3D7A"/>
+          <w:sz w:val="18"/>
         </w:rPr>
-      </w:pPr>
-      <w:ins w:id="8" w:author="Scopus test procedure" w:date="2026-08-09T00:00:00Z">
-        <w:r>
-          <w:rPr>
-            <w:rFonts w:ascii="Consolas" w:hAnsi="Consolas"/>
-            <w:b/>
-            <w:color w:val="1F3D7A"/>
-            <w:sz w:val="18"/>
-          </w:rPr>
-          <w:t>cd ~/work/itpnovex/edgeai &amp;&amp; python3 scopus/at.py "AT+SDVRSIM?"</w:t>
-        </w:r>
-      </w:ins>
+        <w:t>cd ~/work/itpnovex/edgeai &amp;&amp; python3 scopus/at.py "AT+SDVRSIM?"</w:t>
+      </w:r>
     </w:p>
     <w:p>
       <w:pPr>
         <w:spacing w:after="40"/>
+      </w:pPr>
+      <w:r>
         <w:rPr>
-          <w:ins w:id="9" w:author="Scopus test procedure" w:date="2026-08-09T00:00:00Z"/>
+          <w:b/>
+          <w:color w:val="1E6B2E"/>
+          <w:sz w:val="20"/>
         </w:rPr>
-      </w:pPr>
-      <w:ins w:id="10" w:author="Scopus test procedure" w:date="2026-08-09T00:00:00Z">
-        <w:r>
-          <w:rPr>
-            <w:b/>
-            <w:color w:val="1E6B2E"/>
-            <w:sz w:val="20"/>
-          </w:rPr>
-          <w:t>Expected:</w:t>
-        </w:r>
-      </w:ins>
+        <w:t>Expected:</w:t>
+      </w:r>
     </w:p>
     <w:p>
       <w:pPr>
         <w:spacing w:after="80"/>
         <w:ind w:left="432"/>
+      </w:pPr>
+      <w:r>
         <w:rPr>
-          <w:ins w:id="11" w:author="Scopus test procedure" w:date="2026-08-09T00:00:00Z"/>
+          <w:rFonts w:ascii="Consolas" w:hAnsi="Consolas"/>
+          <w:sz w:val="18"/>
         </w:rPr>
-      </w:pPr>
-      <w:ins w:id="12" w:author="Scopus test procedure" w:date="2026-08-09T00:00:00Z">
-        <w:r>
-          <w:rPr>
-            <w:rFonts w:ascii="Consolas" w:hAnsi="Consolas"/>
-            <w:sz w:val="18"/>
-          </w:rPr>
-          <w:t xml:space="preserve">  AT+SDVRSIM?</w:t>
-          <w:br/>
-          <w:t xml:space="preserve">      +SDVRSIM:1,1,"&lt;ICCID&gt;","&lt;IMSI&gt;"</w:t>
-          <w:br/>
-          <w:t xml:space="preserve">      OK</w:t>
-        </w:r>
-      </w:ins>
+        <w:t xml:space="preserve">  AT+SDVRSIM?</w:t>
+        <w:br/>
+        <w:t xml:space="preserve">      +SDVRSIM:1,1,"&lt;ICCID&gt;","&lt;IMSI&gt;"</w:t>
+        <w:br/>
+        <w:t xml:space="preserve">      OK</w:t>
+      </w:r>
     </w:p>
     <w:p>
-      <w:pPr>
-        <w:rPr>
-          <w:ins w:id="13" w:author="Scopus test procedure" w:date="2026-08-09T00:00:00Z"/>
-        </w:rPr>
-      </w:pPr>
-      <w:ins w:id="14" w:author="Scopus test procedure" w:date="2026-08-09T00:00:00Z">
-        <w:r>
-          <w:t>The first two numbers must match: the first is the card the product is configured to use, the second is the one it is on. The ICCID is the long number printed on the SIM itself — check it is the card you put in.</w:t>
-        </w:r>
-      </w:ins>
+      <w:r>
+        <w:t>The first two numbers must match: the first is the card the product is configured to use, the second is the one it is on. The ICCID is the long number printed on the SIM itself — check it is the card you put in.</w:t>
+      </w:r>
     </w:p>
     <w:p>
       <w:pPr>
         <w:ind w:left="432"/>
+      </w:pPr>
+      <w:r>
         <w:rPr>
-          <w:ins w:id="15" w:author="Scopus test procedure" w:date="2026-08-09T00:00:00Z"/>
+          <w:i/>
+          <w:color w:val="B00000"/>
+          <w:sz w:val="18"/>
         </w:rPr>
-      </w:pPr>
-      <w:ins w:id="16" w:author="Scopus test procedure" w:date="2026-08-09T00:00:00Z">
-        <w:r>
-          <w:rPr>
-            <w:i/>
-            <w:color w:val="B00000"/>
-            <w:sz w:val="18"/>
-          </w:rPr>
-          <w:t>Do not skip this. On the wrong card everything below still passes — the SIM reads, the modem registers, the link reports all four numbers as 1, an address is issued — and then nothing is ever delivered, because that card has no data service. It cost a full day of chasing the network before anyone looked at the ICCID. If the two numbers differ, set it and try again:</w:t>
-        </w:r>
-      </w:ins>
+        <w:t>Do not skip this. On the wrong card everything below still passes — the SIM reads, the modem registers, the link reports all four numbers as 1, an address is issued — and then nothing is ever delivered, because that card has no data service. It cost a full day of chasing the network before anyone looked at the ICCID. If the two numbers differ, set it and try again:</w:t>
+      </w:r>
     </w:p>
     <w:p>
       <w:pPr>
         <w:spacing w:after="80"/>
         <w:ind w:left="432"/>
+      </w:pPr>
+      <w:r>
         <w:rPr>
-          <w:ins w:id="17" w:author="Scopus test procedure" w:date="2026-08-09T00:00:00Z"/>
+          <w:rFonts w:ascii="Consolas" w:hAnsi="Consolas"/>
+          <w:b/>
+          <w:color w:val="1F3D7A"/>
+          <w:sz w:val="18"/>
         </w:rPr>
-      </w:pPr>
-      <w:ins w:id="18" w:author="Scopus test procedure" w:date="2026-08-09T00:00:00Z">
-        <w:r>
-          <w:rPr>
-            <w:rFonts w:ascii="Consolas" w:hAnsi="Consolas"/>
-            <w:b/>
-            <w:color w:val="1F3D7A"/>
-            <w:sz w:val="18"/>
-          </w:rPr>
-          <w:t>cd ~/work/itpnovex/edgeai &amp;&amp; python3 scopus/at.py "AT+SDVRSIM=1"</w:t>
-        </w:r>
-      </w:ins>
+        <w:t>cd ~/work/itpnovex/edgeai &amp;&amp; python3 scopus/at.py "AT+SDVRSIM=1"</w:t>
+      </w:r>
     </w:p>
     <w:p>
-      <w:pPr>
-        <w:rPr>
-          <w:ins w:id="19" w:author="Scopus test procedure" w:date="2026-08-09T00:00:00Z"/>
-        </w:rPr>
-      </w:pPr>
-      <w:ins w:id="20" w:author="Scopus test procedure" w:date="2026-08-09T00:00:00Z">
-        <w:r>
-          <w:t>1 is the plastic holder, 2 the second holder, 0 the soldered one.</w:t>
-        </w:r>
-      </w:ins>
+      <w:r>
+        <w:t>1 is the plastic holder, 2 the second holder, 0 the soldered one.</w:t>
+      </w:r>
     </w:p>
-    <w:p>
-      <w:pPr>
-        <w:rPr>
-          <w:ins w:id="21" w:author="Scopus test procedure" w:date="2026-08-09T00:00:00Z"/>
-        </w:rPr>
-      </w:pPr>
-    </w:p>
+    <w:p/>
     <w:p>
       <w:r>
         <w:t>Is the SIM being read?</w:t>
@@ -4666,193 +4614,81 @@
       <w:pPr>
         <w:spacing w:after="80"/>
         <w:ind w:left="432"/>
+      </w:pPr>
+      <w:r>
         <w:rPr>
-          <w:del w:id="22" w:author="Scopus test procedure" w:date="2026-08-09T00:00:00Z"/>
+          <w:rFonts w:ascii="Consolas" w:hAnsi="Consolas"/>
+          <w:b/>
+          <w:color w:val="1F3D7A"/>
+          <w:sz w:val="18"/>
         </w:rPr>
-      </w:pPr>
-      <w:del w:id="23" w:author="Scopus test procedure" w:date="2026-08-09T00:00:00Z">
-        <w:r>
-          <w:rPr>
-            <w:rFonts w:ascii="Consolas" w:hAnsi="Consolas"/>
-            <w:b/>
-            <w:color w:val="1F3D7A"/>
-            <w:sz w:val="18"/>
-          </w:rPr>
-          <w:delText xml:space="preserve">cd ~/work/itpnovex/edgeai &amp;&amp; python3 scopus/at.py --point-cloud 165.22.181.245 --http-port 80 --udp-port 39999 --path /scopus/upload --apn m2m.jtglobal.com</w:delText>
-        </w:r>
-      </w:del>
+        <w:t>cd ~/work/itpnovex/edgeai &amp;&amp; python3 scopus/at.py --point-cloud 165.22.181.245 --http-port 80 --udp-port 39999 --path /scopus/upload --apn internet</w:t>
+      </w:r>
     </w:p>
     <w:p>
       <w:pPr>
         <w:ind w:left="432"/>
+      </w:pPr>
+      <w:r>
         <w:rPr>
-          <w:del w:id="24" w:author="Scopus test procedure" w:date="2026-08-09T00:00:00Z"/>
+          <w:i/>
+          <w:color w:val="444444"/>
+          <w:sz w:val="18"/>
         </w:rPr>
-      </w:pPr>
-      <w:del w:id="25" w:author="Scopus test procedure" w:date="2026-08-09T00:00:00Z">
-        <w:r>
-          <w:rPr>
-            <w:i/>
-            <w:color w:val="444444"/>
-            <w:sz w:val="18"/>
-          </w:rPr>
-          <w:delText xml:space="preserve">m2m.jtglobal.com is the APN for the SIM in this bench. A different SIM needs a different one, and the wrong APN looks exactly like a dead SIM — so if you were given one, use it here rather than assuming this line still applies.</w:delText>
-        </w:r>
-      </w:del>
+        <w:t>internet is the APN for the SIM in this bench. A different SIM needs a different one, and the wrong APN looks exactly like a dead SIM — so if you were given one, use it here rather than assuming this line still applies.</w:t>
+      </w:r>
     </w:p>
     <w:p>
       <w:pPr>
         <w:spacing w:after="40"/>
+      </w:pPr>
+      <w:r>
         <w:rPr>
-          <w:del w:id="26" w:author="Scopus test procedure" w:date="2026-08-09T00:00:00Z"/>
+          <w:b/>
+          <w:color w:val="1E6B2E"/>
+          <w:sz w:val="20"/>
         </w:rPr>
-      </w:pPr>
-      <w:del w:id="27" w:author="Scopus test procedure" w:date="2026-08-09T00:00:00Z">
-        <w:r>
-          <w:rPr>
-            <w:b/>
-            <w:color w:val="1E6B2E"/>
-            <w:sz w:val="20"/>
-          </w:rPr>
-          <w:delText xml:space="preserve">Expected:</w:delText>
-        </w:r>
-      </w:del>
+        <w:t>Expected:</w:t>
+      </w:r>
     </w:p>
     <w:p>
       <w:pPr>
         <w:spacing w:after="80"/>
         <w:ind w:left="432"/>
+      </w:pPr>
+      <w:r>
         <w:rPr>
-          <w:del w:id="28" w:author="Scopus test procedure" w:date="2026-08-09T00:00:00Z"/>
+          <w:rFonts w:ascii="Consolas" w:hAnsi="Consolas"/>
+          <w:sz w:val="18"/>
         </w:rPr>
-      </w:pPr>
-      <w:del w:id="29" w:author="Scopus test procedure" w:date="2026-08-09T00:00:00Z">
-        <w:r>
-          <w:rPr>
-            <w:rFonts w:ascii="Consolas" w:hAnsi="Consolas"/>
-            <w:sz w:val="18"/>
-          </w:rPr>
-          <w:delText xml:space="preserve">  AT+SDVRNTFHOST="165.22.181.245"</w:delText>
-          <w:br/>
-          <w:delText xml:space="preserve">      OK</w:delText>
-          <w:br/>
-          <w:delText xml:space="preserve">  …</w:delText>
-          <w:br/>
-          <w:delText xml:space="preserve">  AT+SDVRNET?</w:delText>
-          <w:br/>
-          <w:delText xml:space="preserve">      +SDVRNET: 1,1,1,1,"&lt;operator&gt;","LTE","&lt;apn&gt;","rmnet_data0","10.x.x.x","10.x.x.x",0</w:delText>
-          <w:br/>
-          <w:delText xml:space="preserve">      OK</w:delText>
-          <w:br/>
-          <w:br/>
-          <w:delText xml:space="preserve">OK — cellular link up. Notifications to 165.22.181.245:39999, photos to http://165.22.181.245:80/scopus/upload</w:delText>
-        </w:r>
-      </w:del>
+        <w:t xml:space="preserve">  AT+SDVRNTFHOST="165.22.181.245"</w:t>
+        <w:br/>
+        <w:t xml:space="preserve">      OK</w:t>
+        <w:br/>
+        <w:t xml:space="preserve">  …</w:t>
+        <w:br/>
+        <w:t xml:space="preserve">  AT+SDVRNET?</w:t>
+        <w:br/>
+        <w:t xml:space="preserve">      +SDVRNET: 1,1,1,1,"&lt;operator&gt;","LTE","&lt;apn&gt;","rmnet_data0","10.x.x.x","10.x.x.x",0</w:t>
+        <w:br/>
+        <w:t xml:space="preserve">      OK</w:t>
+        <w:br/>
+        <w:br/>
+        <w:t>OK — cellular link up. Notifications to http://165.22.181.245:80/scopus/notify, photos to http://165.22.181.245:80/scopus/upload</w:t>
+      </w:r>
     </w:p>
     <w:p>
       <w:pPr>
-        <w:spacing w:after="80"/>
         <w:ind w:left="432"/>
+      </w:pPr>
+      <w:r>
         <w:rPr>
-          <w:ins w:id="30" w:author="Scopus test procedure" w:date="2026-08-09T00:00:00Z"/>
+          <w:i/>
+          <w:color w:val="444444"/>
+          <w:sz w:val="18"/>
         </w:rPr>
-      </w:pPr>
-      <w:ins w:id="31" w:author="Scopus test procedure" w:date="2026-08-09T00:00:00Z">
-        <w:r>
-          <w:rPr>
-            <w:rFonts w:ascii="Consolas" w:hAnsi="Consolas"/>
-            <w:b/>
-            <w:color w:val="1F3D7A"/>
-            <w:sz w:val="18"/>
-          </w:rPr>
-          <w:t>cd ~/work/itpnovex/edgeai &amp;&amp; python3 scopus/at.py --point-cloud 165.22.181.245 --http-port 80 --udp-port 39999 --path /scopus/upload --apn internet</w:t>
-        </w:r>
-      </w:ins>
-    </w:p>
-    <w:p>
-      <w:pPr>
-        <w:ind w:left="432"/>
-        <w:rPr>
-          <w:ins w:id="32" w:author="Scopus test procedure" w:date="2026-08-09T00:00:00Z"/>
-        </w:rPr>
-      </w:pPr>
-      <w:ins w:id="33" w:author="Scopus test procedure" w:date="2026-08-09T00:00:00Z">
-        <w:r>
-          <w:rPr>
-            <w:i/>
-            <w:color w:val="444444"/>
-            <w:sz w:val="18"/>
-          </w:rPr>
-          <w:t>internet is the APN for the SIM in this bench. A different SIM needs a different one, and the wrong APN looks exactly like a dead SIM — so if you were given one, use it here rather than assuming this line still applies.</w:t>
-        </w:r>
-      </w:ins>
-    </w:p>
-    <w:p>
-      <w:pPr>
-        <w:spacing w:after="40"/>
-        <w:rPr>
-          <w:ins w:id="34" w:author="Scopus test procedure" w:date="2026-08-09T00:00:00Z"/>
-        </w:rPr>
-      </w:pPr>
-      <w:ins w:id="35" w:author="Scopus test procedure" w:date="2026-08-09T00:00:00Z">
-        <w:r>
-          <w:rPr>
-            <w:b/>
-            <w:color w:val="1E6B2E"/>
-            <w:sz w:val="20"/>
-          </w:rPr>
-          <w:t>Expected:</w:t>
-        </w:r>
-      </w:ins>
-    </w:p>
-    <w:p>
-      <w:pPr>
-        <w:spacing w:after="80"/>
-        <w:ind w:left="432"/>
-        <w:rPr>
-          <w:ins w:id="36" w:author="Scopus test procedure" w:date="2026-08-09T00:00:00Z"/>
-        </w:rPr>
-      </w:pPr>
-      <w:ins w:id="37" w:author="Scopus test procedure" w:date="2026-08-09T00:00:00Z">
-        <w:r>
-          <w:rPr>
-            <w:rFonts w:ascii="Consolas" w:hAnsi="Consolas"/>
-            <w:sz w:val="18"/>
-          </w:rPr>
-          <w:t xml:space="preserve">  AT+SDVRNTFHOST="165.22.181.245"</w:t>
-          <w:br/>
-          <w:t xml:space="preserve">      OK</w:t>
-          <w:br/>
-          <w:t xml:space="preserve">  …</w:t>
-          <w:br/>
-          <w:t xml:space="preserve">  AT+SDVRNET?</w:t>
-          <w:br/>
-          <w:t xml:space="preserve">      +SDVRNET: 1,1,1,1,"&lt;operator&gt;","LTE","&lt;apn&gt;","rmnet_data0","10.x.x.x","10.x.x.x",0</w:t>
-          <w:br/>
-          <w:t xml:space="preserve">      OK</w:t>
-          <w:br/>
-          <w:br/>
-          <w:t>OK — cellular link up. Notifications to http://165.22.181.245:80/scopus/notify, photos to http://165.22.181.245:80/scopus/upload</w:t>
-        </w:r>
-      </w:ins>
-    </w:p>
-    <w:p>
-      <w:pPr>
-        <w:ind w:left="432"/>
-        <w:rPr>
-          <w:ins w:id="38" w:author="Scopus test procedure" w:date="2026-08-09T00:00:00Z"/>
-        </w:rPr>
-      </w:pPr>
-      <w:ins w:id="39" w:author="Scopus test procedure" w:date="2026-08-09T00:00:00Z">
-        <w:r>
-          <w:rPr>
-            <w:i/>
-            <w:color w:val="444444"/>
-            <w:sz w:val="18"/>
-          </w:rPr>
-          <w:t>Over cellular both the events and the photos travel as web traffic, on port 80 — the same port your browser uses. Over the cable (Steps 3 and 4) the events go a different way, as datagrams on port 39999. That is deliberate: a datagram gets no answer, so nothing can tell you whether it arrived, and out on a mobile network it is the part most likely to be discarded silently on the way. A web request is answered, so the modem records for every event whether it landed. The command above switches this for you; you do not have to set it.</w:t>
-        </w:r>
-      </w:ins>
+        <w:t>Over cellular both the events and the photos travel as web traffic, on port 80 — the same port your browser uses. Over the cable (Steps 3 and 4) the events go a different way, as datagrams on port 39999. That is deliberate: a datagram gets no answer, so nothing can tell you whether it arrived, and out on a mobile network it is the part most likely to be discarded silently on the way. A web request is answered, so the modem records for every event whether it landed. The command above switches this for you; you do not have to set it.</w:t>
+      </w:r>
     </w:p>
     <w:p>
       <w:r>
@@ -5069,7 +4905,7 @@
           <w:color w:val="1F3D7A"/>
           <w:sz w:val="18"/>
         </w:rPr>
-        <w:t>cd ~/work/itpnovex/edgeai &amp;&amp; python3 scopus/relay_pull.py --relay http://165.22.181.245/scopus --key EQgIvDN1ZWx-432E7MpxUDoR --fresh</w:t>
+        <w:t>cd ~/work/itpnovex/edgeai &amp;&amp; python3 scopus/relay_pull.py --relay http://165.22.181.245/scopus --key &lt;ask-for-the-relay-key&gt; --fresh</w:t>
       </w:r>
     </w:p>
     <w:p>
@@ -5183,20 +5019,15 @@
     <w:p>
       <w:pPr>
         <w:ind w:left="432"/>
+      </w:pPr>
+      <w:r>
         <w:rPr>
-          <w:ins w:id="40" w:author="Scopus test procedure" w:date="2026-08-09T00:00:00Z"/>
+          <w:i/>
+          <w:color w:val="444444"/>
+          <w:sz w:val="18"/>
         </w:rPr>
-      </w:pPr>
-      <w:ins w:id="41" w:author="Scopus test procedure" w:date="2026-08-09T00:00:00Z">
-        <w:r>
-          <w:rPr>
-            <w:i/>
-            <w:color w:val="444444"/>
-            <w:sz w:val="18"/>
-          </w:rPr>
-          <w:t>--point-here also puts events back on the cable's datagram port, which is what the server in Step 3 listens on. If you skip it and go straight back to Step 3, the events have nowhere to land and Step 8 fails for a reason nothing on screen explains.</w:t>
-        </w:r>
-      </w:ins>
+        <w:t>--point-here also puts events back on the cable's datagram port, which is what the server in Step 3 listens on. If you skip it and go straight back to Step 3, the events have nowhere to land and Step 8 fails for a reason nothing on screen explains.</w:t>
+      </w:r>
     </w:p>
     <w:p>
       <w:pPr>
@@ -5340,8 +5171,1177 @@
         </w:tc>
       </w:tr>
       <w:tr>
+        <w:tc>
+          <w:tcPr>
+            <w:tcW w:type="dxa" w:w="4320"/>
+          </w:tcPr>
+          <w:p>
+            <w:r>
+              <w:t>Photos arrive but events do not</w:t>
+            </w:r>
+          </w:p>
+        </w:tc>
+        <w:tc>
+          <w:tcPr>
+            <w:tcW w:type="dxa" w:w="4320"/>
+          </w:tcPr>
+          <w:p>
+            <w:r>
+              <w:t>On this procedure both travel the same way, over port 80, so one arriving and not the other is not a network problem. Check the modem is set to send events as web requests:  cd ~/work/itpnovex/edgeai &amp;&amp; python3 scopus/at.py "AT+SDVRNTFPROTO?"  — it should answer 1 and "/scopus/notify". If it answers 0 the modem is still sending datagrams, which the relay's host does not accept; re-run Step C1.</w:t>
+            </w:r>
+          </w:p>
+        </w:tc>
+      </w:tr>
+      <w:tr>
+        <w:tc>
+          <w:tcPr>
+            <w:tcW w:type="dxa" w:w="4320"/>
+          </w:tcPr>
+          <w:p>
+            <w:r>
+              <w:t>Everything passes but nothing is ever delivered</w:t>
+            </w:r>
+          </w:p>
+        </w:tc>
+        <w:tc>
+          <w:tcPr>
+            <w:tcW w:type="dxa" w:w="4320"/>
+          </w:tcPr>
+          <w:p>
+            <w:r>
+              <w:t>Check which SIM the modem is on — Step C0. On the wrong card every check in this section passes and no data crosses. That is the single most likely cause of this exact symptom.</w:t>
+            </w:r>
+          </w:p>
+        </w:tc>
+      </w:tr>
+    </w:tbl>
+    <w:p>
+      <w:r>
+        <w:br w:type="page"/>
+      </w:r>
+    </w:p>
+    <w:p>
+      <w:pPr>
+        <w:pStyle w:val="Heading1"/>
+      </w:pPr>
+      <w:r>
+        <w:t>19. Driving the unit from the server (remote commands)</w:t>
+      </w:r>
+    </w:p>
+    <w:p>
+      <w:r>
+        <w:t>Everything up to here is the unit talking outwards: it sees something, it reports it, it uploads a photo. This section is the other direction — typing a command on the server and having the unit carry it out, over the mobile network, with no cable and nothing opened on the unit's side.</w:t>
+      </w:r>
+    </w:p>
+    <w:p>
+      <w:pPr>
+        <w:pStyle w:val="Heading2"/>
+      </w:pPr>
+      <w:r>
+        <w:t>Why it works this way</w:t>
+      </w:r>
+    </w:p>
+    <w:p>
+      <w:r>
+        <w:t>The unit has no address anyone can dial. On the mobile network it sits behind the operator's NAT, so the server cannot open a connection to it. The unit therefore opens one outwards to a broker and holds it open, and commands are pushed down that connection.</w:t>
+      </w:r>
+    </w:p>
+    <w:p>
+      <w:pPr>
+        <w:ind w:left="432"/>
+      </w:pPr>
+      <w:r>
+        <w:rPr>
+          <w:i/>
+          <w:color w:val="444444"/>
+          <w:sz w:val="18"/>
+        </w:rPr>
+        <w:t>This is why the notification channel could not be used for commands. A reply sent straight back to a report does reach the unit — measured at 0.2 seconds — but the operator's NAT closes that opening again in under 30 seconds. Probes sent 30, 60, 120 and 240 seconds after a report never arrived. So that path can only answer a report, never start a conversation.</w:t>
+      </w:r>
+    </w:p>
+    <w:p>
+      <w:r>
+        <w:t>The connection is encrypted and the unit proves who it is with a certificate. The broker will not accept a client that does not present one, so there is no password anywhere and no way to drive someone else's unit.</w:t>
+      </w:r>
+    </w:p>
+    <w:p>
+      <w:pPr>
+        <w:pStyle w:val="Heading2"/>
+      </w:pPr>
+      <w:r>
+        <w:t>What is already set up</w:t>
+      </w:r>
+    </w:p>
+    <w:tbl>
+      <w:tblPr>
+        <w:tblStyle w:val="LightGrid-Accent1"/>
+        <w:tblW w:type="auto" w:w="0"/>
+        <w:tblLook w:firstColumn="1" w:firstRow="1" w:lastColumn="0" w:lastRow="0" w:noHBand="0" w:noVBand="1" w:val="04A0"/>
+      </w:tblPr>
+      <w:tblGrid>
+        <w:gridCol w:w="2880"/>
+        <w:gridCol w:w="2880"/>
+        <w:gridCol w:w="2880"/>
+      </w:tblGrid>
+      <w:tr>
+        <w:tc>
+          <w:tcPr>
+            <w:tcW w:type="dxa" w:w="2880"/>
+          </w:tcPr>
+          <w:p>
+            <w:r>
+              <w:t>Piece</w:t>
+            </w:r>
+          </w:p>
+        </w:tc>
+        <w:tc>
+          <w:tcPr>
+            <w:tcW w:type="dxa" w:w="2880"/>
+          </w:tcPr>
+          <w:p>
+            <w:r>
+              <w:t>Where</w:t>
+            </w:r>
+          </w:p>
+        </w:tc>
+        <w:tc>
+          <w:tcPr>
+            <w:tcW w:type="dxa" w:w="2880"/>
+          </w:tcPr>
+          <w:p>
+            <w:r>
+              <w:t>What it is</w:t>
+            </w:r>
+          </w:p>
+        </w:tc>
+      </w:tr>
+      <w:tr>
+        <w:tc>
+          <w:tcPr>
+            <w:tcW w:type="dxa" w:w="2880"/>
+          </w:tcPr>
+          <w:p>
+            <w:r>
+              <w:t>Broker (mosquitto)</w:t>
+            </w:r>
+          </w:p>
+        </w:tc>
+        <w:tc>
+          <w:tcPr>
+            <w:tcW w:type="dxa" w:w="2880"/>
+          </w:tcPr>
+          <w:p>
+            <w:r>
+              <w:t>this PC, port 5912</w:t>
+            </w:r>
+          </w:p>
+        </w:tc>
+        <w:tc>
+          <w:tcPr>
+            <w:tcW w:type="dxa" w:w="2880"/>
+          </w:tcPr>
+          <w:p>
+            <w:r>
+              <w:t>Accepts the unit's connection over TLS and requires a client certificate signed by our CA.</w:t>
+            </w:r>
+          </w:p>
+        </w:tc>
+      </w:tr>
+      <w:tr>
+        <w:tc>
+          <w:tcPr>
+            <w:tcW w:type="dxa" w:w="2880"/>
+          </w:tcPr>
+          <w:p>
+            <w:r>
+              <w:t>Certificates</w:t>
+            </w:r>
+          </w:p>
+        </w:tc>
+        <w:tc>
+          <w:tcPr>
+            <w:tcW w:type="dxa" w:w="2880"/>
+          </w:tcPr>
+          <w:p>
+            <w:r>
+              <w:t>/opt/sdvr-server/certs</w:t>
+            </w:r>
+          </w:p>
+        </w:tc>
+        <w:tc>
+          <w:tcPr>
+            <w:tcW w:type="dxa" w:w="2880"/>
+          </w:tcPr>
+          <w:p>
+            <w:r>
+              <w:t>ca.crt, client.crt, client.key. The same three are already loaded on the modem under /data/sdvr/certs.</w:t>
+            </w:r>
+          </w:p>
+        </w:tc>
+      </w:tr>
+      <w:tr>
+        <w:tc>
+          <w:tcPr>
+            <w:tcW w:type="dxa" w:w="2880"/>
+          </w:tcPr>
+          <w:p>
+            <w:r>
+              <w:t>The unit's name</w:t>
+            </w:r>
+          </w:p>
+        </w:tc>
+        <w:tc>
+          <w:tcPr>
+            <w:tcW w:type="dxa" w:w="2880"/>
+          </w:tcPr>
+          <w:p>
+            <w:r>
+              <w:t>its IMEI</w:t>
+            </w:r>
+          </w:p>
+        </w:tc>
+        <w:tc>
+          <w:tcPr>
+            <w:tcW w:type="dxa" w:w="2880"/>
+          </w:tcPr>
+          <w:p>
+            <w:r>
+              <w:t>Used to build the topics below. Read it with the AT+SDVRMQTT? command in Step R1 if you do not know it.</w:t>
+            </w:r>
+          </w:p>
+        </w:tc>
+      </w:tr>
+    </w:tbl>
+    <w:p>
+      <w:pPr>
+        <w:pStyle w:val="Heading2"/>
+      </w:pPr>
+      <w:r>
+        <w:t>Step R1 — Check the unit is connected</w:t>
+      </w:r>
+    </w:p>
+    <w:p>
+      <w:pPr>
+        <w:spacing w:after="80"/>
+        <w:ind w:left="432"/>
+      </w:pPr>
+      <w:r>
+        <w:rPr>
+          <w:rFonts w:ascii="Consolas" w:hAnsi="Consolas"/>
+          <w:b/>
+          <w:color w:val="1F3D7A"/>
+          <w:sz w:val="18"/>
+        </w:rPr>
+        <w:t>cd ~/work/itpnovex/edgeai &amp;&amp; python3 scopus/at.py "AT+SDVRMQTT?"</w:t>
+      </w:r>
+    </w:p>
+    <w:p>
+      <w:pPr>
+        <w:spacing w:after="40"/>
+      </w:pPr>
+      <w:r>
+        <w:rPr>
+          <w:b/>
+          <w:color w:val="1E6B2E"/>
+          <w:sz w:val="20"/>
+        </w:rPr>
+        <w:t>Expected:</w:t>
+      </w:r>
+    </w:p>
+    <w:p>
+      <w:pPr>
+        <w:spacing w:after="80"/>
+        <w:ind w:left="432"/>
+      </w:pPr>
+      <w:r>
+        <w:rPr>
+          <w:rFonts w:ascii="Consolas" w:hAnsi="Consolas"/>
+          <w:sz w:val="18"/>
+        </w:rPr>
+        <w:t>+SDVRMQTT: 1,1,"213.8.185.180",5912,"&lt;IMEI&gt;",0,1,1</w:t>
+      </w:r>
+    </w:p>
+    <w:p>
+      <w:r>
+        <w:t>The first number is 1 when the channel is switched on, and the second is 1 when it is actually connected. The text in the middle is the unit's name — write it down, every command below needs it.</w:t>
+      </w:r>
+    </w:p>
+    <w:p>
+      <w:pPr>
+        <w:ind w:left="432"/>
+      </w:pPr>
+      <w:r>
+        <w:rPr>
+          <w:i/>
+          <w:color w:val="444444"/>
+          <w:sz w:val="18"/>
+        </w:rPr>
+        <w:t>If the second number is 0, the unit is not connected. Give it half a minute and look again: it retries on its own, waiting 5 seconds then 10, 20 and so on up to a minute between attempts. If it stays 0, run Step C0 first — with no mobile data there is nothing for it to connect over.</w:t>
+      </w:r>
+    </w:p>
+    <w:p>
+      <w:r>
+        <w:t>If it is switched off, switch it on with:</w:t>
+      </w:r>
+    </w:p>
+    <w:p>
+      <w:pPr>
+        <w:spacing w:after="80"/>
+        <w:ind w:left="432"/>
+      </w:pPr>
+      <w:r>
+        <w:rPr>
+          <w:rFonts w:ascii="Consolas" w:hAnsi="Consolas"/>
+          <w:b/>
+          <w:color w:val="1F3D7A"/>
+          <w:sz w:val="18"/>
+        </w:rPr>
+        <w:t>cd ~/work/itpnovex/edgeai &amp;&amp; python3 scopus/at.py "AT+SDVRMQTTSRV=\"213.8.185.180\",5912"</w:t>
+      </w:r>
+    </w:p>
+    <w:p>
+      <w:pPr>
+        <w:spacing w:after="80"/>
+        <w:ind w:left="432"/>
+      </w:pPr>
+      <w:r>
+        <w:rPr>
+          <w:rFonts w:ascii="Consolas" w:hAnsi="Consolas"/>
+          <w:b/>
+          <w:color w:val="1F3D7A"/>
+          <w:sz w:val="18"/>
+        </w:rPr>
+        <w:t>cd ~/work/itpnovex/edgeai &amp;&amp; python3 scopus/at.py "AT+SDVRMQTT=1"</w:t>
+      </w:r>
+    </w:p>
+    <w:p>
+      <w:pPr>
+        <w:pStyle w:val="Heading2"/>
+      </w:pPr>
+      <w:r>
+        <w:t>Step R2 — Watch what the unit says (Window A)</w:t>
+      </w:r>
+    </w:p>
+    <w:p>
+      <w:r>
+        <w:t>Open a terminal window and leave this running. It shows every command that goes out and every answer that comes back. Replace &lt;IMEI&gt; with the name from Step R1.</w:t>
+      </w:r>
+    </w:p>
+    <w:p>
+      <w:pPr>
+        <w:spacing w:after="80"/>
+        <w:ind w:left="432"/>
+      </w:pPr>
+      <w:r>
+        <w:rPr>
+          <w:rFonts w:ascii="Consolas" w:hAnsi="Consolas"/>
+          <w:b/>
+          <w:color w:val="1F3D7A"/>
+          <w:sz w:val="18"/>
+        </w:rPr>
+        <w:t>mosquitto_sub -h 213.8.185.180 -p 5912 \</w:t>
+        <w:br/>
+        <w:t xml:space="preserve">  --cafile /opt/sdvr-server/certs/ca.crt \</w:t>
+        <w:br/>
+        <w:t xml:space="preserve">  --cert /opt/sdvr-server/certs/client.crt --key /opt/sdvr-server/certs/client.key \</w:t>
+        <w:br/>
+        <w:t xml:space="preserve">  -t 'scopus/&lt;IMEI&gt;/#' -v</w:t>
+      </w:r>
+    </w:p>
+    <w:p>
+      <w:pPr>
+        <w:spacing w:after="40"/>
+      </w:pPr>
+      <w:r>
+        <w:rPr>
+          <w:b/>
+          <w:color w:val="1E6B2E"/>
+          <w:sz w:val="20"/>
+        </w:rPr>
+        <w:t>Straight away, one line:</w:t>
+      </w:r>
+    </w:p>
+    <w:p>
+      <w:pPr>
+        <w:spacing w:after="80"/>
+        <w:ind w:left="432"/>
+      </w:pPr>
+      <w:r>
+        <w:rPr>
+          <w:rFonts w:ascii="Consolas" w:hAnsi="Consolas"/>
+          <w:sz w:val="18"/>
+        </w:rPr>
+        <w:t>scopus/&lt;IMEI&gt;/status online</w:t>
+      </w:r>
+    </w:p>
+    <w:p>
+      <w:pPr>
+        <w:ind w:left="432"/>
+      </w:pPr>
+      <w:r>
+        <w:rPr>
+          <w:i/>
+          <w:color w:val="444444"/>
+          <w:sz w:val="18"/>
+        </w:rPr>
+        <w:t>That line is stored by the broker, so it appears the moment you subscribe rather than only when the unit next says something. If it says offline, the unit's connection has dropped — the broker announces that on the unit's behalf.</w:t>
+      </w:r>
+    </w:p>
+    <w:p>
+      <w:pPr>
+        <w:pStyle w:val="Heading2"/>
+      </w:pPr>
+      <w:r>
+        <w:t>Step R3 — Send a command (Window B)</w:t>
+      </w:r>
+    </w:p>
+    <w:p>
+      <w:r>
+        <w:t>In a second window:</w:t>
+      </w:r>
+    </w:p>
+    <w:p>
+      <w:pPr>
+        <w:spacing w:after="80"/>
+        <w:ind w:left="432"/>
+      </w:pPr>
+      <w:r>
+        <w:rPr>
+          <w:rFonts w:ascii="Consolas" w:hAnsi="Consolas"/>
+          <w:b/>
+          <w:color w:val="1F3D7A"/>
+          <w:sz w:val="18"/>
+        </w:rPr>
+        <w:t>mosquitto_pub -h 213.8.185.180 -p 5912 \</w:t>
+        <w:br/>
+        <w:t xml:space="preserve">  --cafile /opt/sdvr-server/certs/ca.crt \</w:t>
+        <w:br/>
+        <w:t xml:space="preserve">  --cert /opt/sdvr-server/certs/client.crt --key /opt/sdvr-server/certs/client.key \</w:t>
+        <w:br/>
+        <w:t xml:space="preserve">  -t 'scopus/&lt;IMEI&gt;/cmd' -q 1 -m 'version'</w:t>
+      </w:r>
+    </w:p>
+    <w:p>
+      <w:pPr>
+        <w:spacing w:after="40"/>
+      </w:pPr>
+      <w:r>
+        <w:rPr>
+          <w:b/>
+          <w:color w:val="1E6B2E"/>
+          <w:sz w:val="20"/>
+        </w:rPr>
+        <w:t>In Window A, within a few seconds, two lines:</w:t>
+      </w:r>
+    </w:p>
+    <w:p>
+      <w:pPr>
+        <w:spacing w:after="80"/>
+        <w:ind w:left="432"/>
+      </w:pPr>
+      <w:r>
+        <w:rPr>
+          <w:rFonts w:ascii="Consolas" w:hAnsi="Consolas"/>
+          <w:sz w:val="18"/>
+        </w:rPr>
+        <w:t>scopus/&lt;IMEI&gt;/cmd version</w:t>
+        <w:br/>
+        <w:t>scopus/&lt;IMEI&gt;/rsp Application: 01.08.2593089169 Build: Aug 16 2026 16:24:44 version ok</w:t>
+      </w:r>
+    </w:p>
+    <w:p>
+      <w:r>
+        <w:t>The first line is your own command coming back past you; the second is the unit's answer. Anything you can type at the camera console works here — try uptime, mdm stats, detect start.</w:t>
+      </w:r>
+    </w:p>
+    <w:p>
+      <w:pPr>
+        <w:pStyle w:val="Heading2"/>
+      </w:pPr>
+      <w:r>
+        <w:t>Step R4 — Ask the modem something</w:t>
+      </w:r>
+    </w:p>
+    <w:p>
+      <w:r>
+        <w:t>A command beginning with AT is answered by the modem instead of the camera. This is how a unit in the field gets diagnosed without anyone travelling to it.</w:t>
+      </w:r>
+    </w:p>
+    <w:p>
+      <w:pPr>
+        <w:spacing w:after="80"/>
+        <w:ind w:left="432"/>
+      </w:pPr>
+      <w:r>
+        <w:rPr>
+          <w:rFonts w:ascii="Consolas" w:hAnsi="Consolas"/>
+          <w:b/>
+          <w:color w:val="1F3D7A"/>
+          <w:sz w:val="18"/>
+        </w:rPr>
+        <w:t>mosquitto_pub -h 213.8.185.180 -p 5912 \</w:t>
+        <w:br/>
+        <w:t xml:space="preserve">  --cafile /opt/sdvr-server/certs/ca.crt \</w:t>
+        <w:br/>
+        <w:t xml:space="preserve">  --cert /opt/sdvr-server/certs/client.crt --key /opt/sdvr-server/certs/client.key \</w:t>
+        <w:br/>
+        <w:t xml:space="preserve">  -t 'scopus/&lt;IMEI&gt;/cmd' -q 1 -m 'AT+CSQ'</w:t>
+      </w:r>
+    </w:p>
+    <w:p>
+      <w:pPr>
+        <w:spacing w:after="40"/>
+      </w:pPr>
+      <w:r>
+        <w:rPr>
+          <w:b/>
+          <w:color w:val="1E6B2E"/>
+          <w:sz w:val="20"/>
+        </w:rPr>
+        <w:t>In Window A:</w:t>
+      </w:r>
+    </w:p>
+    <w:p>
+      <w:pPr>
+        <w:spacing w:after="80"/>
+        <w:ind w:left="432"/>
+      </w:pPr>
+      <w:r>
+        <w:rPr>
+          <w:rFonts w:ascii="Consolas" w:hAnsi="Consolas"/>
+          <w:sz w:val="18"/>
+        </w:rPr>
+        <w:t>scopus/&lt;IMEI&gt;/rsp AT+CSQ  +CSQ: 28,99  OK</w:t>
+      </w:r>
+    </w:p>
+    <w:p>
+      <w:r>
+        <w:t>Useful ones to know:</w:t>
+      </w:r>
+    </w:p>
+    <w:tbl>
+      <w:tblPr>
+        <w:tblStyle w:val="LightGrid-Accent1"/>
+        <w:tblW w:type="auto" w:w="0"/>
+        <w:tblLook w:firstColumn="1" w:firstRow="1" w:lastColumn="0" w:lastRow="0" w:noHBand="0" w:noVBand="1" w:val="04A0"/>
+      </w:tblPr>
+      <w:tblGrid>
+        <w:gridCol w:w="4320"/>
+        <w:gridCol w:w="4320"/>
+      </w:tblGrid>
+      <w:tr>
+        <w:tc>
+          <w:tcPr>
+            <w:tcW w:type="dxa" w:w="4320"/>
+          </w:tcPr>
+          <w:p>
+            <w:r>
+              <w:t>Command</w:t>
+            </w:r>
+          </w:p>
+        </w:tc>
+        <w:tc>
+          <w:tcPr>
+            <w:tcW w:type="dxa" w:w="4320"/>
+          </w:tcPr>
+          <w:p>
+            <w:r>
+              <w:t>What it tells you</w:t>
+            </w:r>
+          </w:p>
+        </w:tc>
+      </w:tr>
+      <w:tr>
+        <w:tc>
+          <w:tcPr>
+            <w:tcW w:type="dxa" w:w="4320"/>
+          </w:tcPr>
+          <w:p>
+            <w:r>
+              <w:t>AT+CSQ</w:t>
+            </w:r>
+          </w:p>
+        </w:tc>
+        <w:tc>
+          <w:tcPr>
+            <w:tcW w:type="dxa" w:w="4320"/>
+          </w:tcPr>
+          <w:p>
+            <w:r>
+              <w:t>Signal strength. The first number: under 10 is poor, over 20 is good, 99 means no signal at all.</w:t>
+            </w:r>
+          </w:p>
+        </w:tc>
+      </w:tr>
+      <w:tr>
+        <w:tc>
+          <w:tcPr>
+            <w:tcW w:type="dxa" w:w="4320"/>
+          </w:tcPr>
+          <w:p>
+            <w:r>
+              <w:t>AT+SDVRNET?</w:t>
+            </w:r>
+          </w:p>
+        </w:tc>
+        <w:tc>
+          <w:tcPr>
+            <w:tcW w:type="dxa" w:w="4320"/>
+          </w:tcPr>
+          <w:p>
+            <w:r>
+              <w:t>The whole mobile picture — operator, LTE, APN, and the address the unit is using.</w:t>
+            </w:r>
+          </w:p>
+        </w:tc>
+      </w:tr>
+      <w:tr>
+        <w:tc>
+          <w:tcPr>
+            <w:tcW w:type="dxa" w:w="4320"/>
+          </w:tcPr>
+          <w:p>
+            <w:r>
+              <w:t>AT+SDVRMQTT?</w:t>
+            </w:r>
+          </w:p>
+        </w:tc>
+        <w:tc>
+          <w:tcPr>
+            <w:tcW w:type="dxa" w:w="4320"/>
+          </w:tcPr>
+          <w:p>
+            <w:r>
+              <w:t>This channel's own state and counters.</w:t>
+            </w:r>
+          </w:p>
+        </w:tc>
+      </w:tr>
+      <w:tr>
+        <w:tc>
+          <w:tcPr>
+            <w:tcW w:type="dxa" w:w="4320"/>
+          </w:tcPr>
+          <w:p>
+            <w:r>
+              <w:t>AT+SDVRSIM?</w:t>
+            </w:r>
+          </w:p>
+        </w:tc>
+        <w:tc>
+          <w:tcPr>
+            <w:tcW w:type="dxa" w:w="4320"/>
+          </w:tcPr>
+          <w:p>
+            <w:r>
+              <w:t>Which SIM holder the unit is reading.</w:t>
+            </w:r>
+          </w:p>
+        </w:tc>
+      </w:tr>
+    </w:tbl>
+    <w:p>
+      <w:pPr>
+        <w:pStyle w:val="Heading2"/>
+      </w:pPr>
+      <w:r>
+        <w:t>Step R5 — The whole product, from the server</w:t>
+      </w:r>
+    </w:p>
+    <w:p>
+      <w:r>
+        <w:t>This is the test that matters, because it uses every part at once. Leave Window A running and send:</w:t>
+      </w:r>
+    </w:p>
+    <w:p>
+      <w:pPr>
+        <w:spacing w:after="80"/>
+        <w:ind w:left="432"/>
+      </w:pPr>
+      <w:r>
+        <w:rPr>
+          <w:rFonts w:ascii="Consolas" w:hAnsi="Consolas"/>
+          <w:b/>
+          <w:color w:val="1F3D7A"/>
+          <w:sz w:val="18"/>
+        </w:rPr>
+        <w:t>mosquitto_pub -h 213.8.185.180 -p 5912 \</w:t>
+        <w:br/>
+        <w:t xml:space="preserve">  --cafile /opt/sdvr-server/certs/ca.crt \</w:t>
+        <w:br/>
+        <w:t xml:space="preserve">  --cert /opt/sdvr-server/certs/client.crt --key /opt/sdvr-server/certs/client.key \</w:t>
+        <w:br/>
+        <w:t xml:space="preserve">  -t 'scopus/&lt;IMEI&gt;/cmd' -q 1 -m 'photo upload'</w:t>
+      </w:r>
+    </w:p>
+    <w:p>
+      <w:pPr>
+        <w:spacing w:after="40"/>
+      </w:pPr>
+      <w:r>
+        <w:rPr>
+          <w:b/>
+          <w:color w:val="1E6B2E"/>
+          <w:sz w:val="20"/>
+        </w:rPr>
+        <w:t>In Window A, an answer like:</w:t>
+      </w:r>
+    </w:p>
+    <w:p>
+      <w:pPr>
+        <w:spacing w:after="80"/>
+        <w:ind w:left="432"/>
+      </w:pPr>
+      <w:r>
+        <w:rPr>
+          <w:rFonts w:ascii="Consolas" w:hAnsi="Consolas"/>
+          <w:sz w:val="18"/>
+        </w:rPr>
+        <w:t>scopus/&lt;IMEI&gt;/rsp photo upload: capturing -&gt; SDVR+SENDBIN ref=4 name=4194336_16082026_163709.rdy photo upload ok</w:t>
+      </w:r>
+    </w:p>
+    <w:p>
+      <w:r>
+        <w:t>Then check the photo itself actually arrived, the same way as Step 11:</w:t>
+      </w:r>
+    </w:p>
+    <w:p>
+      <w:pPr>
+        <w:spacing w:after="80"/>
+        <w:ind w:left="432"/>
+      </w:pPr>
+      <w:r>
+        <w:rPr>
+          <w:rFonts w:ascii="Consolas" w:hAnsi="Consolas"/>
+          <w:b/>
+          <w:color w:val="1F3D7A"/>
+          <w:sz w:val="18"/>
+        </w:rPr>
+        <w:t>ls -lt /home/user/sdvr-uploads | head -3</w:t>
+      </w:r>
+    </w:p>
+    <w:p>
+      <w:pPr>
+        <w:spacing w:after="40"/>
+      </w:pPr>
+      <w:r>
+        <w:rPr>
+          <w:b/>
+          <w:color w:val="1E6B2E"/>
+          <w:sz w:val="20"/>
+        </w:rPr>
+        <w:t>A file called photo, around 100-130 KB, dated just now.</w:t>
+      </w:r>
+    </w:p>
+    <w:p>
+      <w:pPr>
+        <w:ind w:left="432"/>
+      </w:pPr>
+      <w:r>
+        <w:rPr>
+          <w:i/>
+          <w:color w:val="444444"/>
+          <w:sz w:val="18"/>
+        </w:rPr>
+        <w:t>A command went from this PC to the unit over the mobile network, the camera took a picture, and the picture came back over the same network to this PC. Nothing was plugged in at either end. That is the whole product in one step.</w:t>
+      </w:r>
+    </w:p>
+    <w:p>
+      <w:pPr>
+        <w:pStyle w:val="Heading2"/>
+      </w:pPr>
+      <w:r>
+        <w:t>Pass criteria for this section</w:t>
+      </w:r>
+    </w:p>
+    <w:tbl>
+      <w:tblPr>
+        <w:tblStyle w:val="LightGrid-Accent1"/>
+        <w:tblW w:type="auto" w:w="0"/>
+        <w:tblLook w:firstColumn="1" w:firstRow="1" w:lastColumn="0" w:lastRow="0" w:noHBand="0" w:noVBand="1" w:val="04A0"/>
+      </w:tblPr>
+      <w:tblGrid>
+        <w:gridCol w:w="4320"/>
+        <w:gridCol w:w="4320"/>
+      </w:tblGrid>
+      <w:tr>
+        <w:tc>
+          <w:tcPr>
+            <w:tcW w:type="dxa" w:w="4320"/>
+          </w:tcPr>
+          <w:p>
+            <w:r>
+              <w:t>#</w:t>
+            </w:r>
+          </w:p>
+        </w:tc>
+        <w:tc>
+          <w:tcPr>
+            <w:tcW w:type="dxa" w:w="4320"/>
+          </w:tcPr>
+          <w:p>
+            <w:r>
+              <w:t>What must be true</w:t>
+            </w:r>
+          </w:p>
+        </w:tc>
+      </w:tr>
+      <w:tr>
+        <w:tc>
+          <w:tcPr>
+            <w:tcW w:type="dxa" w:w="4320"/>
+          </w:tcPr>
+          <w:p>
+            <w:r>
+              <w:t>R-1</w:t>
+            </w:r>
+          </w:p>
+        </w:tc>
+        <w:tc>
+          <w:tcPr>
+            <w:tcW w:type="dxa" w:w="4320"/>
+          </w:tcPr>
+          <w:p>
+            <w:r>
+              <w:t>AT+SDVRMQTT? shows 1,1 — switched on and connected.</w:t>
+            </w:r>
+          </w:p>
+        </w:tc>
+      </w:tr>
+      <w:tr>
+        <w:tc>
+          <w:tcPr>
+            <w:tcW w:type="dxa" w:w="4320"/>
+          </w:tcPr>
+          <w:p>
+            <w:r>
+              <w:t>R-2</w:t>
+            </w:r>
+          </w:p>
+        </w:tc>
+        <w:tc>
+          <w:tcPr>
+            <w:tcW w:type="dxa" w:w="4320"/>
+          </w:tcPr>
+          <w:p>
+            <w:r>
+              <w:t>The status line says online as soon as you subscribe.</w:t>
+            </w:r>
+          </w:p>
+        </w:tc>
+      </w:tr>
+      <w:tr>
+        <w:tc>
+          <w:tcPr>
+            <w:tcW w:type="dxa" w:w="4320"/>
+          </w:tcPr>
+          <w:p>
+            <w:r>
+              <w:t>R-3</w:t>
+            </w:r>
+          </w:p>
+        </w:tc>
+        <w:tc>
+          <w:tcPr>
+            <w:tcW w:type="dxa" w:w="4320"/>
+          </w:tcPr>
+          <w:p>
+            <w:r>
+              <w:t>A camera command (version) is answered.</w:t>
+            </w:r>
+          </w:p>
+        </w:tc>
+      </w:tr>
+      <w:tr>
+        <w:tc>
+          <w:tcPr>
+            <w:tcW w:type="dxa" w:w="4320"/>
+          </w:tcPr>
+          <w:p>
+            <w:r>
+              <w:t>R-4</w:t>
+            </w:r>
+          </w:p>
+        </w:tc>
+        <w:tc>
+          <w:tcPr>
+            <w:tcW w:type="dxa" w:w="4320"/>
+          </w:tcPr>
+          <w:p>
+            <w:r>
+              <w:t>A modem command (AT+CSQ) is answered.</w:t>
+            </w:r>
+          </w:p>
+        </w:tc>
+      </w:tr>
+      <w:tr>
+        <w:tc>
+          <w:tcPr>
+            <w:tcW w:type="dxa" w:w="4320"/>
+          </w:tcPr>
+          <w:p>
+            <w:r>
+              <w:t>R-5</w:t>
+            </w:r>
+          </w:p>
+        </w:tc>
+        <w:tc>
+          <w:tcPr>
+            <w:tcW w:type="dxa" w:w="4320"/>
+          </w:tcPr>
+          <w:p>
+            <w:r>
+              <w:t>photo upload sent from here puts a photo on this PC.</w:t>
+            </w:r>
+          </w:p>
+        </w:tc>
+      </w:tr>
+      <w:tr>
+        <w:tc>
+          <w:tcPr>
+            <w:tcW w:type="dxa" w:w="4320"/>
+          </w:tcPr>
+          <w:p>
+            <w:r>
+              <w:t>R-6</w:t>
+            </w:r>
+          </w:p>
+        </w:tc>
+        <w:tc>
+          <w:tcPr>
+            <w:tcW w:type="dxa" w:w="4320"/>
+          </w:tcPr>
+          <w:p>
+            <w:r>
+              <w:t>Every command is answered exactly ONCE. Two identical answers to one command is a failure — report it.</w:t>
+            </w:r>
+          </w:p>
+        </w:tc>
+      </w:tr>
+    </w:tbl>
+    <w:p>
+      <w:pPr>
+        <w:pStyle w:val="Heading2"/>
+      </w:pPr>
+      <w:r>
+        <w:t>If the remote commands fail</w:t>
+      </w:r>
+    </w:p>
+    <w:tbl>
+      <w:tblPr>
+        <w:tblStyle w:val="LightGrid-Accent1"/>
+        <w:tblW w:type="auto" w:w="0"/>
+        <w:tblLook w:firstColumn="1" w:firstRow="1" w:lastColumn="0" w:lastRow="0" w:noHBand="0" w:noVBand="1" w:val="04A0"/>
+      </w:tblPr>
+      <w:tblGrid>
+        <w:gridCol w:w="4320"/>
+        <w:gridCol w:w="4320"/>
+      </w:tblGrid>
+      <w:tr>
+        <w:tc>
+          <w:tcPr>
+            <w:tcW w:type="dxa" w:w="4320"/>
+          </w:tcPr>
+          <w:p>
+            <w:r>
+              <w:t>What you see</w:t>
+            </w:r>
+          </w:p>
+        </w:tc>
+        <w:tc>
+          <w:tcPr>
+            <w:tcW w:type="dxa" w:w="4320"/>
+          </w:tcPr>
+          <w:p>
+            <w:r>
+              <w:t>What it means and what to do</w:t>
+            </w:r>
+          </w:p>
+        </w:tc>
+      </w:tr>
+      <w:tr>
+        <w:tc>
+          <w:tcPr>
+            <w:tcW w:type="dxa" w:w="4320"/>
+          </w:tcPr>
+          <w:p>
+            <w:r>
+              <w:t>AT+SDVRMQTT? shows 1,0 and stays there</w:t>
+            </w:r>
+          </w:p>
+        </w:tc>
+        <w:tc>
+          <w:tcPr>
+            <w:tcW w:type="dxa" w:w="4320"/>
+          </w:tcPr>
+          <w:p>
+            <w:r>
+              <w:t>Switched on but not connecting. Almost always no mobile data rather than anything to do with this channel — run Step C0. If the mobile side is healthy, the certificates are the next suspect: the modem must have all three files under /data/sdvr/certs.</w:t>
+            </w:r>
+          </w:p>
+        </w:tc>
+      </w:tr>
+      <w:tr>
+        <w:tc>
+          <w:tcPr>
+            <w:tcW w:type="dxa" w:w="4320"/>
+          </w:tcPr>
+          <w:p>
+            <w:r>
+              <w:t>mosquitto_sub says 'connection refused' or just exits</w:t>
+            </w:r>
+          </w:p>
+        </w:tc>
+        <w:tc>
+          <w:tcPr>
+            <w:tcW w:type="dxa" w:w="4320"/>
+          </w:tcPr>
+          <w:p>
+            <w:r>
+              <w:t>The broker would not accept your certificate. Check you passed all three of --cafile, --cert and --key — leaving out --cert is the usual mistake, and the broker rejects the connection without explaining why.</w:t>
+            </w:r>
+          </w:p>
+        </w:tc>
+      </w:tr>
+      <w:tr>
+        <w:tc>
+          <w:tcPr>
+            <w:tcW w:type="dxa" w:w="4320"/>
+          </w:tcPr>
+          <w:p>
+            <w:r>
+              <w:t>Your command appears on .../cmd but no answer comes back</w:t>
+            </w:r>
+          </w:p>
+        </w:tc>
+        <w:tc>
+          <w:tcPr>
+            <w:tcW w:type="dxa" w:w="4320"/>
+          </w:tcPr>
+          <w:p>
+            <w:r>
+              <w:t>The command reached the unit and the answer did not come back. If it was a camera command, the camera link is the suspect — run Step 6. If it was an AT command, report it.</w:t>
+            </w:r>
+          </w:p>
+        </w:tc>
+      </w:tr>
+      <w:tr>
+        <w:tc>
+          <w:tcPr>
+            <w:tcW w:type="dxa" w:w="4320"/>
+          </w:tcPr>
+          <w:p>
+            <w:r>
+              <w:t>The answer arrives twice</w:t>
+            </w:r>
+          </w:p>
+        </w:tc>
+        <w:tc>
+          <w:tcPr>
+            <w:tcW w:type="dxa" w:w="4320"/>
+          </w:tcPr>
+          <w:p>
+            <w:r>
+              <w:t>A fault, not a quirk. It means a response was published for each retry instead of once. Report it with the command you sent.</w:t>
+            </w:r>
+          </w:p>
+        </w:tc>
+      </w:tr>
+      <w:tr>
+        <w:tc>
+          <w:tcPr>
+            <w:tcW w:type="dxa" w:w="4320"/>
+          </w:tcPr>
+          <w:p>
+            <w:r>
+              <w:t>'(no output)' comes back</w:t>
+            </w:r>
+          </w:p>
+        </w:tc>
+        <w:tc>
+          <w:tcPr>
+            <w:tcW w:type="dxa" w:w="4320"/>
+          </w:tcPr>
+          <w:p>
+            <w:r>
+              <w:t>The unit ran something that printed nothing — usually a typing mistake in the command. Check the spelling against what works at the console.</w:t>
+            </w:r>
+          </w:p>
+        </w:tc>
+      </w:tr>
+      <w:tr>
+        <w:tc>
+          <w:tcPr>
+            <w:tcW w:type="dxa" w:w="4320"/>
+          </w:tcPr>
+          <w:p>
+            <w:r>
+              <w:t>The answer stops mid-sentence with [truncated]</w:t>
+            </w:r>
+          </w:p>
+        </w:tc>
+        <w:tc>
+          <w:tcPr>
+            <w:tcW w:type="dxa" w:w="4320"/>
+          </w:tcPr>
+          <w:p>
+            <w:r>
+              <w:t>Expected, not a fault: a very long answer is cut after about 1.8 KB. Ask for less at a time.</w:t>
+            </w:r>
+          </w:p>
+        </w:tc>
+      </w:tr>
+    </w:tbl>
+    <w:p>
+      <w:pPr>
+        <w:pStyle w:val="Heading1"/>
+        <w:rPr>
+          <w:ins w:id="5" w:author="Scopus test procedure" w:date="2026-08-09T00:00:00Z"/>
+        </w:rPr>
+      </w:pPr>
+      <w:ins w:id="6" w:author="Scopus test procedure" w:date="2026-08-09T00:00:00Z">
+        <w:r>
+          <w:t>20. Checking the motion sensor (the unit being moved)</w:t>
+        </w:r>
+      </w:ins>
+    </w:p>
+    <w:p>
+      <w:pPr>
+        <w:rPr>
+          <w:ins w:id="7" w:author="Scopus test procedure" w:date="2026-08-09T00:00:00Z"/>
+        </w:rPr>
+      </w:pPr>
+      <w:ins w:id="8" w:author="Scopus test procedure" w:date="2026-08-09T00:00:00Z">
+        <w:r>
+          <w:t>This is a different thing from people walking in front of the camera. The board carries its own movement sensor, and the two motion notifications — Motion start and Motion stop — mean the unit itself is being picked up, knocked or tilted. Objects moving in the picture are reported separately, as People detected and Vehicle detected.</w:t>
+        </w:r>
+      </w:ins>
+    </w:p>
+    <w:p>
+      <w:pPr>
+        <w:rPr>
+          <w:ins w:id="9" w:author="Scopus test procedure" w:date="2026-08-09T00:00:00Z"/>
+        </w:rPr>
+      </w:pPr>
+      <w:ins w:id="10" w:author="Scopus test procedure" w:date="2026-08-09T00:00:00Z">
+        <w:r>
+          <w:t>Two settings control it, and both survive a power cycle:</w:t>
+        </w:r>
+      </w:ins>
+    </w:p>
+    <w:tbl>
+      <w:tblPr>
+        <w:tblStyle w:val="LightGrid-Accent1"/>
+        <w:tblW w:type="auto" w:w="0"/>
+        <w:tblLook w:firstColumn="1" w:firstRow="1" w:lastColumn="0" w:lastRow="0" w:noHBand="0" w:noVBand="1" w:val="04A0"/>
+      </w:tblPr>
+      <w:tblGrid>
+        <w:gridCol w:w="4320"/>
+        <w:gridCol w:w="4320"/>
+      </w:tblGrid>
+      <w:tr>
         <w:trPr>
-          <w:del w:id="42" w:author="Scopus test procedure" w:date="2026-08-09T00:00:00Z"/>
+          <w:ins w:id="11" w:author="Scopus test procedure" w:date="2026-08-09T00:00:00Z"/>
         </w:trPr>
         <w:tc>
           <w:tcPr>
@@ -5350,51 +6350,12 @@
           <w:p>
             <w:pPr>
               <w:rPr>
-                <w:del w:id="43" w:author="Scopus test procedure" w:date="2026-08-09T00:00:00Z"/>
+                <w:ins w:id="12" w:author="Scopus test procedure" w:date="2026-08-09T00:00:00Z"/>
               </w:rPr>
             </w:pPr>
-            <w:del w:id="44" w:author="Scopus test procedure" w:date="2026-08-09T00:00:00Z">
+            <w:ins w:id="13" w:author="Scopus test procedure" w:date="2026-08-09T00:00:00Z">
               <w:r>
-                <w:delText xml:space="preserve">Photos arrive but events do not</w:delText>
-              </w:r>
-            </w:del>
-          </w:p>
-        </w:tc>
-        <w:tc>
-          <w:tcPr>
-            <w:tcW w:type="dxa" w:w="4320"/>
-          </w:tcPr>
-          <w:p>
-            <w:pPr>
-              <w:rPr>
-                <w:del w:id="45" w:author="Scopus test procedure" w:date="2026-08-09T00:00:00Z"/>
-              </w:rPr>
-            </w:pPr>
-            <w:del w:id="46" w:author="Scopus test procedure" w:date="2026-08-09T00:00:00Z">
-              <w:r>
-                <w:delText xml:space="preserve">These use different ports and different protocols — photos go over TCP 80, events over UDP 39999. Photos arriving proves the mobile connection works, so the difference is the UDP port. Report it; it is a firewall rule on the server, not anything on the bench.</w:delText>
-              </w:r>
-            </w:del>
-          </w:p>
-        </w:tc>
-      </w:tr>
-      <w:tr>
-        <w:trPr>
-          <w:ins w:id="47" w:author="Scopus test procedure" w:date="2026-08-09T00:00:00Z"/>
-        </w:trPr>
-        <w:tc>
-          <w:tcPr>
-            <w:tcW w:type="dxa" w:w="4320"/>
-          </w:tcPr>
-          <w:p>
-            <w:pPr>
-              <w:rPr>
-                <w:ins w:id="48" w:author="Scopus test procedure" w:date="2026-08-09T00:00:00Z"/>
-              </w:rPr>
-            </w:pPr>
-            <w:ins w:id="49" w:author="Scopus test procedure" w:date="2026-08-09T00:00:00Z">
-              <w:r>
-                <w:t>Photos arrive but events do not</w:t>
+                <w:t>Setting</w:t>
               </w:r>
             </w:ins>
           </w:p>
@@ -5406,12 +6367,12 @@
           <w:p>
             <w:pPr>
               <w:rPr>
-                <w:ins w:id="50" w:author="Scopus test procedure" w:date="2026-08-09T00:00:00Z"/>
+                <w:ins w:id="14" w:author="Scopus test procedure" w:date="2026-08-09T00:00:00Z"/>
               </w:rPr>
             </w:pPr>
-            <w:ins w:id="51" w:author="Scopus test procedure" w:date="2026-08-09T00:00:00Z">
+            <w:ins w:id="15" w:author="Scopus test procedure" w:date="2026-08-09T00:00:00Z">
               <w:r>
-                <w:t>On this procedure both travel the same way, over port 80, so one arriving and not the other is not a network problem. Check the modem is set to send events as web requests:  cd ~/work/itpnovex/edgeai &amp;&amp; python3 scopus/at.py "AT+SDVRNTFPROTO?"  — it should answer 1 and "/scopus/notify". If it answers 0 the modem is still sending datagrams, which the relay's host does not accept; re-run Step C1.</w:t>
+                <w:t>What it does</w:t>
               </w:r>
             </w:ins>
           </w:p>
@@ -5419,7 +6380,7 @@
       </w:tr>
       <w:tr>
         <w:trPr>
-          <w:ins w:id="52" w:author="Scopus test procedure" w:date="2026-08-09T00:00:00Z"/>
+          <w:ins w:id="16" w:author="Scopus test procedure" w:date="2026-08-09T00:00:00Z"/>
         </w:trPr>
         <w:tc>
           <w:tcPr>
@@ -5428,12 +6389,12 @@
           <w:p>
             <w:pPr>
               <w:rPr>
-                <w:ins w:id="53" w:author="Scopus test procedure" w:date="2026-08-09T00:00:00Z"/>
+                <w:ins w:id="17" w:author="Scopus test procedure" w:date="2026-08-09T00:00:00Z"/>
               </w:rPr>
             </w:pPr>
-            <w:ins w:id="54" w:author="Scopus test procedure" w:date="2026-08-09T00:00:00Z">
+            <w:ins w:id="18" w:author="Scopus test procedure" w:date="2026-08-09T00:00:00Z">
               <w:r>
-                <w:t>Everything passes but nothing is ever delivered</w:t>
+                <w:t>sensitivity 0-100</w:t>
               </w:r>
             </w:ins>
           </w:p>
@@ -5445,18 +6406,652 @@
           <w:p>
             <w:pPr>
               <w:rPr>
-                <w:ins w:id="55" w:author="Scopus test procedure" w:date="2026-08-09T00:00:00Z"/>
+                <w:ins w:id="19" w:author="Scopus test procedure" w:date="2026-08-09T00:00:00Z"/>
               </w:rPr>
             </w:pPr>
-            <w:ins w:id="56" w:author="Scopus test procedure" w:date="2026-08-09T00:00:00Z">
+            <w:ins w:id="20" w:author="Scopus test procedure" w:date="2026-08-09T00:00:00Z">
               <w:r>
-                <w:t>Check which SIM the modem is on — Step C0. On the wrong card every check in this section passes and no data crosses. That is the single most likely cause of this exact symptom.</w:t>
+                <w:t>How hard the box has to be disturbed before it counts. 100 is the lightest touch (about 15 mg), 0 needs a deliberate shove (about 500 mg). 50 is the default.</w:t>
+              </w:r>
+            </w:ins>
+          </w:p>
+        </w:tc>
+      </w:tr>
+      <w:tr>
+        <w:trPr>
+          <w:ins w:id="21" w:author="Scopus test procedure" w:date="2026-08-09T00:00:00Z"/>
+        </w:trPr>
+        <w:tc>
+          <w:tcPr>
+            <w:tcW w:type="dxa" w:w="4320"/>
+          </w:tcPr>
+          <w:p>
+            <w:pPr>
+              <w:rPr>
+                <w:ins w:id="22" w:author="Scopus test procedure" w:date="2026-08-09T00:00:00Z"/>
+              </w:rPr>
+            </w:pPr>
+            <w:ins w:id="23" w:author="Scopus test procedure" w:date="2026-08-09T00:00:00Z">
+              <w:r>
+                <w:t>no-motion timeout</w:t>
+              </w:r>
+            </w:ins>
+          </w:p>
+        </w:tc>
+        <w:tc>
+          <w:tcPr>
+            <w:tcW w:type="dxa" w:w="4320"/>
+          </w:tcPr>
+          <w:p>
+            <w:pPr>
+              <w:rPr>
+                <w:ins w:id="24" w:author="Scopus test procedure" w:date="2026-08-09T00:00:00Z"/>
+              </w:rPr>
+            </w:pPr>
+            <w:ins w:id="25" w:author="Scopus test procedure" w:date="2026-08-09T00:00:00Z">
+              <w:r>
+                <w:t>How long the box then has to be still before Motion stop is sent. Seconds.</w:t>
               </w:r>
             </w:ins>
           </w:p>
         </w:tc>
       </w:tr>
     </w:tbl>
+    <w:p>
+      <w:pPr>
+        <w:pStyle w:val="Heading2"/>
+        <w:rPr>
+          <w:ins w:id="26" w:author="Scopus test procedure" w:date="2026-08-09T00:00:00Z"/>
+        </w:rPr>
+      </w:pPr>
+      <w:ins w:id="27" w:author="Scopus test procedure" w:date="2026-08-09T00:00:00Z">
+        <w:r>
+          <w:t>Step M1 — Check the sensor is there and awake</w:t>
+        </w:r>
+      </w:ins>
+    </w:p>
+    <w:p>
+      <w:pPr>
+        <w:spacing w:after="80"/>
+        <w:ind w:left="432"/>
+        <w:rPr>
+          <w:ins w:id="28" w:author="Scopus test procedure" w:date="2026-08-09T00:00:00Z"/>
+        </w:rPr>
+      </w:pPr>
+      <w:ins w:id="29" w:author="Scopus test procedure" w:date="2026-08-09T00:00:00Z">
+        <w:r>
+          <w:rPr>
+            <w:rFonts w:ascii="Consolas" w:hAnsi="Consolas"/>
+            <w:b/>
+            <w:color w:val="1F3D7A"/>
+            <w:sz w:val="18"/>
+          </w:rPr>
+          <w:t>cd ~/work/itpnovex/edgeai &amp;&amp; python3 scopus/cam.py "motion query"</w:t>
+        </w:r>
+      </w:ins>
+    </w:p>
+    <w:p>
+      <w:pPr>
+        <w:spacing w:after="40"/>
+        <w:rPr>
+          <w:ins w:id="30" w:author="Scopus test procedure" w:date="2026-08-09T00:00:00Z"/>
+        </w:rPr>
+      </w:pPr>
+      <w:ins w:id="31" w:author="Scopus test procedure" w:date="2026-08-09T00:00:00Z">
+        <w:r>
+          <w:rPr>
+            <w:b/>
+            <w:color w:val="1E6B2E"/>
+            <w:sz w:val="20"/>
+          </w:rPr>
+          <w:t>Expected:</w:t>
+        </w:r>
+      </w:ins>
+    </w:p>
+    <w:p>
+      <w:pPr>
+        <w:spacing w:after="80"/>
+        <w:ind w:left="432"/>
+        <w:rPr>
+          <w:ins w:id="32" w:author="Scopus test procedure" w:date="2026-08-09T00:00:00Z"/>
+        </w:rPr>
+      </w:pPr>
+      <w:ins w:id="33" w:author="Scopus test procedure" w:date="2026-08-09T00:00:00Z">
+        <w:r>
+          <w:rPr>
+            <w:rFonts w:ascii="Consolas" w:hAnsi="Consolas"/>
+            <w:sz w:val="18"/>
+          </w:rPr>
+          <w:t>motion: sensitivity=50 timeout=30</w:t>
+          <w:br/>
+          <w:t>motion: sensor LSM6DSO32 at 0xD6, threshold 265 mg</w:t>
+          <w:br/>
+          <w:t>motion: state=still deviation=3 mg peak=0 mg still=142 s</w:t>
+          <w:br/>
+          <w:t>motion: events start=0 stop=0</w:t>
+        </w:r>
+      </w:ins>
+    </w:p>
+    <w:p>
+      <w:pPr>
+        <w:spacing w:after="80"/>
+        <w:ind w:left="432"/>
+        <w:rPr>
+          <w:ins w:id="34" w:author="Scopus test procedure" w:date="2026-08-09T00:00:00Z"/>
+        </w:rPr>
+      </w:pPr>
+      <w:ins w:id="35" w:author="Scopus test procedure" w:date="2026-08-09T00:00:00Z">
+        <w:r>
+          <w:rPr>
+            <w:rFonts w:ascii="Consolas" w:hAnsi="Consolas"/>
+            <w:b/>
+            <w:color w:val="1F3D7A"/>
+            <w:sz w:val="18"/>
+          </w:rPr>
+          <w:t>cd ~/work/itpnovex/edgeai &amp;&amp; python3 scopus/cam.py "motion read"</w:t>
+        </w:r>
+      </w:ins>
+    </w:p>
+    <w:p>
+      <w:pPr>
+        <w:spacing w:after="40"/>
+        <w:rPr>
+          <w:ins w:id="36" w:author="Scopus test procedure" w:date="2026-08-09T00:00:00Z"/>
+        </w:rPr>
+      </w:pPr>
+      <w:ins w:id="37" w:author="Scopus test procedure" w:date="2026-08-09T00:00:00Z">
+        <w:r>
+          <w:rPr>
+            <w:b/>
+            <w:color w:val="1E6B2E"/>
+            <w:sz w:val="20"/>
+          </w:rPr>
+          <w:t>Expected:</w:t>
+        </w:r>
+      </w:ins>
+    </w:p>
+    <w:p>
+      <w:pPr>
+        <w:spacing w:after="80"/>
+        <w:ind w:left="432"/>
+        <w:rPr>
+          <w:ins w:id="38" w:author="Scopus test procedure" w:date="2026-08-09T00:00:00Z"/>
+        </w:rPr>
+      </w:pPr>
+      <w:ins w:id="39" w:author="Scopus test procedure" w:date="2026-08-09T00:00:00Z">
+        <w:r>
+          <w:rPr>
+            <w:rFonts w:ascii="Consolas" w:hAnsi="Consolas"/>
+            <w:sz w:val="18"/>
+          </w:rPr>
+          <w:t>motion read: x=986 y=-77 z=80 mg</w:t>
+        </w:r>
+      </w:ins>
+    </w:p>
+    <w:p>
+      <w:pPr>
+        <w:ind w:left="432"/>
+        <w:rPr>
+          <w:ins w:id="40" w:author="Scopus test procedure" w:date="2026-08-09T00:00:00Z"/>
+        </w:rPr>
+      </w:pPr>
+      <w:ins w:id="41" w:author="Scopus test procedure" w:date="2026-08-09T00:00:00Z">
+        <w:r>
+          <w:rPr>
+            <w:i/>
+            <w:color w:val="444444"/>
+            <w:sz w:val="18"/>
+          </w:rPr>
+          <w:t>One axis reading about 1000 is gravity. Which axis depends on how the box is standing. If all three read near zero, the sensor is answering but not measuring — report it.</w:t>
+        </w:r>
+      </w:ins>
+    </w:p>
+    <w:p>
+      <w:pPr>
+        <w:pStyle w:val="Heading2"/>
+        <w:rPr>
+          <w:ins w:id="42" w:author="Scopus test procedure" w:date="2026-08-09T00:00:00Z"/>
+        </w:rPr>
+      </w:pPr>
+      <w:ins w:id="43" w:author="Scopus test procedure" w:date="2026-08-09T00:00:00Z">
+        <w:r>
+          <w:t>Step M2 — Make it report a movement</w:t>
+        </w:r>
+      </w:ins>
+    </w:p>
+    <w:p>
+      <w:pPr>
+        <w:rPr>
+          <w:ins w:id="44" w:author="Scopus test procedure" w:date="2026-08-09T00:00:00Z"/>
+        </w:rPr>
+      </w:pPr>
+      <w:ins w:id="45" w:author="Scopus test procedure" w:date="2026-08-09T00:00:00Z">
+        <w:r>
+          <w:t>Set a short no-motion timeout first, so you do not wait 30 seconds for the second event, and allow the two motion events to be reported:</w:t>
+        </w:r>
+      </w:ins>
+    </w:p>
+    <w:p>
+      <w:pPr>
+        <w:spacing w:after="80"/>
+        <w:ind w:left="432"/>
+        <w:rPr>
+          <w:ins w:id="46" w:author="Scopus test procedure" w:date="2026-08-09T00:00:00Z"/>
+        </w:rPr>
+      </w:pPr>
+      <w:ins w:id="47" w:author="Scopus test procedure" w:date="2026-08-09T00:00:00Z">
+        <w:r>
+          <w:rPr>
+            <w:rFonts w:ascii="Consolas" w:hAnsi="Consolas"/>
+            <w:b/>
+            <w:color w:val="1F3D7A"/>
+            <w:sz w:val="18"/>
+          </w:rPr>
+          <w:t>cd ~/work/itpnovex/edgeai &amp;&amp; python3 scopus/cam.py "notify enable 0xff"</w:t>
+        </w:r>
+      </w:ins>
+    </w:p>
+    <w:p>
+      <w:pPr>
+        <w:spacing w:after="80"/>
+        <w:ind w:left="432"/>
+        <w:rPr>
+          <w:ins w:id="48" w:author="Scopus test procedure" w:date="2026-08-09T00:00:00Z"/>
+        </w:rPr>
+      </w:pPr>
+      <w:ins w:id="49" w:author="Scopus test procedure" w:date="2026-08-09T00:00:00Z">
+        <w:r>
+          <w:rPr>
+            <w:rFonts w:ascii="Consolas" w:hAnsi="Consolas"/>
+            <w:b/>
+            <w:color w:val="1F3D7A"/>
+            <w:sz w:val="18"/>
+          </w:rPr>
+          <w:t>cd ~/work/itpnovex/edgeai &amp;&amp; python3 scopus/cam.py "motion sense 50 10"</w:t>
+        </w:r>
+      </w:ins>
+    </w:p>
+    <w:p>
+      <w:pPr>
+        <w:rPr>
+          <w:ins w:id="50" w:author="Scopus test procedure" w:date="2026-08-09T00:00:00Z"/>
+        </w:rPr>
+      </w:pPr>
+      <w:ins w:id="51" w:author="Scopus test procedure" w:date="2026-08-09T00:00:00Z">
+        <w:r>
+          <w:t>Now move the box: pick it up, put it down, or tap it firmly. Watch Window A.</w:t>
+        </w:r>
+      </w:ins>
+    </w:p>
+    <w:p>
+      <w:pPr>
+        <w:spacing w:after="40"/>
+        <w:rPr>
+          <w:ins w:id="52" w:author="Scopus test procedure" w:date="2026-08-09T00:00:00Z"/>
+        </w:rPr>
+      </w:pPr>
+      <w:ins w:id="53" w:author="Scopus test procedure" w:date="2026-08-09T00:00:00Z">
+        <w:r>
+          <w:rPr>
+            <w:b/>
+            <w:color w:val="1E6B2E"/>
+            <w:sz w:val="20"/>
+          </w:rPr>
+          <w:t>Expected:</w:t>
+        </w:r>
+      </w:ins>
+    </w:p>
+    <w:p>
+      <w:pPr>
+        <w:spacing w:after="80"/>
+        <w:ind w:left="432"/>
+        <w:rPr>
+          <w:ins w:id="54" w:author="Scopus test procedure" w:date="2026-08-09T00:00:00Z"/>
+        </w:rPr>
+      </w:pPr>
+      <w:ins w:id="55" w:author="Scopus test procedure" w:date="2026-08-09T00:00:00Z">
+        <w:r>
+          <w:rPr>
+            <w:rFonts w:ascii="Consolas" w:hAnsi="Consolas"/>
+            <w:sz w:val="18"/>
+          </w:rPr>
+          <w:t>{"ser":4194336,"num":0,"rsn":2,"rsd":688,"tim":"20260819170215","mtn":1,…}</w:t>
+          <w:br/>
+          <w:t>{"ser":4194336,"num":1,"rsn":4,"rsd":15,"tim":"20260819170230","mtn":0,…}</w:t>
+        </w:r>
+      </w:ins>
+    </w:p>
+    <w:tbl>
+      <w:tblPr>
+        <w:tblStyle w:val="LightGrid-Accent1"/>
+        <w:tblW w:type="auto" w:w="0"/>
+        <w:tblLook w:firstColumn="1" w:firstRow="1" w:lastColumn="0" w:lastRow="0" w:noHBand="0" w:noVBand="1" w:val="04A0"/>
+      </w:tblPr>
+      <w:tblGrid>
+        <w:gridCol w:w="4320"/>
+        <w:gridCol w:w="4320"/>
+      </w:tblGrid>
+      <w:tr>
+        <w:trPr>
+          <w:ins w:id="56" w:author="Scopus test procedure" w:date="2026-08-09T00:00:00Z"/>
+        </w:trPr>
+        <w:tc>
+          <w:tcPr>
+            <w:tcW w:type="dxa" w:w="4320"/>
+          </w:tcPr>
+          <w:p>
+            <w:pPr>
+              <w:rPr>
+                <w:ins w:id="57" w:author="Scopus test procedure" w:date="2026-08-09T00:00:00Z"/>
+              </w:rPr>
+            </w:pPr>
+            <w:ins w:id="58" w:author="Scopus test procedure" w:date="2026-08-09T00:00:00Z">
+              <w:r>
+                <w:t>Field</w:t>
+              </w:r>
+            </w:ins>
+          </w:p>
+        </w:tc>
+        <w:tc>
+          <w:tcPr>
+            <w:tcW w:type="dxa" w:w="4320"/>
+          </w:tcPr>
+          <w:p>
+            <w:pPr>
+              <w:rPr>
+                <w:ins w:id="59" w:author="Scopus test procedure" w:date="2026-08-09T00:00:00Z"/>
+              </w:rPr>
+            </w:pPr>
+            <w:ins w:id="60" w:author="Scopus test procedure" w:date="2026-08-09T00:00:00Z">
+              <w:r>
+                <w:t>Meaning</w:t>
+              </w:r>
+            </w:ins>
+          </w:p>
+        </w:tc>
+      </w:tr>
+      <w:tr>
+        <w:trPr>
+          <w:ins w:id="61" w:author="Scopus test procedure" w:date="2026-08-09T00:00:00Z"/>
+        </w:trPr>
+        <w:tc>
+          <w:tcPr>
+            <w:tcW w:type="dxa" w:w="4320"/>
+          </w:tcPr>
+          <w:p>
+            <w:pPr>
+              <w:rPr>
+                <w:ins w:id="62" w:author="Scopus test procedure" w:date="2026-08-09T00:00:00Z"/>
+              </w:rPr>
+            </w:pPr>
+            <w:ins w:id="63" w:author="Scopus test procedure" w:date="2026-08-09T00:00:00Z">
+              <w:r>
+                <w:t>rsn=2</w:t>
+              </w:r>
+            </w:ins>
+          </w:p>
+        </w:tc>
+        <w:tc>
+          <w:tcPr>
+            <w:tcW w:type="dxa" w:w="4320"/>
+          </w:tcPr>
+          <w:p>
+            <w:pPr>
+              <w:rPr>
+                <w:ins w:id="64" w:author="Scopus test procedure" w:date="2026-08-09T00:00:00Z"/>
+              </w:rPr>
+            </w:pPr>
+            <w:ins w:id="65" w:author="Scopus test procedure" w:date="2026-08-09T00:00:00Z">
+              <w:r>
+                <w:t>Motion start.</w:t>
+              </w:r>
+            </w:ins>
+          </w:p>
+        </w:tc>
+      </w:tr>
+      <w:tr>
+        <w:trPr>
+          <w:ins w:id="66" w:author="Scopus test procedure" w:date="2026-08-09T00:00:00Z"/>
+        </w:trPr>
+        <w:tc>
+          <w:tcPr>
+            <w:tcW w:type="dxa" w:w="4320"/>
+          </w:tcPr>
+          <w:p>
+            <w:pPr>
+              <w:rPr>
+                <w:ins w:id="67" w:author="Scopus test procedure" w:date="2026-08-09T00:00:00Z"/>
+              </w:rPr>
+            </w:pPr>
+            <w:ins w:id="68" w:author="Scopus test procedure" w:date="2026-08-09T00:00:00Z">
+              <w:r>
+                <w:t>rsn=4</w:t>
+              </w:r>
+            </w:ins>
+          </w:p>
+        </w:tc>
+        <w:tc>
+          <w:tcPr>
+            <w:tcW w:type="dxa" w:w="4320"/>
+          </w:tcPr>
+          <w:p>
+            <w:pPr>
+              <w:rPr>
+                <w:ins w:id="69" w:author="Scopus test procedure" w:date="2026-08-09T00:00:00Z"/>
+              </w:rPr>
+            </w:pPr>
+            <w:ins w:id="70" w:author="Scopus test procedure" w:date="2026-08-09T00:00:00Z">
+              <w:r>
+                <w:t>Motion stop, sent once the box has been still for the no-motion timeout.</w:t>
+              </w:r>
+            </w:ins>
+          </w:p>
+        </w:tc>
+      </w:tr>
+      <w:tr>
+        <w:trPr>
+          <w:ins w:id="71" w:author="Scopus test procedure" w:date="2026-08-09T00:00:00Z"/>
+        </w:trPr>
+        <w:tc>
+          <w:tcPr>
+            <w:tcW w:type="dxa" w:w="4320"/>
+          </w:tcPr>
+          <w:p>
+            <w:pPr>
+              <w:rPr>
+                <w:ins w:id="72" w:author="Scopus test procedure" w:date="2026-08-09T00:00:00Z"/>
+              </w:rPr>
+            </w:pPr>
+            <w:ins w:id="73" w:author="Scopus test procedure" w:date="2026-08-09T00:00:00Z">
+              <w:r>
+                <w:t>rsd</w:t>
+              </w:r>
+            </w:ins>
+          </w:p>
+        </w:tc>
+        <w:tc>
+          <w:tcPr>
+            <w:tcW w:type="dxa" w:w="4320"/>
+          </w:tcPr>
+          <w:p>
+            <w:pPr>
+              <w:rPr>
+                <w:ins w:id="74" w:author="Scopus test procedure" w:date="2026-08-09T00:00:00Z"/>
+              </w:rPr>
+            </w:pPr>
+            <w:ins w:id="75" w:author="Scopus test procedure" w:date="2026-08-09T00:00:00Z">
+              <w:r>
+                <w:t>On start, how big the disturbance was, in mg. On stop, how long the movement lasted, in seconds.</w:t>
+              </w:r>
+            </w:ins>
+          </w:p>
+        </w:tc>
+      </w:tr>
+      <w:tr>
+        <w:trPr>
+          <w:ins w:id="76" w:author="Scopus test procedure" w:date="2026-08-09T00:00:00Z"/>
+        </w:trPr>
+        <w:tc>
+          <w:tcPr>
+            <w:tcW w:type="dxa" w:w="4320"/>
+          </w:tcPr>
+          <w:p>
+            <w:pPr>
+              <w:rPr>
+                <w:ins w:id="77" w:author="Scopus test procedure" w:date="2026-08-09T00:00:00Z"/>
+              </w:rPr>
+            </w:pPr>
+            <w:ins w:id="78" w:author="Scopus test procedure" w:date="2026-08-09T00:00:00Z">
+              <w:r>
+                <w:t>mtn</w:t>
+              </w:r>
+            </w:ins>
+          </w:p>
+        </w:tc>
+        <w:tc>
+          <w:tcPr>
+            <w:tcW w:type="dxa" w:w="4320"/>
+          </w:tcPr>
+          <w:p>
+            <w:pPr>
+              <w:rPr>
+                <w:ins w:id="79" w:author="Scopus test procedure" w:date="2026-08-09T00:00:00Z"/>
+              </w:rPr>
+            </w:pPr>
+            <w:ins w:id="80" w:author="Scopus test procedure" w:date="2026-08-09T00:00:00Z">
+              <w:r>
+                <w:t>1 while the box is moving. It is on every notification, not only these two, so an event that arrives during a move says so.</w:t>
+              </w:r>
+            </w:ins>
+          </w:p>
+        </w:tc>
+      </w:tr>
+    </w:tbl>
+    <w:p>
+      <w:pPr>
+        <w:pStyle w:val="Heading2"/>
+        <w:rPr>
+          <w:ins w:id="81" w:author="Scopus test procedure" w:date="2026-08-09T00:00:00Z"/>
+        </w:rPr>
+      </w:pPr>
+      <w:ins w:id="82" w:author="Scopus test procedure" w:date="2026-08-09T00:00:00Z">
+        <w:r>
+          <w:t>Step M3 — If nobody can touch the box</w:t>
+        </w:r>
+      </w:ins>
+    </w:p>
+    <w:p>
+      <w:pPr>
+        <w:rPr>
+          <w:ins w:id="83" w:author="Scopus test procedure" w:date="2026-08-09T00:00:00Z"/>
+        </w:rPr>
+      </w:pPr>
+      <w:ins w:id="84" w:author="Scopus test procedure" w:date="2026-08-09T00:00:00Z">
+        <w:r>
+          <w:t>The sensor can push its own measuring element, which produces a real movement with nobody near the unit. Use this when the bench is remote:</w:t>
+        </w:r>
+      </w:ins>
+    </w:p>
+    <w:p>
+      <w:pPr>
+        <w:spacing w:after="80"/>
+        <w:ind w:left="432"/>
+        <w:rPr>
+          <w:ins w:id="85" w:author="Scopus test procedure" w:date="2026-08-09T00:00:00Z"/>
+        </w:rPr>
+      </w:pPr>
+      <w:ins w:id="86" w:author="Scopus test procedure" w:date="2026-08-09T00:00:00Z">
+        <w:r>
+          <w:rPr>
+            <w:rFonts w:ascii="Consolas" w:hAnsi="Consolas"/>
+            <w:b/>
+            <w:color w:val="1F3D7A"/>
+            <w:sz w:val="18"/>
+          </w:rPr>
+          <w:t>cd ~/work/itpnovex/edgeai &amp;&amp; python3 scopus/cam.py "motion selftest"</w:t>
+        </w:r>
+      </w:ins>
+    </w:p>
+    <w:p>
+      <w:pPr>
+        <w:spacing w:after="40"/>
+        <w:rPr>
+          <w:ins w:id="87" w:author="Scopus test procedure" w:date="2026-08-09T00:00:00Z"/>
+        </w:rPr>
+      </w:pPr>
+      <w:ins w:id="88" w:author="Scopus test procedure" w:date="2026-08-09T00:00:00Z">
+        <w:r>
+          <w:rPr>
+            <w:b/>
+            <w:color w:val="1E6B2E"/>
+            <w:sz w:val="20"/>
+          </w:rPr>
+          <w:t>Expected:</w:t>
+        </w:r>
+      </w:ins>
+    </w:p>
+    <w:p>
+      <w:pPr>
+        <w:spacing w:after="80"/>
+        <w:ind w:left="432"/>
+        <w:rPr>
+          <w:ins w:id="89" w:author="Scopus test procedure" w:date="2026-08-09T00:00:00Z"/>
+        </w:rPr>
+      </w:pPr>
+      <w:ins w:id="90" w:author="Scopus test procedure" w:date="2026-08-09T00:00:00Z">
+        <w:r>
+          <w:rPr>
+            <w:rFonts w:ascii="Consolas" w:hAnsi="Consolas"/>
+            <w:sz w:val="18"/>
+          </w:rPr>
+          <w:t>motion selftest: sensor responded (shift 681 mg)</w:t>
+        </w:r>
+      </w:ins>
+    </w:p>
+    <w:p>
+      <w:pPr>
+        <w:rPr>
+          <w:ins w:id="91" w:author="Scopus test procedure" w:date="2026-08-09T00:00:00Z"/>
+        </w:rPr>
+      </w:pPr>
+      <w:ins w:id="92" w:author="Scopus test procedure" w:date="2026-08-09T00:00:00Z">
+        <w:r>
+          <w:t>The same two notifications follow, exactly as if the box had been moved by hand. There is also motion simulate 0|1, which asserts the state without involving the sensor at all — use it only to test the reporting path, never to prove the sensor works.</w:t>
+        </w:r>
+      </w:ins>
+    </w:p>
+    <w:p>
+      <w:pPr>
+        <w:rPr>
+          <w:ins w:id="93" w:author="Scopus test procedure" w:date="2026-08-09T00:00:00Z"/>
+        </w:rPr>
+      </w:pPr>
+      <w:ins w:id="94" w:author="Scopus test procedure" w:date="2026-08-09T00:00:00Z">
+        <w:r>
+          <w:t>Put the timeout back when you are done:</w:t>
+        </w:r>
+      </w:ins>
+    </w:p>
+    <w:p>
+      <w:pPr>
+        <w:spacing w:after="80"/>
+        <w:ind w:left="432"/>
+        <w:rPr>
+          <w:ins w:id="95" w:author="Scopus test procedure" w:date="2026-08-09T00:00:00Z"/>
+        </w:rPr>
+      </w:pPr>
+      <w:ins w:id="96" w:author="Scopus test procedure" w:date="2026-08-09T00:00:00Z">
+        <w:r>
+          <w:rPr>
+            <w:rFonts w:ascii="Consolas" w:hAnsi="Consolas"/>
+            <w:b/>
+            <w:color w:val="1F3D7A"/>
+            <w:sz w:val="18"/>
+          </w:rPr>
+          <w:t>cd ~/work/itpnovex/edgeai &amp;&amp; python3 scopus/cam.py "motion sense 50 30"</w:t>
+        </w:r>
+      </w:ins>
+    </w:p>
     <w:sectPr>
       <w:pgSz w:w="12240" w:h="15840"/>
       <w:pgMar w:top="1440" w:right="1800" w:bottom="1440" w:left="1800" w:header="720" w:footer="720" w:gutter="0"/>

--- a/scopus/Scopus_Tester_Manual_tracked.docx
+++ b/scopus/Scopus_Tester_Manual_tracked.docx
@@ -26,7 +26,7 @@
       </w:pPr>
       <w:del w:id="2" w:author="Scopus test procedure" w:date="2026-08-09T00:00:00Z">
         <w:r>
-          <w:delText xml:space="preserve">Generated 2026-08-16 from scopus/make_tester_manual.py. Every command below was run, in this order, on the bench PC this document is written for, and each “Expected” block is the output that came back. The one exception is Step 9, which needs a person standing in front of the camera; its example is a real live detection recorded on the same bench.</w:delText>
+          <w:delText xml:space="preserve">Generated 2026-08-19 from scopus/make_tester_manual.py. Every command below was run, in this order, on the bench PC this document is written for, and each “Expected” block is the output that came back. The one exception is Step 9, which needs a person standing in front of the camera; its example is a real live detection recorded on the same bench.</w:delText>
         </w:r>
       </w:del>
     </w:p>
@@ -38,7 +38,7 @@
       </w:pPr>
       <w:ins w:id="4" w:author="Scopus test procedure" w:date="2026-08-09T00:00:00Z">
         <w:r>
-          <w:t>Generated 2026-08-19 from scopus/make_tester_manual.py. Every command below was run, in this order, on the bench PC this document is written for, and each “Expected” block is the output that came back. The one exception is Step 9, which needs a person standing in front of the camera; its example is a real live detection recorded on the same bench.</w:t>
+          <w:t>Generated 2026-08-26 from scopus/make_tester_manual.py. Every command below was run, in this order, on the bench PC this document is written for, and each “Expected” block is the output that came back. The one exception is Step 9, which needs a person standing in front of the camera; its example is a real live detection recorded on the same bench.</w:t>
         </w:r>
       </w:ins>
     </w:p>
@@ -289,14 +289,24 @@
         </w:tc>
       </w:tr>
       <w:tr>
+        <w:trPr>
+          <w:del w:id="5" w:author="Scopus test procedure" w:date="2026-08-09T00:00:00Z"/>
+        </w:trPr>
         <w:tc>
           <w:tcPr>
             <w:tcW w:type="dxa" w:w="2880"/>
           </w:tcPr>
           <w:p>
-            <w:r>
-              <w:t>Cellular</w:t>
-            </w:r>
+            <w:pPr>
+              <w:rPr>
+                <w:del w:id="6" w:author="Scopus test procedure" w:date="2026-08-09T00:00:00Z"/>
+              </w:rPr>
+            </w:pPr>
+            <w:del w:id="7" w:author="Scopus test procedure" w:date="2026-08-09T00:00:00Z">
+              <w:r>
+                <w:delText xml:space="preserve">Cellular</w:delText>
+              </w:r>
+            </w:del>
           </w:p>
         </w:tc>
         <w:tc>
@@ -304,9 +314,16 @@
             <w:tcW w:type="dxa" w:w="2880"/>
           </w:tcPr>
           <w:p>
-            <w:r>
-              <w:t>Over the mobile network to a server on the internet, which this PC then reads. This is what a deployed unit does.</w:t>
-            </w:r>
+            <w:pPr>
+              <w:rPr>
+                <w:del w:id="8" w:author="Scopus test procedure" w:date="2026-08-09T00:00:00Z"/>
+              </w:rPr>
+            </w:pPr>
+            <w:del w:id="9" w:author="Scopus test procedure" w:date="2026-08-09T00:00:00Z">
+              <w:r>
+                <w:delText xml:space="preserve">Over the mobile network to a server on the internet, which this PC then reads. This is what a deployed unit does.</w:delText>
+              </w:r>
+            </w:del>
           </w:p>
         </w:tc>
         <w:tc>
@@ -314,9 +331,72 @@
             <w:tcW w:type="dxa" w:w="2880"/>
           </w:tcPr>
           <w:p>
-            <w:r>
-              <w:t>Section 18. It replaces Steps 3 and 4; everything else is identical</w:t>
-            </w:r>
+            <w:pPr>
+              <w:rPr>
+                <w:del w:id="10" w:author="Scopus test procedure" w:date="2026-08-09T00:00:00Z"/>
+              </w:rPr>
+            </w:pPr>
+            <w:del w:id="11" w:author="Scopus test procedure" w:date="2026-08-09T00:00:00Z">
+              <w:r>
+                <w:delText xml:space="preserve">Section 18. It replaces Steps 3 and 4; everything else is identical</w:delText>
+              </w:r>
+            </w:del>
+          </w:p>
+        </w:tc>
+      </w:tr>
+      <w:tr>
+        <w:trPr>
+          <w:ins w:id="12" w:author="Scopus test procedure" w:date="2026-08-09T00:00:00Z"/>
+        </w:trPr>
+        <w:tc>
+          <w:tcPr>
+            <w:tcW w:type="dxa" w:w="2880"/>
+          </w:tcPr>
+          <w:p>
+            <w:pPr>
+              <w:rPr>
+                <w:ins w:id="13" w:author="Scopus test procedure" w:date="2026-08-09T00:00:00Z"/>
+              </w:rPr>
+            </w:pPr>
+            <w:ins w:id="14" w:author="Scopus test procedure" w:date="2026-08-09T00:00:00Z">
+              <w:r>
+                <w:t>Cellular</w:t>
+              </w:r>
+            </w:ins>
+          </w:p>
+        </w:tc>
+        <w:tc>
+          <w:tcPr>
+            <w:tcW w:type="dxa" w:w="2880"/>
+          </w:tcPr>
+          <w:p>
+            <w:pPr>
+              <w:rPr>
+                <w:ins w:id="15" w:author="Scopus test procedure" w:date="2026-08-09T00:00:00Z"/>
+              </w:rPr>
+            </w:pPr>
+            <w:ins w:id="16" w:author="Scopus test procedure" w:date="2026-08-09T00:00:00Z">
+              <w:r>
+                <w:t>Over the mobile network to the customer's server, which this PC then reads. This is what a deployed unit does.</w:t>
+              </w:r>
+            </w:ins>
+          </w:p>
+        </w:tc>
+        <w:tc>
+          <w:tcPr>
+            <w:tcW w:type="dxa" w:w="2880"/>
+          </w:tcPr>
+          <w:p>
+            <w:pPr>
+              <w:rPr>
+                <w:ins w:id="17" w:author="Scopus test procedure" w:date="2026-08-09T00:00:00Z"/>
+              </w:rPr>
+            </w:pPr>
+            <w:ins w:id="18" w:author="Scopus test procedure" w:date="2026-08-09T00:00:00Z">
+              <w:r>
+                <w:t>Scopus_QA_Flow.docx, Part 2 — a document of its own</w:t>
+              </w:r>
+            </w:ins>
           </w:p>
         </w:tc>
       </w:tr>
@@ -520,14 +600,24 @@
         </w:tc>
       </w:tr>
       <w:tr>
+        <w:trPr>
+          <w:del w:id="19" w:author="Scopus test procedure" w:date="2026-08-09T00:00:00Z"/>
+        </w:trPr>
         <w:tc>
           <w:tcPr>
             <w:tcW w:type="dxa" w:w="4320"/>
           </w:tcPr>
           <w:p>
-            <w:r>
-              <w:t>This PC</w:t>
-            </w:r>
+            <w:pPr>
+              <w:rPr>
+                <w:del w:id="20" w:author="Scopus test procedure" w:date="2026-08-09T00:00:00Z"/>
+              </w:rPr>
+            </w:pPr>
+            <w:del w:id="21" w:author="Scopus test procedure" w:date="2026-08-09T00:00:00Z">
+              <w:r>
+                <w:delText xml:space="preserve">This PC</w:delText>
+              </w:r>
+            </w:del>
           </w:p>
         </w:tc>
         <w:tc>
@@ -535,9 +625,55 @@
             <w:tcW w:type="dxa" w:w="4320"/>
           </w:tcPr>
           <w:p>
-            <w:r>
-              <w:t>T7ARYZ0009769Z2 — the PC the two boards are plugged into, and the one every command in this document is typed on. It plays the part of the customer's server. Its address on the modem's network is 192.168.2.3</w:t>
-            </w:r>
+            <w:pPr>
+              <w:rPr>
+                <w:del w:id="22" w:author="Scopus test procedure" w:date="2026-08-09T00:00:00Z"/>
+              </w:rPr>
+            </w:pPr>
+            <w:del w:id="23" w:author="Scopus test procedure" w:date="2026-08-09T00:00:00Z">
+              <w:r>
+                <w:delText xml:space="preserve">T7ARYZ0009769Z2 — the PC the two boards are plugged into, and the one every command in this document is typed on. It plays the part of the customer's server. Its address on the modem's network is 192.168.2.3</w:delText>
+              </w:r>
+            </w:del>
+          </w:p>
+        </w:tc>
+      </w:tr>
+      <w:tr>
+        <w:trPr>
+          <w:ins w:id="24" w:author="Scopus test procedure" w:date="2026-08-09T00:00:00Z"/>
+        </w:trPr>
+        <w:tc>
+          <w:tcPr>
+            <w:tcW w:type="dxa" w:w="4320"/>
+          </w:tcPr>
+          <w:p>
+            <w:pPr>
+              <w:rPr>
+                <w:ins w:id="25" w:author="Scopus test procedure" w:date="2026-08-09T00:00:00Z"/>
+              </w:rPr>
+            </w:pPr>
+            <w:ins w:id="26" w:author="Scopus test procedure" w:date="2026-08-09T00:00:00Z">
+              <w:r>
+                <w:t>This PC</w:t>
+              </w:r>
+            </w:ins>
+          </w:p>
+        </w:tc>
+        <w:tc>
+          <w:tcPr>
+            <w:tcW w:type="dxa" w:w="4320"/>
+          </w:tcPr>
+          <w:p>
+            <w:pPr>
+              <w:rPr>
+                <w:ins w:id="27" w:author="Scopus test procedure" w:date="2026-08-09T00:00:00Z"/>
+              </w:rPr>
+            </w:pPr>
+            <w:ins w:id="28" w:author="Scopus test procedure" w:date="2026-08-09T00:00:00Z">
+              <w:r>
+                <w:t>100.115.215.6 — the PC the two boards are plugged into, and the one every command in this document is typed on. It plays the part of the customer's server. Its address on the modem's network is 192.168.2.3</w:t>
+              </w:r>
+            </w:ins>
           </w:p>
         </w:tc>
       </w:tr>
@@ -630,14 +766,24 @@
         </w:tc>
       </w:tr>
       <w:tr>
+        <w:trPr>
+          <w:del w:id="29" w:author="Scopus test procedure" w:date="2026-08-09T00:00:00Z"/>
+        </w:trPr>
         <w:tc>
           <w:tcPr>
             <w:tcW w:type="dxa" w:w="4320"/>
           </w:tcPr>
           <w:p>
-            <w:r>
-              <w:t>Relay</w:t>
-            </w:r>
+            <w:pPr>
+              <w:rPr>
+                <w:del w:id="30" w:author="Scopus test procedure" w:date="2026-08-09T00:00:00Z"/>
+              </w:rPr>
+            </w:pPr>
+            <w:del w:id="31" w:author="Scopus test procedure" w:date="2026-08-09T00:00:00Z">
+              <w:r>
+                <w:delText xml:space="preserve">Relay</w:delText>
+              </w:r>
+            </w:del>
           </w:p>
         </w:tc>
         <w:tc>
@@ -645,9 +791,16 @@
             <w:tcW w:type="dxa" w:w="4320"/>
           </w:tcPr>
           <w:p>
-            <w:r>
-              <w:t>For the cellular test only (section 18): a server at 165.22.181.245 that receives what the modem sends over the mobile network. Already running; nothing to start</w:t>
-            </w:r>
+            <w:pPr>
+              <w:rPr>
+                <w:del w:id="32" w:author="Scopus test procedure" w:date="2026-08-09T00:00:00Z"/>
+              </w:rPr>
+            </w:pPr>
+            <w:del w:id="33" w:author="Scopus test procedure" w:date="2026-08-09T00:00:00Z">
+              <w:r>
+                <w:delText xml:space="preserve">For the cellular test only (section 18): a server at 165.22.181.245 that receives what the modem sends over the mobile network. Already running; nothing to start</w:delText>
+              </w:r>
+            </w:del>
           </w:p>
         </w:tc>
       </w:tr>
@@ -676,15 +829,38 @@
     <w:p>
       <w:pPr>
         <w:ind w:left="432"/>
-      </w:pPr>
-      <w:r>
         <w:rPr>
-          <w:i/>
-          <w:color w:val="444444"/>
-          <w:sz w:val="18"/>
+          <w:del w:id="34" w:author="Scopus test procedure" w:date="2026-08-09T00:00:00Z"/>
         </w:rPr>
-        <w:t>The login password is the same as the machine's name, T7ARYZ0009769Z2. If the connection times out, you are not on a network that can see this PC — that is a network problem to raise, not a test failure.</w:t>
-      </w:r>
+      </w:pPr>
+      <w:del w:id="35" w:author="Scopus test procedure" w:date="2026-08-09T00:00:00Z">
+        <w:r>
+          <w:rPr>
+            <w:i/>
+            <w:color w:val="444444"/>
+            <w:sz w:val="18"/>
+          </w:rPr>
+          <w:delText xml:space="preserve">The login password is the same as the machine's name, T7ARYZ0009769Z2. If the connection times out, you are not on a network that can see this PC — that is a network problem to raise, not a test failure.</w:delText>
+        </w:r>
+      </w:del>
+    </w:p>
+    <w:p>
+      <w:pPr>
+        <w:ind w:left="432"/>
+        <w:rPr>
+          <w:ins w:id="36" w:author="Scopus test procedure" w:date="2026-08-09T00:00:00Z"/>
+        </w:rPr>
+      </w:pPr>
+      <w:ins w:id="37" w:author="Scopus test procedure" w:date="2026-08-09T00:00:00Z">
+        <w:r>
+          <w:rPr>
+            <w:i/>
+            <w:color w:val="444444"/>
+            <w:sz w:val="18"/>
+          </w:rPr>
+          <w:t>The login password is the same as the machine's name, 100.115.215.6. If the connection times out, you are not on a network that can see this PC — that is a network problem to raise, not a test failure.</w:t>
+        </w:r>
+      </w:ins>
     </w:p>
     <w:p>
       <w:pPr>
@@ -3349,15 +3525,38 @@
     <w:p>
       <w:pPr>
         <w:ind w:left="432"/>
-      </w:pPr>
-      <w:r>
         <w:rPr>
-          <w:i/>
-          <w:color w:val="444444"/>
-          <w:sz w:val="18"/>
+          <w:del w:id="38" w:author="Scopus test procedure" w:date="2026-08-09T00:00:00Z"/>
         </w:rPr>
-        <w:t>Running the cellular mode (section 18)? The same eleven apply unchanged, with one substitution: criterion 2 becomes “all four flags of AT+SDVRNET? are 1”, which is Step C1 rather than Step 4. Say in your report which mode each result came from — “the event arrived” means something different over the cable than it does over the mobile network.</w:t>
-      </w:r>
+      </w:pPr>
+      <w:del w:id="39" w:author="Scopus test procedure" w:date="2026-08-09T00:00:00Z">
+        <w:r>
+          <w:rPr>
+            <w:i/>
+            <w:color w:val="444444"/>
+            <w:sz w:val="18"/>
+          </w:rPr>
+          <w:delText xml:space="preserve">Running the cellular mode (section 18)? The same eleven apply unchanged, with one substitution: criterion 2 becomes “all four flags of AT+SDVRNET? are 1”, which is Step C1 rather than Step 4. Say in your report which mode each result came from — “the event arrived” means something different over the cable than it does over the mobile network.</w:delText>
+        </w:r>
+      </w:del>
+    </w:p>
+    <w:p>
+      <w:pPr>
+        <w:ind w:left="432"/>
+        <w:rPr>
+          <w:ins w:id="40" w:author="Scopus test procedure" w:date="2026-08-09T00:00:00Z"/>
+        </w:rPr>
+      </w:pPr>
+      <w:ins w:id="41" w:author="Scopus test procedure" w:date="2026-08-09T00:00:00Z">
+        <w:r>
+          <w:rPr>
+            <w:i/>
+            <w:color w:val="444444"/>
+            <w:sz w:val="18"/>
+          </w:rPr>
+          <w:t>Testing over the mobile network instead? That is Scopus_QA_Flow.docx, Part 2, and it carries its own pass criteria. Say in your report which mode each result came from — “the event arrived” means something different over the cable than it does over the mobile network.</w:t>
+        </w:r>
+      </w:ins>
     </w:p>
     <w:p>
       <w:pPr>
@@ -4106,55 +4305,105 @@
       <w:pPr>
         <w:spacing w:after="80"/>
         <w:ind w:left="432"/>
-      </w:pPr>
-      <w:r>
         <w:rPr>
-          <w:rFonts w:ascii="Consolas" w:hAnsi="Consolas"/>
-          <w:sz w:val="18"/>
+          <w:del w:id="42" w:author="Scopus test procedure" w:date="2026-08-09T00:00:00Z"/>
         </w:rPr>
-        <w:t xml:space="preserve">  TOTAL: 57   PASS: 56   FAIL: 0   GAP: 0   SKIP: 1</w:t>
-      </w:r>
+      </w:pPr>
+      <w:del w:id="43" w:author="Scopus test procedure" w:date="2026-08-09T00:00:00Z">
+        <w:r>
+          <w:rPr>
+            <w:rFonts w:ascii="Consolas" w:hAnsi="Consolas"/>
+            <w:sz w:val="18"/>
+          </w:rPr>
+          <w:delText xml:space="preserve">  TOTAL: 57   PASS: 56   FAIL: 0   GAP: 0   SKIP: 1</w:delText>
+        </w:r>
+      </w:del>
     </w:p>
     <w:p>
-      <w:r>
-        <w:t>The one skip is the SD card slot being empty.</w:t>
-      </w:r>
+      <w:pPr>
+        <w:rPr>
+          <w:del w:id="44" w:author="Scopus test procedure" w:date="2026-08-09T00:00:00Z"/>
+        </w:rPr>
+      </w:pPr>
+      <w:del w:id="45" w:author="Scopus test procedure" w:date="2026-08-09T00:00:00Z">
+        <w:r>
+          <w:delText xml:space="preserve">The one skip is the SD card slot being empty.</w:delText>
+        </w:r>
+      </w:del>
     </w:p>
     <w:p>
-      <w:r>
-        <w:br w:type="page"/>
-      </w:r>
+      <w:pPr>
+        <w:rPr>
+          <w:del w:id="46" w:author="Scopus test procedure" w:date="2026-08-09T00:00:00Z"/>
+        </w:rPr>
+      </w:pPr>
+      <w:del w:id="47" w:author="Scopus test procedure" w:date="2026-08-09T00:00:00Z">
+        <w:r>
+          <w:br w:type="page"/>
+        </w:r>
+      </w:del>
     </w:p>
     <w:p>
       <w:pPr>
         <w:pStyle w:val="Heading1"/>
-      </w:pPr>
-      <w:r>
-        <w:t>18. Testing over the cellular network</w:t>
-      </w:r>
+        <w:rPr>
+          <w:del w:id="48" w:author="Scopus test procedure" w:date="2026-08-09T00:00:00Z"/>
+        </w:rPr>
+      </w:pPr>
+      <w:del w:id="49" w:author="Scopus test procedure" w:date="2026-08-09T00:00:00Z">
+        <w:r>
+          <w:delText xml:space="preserve">18. Testing over the cellular network</w:delText>
+        </w:r>
+      </w:del>
     </w:p>
     <w:p>
-      <w:r>
-        <w:t>Everything above runs over the USB cable between this PC and the modem. This section runs the same test with the cable carrying nothing: the modem sends over its own cellular connection, to a server on the internet, and this PC watches what arrives there. It is the configuration a deployed unit actually uses.</w:t>
-      </w:r>
+      <w:pPr>
+        <w:rPr>
+          <w:del w:id="50" w:author="Scopus test procedure" w:date="2026-08-09T00:00:00Z"/>
+        </w:rPr>
+      </w:pPr>
+      <w:del w:id="51" w:author="Scopus test procedure" w:date="2026-08-09T00:00:00Z">
+        <w:r>
+          <w:delText xml:space="preserve">Everything above runs over the USB cable between this PC and the modem. This section runs the same test with the cable carrying nothing: the modem sends over its own cellular connection, to a server on the internet, and this PC watches what arrives there. It is the configuration a deployed unit actually uses.</w:delText>
+        </w:r>
+      </w:del>
     </w:p>
     <w:p>
       <w:pPr>
         <w:pStyle w:val="Heading2"/>
-      </w:pPr>
-      <w:r>
-        <w:t>Why it needs a server in the middle</w:t>
-      </w:r>
+        <w:rPr>
+          <w:del w:id="52" w:author="Scopus test procedure" w:date="2026-08-09T00:00:00Z"/>
+        </w:rPr>
+      </w:pPr>
+      <w:del w:id="53" w:author="Scopus test procedure" w:date="2026-08-09T00:00:00Z">
+        <w:r>
+          <w:delText xml:space="preserve">Why it needs a server in the middle</w:delText>
+        </w:r>
+      </w:del>
     </w:p>
     <w:p>
-      <w:r>
-        <w:t>On cellular the modem is given a private address by the mobile operator, so nothing on the internet can open a connection to it. This PC is behind an office router, so nothing can open a connection to this PC either. Neither end can reach the other, and no amount of configuration changes that.</w:t>
-      </w:r>
+      <w:pPr>
+        <w:rPr>
+          <w:del w:id="54" w:author="Scopus test procedure" w:date="2026-08-09T00:00:00Z"/>
+        </w:rPr>
+      </w:pPr>
+      <w:del w:id="55" w:author="Scopus test procedure" w:date="2026-08-09T00:00:00Z">
+        <w:r>
+          <w:delText xml:space="preserve">On cellular the modem is given a private address by the mobile operator, so nothing on the internet can open a connection to it. This PC is behind an office router, so nothing can open a connection to this PC either. Neither end can reach the other, and no amount of configuration changes that.</w:delText>
+        </w:r>
+      </w:del>
     </w:p>
     <w:p>
-      <w:r>
-        <w:t>So a third machine holds the middle. It has a fixed public address; the modem sends to it, and this PC asks it what arrived. Both ends make outgoing connections only, which is why this works from any network — the office, a hotspot, a customer site — with nothing to set up on the router.</w:t>
-      </w:r>
+      <w:pPr>
+        <w:rPr>
+          <w:del w:id="56" w:author="Scopus test procedure" w:date="2026-08-09T00:00:00Z"/>
+        </w:rPr>
+      </w:pPr>
+      <w:del w:id="57" w:author="Scopus test procedure" w:date="2026-08-09T00:00:00Z">
+        <w:r>
+          <w:delText xml:space="preserve">So a third machine holds the middle. It has a fixed public address; the modem sends to it, and this PC asks it what arrived. Both ends make outgoing connections only, which is why this works from any network — the office, a hotspot, a customer site — with nothing to set up on the router.</w:delText>
+        </w:r>
+      </w:del>
     </w:p>
     <w:tbl>
       <w:tblPr>
@@ -4168,14 +4417,24 @@
         <w:gridCol w:w="2880"/>
       </w:tblGrid>
       <w:tr>
+        <w:trPr>
+          <w:del w:id="58" w:author="Scopus test procedure" w:date="2026-08-09T00:00:00Z"/>
+        </w:trPr>
         <w:tc>
           <w:tcPr>
             <w:tcW w:type="dxa" w:w="2880"/>
           </w:tcPr>
           <w:p>
-            <w:r>
-              <w:t>Piece</w:t>
-            </w:r>
+            <w:pPr>
+              <w:rPr>
+                <w:del w:id="59" w:author="Scopus test procedure" w:date="2026-08-09T00:00:00Z"/>
+              </w:rPr>
+            </w:pPr>
+            <w:del w:id="60" w:author="Scopus test procedure" w:date="2026-08-09T00:00:00Z">
+              <w:r>
+                <w:delText xml:space="preserve">Piece</w:delText>
+              </w:r>
+            </w:del>
           </w:p>
         </w:tc>
         <w:tc>
@@ -4183,9 +4442,16 @@
             <w:tcW w:type="dxa" w:w="2880"/>
           </w:tcPr>
           <w:p>
-            <w:r>
-              <w:t>Where it runs</w:t>
-            </w:r>
+            <w:pPr>
+              <w:rPr>
+                <w:del w:id="61" w:author="Scopus test procedure" w:date="2026-08-09T00:00:00Z"/>
+              </w:rPr>
+            </w:pPr>
+            <w:del w:id="62" w:author="Scopus test procedure" w:date="2026-08-09T00:00:00Z">
+              <w:r>
+                <w:delText xml:space="preserve">Where it runs</w:delText>
+              </w:r>
+            </w:del>
           </w:p>
         </w:tc>
         <w:tc>
@@ -4193,21 +4459,38 @@
             <w:tcW w:type="dxa" w:w="2880"/>
           </w:tcPr>
           <w:p>
-            <w:r>
-              <w:t>What it does</w:t>
-            </w:r>
+            <w:pPr>
+              <w:rPr>
+                <w:del w:id="63" w:author="Scopus test procedure" w:date="2026-08-09T00:00:00Z"/>
+              </w:rPr>
+            </w:pPr>
+            <w:del w:id="64" w:author="Scopus test procedure" w:date="2026-08-09T00:00:00Z">
+              <w:r>
+                <w:delText xml:space="preserve">What it does</w:delText>
+              </w:r>
+            </w:del>
           </w:p>
         </w:tc>
       </w:tr>
       <w:tr>
+        <w:trPr>
+          <w:del w:id="65" w:author="Scopus test procedure" w:date="2026-08-09T00:00:00Z"/>
+        </w:trPr>
         <w:tc>
           <w:tcPr>
             <w:tcW w:type="dxa" w:w="2880"/>
           </w:tcPr>
           <w:p>
-            <w:r>
-              <w:t>cloud_relay.py</w:t>
-            </w:r>
+            <w:pPr>
+              <w:rPr>
+                <w:del w:id="66" w:author="Scopus test procedure" w:date="2026-08-09T00:00:00Z"/>
+              </w:rPr>
+            </w:pPr>
+            <w:del w:id="67" w:author="Scopus test procedure" w:date="2026-08-09T00:00:00Z">
+              <w:r>
+                <w:delText xml:space="preserve">cloud_relay.py</w:delText>
+              </w:r>
+            </w:del>
           </w:p>
         </w:tc>
         <w:tc>
@@ -4215,9 +4498,16 @@
             <w:tcW w:type="dxa" w:w="2880"/>
           </w:tcPr>
           <w:p>
-            <w:r>
-              <w:t>the public server, 165.22.181.245</w:t>
-            </w:r>
+            <w:pPr>
+              <w:rPr>
+                <w:del w:id="68" w:author="Scopus test procedure" w:date="2026-08-09T00:00:00Z"/>
+              </w:rPr>
+            </w:pPr>
+            <w:del w:id="69" w:author="Scopus test procedure" w:date="2026-08-09T00:00:00Z">
+              <w:r>
+                <w:delText xml:space="preserve">the public server, 165.22.181.245</w:delText>
+              </w:r>
+            </w:del>
           </w:p>
         </w:tc>
         <w:tc>
@@ -4225,21 +4515,38 @@
             <w:tcW w:type="dxa" w:w="2880"/>
           </w:tcPr>
           <w:p>
-            <w:r>
-              <w:t>receives the notifications and the photos, and keeps them</w:t>
-            </w:r>
+            <w:pPr>
+              <w:rPr>
+                <w:del w:id="70" w:author="Scopus test procedure" w:date="2026-08-09T00:00:00Z"/>
+              </w:rPr>
+            </w:pPr>
+            <w:del w:id="71" w:author="Scopus test procedure" w:date="2026-08-09T00:00:00Z">
+              <w:r>
+                <w:delText xml:space="preserve">receives the notifications and the photos, and keeps them</w:delText>
+              </w:r>
+            </w:del>
           </w:p>
         </w:tc>
       </w:tr>
       <w:tr>
+        <w:trPr>
+          <w:del w:id="72" w:author="Scopus test procedure" w:date="2026-08-09T00:00:00Z"/>
+        </w:trPr>
         <w:tc>
           <w:tcPr>
             <w:tcW w:type="dxa" w:w="2880"/>
           </w:tcPr>
           <w:p>
-            <w:r>
-              <w:t>relay_pull.py</w:t>
-            </w:r>
+            <w:pPr>
+              <w:rPr>
+                <w:del w:id="73" w:author="Scopus test procedure" w:date="2026-08-09T00:00:00Z"/>
+              </w:rPr>
+            </w:pPr>
+            <w:del w:id="74" w:author="Scopus test procedure" w:date="2026-08-09T00:00:00Z">
+              <w:r>
+                <w:delText xml:space="preserve">relay_pull.py</w:delText>
+              </w:r>
+            </w:del>
           </w:p>
         </w:tc>
         <w:tc>
@@ -4247,9 +4554,16 @@
             <w:tcW w:type="dxa" w:w="2880"/>
           </w:tcPr>
           <w:p>
-            <w:r>
-              <w:t>this PC</w:t>
-            </w:r>
+            <w:pPr>
+              <w:rPr>
+                <w:del w:id="75" w:author="Scopus test procedure" w:date="2026-08-09T00:00:00Z"/>
+              </w:rPr>
+            </w:pPr>
+            <w:del w:id="76" w:author="Scopus test procedure" w:date="2026-08-09T00:00:00Z">
+              <w:r>
+                <w:delText xml:space="preserve">this PC</w:delText>
+              </w:r>
+            </w:del>
           </w:p>
         </w:tc>
         <w:tc>
@@ -4257,21 +4571,38 @@
             <w:tcW w:type="dxa" w:w="2880"/>
           </w:tcPr>
           <w:p>
-            <w:r>
-              <w:t>asks the relay what arrived and saves it here, exactly as test_server.py did in Step 3</w:t>
-            </w:r>
+            <w:pPr>
+              <w:rPr>
+                <w:del w:id="77" w:author="Scopus test procedure" w:date="2026-08-09T00:00:00Z"/>
+              </w:rPr>
+            </w:pPr>
+            <w:del w:id="78" w:author="Scopus test procedure" w:date="2026-08-09T00:00:00Z">
+              <w:r>
+                <w:delText xml:space="preserve">asks the relay what arrived and saves it here, exactly as test_server.py did in Step 3</w:delText>
+              </w:r>
+            </w:del>
           </w:p>
         </w:tc>
       </w:tr>
       <w:tr>
+        <w:trPr>
+          <w:del w:id="79" w:author="Scopus test procedure" w:date="2026-08-09T00:00:00Z"/>
+        </w:trPr>
         <w:tc>
           <w:tcPr>
             <w:tcW w:type="dxa" w:w="2880"/>
           </w:tcPr>
           <w:p>
-            <w:r>
-              <w:t>the modem</w:t>
-            </w:r>
+            <w:pPr>
+              <w:rPr>
+                <w:del w:id="80" w:author="Scopus test procedure" w:date="2026-08-09T00:00:00Z"/>
+              </w:rPr>
+            </w:pPr>
+            <w:del w:id="81" w:author="Scopus test procedure" w:date="2026-08-09T00:00:00Z">
+              <w:r>
+                <w:delText xml:space="preserve">the modem</w:delText>
+              </w:r>
+            </w:del>
           </w:p>
         </w:tc>
         <w:tc>
@@ -4279,9 +4610,16 @@
             <w:tcW w:type="dxa" w:w="2880"/>
           </w:tcPr>
           <w:p>
-            <w:r>
-              <w:t>the bench</w:t>
-            </w:r>
+            <w:pPr>
+              <w:rPr>
+                <w:del w:id="82" w:author="Scopus test procedure" w:date="2026-08-09T00:00:00Z"/>
+              </w:rPr>
+            </w:pPr>
+            <w:del w:id="83" w:author="Scopus test procedure" w:date="2026-08-09T00:00:00Z">
+              <w:r>
+                <w:delText xml:space="preserve">the bench</w:delText>
+              </w:r>
+            </w:del>
           </w:p>
         </w:tc>
         <w:tc>
@@ -4289,9 +4627,16 @@
             <w:tcW w:type="dxa" w:w="2880"/>
           </w:tcPr>
           <w:p>
-            <w:r>
-              <w:t>sends to the relay's public address over cellular</w:t>
-            </w:r>
+            <w:pPr>
+              <w:rPr>
+                <w:del w:id="84" w:author="Scopus test procedure" w:date="2026-08-09T00:00:00Z"/>
+              </w:rPr>
+            </w:pPr>
+            <w:del w:id="85" w:author="Scopus test procedure" w:date="2026-08-09T00:00:00Z">
+              <w:r>
+                <w:delText xml:space="preserve">sends to the relay's public address over cellular</w:delText>
+              </w:r>
+            </w:del>
           </w:p>
         </w:tc>
       </w:tr>
@@ -4299,401 +4644,603 @@
     <w:p>
       <w:pPr>
         <w:ind w:left="432"/>
-      </w:pPr>
-      <w:r>
         <w:rPr>
-          <w:i/>
-          <w:color w:val="444444"/>
-          <w:sz w:val="18"/>
+          <w:del w:id="86" w:author="Scopus test procedure" w:date="2026-08-09T00:00:00Z"/>
         </w:rPr>
-        <w:t>The relay is already installed and running as a service. Nothing in this section starts or stops it.</w:t>
-      </w:r>
+      </w:pPr>
+      <w:del w:id="87" w:author="Scopus test procedure" w:date="2026-08-09T00:00:00Z">
+        <w:r>
+          <w:rPr>
+            <w:i/>
+            <w:color w:val="444444"/>
+            <w:sz w:val="18"/>
+          </w:rPr>
+          <w:delText xml:space="preserve">The relay is already installed and running as a service. Nothing in this section starts or stops it.</w:delText>
+        </w:r>
+      </w:del>
     </w:p>
     <w:p>
       <w:pPr>
         <w:pStyle w:val="Heading2"/>
-      </w:pPr>
-      <w:r>
-        <w:t>Step C0 — Check the modem can use cellular at all</w:t>
-      </w:r>
+        <w:rPr>
+          <w:del w:id="88" w:author="Scopus test procedure" w:date="2026-08-09T00:00:00Z"/>
+        </w:rPr>
+      </w:pPr>
+      <w:del w:id="89" w:author="Scopus test procedure" w:date="2026-08-09T00:00:00Z">
+        <w:r>
+          <w:delText xml:space="preserve">Step C0 — Check the modem can use cellular at all</w:delText>
+        </w:r>
+      </w:del>
     </w:p>
     <w:p>
-      <w:r>
-        <w:t>Two minutes here saves an hour of blaming the product. Run these three, in Window B, before anything else.</w:t>
-      </w:r>
+      <w:pPr>
+        <w:rPr>
+          <w:del w:id="90" w:author="Scopus test procedure" w:date="2026-08-09T00:00:00Z"/>
+        </w:rPr>
+      </w:pPr>
+      <w:del w:id="91" w:author="Scopus test procedure" w:date="2026-08-09T00:00:00Z">
+        <w:r>
+          <w:delText xml:space="preserve">Two minutes here saves an hour of blaming the product. Run these three, in Window B, before anything else.</w:delText>
+        </w:r>
+      </w:del>
     </w:p>
     <w:p>
       <w:pPr>
         <w:ind w:left="432"/>
-      </w:pPr>
-      <w:r>
         <w:rPr>
-          <w:i/>
-          <w:color w:val="444444"/>
-          <w:sz w:val="18"/>
+          <w:del w:id="92" w:author="Scopus test procedure" w:date="2026-08-09T00:00:00Z"/>
         </w:rPr>
-        <w:t>These four use --raw, which asks the modem's own AT parser instead of the product's command channel. Questions about the SIM and the radio have to go there: sent the ordinary way the reply comes back as unreadable rubbish, which looks like a broken modem and is not one. --raw needs the USB cable, even though what you are testing is cellular.</w:t>
-      </w:r>
+      </w:pPr>
+      <w:del w:id="93" w:author="Scopus test procedure" w:date="2026-08-09T00:00:00Z">
+        <w:r>
+          <w:rPr>
+            <w:i/>
+            <w:color w:val="444444"/>
+            <w:sz w:val="18"/>
+          </w:rPr>
+          <w:delText xml:space="preserve">These four use --raw, which asks the modem's own AT parser instead of the product's command channel. Questions about the SIM and the radio have to go there: sent the ordinary way the reply comes back as unreadable rubbish, which looks like a broken modem and is not one. --raw needs the USB cable, even though what you are testing is cellular.</w:delText>
+        </w:r>
+      </w:del>
     </w:p>
     <w:p>
-      <w:r>
-        <w:t>First: which SIM is the modem actually using? This board has room for two — the plastic card you can see, and a second one soldered onto it — and the modem uses whichever it was last told to. Ask it:</w:t>
-      </w:r>
+      <w:pPr>
+        <w:rPr>
+          <w:del w:id="94" w:author="Scopus test procedure" w:date="2026-08-09T00:00:00Z"/>
+        </w:rPr>
+      </w:pPr>
+      <w:del w:id="95" w:author="Scopus test procedure" w:date="2026-08-09T00:00:00Z">
+        <w:r>
+          <w:delText xml:space="preserve">First: which SIM is the modem actually using? This board has room for two — the plastic card you can see, and a second one soldered onto it — and the modem uses whichever it was last told to. Ask it:</w:delText>
+        </w:r>
+      </w:del>
     </w:p>
     <w:p>
       <w:pPr>
         <w:spacing w:after="80"/>
         <w:ind w:left="432"/>
-      </w:pPr>
-      <w:r>
         <w:rPr>
-          <w:rFonts w:ascii="Consolas" w:hAnsi="Consolas"/>
-          <w:b/>
-          <w:color w:val="1F3D7A"/>
-          <w:sz w:val="18"/>
+          <w:del w:id="96" w:author="Scopus test procedure" w:date="2026-08-09T00:00:00Z"/>
         </w:rPr>
-        <w:t>cd ~/work/itpnovex/edgeai &amp;&amp; python3 scopus/at.py "AT+SDVRSIM?"</w:t>
-      </w:r>
+      </w:pPr>
+      <w:del w:id="97" w:author="Scopus test procedure" w:date="2026-08-09T00:00:00Z">
+        <w:r>
+          <w:rPr>
+            <w:rFonts w:ascii="Consolas" w:hAnsi="Consolas"/>
+            <w:b/>
+            <w:color w:val="1F3D7A"/>
+            <w:sz w:val="18"/>
+          </w:rPr>
+          <w:delText xml:space="preserve">cd ~/work/itpnovex/edgeai &amp;&amp; python3 scopus/at.py "AT+SDVRSIM?"</w:delText>
+        </w:r>
+      </w:del>
     </w:p>
     <w:p>
       <w:pPr>
         <w:spacing w:after="40"/>
-      </w:pPr>
-      <w:r>
         <w:rPr>
-          <w:b/>
-          <w:color w:val="1E6B2E"/>
-          <w:sz w:val="20"/>
+          <w:del w:id="98" w:author="Scopus test procedure" w:date="2026-08-09T00:00:00Z"/>
         </w:rPr>
-        <w:t>Expected:</w:t>
-      </w:r>
+      </w:pPr>
+      <w:del w:id="99" w:author="Scopus test procedure" w:date="2026-08-09T00:00:00Z">
+        <w:r>
+          <w:rPr>
+            <w:b/>
+            <w:color w:val="1E6B2E"/>
+            <w:sz w:val="20"/>
+          </w:rPr>
+          <w:delText xml:space="preserve">Expected:</w:delText>
+        </w:r>
+      </w:del>
     </w:p>
     <w:p>
       <w:pPr>
         <w:spacing w:after="80"/>
         <w:ind w:left="432"/>
-      </w:pPr>
-      <w:r>
         <w:rPr>
-          <w:rFonts w:ascii="Consolas" w:hAnsi="Consolas"/>
-          <w:sz w:val="18"/>
+          <w:del w:id="100" w:author="Scopus test procedure" w:date="2026-08-09T00:00:00Z"/>
         </w:rPr>
-        <w:t xml:space="preserve">  AT+SDVRSIM?</w:t>
-        <w:br/>
-        <w:t xml:space="preserve">      +SDVRSIM:1,1,"&lt;ICCID&gt;","&lt;IMSI&gt;"</w:t>
-        <w:br/>
-        <w:t xml:space="preserve">      OK</w:t>
-      </w:r>
+      </w:pPr>
+      <w:del w:id="101" w:author="Scopus test procedure" w:date="2026-08-09T00:00:00Z">
+        <w:r>
+          <w:rPr>
+            <w:rFonts w:ascii="Consolas" w:hAnsi="Consolas"/>
+            <w:sz w:val="18"/>
+          </w:rPr>
+          <w:delText xml:space="preserve">  AT+SDVRSIM?</w:delText>
+          <w:br/>
+          <w:delText xml:space="preserve">      +SDVRSIM:1,1,"&lt;ICCID&gt;","&lt;IMSI&gt;"</w:delText>
+          <w:br/>
+          <w:delText xml:space="preserve">      OK</w:delText>
+        </w:r>
+      </w:del>
     </w:p>
     <w:p>
-      <w:r>
-        <w:t>The first two numbers must match: the first is the card the product is configured to use, the second is the one it is on. The ICCID is the long number printed on the SIM itself — check it is the card you put in.</w:t>
-      </w:r>
+      <w:pPr>
+        <w:rPr>
+          <w:del w:id="102" w:author="Scopus test procedure" w:date="2026-08-09T00:00:00Z"/>
+        </w:rPr>
+      </w:pPr>
+      <w:del w:id="103" w:author="Scopus test procedure" w:date="2026-08-09T00:00:00Z">
+        <w:r>
+          <w:delText xml:space="preserve">The first two numbers must match: the first is the card the product is configured to use, the second is the one it is on. The ICCID is the long number printed on the SIM itself — check it is the card you put in.</w:delText>
+        </w:r>
+      </w:del>
     </w:p>
     <w:p>
       <w:pPr>
         <w:ind w:left="432"/>
-      </w:pPr>
-      <w:r>
         <w:rPr>
-          <w:i/>
-          <w:color w:val="B00000"/>
-          <w:sz w:val="18"/>
+          <w:del w:id="104" w:author="Scopus test procedure" w:date="2026-08-09T00:00:00Z"/>
         </w:rPr>
-        <w:t>Do not skip this. On the wrong card everything below still passes — the SIM reads, the modem registers, the link reports all four numbers as 1, an address is issued — and then nothing is ever delivered, because that card has no data service. It cost a full day of chasing the network before anyone looked at the ICCID. If the two numbers differ, set it and try again:</w:t>
-      </w:r>
+      </w:pPr>
+      <w:del w:id="105" w:author="Scopus test procedure" w:date="2026-08-09T00:00:00Z">
+        <w:r>
+          <w:rPr>
+            <w:i/>
+            <w:color w:val="B00000"/>
+            <w:sz w:val="18"/>
+          </w:rPr>
+          <w:delText xml:space="preserve">Do not skip this. On the wrong card everything below still passes — the SIM reads, the modem registers, the link reports all four numbers as 1, an address is issued — and then nothing is ever delivered, because that card has no data service. It cost a full day of chasing the network before anyone looked at the ICCID. If the two numbers differ, set it and try again:</w:delText>
+        </w:r>
+      </w:del>
     </w:p>
     <w:p>
       <w:pPr>
         <w:spacing w:after="80"/>
         <w:ind w:left="432"/>
-      </w:pPr>
-      <w:r>
         <w:rPr>
-          <w:rFonts w:ascii="Consolas" w:hAnsi="Consolas"/>
-          <w:b/>
-          <w:color w:val="1F3D7A"/>
-          <w:sz w:val="18"/>
+          <w:del w:id="106" w:author="Scopus test procedure" w:date="2026-08-09T00:00:00Z"/>
         </w:rPr>
-        <w:t>cd ~/work/itpnovex/edgeai &amp;&amp; python3 scopus/at.py "AT+SDVRSIM=1"</w:t>
-      </w:r>
+      </w:pPr>
+      <w:del w:id="107" w:author="Scopus test procedure" w:date="2026-08-09T00:00:00Z">
+        <w:r>
+          <w:rPr>
+            <w:rFonts w:ascii="Consolas" w:hAnsi="Consolas"/>
+            <w:b/>
+            <w:color w:val="1F3D7A"/>
+            <w:sz w:val="18"/>
+          </w:rPr>
+          <w:delText xml:space="preserve">cd ~/work/itpnovex/edgeai &amp;&amp; python3 scopus/at.py "AT+SDVRSIM=1"</w:delText>
+        </w:r>
+      </w:del>
     </w:p>
     <w:p>
-      <w:r>
-        <w:t>1 is the plastic holder, 2 the second holder, 0 the soldered one.</w:t>
-      </w:r>
-    </w:p>
-    <w:p/>
-    <w:p>
-      <w:r>
-        <w:t>Is the SIM being read?</w:t>
-      </w:r>
+      <w:pPr>
+        <w:rPr>
+          <w:del w:id="108" w:author="Scopus test procedure" w:date="2026-08-09T00:00:00Z"/>
+        </w:rPr>
+      </w:pPr>
+      <w:del w:id="109" w:author="Scopus test procedure" w:date="2026-08-09T00:00:00Z">
+        <w:r>
+          <w:delText xml:space="preserve">1 is the plastic holder, 2 the second holder, 0 the soldered one.</w:delText>
+        </w:r>
+      </w:del>
     </w:p>
     <w:p>
       <w:pPr>
+        <w:rPr>
+          <w:del w:id="110" w:author="Scopus test procedure" w:date="2026-08-09T00:00:00Z"/>
+        </w:rPr>
+      </w:pPr>
+    </w:p>
+    <w:p>
+      <w:pPr>
+        <w:rPr>
+          <w:del w:id="111" w:author="Scopus test procedure" w:date="2026-08-09T00:00:00Z"/>
+        </w:rPr>
+      </w:pPr>
+      <w:del w:id="112" w:author="Scopus test procedure" w:date="2026-08-09T00:00:00Z">
+        <w:r>
+          <w:delText xml:space="preserve">Is the SIM being read?</w:delText>
+        </w:r>
+      </w:del>
+    </w:p>
+    <w:p>
+      <w:pPr>
         <w:spacing w:after="80"/>
         <w:ind w:left="432"/>
-      </w:pPr>
-      <w:r>
         <w:rPr>
-          <w:rFonts w:ascii="Consolas" w:hAnsi="Consolas"/>
-          <w:b/>
-          <w:color w:val="1F3D7A"/>
-          <w:sz w:val="18"/>
+          <w:del w:id="113" w:author="Scopus test procedure" w:date="2026-08-09T00:00:00Z"/>
         </w:rPr>
-        <w:t>cd ~/work/itpnovex/edgeai &amp;&amp; python3 scopus/at.py --raw "AT+CPIN?"</w:t>
-      </w:r>
+      </w:pPr>
+      <w:del w:id="114" w:author="Scopus test procedure" w:date="2026-08-09T00:00:00Z">
+        <w:r>
+          <w:rPr>
+            <w:rFonts w:ascii="Consolas" w:hAnsi="Consolas"/>
+            <w:b/>
+            <w:color w:val="1F3D7A"/>
+            <w:sz w:val="18"/>
+          </w:rPr>
+          <w:delText xml:space="preserve">cd ~/work/itpnovex/edgeai &amp;&amp; python3 scopus/at.py --raw "AT+CPIN?"</w:delText>
+        </w:r>
+      </w:del>
     </w:p>
     <w:p>
       <w:pPr>
         <w:spacing w:after="40"/>
-      </w:pPr>
-      <w:r>
         <w:rPr>
-          <w:b/>
-          <w:color w:val="1E6B2E"/>
-          <w:sz w:val="20"/>
+          <w:del w:id="115" w:author="Scopus test procedure" w:date="2026-08-09T00:00:00Z"/>
         </w:rPr>
-        <w:t>Expected:</w:t>
-      </w:r>
+      </w:pPr>
+      <w:del w:id="116" w:author="Scopus test procedure" w:date="2026-08-09T00:00:00Z">
+        <w:r>
+          <w:rPr>
+            <w:b/>
+            <w:color w:val="1E6B2E"/>
+            <w:sz w:val="20"/>
+          </w:rPr>
+          <w:delText xml:space="preserve">Expected:</w:delText>
+        </w:r>
+      </w:del>
     </w:p>
     <w:p>
       <w:pPr>
         <w:spacing w:after="80"/>
         <w:ind w:left="432"/>
-      </w:pPr>
-      <w:r>
         <w:rPr>
-          <w:rFonts w:ascii="Consolas" w:hAnsi="Consolas"/>
-          <w:sz w:val="18"/>
+          <w:del w:id="117" w:author="Scopus test procedure" w:date="2026-08-09T00:00:00Z"/>
         </w:rPr>
-        <w:t>[modem /dev/ttyAT]</w:t>
-        <w:br/>
-        <w:t xml:space="preserve">      AT+CPIN?</w:t>
-        <w:br/>
-        <w:t xml:space="preserve">      +CPIN: READY</w:t>
-        <w:br/>
-        <w:t xml:space="preserve">      OK</w:t>
-      </w:r>
+      </w:pPr>
+      <w:del w:id="118" w:author="Scopus test procedure" w:date="2026-08-09T00:00:00Z">
+        <w:r>
+          <w:rPr>
+            <w:rFonts w:ascii="Consolas" w:hAnsi="Consolas"/>
+            <w:sz w:val="18"/>
+          </w:rPr>
+          <w:delText xml:space="preserve">[modem /dev/ttyAT]</w:delText>
+          <w:br/>
+          <w:delText xml:space="preserve">      AT+CPIN?</w:delText>
+          <w:br/>
+          <w:delText xml:space="preserve">      +CPIN: READY</w:delText>
+          <w:br/>
+          <w:delText xml:space="preserve">      OK</w:delText>
+        </w:r>
+      </w:del>
     </w:p>
     <w:p>
       <w:pPr>
         <w:ind w:left="432"/>
-      </w:pPr>
-      <w:r>
         <w:rPr>
-          <w:i/>
-          <w:color w:val="B00000"/>
-          <w:sz w:val="18"/>
+          <w:del w:id="119" w:author="Scopus test procedure" w:date="2026-08-09T00:00:00Z"/>
         </w:rPr>
-        <w:t>“+CME ERROR: SIM failure” does NOT mean the holder is empty. On this bench the SIM was present the whole time and the modem was reading the wrong slot — this one line was the difference between “no SIM” and a working LTE connection. Check the slot before touching the hardware:</w:t>
-      </w:r>
+      </w:pPr>
+      <w:del w:id="120" w:author="Scopus test procedure" w:date="2026-08-09T00:00:00Z">
+        <w:r>
+          <w:rPr>
+            <w:i/>
+            <w:color w:val="B00000"/>
+            <w:sz w:val="18"/>
+          </w:rPr>
+          <w:delText xml:space="preserve">“+CME ERROR: SIM failure” does NOT mean the holder is empty. On this bench the SIM was present the whole time and the modem was reading the wrong slot — this one line was the difference between “no SIM” and a working LTE connection. Check the slot before touching the hardware:</w:delText>
+        </w:r>
+      </w:del>
     </w:p>
     <w:p>
       <w:pPr>
         <w:spacing w:after="80"/>
         <w:ind w:left="432"/>
-      </w:pPr>
-      <w:r>
         <w:rPr>
-          <w:rFonts w:ascii="Consolas" w:hAnsi="Consolas"/>
-          <w:b/>
-          <w:color w:val="1F3D7A"/>
-          <w:sz w:val="18"/>
+          <w:del w:id="121" w:author="Scopus test procedure" w:date="2026-08-09T00:00:00Z"/>
         </w:rPr>
-        <w:t>cd ~/work/itpnovex/edgeai &amp;&amp; python3 scopus/at.py --raw "AT!UIMS?"</w:t>
-      </w:r>
+      </w:pPr>
+      <w:del w:id="122" w:author="Scopus test procedure" w:date="2026-08-09T00:00:00Z">
+        <w:r>
+          <w:rPr>
+            <w:rFonts w:ascii="Consolas" w:hAnsi="Consolas"/>
+            <w:b/>
+            <w:color w:val="1F3D7A"/>
+            <w:sz w:val="18"/>
+          </w:rPr>
+          <w:delText xml:space="preserve">cd ~/work/itpnovex/edgeai &amp;&amp; python3 scopus/at.py --raw "AT!UIMS?"</w:delText>
+        </w:r>
+      </w:del>
     </w:p>
     <w:p>
-      <w:r>
-        <w:t>If that answers 0 and there is a card in the holder, switch it to the other slot and ask AT+CPIN? again. These two are the fix that made this bench work:</w:t>
-      </w:r>
+      <w:pPr>
+        <w:rPr>
+          <w:del w:id="123" w:author="Scopus test procedure" w:date="2026-08-09T00:00:00Z"/>
+        </w:rPr>
+      </w:pPr>
+      <w:del w:id="124" w:author="Scopus test procedure" w:date="2026-08-09T00:00:00Z">
+        <w:r>
+          <w:delText xml:space="preserve">If that answers 0 and there is a card in the holder, switch it to the other slot and ask AT+CPIN? again. These two are the fix that made this bench work:</w:delText>
+        </w:r>
+      </w:del>
     </w:p>
     <w:p>
       <w:pPr>
         <w:spacing w:after="80"/>
         <w:ind w:left="432"/>
-      </w:pPr>
-      <w:r>
         <w:rPr>
-          <w:rFonts w:ascii="Consolas" w:hAnsi="Consolas"/>
-          <w:b/>
-          <w:color w:val="1F3D7A"/>
-          <w:sz w:val="18"/>
+          <w:del w:id="125" w:author="Scopus test procedure" w:date="2026-08-09T00:00:00Z"/>
         </w:rPr>
-        <w:t>cd ~/work/itpnovex/edgeai &amp;&amp; python3 scopus/at.py --raw 'AT!ENTERCND="A710"'</w:t>
-      </w:r>
+      </w:pPr>
+      <w:del w:id="126" w:author="Scopus test procedure" w:date="2026-08-09T00:00:00Z">
+        <w:r>
+          <w:rPr>
+            <w:rFonts w:ascii="Consolas" w:hAnsi="Consolas"/>
+            <w:b/>
+            <w:color w:val="1F3D7A"/>
+            <w:sz w:val="18"/>
+          </w:rPr>
+          <w:delText xml:space="preserve">cd ~/work/itpnovex/edgeai &amp;&amp; python3 scopus/at.py --raw 'AT!ENTERCND="A710"'</w:delText>
+        </w:r>
+      </w:del>
     </w:p>
     <w:p>
       <w:pPr>
         <w:spacing w:after="80"/>
         <w:ind w:left="432"/>
-      </w:pPr>
-      <w:r>
         <w:rPr>
-          <w:rFonts w:ascii="Consolas" w:hAnsi="Consolas"/>
-          <w:b/>
-          <w:color w:val="1F3D7A"/>
-          <w:sz w:val="18"/>
+          <w:del w:id="127" w:author="Scopus test procedure" w:date="2026-08-09T00:00:00Z"/>
         </w:rPr>
-        <w:t>cd ~/work/itpnovex/edgeai &amp;&amp; python3 scopus/at.py --raw "AT!UIMS=1"</w:t>
-      </w:r>
-    </w:p>
-    <w:p/>
-    <w:p>
-      <w:r>
-        <w:t>Is there coverage?</w:t>
-      </w:r>
+      </w:pPr>
+      <w:del w:id="128" w:author="Scopus test procedure" w:date="2026-08-09T00:00:00Z">
+        <w:r>
+          <w:rPr>
+            <w:rFonts w:ascii="Consolas" w:hAnsi="Consolas"/>
+            <w:b/>
+            <w:color w:val="1F3D7A"/>
+            <w:sz w:val="18"/>
+          </w:rPr>
+          <w:delText xml:space="preserve">cd ~/work/itpnovex/edgeai &amp;&amp; python3 scopus/at.py --raw "AT!UIMS=1"</w:delText>
+        </w:r>
+      </w:del>
     </w:p>
     <w:p>
       <w:pPr>
+        <w:rPr>
+          <w:del w:id="129" w:author="Scopus test procedure" w:date="2026-08-09T00:00:00Z"/>
+        </w:rPr>
+      </w:pPr>
+    </w:p>
+    <w:p>
+      <w:pPr>
+        <w:rPr>
+          <w:del w:id="130" w:author="Scopus test procedure" w:date="2026-08-09T00:00:00Z"/>
+        </w:rPr>
+      </w:pPr>
+      <w:del w:id="131" w:author="Scopus test procedure" w:date="2026-08-09T00:00:00Z">
+        <w:r>
+          <w:delText xml:space="preserve">Is there coverage?</w:delText>
+        </w:r>
+      </w:del>
+    </w:p>
+    <w:p>
+      <w:pPr>
         <w:spacing w:after="80"/>
         <w:ind w:left="432"/>
-      </w:pPr>
-      <w:r>
         <w:rPr>
-          <w:rFonts w:ascii="Consolas" w:hAnsi="Consolas"/>
-          <w:b/>
-          <w:color w:val="1F3D7A"/>
-          <w:sz w:val="18"/>
+          <w:del w:id="132" w:author="Scopus test procedure" w:date="2026-08-09T00:00:00Z"/>
         </w:rPr>
-        <w:t>cd ~/work/itpnovex/edgeai &amp;&amp; python3 scopus/at.py --raw "AT+COPS?"</w:t>
-      </w:r>
+      </w:pPr>
+      <w:del w:id="133" w:author="Scopus test procedure" w:date="2026-08-09T00:00:00Z">
+        <w:r>
+          <w:rPr>
+            <w:rFonts w:ascii="Consolas" w:hAnsi="Consolas"/>
+            <w:b/>
+            <w:color w:val="1F3D7A"/>
+            <w:sz w:val="18"/>
+          </w:rPr>
+          <w:delText xml:space="preserve">cd ~/work/itpnovex/edgeai &amp;&amp; python3 scopus/at.py --raw "AT+COPS?"</w:delText>
+        </w:r>
+      </w:del>
     </w:p>
     <w:p>
       <w:pPr>
         <w:spacing w:after="40"/>
-      </w:pPr>
-      <w:r>
         <w:rPr>
-          <w:b/>
-          <w:color w:val="1E6B2E"/>
-          <w:sz w:val="20"/>
+          <w:del w:id="134" w:author="Scopus test procedure" w:date="2026-08-09T00:00:00Z"/>
         </w:rPr>
-        <w:t>Expected:</w:t>
-      </w:r>
+      </w:pPr>
+      <w:del w:id="135" w:author="Scopus test procedure" w:date="2026-08-09T00:00:00Z">
+        <w:r>
+          <w:rPr>
+            <w:b/>
+            <w:color w:val="1E6B2E"/>
+            <w:sz w:val="20"/>
+          </w:rPr>
+          <w:delText xml:space="preserve">Expected:</w:delText>
+        </w:r>
+      </w:del>
     </w:p>
     <w:p>
       <w:pPr>
         <w:spacing w:after="80"/>
         <w:ind w:left="432"/>
-      </w:pPr>
-      <w:r>
         <w:rPr>
-          <w:rFonts w:ascii="Consolas" w:hAnsi="Consolas"/>
-          <w:sz w:val="18"/>
+          <w:del w:id="136" w:author="Scopus test procedure" w:date="2026-08-09T00:00:00Z"/>
         </w:rPr>
-        <w:t>[modem /dev/ttyAT]</w:t>
-        <w:br/>
-        <w:t xml:space="preserve">      AT+COPS?</w:t>
-        <w:br/>
-        <w:t xml:space="preserve">      +COPS: 0,0,"&lt;operator name&gt;",7</w:t>
-        <w:br/>
-        <w:t xml:space="preserve">      OK</w:t>
-      </w:r>
+      </w:pPr>
+      <w:del w:id="137" w:author="Scopus test procedure" w:date="2026-08-09T00:00:00Z">
+        <w:r>
+          <w:rPr>
+            <w:rFonts w:ascii="Consolas" w:hAnsi="Consolas"/>
+            <w:sz w:val="18"/>
+          </w:rPr>
+          <w:delText xml:space="preserve">[modem /dev/ttyAT]</w:delText>
+          <w:br/>
+          <w:delText xml:space="preserve">      AT+COPS?</w:delText>
+          <w:br/>
+          <w:delText xml:space="preserve">      +COPS: 0,0,"&lt;operator name&gt;",7</w:delText>
+          <w:br/>
+          <w:delText xml:space="preserve">      OK</w:delText>
+        </w:r>
+      </w:del>
     </w:p>
     <w:p>
-      <w:r>
-        <w:t>A named operator is what you want. An empty name, or an answer of just +COPS: 0, means the modem has not found a network — move the bench or its antenna before going on.</w:t>
-      </w:r>
+      <w:pPr>
+        <w:rPr>
+          <w:del w:id="138" w:author="Scopus test procedure" w:date="2026-08-09T00:00:00Z"/>
+        </w:rPr>
+      </w:pPr>
+      <w:del w:id="139" w:author="Scopus test procedure" w:date="2026-08-09T00:00:00Z">
+        <w:r>
+          <w:delText xml:space="preserve">A named operator is what you want. An empty name, or an answer of just +COPS: 0, means the modem has not found a network — move the bench or its antenna before going on.</w:delText>
+        </w:r>
+      </w:del>
     </w:p>
     <w:p>
       <w:pPr>
         <w:pStyle w:val="Heading2"/>
-      </w:pPr>
-      <w:r>
-        <w:t>Step C1 — Point the modem at the relay</w:t>
-      </w:r>
+        <w:rPr>
+          <w:del w:id="140" w:author="Scopus test procedure" w:date="2026-08-09T00:00:00Z"/>
+        </w:rPr>
+      </w:pPr>
+      <w:del w:id="141" w:author="Scopus test procedure" w:date="2026-08-09T00:00:00Z">
+        <w:r>
+          <w:delText xml:space="preserve">Step C1 — Point the modem at the relay</w:delText>
+        </w:r>
+      </w:del>
     </w:p>
     <w:p>
-      <w:r>
-        <w:t>This replaces Step 4. It sets the same five endpoints, but at the relay instead of this PC, sets the APN, switches the modem to its cellular connection, and then waits until the modem actually has a route out before reporting success.</w:t>
-      </w:r>
+      <w:pPr>
+        <w:rPr>
+          <w:del w:id="142" w:author="Scopus test procedure" w:date="2026-08-09T00:00:00Z"/>
+        </w:rPr>
+      </w:pPr>
+      <w:del w:id="143" w:author="Scopus test procedure" w:date="2026-08-09T00:00:00Z">
+        <w:r>
+          <w:delText xml:space="preserve">This replaces Step 4. It sets the same five endpoints, but at the relay instead of this PC, sets the APN, switches the modem to its cellular connection, and then waits until the modem actually has a route out before reporting success.</w:delText>
+        </w:r>
+      </w:del>
     </w:p>
     <w:p>
       <w:pPr>
         <w:spacing w:after="80"/>
         <w:ind w:left="432"/>
-      </w:pPr>
-      <w:r>
         <w:rPr>
-          <w:rFonts w:ascii="Consolas" w:hAnsi="Consolas"/>
-          <w:b/>
-          <w:color w:val="1F3D7A"/>
-          <w:sz w:val="18"/>
+          <w:del w:id="144" w:author="Scopus test procedure" w:date="2026-08-09T00:00:00Z"/>
         </w:rPr>
-        <w:t>cd ~/work/itpnovex/edgeai &amp;&amp; python3 scopus/at.py --point-cloud 165.22.181.245 --http-port 80 --udp-port 39999 --path /scopus/upload --apn internet</w:t>
-      </w:r>
+      </w:pPr>
+      <w:del w:id="145" w:author="Scopus test procedure" w:date="2026-08-09T00:00:00Z">
+        <w:r>
+          <w:rPr>
+            <w:rFonts w:ascii="Consolas" w:hAnsi="Consolas"/>
+            <w:b/>
+            <w:color w:val="1F3D7A"/>
+            <w:sz w:val="18"/>
+          </w:rPr>
+          <w:delText xml:space="preserve">cd ~/work/itpnovex/edgeai &amp;&amp; python3 scopus/at.py --point-cloud 165.22.181.245 --http-port 80 --udp-port 39999 --path /scopus/upload --apn internet</w:delText>
+        </w:r>
+      </w:del>
     </w:p>
     <w:p>
       <w:pPr>
         <w:ind w:left="432"/>
-      </w:pPr>
-      <w:r>
         <w:rPr>
-          <w:i/>
-          <w:color w:val="444444"/>
-          <w:sz w:val="18"/>
+          <w:del w:id="146" w:author="Scopus test procedure" w:date="2026-08-09T00:00:00Z"/>
         </w:rPr>
-        <w:t>internet is the APN for the SIM in this bench. A different SIM needs a different one, and the wrong APN looks exactly like a dead SIM — so if you were given one, use it here rather than assuming this line still applies.</w:t>
-      </w:r>
+      </w:pPr>
+      <w:del w:id="147" w:author="Scopus test procedure" w:date="2026-08-09T00:00:00Z">
+        <w:r>
+          <w:rPr>
+            <w:i/>
+            <w:color w:val="444444"/>
+            <w:sz w:val="18"/>
+          </w:rPr>
+          <w:delText xml:space="preserve">internet is the APN for the SIM in this bench. A different SIM needs a different one, and the wrong APN looks exactly like a dead SIM — so if you were given one, use it here rather than assuming this line still applies.</w:delText>
+        </w:r>
+      </w:del>
     </w:p>
     <w:p>
       <w:pPr>
         <w:spacing w:after="40"/>
-      </w:pPr>
-      <w:r>
         <w:rPr>
-          <w:b/>
-          <w:color w:val="1E6B2E"/>
-          <w:sz w:val="20"/>
+          <w:del w:id="148" w:author="Scopus test procedure" w:date="2026-08-09T00:00:00Z"/>
         </w:rPr>
-        <w:t>Expected:</w:t>
-      </w:r>
+      </w:pPr>
+      <w:del w:id="149" w:author="Scopus test procedure" w:date="2026-08-09T00:00:00Z">
+        <w:r>
+          <w:rPr>
+            <w:b/>
+            <w:color w:val="1E6B2E"/>
+            <w:sz w:val="20"/>
+          </w:rPr>
+          <w:delText xml:space="preserve">Expected:</w:delText>
+        </w:r>
+      </w:del>
     </w:p>
     <w:p>
       <w:pPr>
         <w:spacing w:after="80"/>
         <w:ind w:left="432"/>
-      </w:pPr>
-      <w:r>
         <w:rPr>
-          <w:rFonts w:ascii="Consolas" w:hAnsi="Consolas"/>
-          <w:sz w:val="18"/>
+          <w:del w:id="150" w:author="Scopus test procedure" w:date="2026-08-09T00:00:00Z"/>
         </w:rPr>
-        <w:t xml:space="preserve">  AT+SDVRNTFHOST="165.22.181.245"</w:t>
-        <w:br/>
-        <w:t xml:space="preserve">      OK</w:t>
-        <w:br/>
-        <w:t xml:space="preserve">  …</w:t>
-        <w:br/>
-        <w:t xml:space="preserve">  AT+SDVRNET?</w:t>
-        <w:br/>
-        <w:t xml:space="preserve">      +SDVRNET: 1,1,1,1,"&lt;operator&gt;","LTE","&lt;apn&gt;","rmnet_data0","10.x.x.x","10.x.x.x",0</w:t>
-        <w:br/>
-        <w:t xml:space="preserve">      OK</w:t>
-        <w:br/>
-        <w:br/>
-        <w:t>OK — cellular link up. Notifications to http://165.22.181.245:80/scopus/notify, photos to http://165.22.181.245:80/scopus/upload</w:t>
-      </w:r>
+      </w:pPr>
+      <w:del w:id="151" w:author="Scopus test procedure" w:date="2026-08-09T00:00:00Z">
+        <w:r>
+          <w:rPr>
+            <w:rFonts w:ascii="Consolas" w:hAnsi="Consolas"/>
+            <w:sz w:val="18"/>
+          </w:rPr>
+          <w:delText xml:space="preserve">  AT+SDVRNTFHOST="165.22.181.245"</w:delText>
+          <w:br/>
+          <w:delText xml:space="preserve">      OK</w:delText>
+          <w:br/>
+          <w:delText xml:space="preserve">  …</w:delText>
+          <w:br/>
+          <w:delText xml:space="preserve">  AT+SDVRNET?</w:delText>
+          <w:br/>
+          <w:delText xml:space="preserve">      +SDVRNET: 1,1,1,1,"&lt;operator&gt;","LTE","&lt;apn&gt;","rmnet_data0","10.x.x.x","10.x.x.x",0</w:delText>
+          <w:br/>
+          <w:delText xml:space="preserve">      OK</w:delText>
+          <w:br/>
+          <w:br/>
+          <w:delText xml:space="preserve">OK — cellular link up. Notifications to http://165.22.181.245:80/scopus/notify, photos to http://165.22.181.245:80/scopus/upload</w:delText>
+        </w:r>
+      </w:del>
     </w:p>
     <w:p>
       <w:pPr>
         <w:ind w:left="432"/>
-      </w:pPr>
-      <w:r>
         <w:rPr>
-          <w:i/>
-          <w:color w:val="444444"/>
-          <w:sz w:val="18"/>
+          <w:del w:id="152" w:author="Scopus test procedure" w:date="2026-08-09T00:00:00Z"/>
         </w:rPr>
-        <w:t>Over cellular both the events and the photos travel as web traffic, on port 80 — the same port your browser uses. Over the cable (Steps 3 and 4) the events go a different way, as datagrams on port 39999. That is deliberate: a datagram gets no answer, so nothing can tell you whether it arrived, and out on a mobile network it is the part most likely to be discarded silently on the way. A web request is answered, so the modem records for every event whether it landed. The command above switches this for you; you do not have to set it.</w:t>
-      </w:r>
+      </w:pPr>
+      <w:del w:id="153" w:author="Scopus test procedure" w:date="2026-08-09T00:00:00Z">
+        <w:r>
+          <w:rPr>
+            <w:i/>
+            <w:color w:val="444444"/>
+            <w:sz w:val="18"/>
+          </w:rPr>
+          <w:delText xml:space="preserve">Over cellular both the events and the photos travel as web traffic, on port 80 — the same port your browser uses. Over the cable (Steps 3 and 4) the events go a different way, as datagrams on port 39999. That is deliberate: a datagram gets no answer, so nothing can tell you whether it arrived, and out on a mobile network it is the part most likely to be discarded silently on the way. A web request is answered, so the modem records for every event whether it landed. The command above switches this for you; you do not have to set it.</w:delText>
+        </w:r>
+      </w:del>
     </w:p>
     <w:p>
-      <w:r>
-        <w:t>The four numbers after +SDVRNET: are the whole story:</w:t>
-      </w:r>
+      <w:pPr>
+        <w:rPr>
+          <w:del w:id="154" w:author="Scopus test procedure" w:date="2026-08-09T00:00:00Z"/>
+        </w:rPr>
+      </w:pPr>
+      <w:del w:id="155" w:author="Scopus test procedure" w:date="2026-08-09T00:00:00Z">
+        <w:r>
+          <w:delText xml:space="preserve">The four numbers after +SDVRNET: are the whole story:</w:delText>
+        </w:r>
+      </w:del>
     </w:p>
     <w:tbl>
       <w:tblPr>
@@ -4707,14 +5254,24 @@
         <w:gridCol w:w="2880"/>
       </w:tblGrid>
       <w:tr>
+        <w:trPr>
+          <w:del w:id="156" w:author="Scopus test procedure" w:date="2026-08-09T00:00:00Z"/>
+        </w:trPr>
         <w:tc>
           <w:tcPr>
             <w:tcW w:type="dxa" w:w="2880"/>
           </w:tcPr>
           <w:p>
-            <w:r>
-              <w:t>Position</w:t>
-            </w:r>
+            <w:pPr>
+              <w:rPr>
+                <w:del w:id="157" w:author="Scopus test procedure" w:date="2026-08-09T00:00:00Z"/>
+              </w:rPr>
+            </w:pPr>
+            <w:del w:id="158" w:author="Scopus test procedure" w:date="2026-08-09T00:00:00Z">
+              <w:r>
+                <w:delText xml:space="preserve">Position</w:delText>
+              </w:r>
+            </w:del>
           </w:p>
         </w:tc>
         <w:tc>
@@ -4722,9 +5279,16 @@
             <w:tcW w:type="dxa" w:w="2880"/>
           </w:tcPr>
           <w:p>
-            <w:r>
-              <w:t>Means</w:t>
-            </w:r>
+            <w:pPr>
+              <w:rPr>
+                <w:del w:id="159" w:author="Scopus test procedure" w:date="2026-08-09T00:00:00Z"/>
+              </w:rPr>
+            </w:pPr>
+            <w:del w:id="160" w:author="Scopus test procedure" w:date="2026-08-09T00:00:00Z">
+              <w:r>
+                <w:delText xml:space="preserve">Means</w:delText>
+              </w:r>
+            </w:del>
           </w:p>
         </w:tc>
         <w:tc>
@@ -4732,21 +5296,38 @@
             <w:tcW w:type="dxa" w:w="2880"/>
           </w:tcPr>
           <w:p>
-            <w:r>
-              <w:t>If it is 0</w:t>
-            </w:r>
+            <w:pPr>
+              <w:rPr>
+                <w:del w:id="161" w:author="Scopus test procedure" w:date="2026-08-09T00:00:00Z"/>
+              </w:rPr>
+            </w:pPr>
+            <w:del w:id="162" w:author="Scopus test procedure" w:date="2026-08-09T00:00:00Z">
+              <w:r>
+                <w:delText xml:space="preserve">If it is 0</w:delText>
+              </w:r>
+            </w:del>
           </w:p>
         </w:tc>
       </w:tr>
       <w:tr>
+        <w:trPr>
+          <w:del w:id="163" w:author="Scopus test procedure" w:date="2026-08-09T00:00:00Z"/>
+        </w:trPr>
         <w:tc>
           <w:tcPr>
             <w:tcW w:type="dxa" w:w="2880"/>
           </w:tcPr>
           <w:p>
-            <w:r>
-              <w:t>1st</w:t>
-            </w:r>
+            <w:pPr>
+              <w:rPr>
+                <w:del w:id="164" w:author="Scopus test procedure" w:date="2026-08-09T00:00:00Z"/>
+              </w:rPr>
+            </w:pPr>
+            <w:del w:id="165" w:author="Scopus test procedure" w:date="2026-08-09T00:00:00Z">
+              <w:r>
+                <w:delText xml:space="preserve">1st</w:delText>
+              </w:r>
+            </w:del>
           </w:p>
         </w:tc>
         <w:tc>
@@ -4754,9 +5335,16 @@
             <w:tcW w:type="dxa" w:w="2880"/>
           </w:tcPr>
           <w:p>
-            <w:r>
-              <w:t>cellular mode is switched on</w:t>
-            </w:r>
+            <w:pPr>
+              <w:rPr>
+                <w:del w:id="166" w:author="Scopus test procedure" w:date="2026-08-09T00:00:00Z"/>
+              </w:rPr>
+            </w:pPr>
+            <w:del w:id="167" w:author="Scopus test procedure" w:date="2026-08-09T00:00:00Z">
+              <w:r>
+                <w:delText xml:space="preserve">cellular mode is switched on</w:delText>
+              </w:r>
+            </w:del>
           </w:p>
         </w:tc>
         <w:tc>
@@ -4764,21 +5352,38 @@
             <w:tcW w:type="dxa" w:w="2880"/>
           </w:tcPr>
           <w:p>
-            <w:r>
-              <w:t>the command did not take — run Step C1 again</w:t>
-            </w:r>
+            <w:pPr>
+              <w:rPr>
+                <w:del w:id="168" w:author="Scopus test procedure" w:date="2026-08-09T00:00:00Z"/>
+              </w:rPr>
+            </w:pPr>
+            <w:del w:id="169" w:author="Scopus test procedure" w:date="2026-08-09T00:00:00Z">
+              <w:r>
+                <w:delText xml:space="preserve">the command did not take — run Step C1 again</w:delText>
+              </w:r>
+            </w:del>
           </w:p>
         </w:tc>
       </w:tr>
       <w:tr>
+        <w:trPr>
+          <w:del w:id="170" w:author="Scopus test procedure" w:date="2026-08-09T00:00:00Z"/>
+        </w:trPr>
         <w:tc>
           <w:tcPr>
             <w:tcW w:type="dxa" w:w="2880"/>
           </w:tcPr>
           <w:p>
-            <w:r>
-              <w:t>2nd</w:t>
-            </w:r>
+            <w:pPr>
+              <w:rPr>
+                <w:del w:id="171" w:author="Scopus test procedure" w:date="2026-08-09T00:00:00Z"/>
+              </w:rPr>
+            </w:pPr>
+            <w:del w:id="172" w:author="Scopus test procedure" w:date="2026-08-09T00:00:00Z">
+              <w:r>
+                <w:delText xml:space="preserve">2nd</w:delText>
+              </w:r>
+            </w:del>
           </w:p>
         </w:tc>
         <w:tc>
@@ -4786,9 +5391,16 @@
             <w:tcW w:type="dxa" w:w="2880"/>
           </w:tcPr>
           <w:p>
-            <w:r>
-              <w:t>the modem is registered on a mobile network</w:t>
-            </w:r>
+            <w:pPr>
+              <w:rPr>
+                <w:del w:id="173" w:author="Scopus test procedure" w:date="2026-08-09T00:00:00Z"/>
+              </w:rPr>
+            </w:pPr>
+            <w:del w:id="174" w:author="Scopus test procedure" w:date="2026-08-09T00:00:00Z">
+              <w:r>
+                <w:delText xml:space="preserve">the modem is registered on a mobile network</w:delText>
+              </w:r>
+            </w:del>
           </w:p>
         </w:tc>
         <w:tc>
@@ -4796,21 +5408,38 @@
             <w:tcW w:type="dxa" w:w="2880"/>
           </w:tcPr>
           <w:p>
-            <w:r>
-              <w:t>no coverage, or the SIM is not being read — see the table below</w:t>
-            </w:r>
+            <w:pPr>
+              <w:rPr>
+                <w:del w:id="175" w:author="Scopus test procedure" w:date="2026-08-09T00:00:00Z"/>
+              </w:rPr>
+            </w:pPr>
+            <w:del w:id="176" w:author="Scopus test procedure" w:date="2026-08-09T00:00:00Z">
+              <w:r>
+                <w:delText xml:space="preserve">no coverage, or the SIM is not being read — see the table below</w:delText>
+              </w:r>
+            </w:del>
           </w:p>
         </w:tc>
       </w:tr>
       <w:tr>
+        <w:trPr>
+          <w:del w:id="177" w:author="Scopus test procedure" w:date="2026-08-09T00:00:00Z"/>
+        </w:trPr>
         <w:tc>
           <w:tcPr>
             <w:tcW w:type="dxa" w:w="2880"/>
           </w:tcPr>
           <w:p>
-            <w:r>
-              <w:t>3rd</w:t>
-            </w:r>
+            <w:pPr>
+              <w:rPr>
+                <w:del w:id="178" w:author="Scopus test procedure" w:date="2026-08-09T00:00:00Z"/>
+              </w:rPr>
+            </w:pPr>
+            <w:del w:id="179" w:author="Scopus test procedure" w:date="2026-08-09T00:00:00Z">
+              <w:r>
+                <w:delText xml:space="preserve">3rd</w:delText>
+              </w:r>
+            </w:del>
           </w:p>
         </w:tc>
         <w:tc>
@@ -4818,9 +5447,16 @@
             <w:tcW w:type="dxa" w:w="2880"/>
           </w:tcPr>
           <w:p>
-            <w:r>
-              <w:t>a data session is established</w:t>
-            </w:r>
+            <w:pPr>
+              <w:rPr>
+                <w:del w:id="180" w:author="Scopus test procedure" w:date="2026-08-09T00:00:00Z"/>
+              </w:rPr>
+            </w:pPr>
+            <w:del w:id="181" w:author="Scopus test procedure" w:date="2026-08-09T00:00:00Z">
+              <w:r>
+                <w:delText xml:space="preserve">a data session is established</w:delText>
+              </w:r>
+            </w:del>
           </w:p>
         </w:tc>
         <w:tc>
@@ -4828,21 +5464,38 @@
             <w:tcW w:type="dxa" w:w="2880"/>
           </w:tcPr>
           <w:p>
-            <w:r>
-              <w:t>the APN is wrong, or the SIM has no data service</w:t>
-            </w:r>
+            <w:pPr>
+              <w:rPr>
+                <w:del w:id="182" w:author="Scopus test procedure" w:date="2026-08-09T00:00:00Z"/>
+              </w:rPr>
+            </w:pPr>
+            <w:del w:id="183" w:author="Scopus test procedure" w:date="2026-08-09T00:00:00Z">
+              <w:r>
+                <w:delText xml:space="preserve">the APN is wrong, or the SIM has no data service</w:delText>
+              </w:r>
+            </w:del>
           </w:p>
         </w:tc>
       </w:tr>
       <w:tr>
+        <w:trPr>
+          <w:del w:id="184" w:author="Scopus test procedure" w:date="2026-08-09T00:00:00Z"/>
+        </w:trPr>
         <w:tc>
           <w:tcPr>
             <w:tcW w:type="dxa" w:w="2880"/>
           </w:tcPr>
           <w:p>
-            <w:r>
-              <w:t>4th</w:t>
-            </w:r>
+            <w:pPr>
+              <w:rPr>
+                <w:del w:id="185" w:author="Scopus test procedure" w:date="2026-08-09T00:00:00Z"/>
+              </w:rPr>
+            </w:pPr>
+            <w:del w:id="186" w:author="Scopus test procedure" w:date="2026-08-09T00:00:00Z">
+              <w:r>
+                <w:delText xml:space="preserve">4th</w:delText>
+              </w:r>
+            </w:del>
           </w:p>
         </w:tc>
         <w:tc>
@@ -4850,9 +5503,16 @@
             <w:tcW w:type="dxa" w:w="2880"/>
           </w:tcPr>
           <w:p>
-            <w:r>
-              <w:t>the modem has a route out</w:t>
-            </w:r>
+            <w:pPr>
+              <w:rPr>
+                <w:del w:id="187" w:author="Scopus test procedure" w:date="2026-08-09T00:00:00Z"/>
+              </w:rPr>
+            </w:pPr>
+            <w:del w:id="188" w:author="Scopus test procedure" w:date="2026-08-09T00:00:00Z">
+              <w:r>
+                <w:delText xml:space="preserve">the modem has a route out</w:delText>
+              </w:r>
+            </w:del>
           </w:p>
         </w:tc>
         <w:tc>
@@ -4860,9 +5520,16 @@
             <w:tcW w:type="dxa" w:w="2880"/>
           </w:tcPr>
           <w:p>
-            <w:r>
-              <w:t>the session came up but nothing can be sent — report this, it is a fault rather than a setup problem</w:t>
-            </w:r>
+            <w:pPr>
+              <w:rPr>
+                <w:del w:id="189" w:author="Scopus test procedure" w:date="2026-08-09T00:00:00Z"/>
+              </w:rPr>
+            </w:pPr>
+            <w:del w:id="190" w:author="Scopus test procedure" w:date="2026-08-09T00:00:00Z">
+              <w:r>
+                <w:delText xml:space="preserve">the session came up but nothing can be sent — report this, it is a fault rather than a setup problem</w:delText>
+              </w:r>
+            </w:del>
           </w:p>
         </w:tc>
       </w:tr>
@@ -4870,185 +5537,278 @@
     <w:p>
       <w:pPr>
         <w:ind w:left="432"/>
-      </w:pPr>
-      <w:r>
         <w:rPr>
-          <w:i/>
-          <w:color w:val="B00000"/>
-          <w:sz w:val="18"/>
+          <w:del w:id="191" w:author="Scopus test procedure" w:date="2026-08-09T00:00:00Z"/>
         </w:rPr>
-        <w:t>All four must be 1. A modem can be registered on LTE and show a healthy signal while the 4th is 0, and in that state every notification fails and every status screen looks fine. That is why this step waits for the 4th and not for the signal.</w:t>
-      </w:r>
+      </w:pPr>
+      <w:del w:id="192" w:author="Scopus test procedure" w:date="2026-08-09T00:00:00Z">
+        <w:r>
+          <w:rPr>
+            <w:i/>
+            <w:color w:val="B00000"/>
+            <w:sz w:val="18"/>
+          </w:rPr>
+          <w:delText xml:space="preserve">All four must be 1. A modem can be registered on LTE and show a healthy signal while the 4th is 0, and in that state every notification fails and every status screen looks fine. That is why this step waits for the 4th and not for the signal.</w:delText>
+        </w:r>
+      </w:del>
     </w:p>
     <w:p>
       <w:pPr>
         <w:pStyle w:val="Heading2"/>
-      </w:pPr>
-      <w:r>
-        <w:t>Step C2 — Watch the relay (Window A)</w:t>
-      </w:r>
+        <w:rPr>
+          <w:del w:id="193" w:author="Scopus test procedure" w:date="2026-08-09T00:00:00Z"/>
+        </w:rPr>
+      </w:pPr>
+      <w:del w:id="194" w:author="Scopus test procedure" w:date="2026-08-09T00:00:00Z">
+        <w:r>
+          <w:delText xml:space="preserve">Step C2 — Watch the relay (Window A)</w:delText>
+        </w:r>
+      </w:del>
     </w:p>
     <w:p>
-      <w:r>
-        <w:t>This replaces Step 3. Leave it running for the rest of the test; it prints the same lines the local server printed, and saves into the same folder.</w:t>
-      </w:r>
+      <w:pPr>
+        <w:rPr>
+          <w:del w:id="195" w:author="Scopus test procedure" w:date="2026-08-09T00:00:00Z"/>
+        </w:rPr>
+      </w:pPr>
+      <w:del w:id="196" w:author="Scopus test procedure" w:date="2026-08-09T00:00:00Z">
+        <w:r>
+          <w:delText xml:space="preserve">This replaces Step 3. Leave it running for the rest of the test; it prints the same lines the local server printed, and saves into the same folder.</w:delText>
+        </w:r>
+      </w:del>
     </w:p>
     <w:p>
       <w:pPr>
         <w:spacing w:after="80"/>
         <w:ind w:left="432"/>
-      </w:pPr>
-      <w:r>
         <w:rPr>
-          <w:rFonts w:ascii="Consolas" w:hAnsi="Consolas"/>
-          <w:b/>
-          <w:color w:val="1F3D7A"/>
-          <w:sz w:val="18"/>
+          <w:del w:id="197" w:author="Scopus test procedure" w:date="2026-08-09T00:00:00Z"/>
         </w:rPr>
-        <w:t>cd ~/work/itpnovex/edgeai &amp;&amp; python3 scopus/relay_pull.py --relay http://165.22.181.245/scopus --key &lt;ask-for-the-relay-key&gt; --fresh</w:t>
-      </w:r>
+      </w:pPr>
+      <w:del w:id="198" w:author="Scopus test procedure" w:date="2026-08-09T00:00:00Z">
+        <w:r>
+          <w:rPr>
+            <w:rFonts w:ascii="Consolas" w:hAnsi="Consolas"/>
+            <w:b/>
+            <w:color w:val="1F3D7A"/>
+            <w:sz w:val="18"/>
+          </w:rPr>
+          <w:delText xml:space="preserve">cd ~/work/itpnovex/edgeai &amp;&amp; python3 scopus/relay_pull.py --relay http://165.22.181.245/scopus --key &lt;ask-for-the-relay-key&gt; --fresh</w:delText>
+        </w:r>
+      </w:del>
     </w:p>
     <w:p>
       <w:pPr>
         <w:spacing w:after="40"/>
-      </w:pPr>
-      <w:r>
         <w:rPr>
-          <w:b/>
-          <w:color w:val="1E6B2E"/>
-          <w:sz w:val="20"/>
+          <w:del w:id="199" w:author="Scopus test procedure" w:date="2026-08-09T00:00:00Z"/>
         </w:rPr>
-        <w:t>Expected:</w:t>
-      </w:r>
+      </w:pPr>
+      <w:del w:id="200" w:author="Scopus test procedure" w:date="2026-08-09T00:00:00Z">
+        <w:r>
+          <w:rPr>
+            <w:b/>
+            <w:color w:val="1E6B2E"/>
+            <w:sz w:val="20"/>
+          </w:rPr>
+          <w:delText xml:space="preserve">Expected:</w:delText>
+        </w:r>
+      </w:del>
     </w:p>
     <w:p>
       <w:pPr>
         <w:spacing w:after="80"/>
         <w:ind w:left="432"/>
-      </w:pPr>
-      <w:r>
         <w:rPr>
-          <w:rFonts w:ascii="Consolas" w:hAnsi="Consolas"/>
-          <w:sz w:val="18"/>
+          <w:del w:id="201" w:author="Scopus test procedure" w:date="2026-08-09T00:00:00Z"/>
         </w:rPr>
-        <w:t>Scopus relay viewer</w:t>
-        <w:br/>
-        <w:t xml:space="preserve">  relay    http://165.22.181.245/scopus</w:t>
-        <w:br/>
-        <w:t xml:space="preserve">  receiving into /home/user/scopus-received</w:t>
-        <w:br/>
-        <w:t xml:space="preserve">  relay holds 0 notifications, 0 photos (seq 0)</w:t>
-        <w:br/>
-        <w:t xml:space="preserve">  watching from seq 0. Ctrl-C to stop.</w:t>
-      </w:r>
+      </w:pPr>
+      <w:del w:id="202" w:author="Scopus test procedure" w:date="2026-08-09T00:00:00Z">
+        <w:r>
+          <w:rPr>
+            <w:rFonts w:ascii="Consolas" w:hAnsi="Consolas"/>
+            <w:sz w:val="18"/>
+          </w:rPr>
+          <w:delText xml:space="preserve">Scopus relay viewer</w:delText>
+          <w:br/>
+          <w:delText xml:space="preserve">  relay    http://165.22.181.245/scopus</w:delText>
+          <w:br/>
+          <w:delText xml:space="preserve">  receiving into /home/user/scopus-received</w:delText>
+          <w:br/>
+          <w:delText xml:space="preserve">  relay holds 0 notifications, 0 photos (seq 0)</w:delText>
+          <w:br/>
+          <w:delText xml:space="preserve">  watching from seq 0. Ctrl-C to stop.</w:delText>
+        </w:r>
+      </w:del>
     </w:p>
     <w:p>
       <w:pPr>
         <w:ind w:left="432"/>
-      </w:pPr>
-      <w:r>
         <w:rPr>
-          <w:i/>
-          <w:color w:val="444444"/>
-          <w:sz w:val="18"/>
+          <w:del w:id="203" w:author="Scopus test procedure" w:date="2026-08-09T00:00:00Z"/>
         </w:rPr>
-        <w:t>If it says it cannot reach the relay, stop here and report that — nothing later in this section can pass.</w:t>
-      </w:r>
+      </w:pPr>
+      <w:del w:id="204" w:author="Scopus test procedure" w:date="2026-08-09T00:00:00Z">
+        <w:r>
+          <w:rPr>
+            <w:i/>
+            <w:color w:val="444444"/>
+            <w:sz w:val="18"/>
+          </w:rPr>
+          <w:delText xml:space="preserve">If it says it cannot reach the relay, stop here and report that — nothing later in this section can pass.</w:delText>
+        </w:r>
+      </w:del>
     </w:p>
     <w:p>
       <w:pPr>
         <w:pStyle w:val="Heading2"/>
-      </w:pPr>
-      <w:r>
-        <w:t>Step C3 — Run the test</w:t>
-      </w:r>
+        <w:rPr>
+          <w:del w:id="205" w:author="Scopus test procedure" w:date="2026-08-09T00:00:00Z"/>
+        </w:rPr>
+      </w:pPr>
+      <w:del w:id="206" w:author="Scopus test procedure" w:date="2026-08-09T00:00:00Z">
+        <w:r>
+          <w:delText xml:space="preserve">Step C3 — Run the test</w:delText>
+        </w:r>
+      </w:del>
     </w:p>
     <w:p>
-      <w:r>
-        <w:t>Steps 5 to 12 are unchanged. Run them exactly as written. Every event and every photo now travels over the mobile network and comes back to you through the relay, and the pass criteria in section 13 apply word for word.</w:t>
-      </w:r>
+      <w:pPr>
+        <w:rPr>
+          <w:del w:id="207" w:author="Scopus test procedure" w:date="2026-08-09T00:00:00Z"/>
+        </w:rPr>
+      </w:pPr>
+      <w:del w:id="208" w:author="Scopus test procedure" w:date="2026-08-09T00:00:00Z">
+        <w:r>
+          <w:delText xml:space="preserve">Steps 5 to 12 are unchanged. Run them exactly as written. Every event and every photo now travels over the mobile network and comes back to you through the relay, and the pass criteria in section 13 apply word for word.</w:delText>
+        </w:r>
+      </w:del>
     </w:p>
     <w:p>
-      <w:r>
-        <w:t>One difference worth knowing: over cellular an event takes a second or two longer to appear in Window A than it did over the cable. Anything beyond about ten seconds is worth reporting.</w:t>
-      </w:r>
+      <w:pPr>
+        <w:rPr>
+          <w:del w:id="209" w:author="Scopus test procedure" w:date="2026-08-09T00:00:00Z"/>
+        </w:rPr>
+      </w:pPr>
+      <w:del w:id="210" w:author="Scopus test procedure" w:date="2026-08-09T00:00:00Z">
+        <w:r>
+          <w:delText xml:space="preserve">One difference worth knowing: over cellular an event takes a second or two longer to appear in Window A than it did over the cable. Anything beyond about ten seconds is worth reporting.</w:delText>
+        </w:r>
+      </w:del>
     </w:p>
     <w:p>
       <w:pPr>
         <w:pStyle w:val="Heading2"/>
-      </w:pPr>
-      <w:r>
-        <w:t>Step C4 — Put it back on the cable</w:t>
-      </w:r>
+        <w:rPr>
+          <w:del w:id="211" w:author="Scopus test procedure" w:date="2026-08-09T00:00:00Z"/>
+        </w:rPr>
+      </w:pPr>
+      <w:del w:id="212" w:author="Scopus test procedure" w:date="2026-08-09T00:00:00Z">
+        <w:r>
+          <w:delText xml:space="preserve">Step C4 — Put it back on the cable</w:delText>
+        </w:r>
+      </w:del>
     </w:p>
     <w:p>
-      <w:r>
-        <w:t>To go back to the cable procedure, point the modem at this PC again and turn the cellular mode off:</w:t>
-      </w:r>
+      <w:pPr>
+        <w:rPr>
+          <w:del w:id="213" w:author="Scopus test procedure" w:date="2026-08-09T00:00:00Z"/>
+        </w:rPr>
+      </w:pPr>
+      <w:del w:id="214" w:author="Scopus test procedure" w:date="2026-08-09T00:00:00Z">
+        <w:r>
+          <w:delText xml:space="preserve">To go back to the cable procedure, point the modem at this PC again and turn the cellular mode off:</w:delText>
+        </w:r>
+      </w:del>
     </w:p>
     <w:p>
       <w:pPr>
         <w:spacing w:after="80"/>
         <w:ind w:left="432"/>
-      </w:pPr>
-      <w:r>
         <w:rPr>
-          <w:rFonts w:ascii="Consolas" w:hAnsi="Consolas"/>
-          <w:b/>
-          <w:color w:val="1F3D7A"/>
-          <w:sz w:val="18"/>
+          <w:del w:id="215" w:author="Scopus test procedure" w:date="2026-08-09T00:00:00Z"/>
         </w:rPr>
-        <w:t>cd ~/work/itpnovex/edgeai &amp;&amp; python3 scopus/at.py --point-here</w:t>
-      </w:r>
+      </w:pPr>
+      <w:del w:id="216" w:author="Scopus test procedure" w:date="2026-08-09T00:00:00Z">
+        <w:r>
+          <w:rPr>
+            <w:rFonts w:ascii="Consolas" w:hAnsi="Consolas"/>
+            <w:b/>
+            <w:color w:val="1F3D7A"/>
+            <w:sz w:val="18"/>
+          </w:rPr>
+          <w:delText xml:space="preserve">cd ~/work/itpnovex/edgeai &amp;&amp; python3 scopus/at.py --point-here</w:delText>
+        </w:r>
+      </w:del>
     </w:p>
     <w:p>
       <w:pPr>
         <w:spacing w:after="80"/>
         <w:ind w:left="432"/>
-      </w:pPr>
-      <w:r>
         <w:rPr>
-          <w:rFonts w:ascii="Consolas" w:hAnsi="Consolas"/>
-          <w:b/>
-          <w:color w:val="1F3D7A"/>
-          <w:sz w:val="18"/>
+          <w:del w:id="217" w:author="Scopus test procedure" w:date="2026-08-09T00:00:00Z"/>
         </w:rPr>
-        <w:t>cd ~/work/itpnovex/edgeai &amp;&amp; python3 scopus/at.py "AT+SDVRNET=0"</w:t>
-      </w:r>
+      </w:pPr>
+      <w:del w:id="218" w:author="Scopus test procedure" w:date="2026-08-09T00:00:00Z">
+        <w:r>
+          <w:rPr>
+            <w:rFonts w:ascii="Consolas" w:hAnsi="Consolas"/>
+            <w:b/>
+            <w:color w:val="1F3D7A"/>
+            <w:sz w:val="18"/>
+          </w:rPr>
+          <w:delText xml:space="preserve">cd ~/work/itpnovex/edgeai &amp;&amp; python3 scopus/at.py "AT+SDVRNET=0"</w:delText>
+        </w:r>
+      </w:del>
     </w:p>
     <w:p>
       <w:pPr>
         <w:ind w:left="432"/>
-      </w:pPr>
-      <w:r>
         <w:rPr>
-          <w:i/>
-          <w:color w:val="444444"/>
-          <w:sz w:val="18"/>
+          <w:del w:id="219" w:author="Scopus test procedure" w:date="2026-08-09T00:00:00Z"/>
         </w:rPr>
-        <w:t>--point-here also puts events back on the cable's datagram port, which is what the server in Step 3 listens on. If you skip it and go straight back to Step 3, the events have nowhere to land and Step 8 fails for a reason nothing on screen explains.</w:t>
-      </w:r>
+      </w:pPr>
+      <w:del w:id="220" w:author="Scopus test procedure" w:date="2026-08-09T00:00:00Z">
+        <w:r>
+          <w:rPr>
+            <w:i/>
+            <w:color w:val="444444"/>
+            <w:sz w:val="18"/>
+          </w:rPr>
+          <w:delText xml:space="preserve">--point-here also puts events back on the cable's datagram port, which is what the server in Step 3 listens on. If you skip it and go straight back to Step 3, the events have nowhere to land and Step 8 fails for a reason nothing on screen explains.</w:delText>
+        </w:r>
+      </w:del>
     </w:p>
     <w:p>
       <w:pPr>
         <w:ind w:left="432"/>
-      </w:pPr>
-      <w:r>
         <w:rPr>
-          <w:i/>
-          <w:color w:val="444444"/>
-          <w:sz w:val="18"/>
+          <w:del w:id="221" w:author="Scopus test procedure" w:date="2026-08-09T00:00:00Z"/>
         </w:rPr>
-        <w:t>AT+SDVRNET=0 stops the modem maintaining the mobile connection; it does not cut a transfer that is in progress.</w:t>
-      </w:r>
+      </w:pPr>
+      <w:del w:id="222" w:author="Scopus test procedure" w:date="2026-08-09T00:00:00Z">
+        <w:r>
+          <w:rPr>
+            <w:i/>
+            <w:color w:val="444444"/>
+            <w:sz w:val="18"/>
+          </w:rPr>
+          <w:delText xml:space="preserve">AT+SDVRNET=0 stops the modem maintaining the mobile connection; it does not cut a transfer that is in progress.</w:delText>
+        </w:r>
+      </w:del>
     </w:p>
     <w:p>
       <w:pPr>
         <w:pStyle w:val="Heading2"/>
-      </w:pPr>
-      <w:r>
-        <w:t>If the cellular test fails</w:t>
-      </w:r>
+        <w:rPr>
+          <w:del w:id="223" w:author="Scopus test procedure" w:date="2026-08-09T00:00:00Z"/>
+        </w:rPr>
+      </w:pPr>
+      <w:del w:id="224" w:author="Scopus test procedure" w:date="2026-08-09T00:00:00Z">
+        <w:r>
+          <w:delText xml:space="preserve">If the cellular test fails</w:delText>
+        </w:r>
+      </w:del>
     </w:p>
     <w:tbl>
       <w:tblPr>
@@ -5061,14 +5821,24 @@
         <w:gridCol w:w="4320"/>
       </w:tblGrid>
       <w:tr>
+        <w:trPr>
+          <w:del w:id="225" w:author="Scopus test procedure" w:date="2026-08-09T00:00:00Z"/>
+        </w:trPr>
         <w:tc>
           <w:tcPr>
             <w:tcW w:type="dxa" w:w="4320"/>
           </w:tcPr>
           <w:p>
-            <w:r>
-              <w:t>What you see</w:t>
-            </w:r>
+            <w:pPr>
+              <w:rPr>
+                <w:del w:id="226" w:author="Scopus test procedure" w:date="2026-08-09T00:00:00Z"/>
+              </w:rPr>
+            </w:pPr>
+            <w:del w:id="227" w:author="Scopus test procedure" w:date="2026-08-09T00:00:00Z">
+              <w:r>
+                <w:delText xml:space="preserve">What you see</w:delText>
+              </w:r>
+            </w:del>
           </w:p>
         </w:tc>
         <w:tc>
@@ -5076,21 +5846,38 @@
             <w:tcW w:type="dxa" w:w="4320"/>
           </w:tcPr>
           <w:p>
-            <w:r>
-              <w:t>What it means and what to do</w:t>
-            </w:r>
+            <w:pPr>
+              <w:rPr>
+                <w:del w:id="228" w:author="Scopus test procedure" w:date="2026-08-09T00:00:00Z"/>
+              </w:rPr>
+            </w:pPr>
+            <w:del w:id="229" w:author="Scopus test procedure" w:date="2026-08-09T00:00:00Z">
+              <w:r>
+                <w:delText xml:space="preserve">What it means and what to do</w:delText>
+              </w:r>
+            </w:del>
           </w:p>
         </w:tc>
       </w:tr>
       <w:tr>
+        <w:trPr>
+          <w:del w:id="230" w:author="Scopus test procedure" w:date="2026-08-09T00:00:00Z"/>
+        </w:trPr>
         <w:tc>
           <w:tcPr>
             <w:tcW w:type="dxa" w:w="4320"/>
           </w:tcPr>
           <w:p>
-            <w:r>
-              <w:t>Step C1: 2nd number is 0 (not registered)</w:t>
-            </w:r>
+            <w:pPr>
+              <w:rPr>
+                <w:del w:id="231" w:author="Scopus test procedure" w:date="2026-08-09T00:00:00Z"/>
+              </w:rPr>
+            </w:pPr>
+            <w:del w:id="232" w:author="Scopus test procedure" w:date="2026-08-09T00:00:00Z">
+              <w:r>
+                <w:delText xml:space="preserve">Step C1: 2nd number is 0 (not registered)</w:delText>
+              </w:r>
+            </w:del>
           </w:p>
         </w:tc>
         <w:tc>
@@ -5098,21 +5885,38 @@
             <w:tcW w:type="dxa" w:w="4320"/>
           </w:tcPr>
           <w:p>
-            <w:r>
-              <w:t>Either there is no coverage where the bench is, or the modem is reading the wrong SIM slot. Both are covered by Step C0 — go back and run it; it takes two minutes and answers this question directly.</w:t>
-            </w:r>
+            <w:pPr>
+              <w:rPr>
+                <w:del w:id="233" w:author="Scopus test procedure" w:date="2026-08-09T00:00:00Z"/>
+              </w:rPr>
+            </w:pPr>
+            <w:del w:id="234" w:author="Scopus test procedure" w:date="2026-08-09T00:00:00Z">
+              <w:r>
+                <w:delText xml:space="preserve">Either there is no coverage where the bench is, or the modem is reading the wrong SIM slot. Both are covered by Step C0 — go back and run it; it takes two minutes and answers this question directly.</w:delText>
+              </w:r>
+            </w:del>
           </w:p>
         </w:tc>
       </w:tr>
       <w:tr>
+        <w:trPr>
+          <w:del w:id="235" w:author="Scopus test procedure" w:date="2026-08-09T00:00:00Z"/>
+        </w:trPr>
         <w:tc>
           <w:tcPr>
             <w:tcW w:type="dxa" w:w="4320"/>
           </w:tcPr>
           <w:p>
-            <w:r>
-              <w:t>Step C1: 3rd number is 0 (no data session)</w:t>
-            </w:r>
+            <w:pPr>
+              <w:rPr>
+                <w:del w:id="236" w:author="Scopus test procedure" w:date="2026-08-09T00:00:00Z"/>
+              </w:rPr>
+            </w:pPr>
+            <w:del w:id="237" w:author="Scopus test procedure" w:date="2026-08-09T00:00:00Z">
+              <w:r>
+                <w:delText xml:space="preserve">Step C1: 3rd number is 0 (no data session)</w:delText>
+              </w:r>
+            </w:del>
           </w:p>
         </w:tc>
         <w:tc>
@@ -5120,21 +5924,38 @@
             <w:tcW w:type="dxa" w:w="4320"/>
           </w:tcPr>
           <w:p>
-            <w:r>
-              <w:t>The APN is the first suspect — pass the right one with --apn. If several APNs all give the same result, the SIM's data service is the suspect, not the APN.</w:t>
-            </w:r>
+            <w:pPr>
+              <w:rPr>
+                <w:del w:id="238" w:author="Scopus test procedure" w:date="2026-08-09T00:00:00Z"/>
+              </w:rPr>
+            </w:pPr>
+            <w:del w:id="239" w:author="Scopus test procedure" w:date="2026-08-09T00:00:00Z">
+              <w:r>
+                <w:delText xml:space="preserve">The APN is the first suspect — pass the right one with --apn. If several APNs all give the same result, the SIM's data service is the suspect, not the APN.</w:delText>
+              </w:r>
+            </w:del>
           </w:p>
         </w:tc>
       </w:tr>
       <w:tr>
+        <w:trPr>
+          <w:del w:id="240" w:author="Scopus test procedure" w:date="2026-08-09T00:00:00Z"/>
+        </w:trPr>
         <w:tc>
           <w:tcPr>
             <w:tcW w:type="dxa" w:w="4320"/>
           </w:tcPr>
           <w:p>
-            <w:r>
-              <w:t>Step C1 passes, but nothing ever arrives in Window A</w:t>
-            </w:r>
+            <w:pPr>
+              <w:rPr>
+                <w:del w:id="241" w:author="Scopus test procedure" w:date="2026-08-09T00:00:00Z"/>
+              </w:rPr>
+            </w:pPr>
+            <w:del w:id="242" w:author="Scopus test procedure" w:date="2026-08-09T00:00:00Z">
+              <w:r>
+                <w:delText xml:space="preserve">Step C1 passes, but nothing ever arrives in Window A</w:delText>
+              </w:r>
+            </w:del>
           </w:p>
         </w:tc>
         <w:tc>
@@ -5142,21 +5963,38 @@
             <w:tcW w:type="dxa" w:w="4320"/>
           </w:tcPr>
           <w:p>
-            <w:r>
-              <w:t>The modem has a route and is sending; the packets are being dropped somewhere between it and the relay. Report it with the output of  cd ~/work/itpnovex/edgeai &amp;&amp; python3 scopus/at.py "AT+SDVRNET?"  attached. Two known causes: a SIM whose data service is not actually active (it registers, gets an address, and carries nothing), and the relay's UDP port being closed by the server's firewall.</w:t>
-            </w:r>
+            <w:pPr>
+              <w:rPr>
+                <w:del w:id="243" w:author="Scopus test procedure" w:date="2026-08-09T00:00:00Z"/>
+              </w:rPr>
+            </w:pPr>
+            <w:del w:id="244" w:author="Scopus test procedure" w:date="2026-08-09T00:00:00Z">
+              <w:r>
+                <w:delText xml:space="preserve">The modem has a route and is sending; the packets are being dropped somewhere between it and the relay. Report it with the output of  cd ~/work/itpnovex/edgeai &amp;&amp; python3 scopus/at.py "AT+SDVRNET?"  attached. Two known causes: a SIM whose data service is not actually active (it registers, gets an address, and carries nothing), and the relay's UDP port being closed by the server's firewall.</w:delText>
+              </w:r>
+            </w:del>
           </w:p>
         </w:tc>
       </w:tr>
       <w:tr>
+        <w:trPr>
+          <w:del w:id="245" w:author="Scopus test procedure" w:date="2026-08-09T00:00:00Z"/>
+        </w:trPr>
         <w:tc>
           <w:tcPr>
             <w:tcW w:type="dxa" w:w="4320"/>
           </w:tcPr>
           <w:p>
-            <w:r>
-              <w:t>Any --raw command says it cannot reach the modem</w:t>
-            </w:r>
+            <w:pPr>
+              <w:rPr>
+                <w:del w:id="246" w:author="Scopus test procedure" w:date="2026-08-09T00:00:00Z"/>
+              </w:rPr>
+            </w:pPr>
+            <w:del w:id="247" w:author="Scopus test procedure" w:date="2026-08-09T00:00:00Z">
+              <w:r>
+                <w:delText xml:space="preserve">Any --raw command says it cannot reach the modem</w:delText>
+              </w:r>
+            </w:del>
           </w:p>
         </w:tc>
         <w:tc>
@@ -5164,21 +6002,38 @@
             <w:tcW w:type="dxa" w:w="4320"/>
           </w:tcPr>
           <w:p>
-            <w:r>
-              <w:t>That path goes over the USB Ethernet link, not the serial one, so it fails when the modem has dropped off USB — which also makes the ordinary commands answer with unreadable characters. Check both cables at the modem board, then re-run Step 2. If the modem does not reappear within a minute, it needs someone to re-seat it; nothing in this document can be run until it does.</w:t>
-            </w:r>
+            <w:pPr>
+              <w:rPr>
+                <w:del w:id="248" w:author="Scopus test procedure" w:date="2026-08-09T00:00:00Z"/>
+              </w:rPr>
+            </w:pPr>
+            <w:del w:id="249" w:author="Scopus test procedure" w:date="2026-08-09T00:00:00Z">
+              <w:r>
+                <w:delText xml:space="preserve">That path goes over the USB Ethernet link, not the serial one, so it fails when the modem has dropped off USB — which also makes the ordinary commands answer with unreadable characters. Check both cables at the modem board, then re-run Step 2. If the modem does not reappear within a minute, it needs someone to re-seat it; nothing in this document can be run until it does.</w:delText>
+              </w:r>
+            </w:del>
           </w:p>
         </w:tc>
       </w:tr>
       <w:tr>
+        <w:trPr>
+          <w:del w:id="250" w:author="Scopus test procedure" w:date="2026-08-09T00:00:00Z"/>
+        </w:trPr>
         <w:tc>
           <w:tcPr>
             <w:tcW w:type="dxa" w:w="4320"/>
           </w:tcPr>
           <w:p>
-            <w:r>
-              <w:t>Photos arrive but events do not</w:t>
-            </w:r>
+            <w:pPr>
+              <w:rPr>
+                <w:del w:id="251" w:author="Scopus test procedure" w:date="2026-08-09T00:00:00Z"/>
+              </w:rPr>
+            </w:pPr>
+            <w:del w:id="252" w:author="Scopus test procedure" w:date="2026-08-09T00:00:00Z">
+              <w:r>
+                <w:delText xml:space="preserve">Photos arrive but events do not</w:delText>
+              </w:r>
+            </w:del>
           </w:p>
         </w:tc>
         <w:tc>
@@ -5186,21 +6041,38 @@
             <w:tcW w:type="dxa" w:w="4320"/>
           </w:tcPr>
           <w:p>
-            <w:r>
-              <w:t>On this procedure both travel the same way, over port 80, so one arriving and not the other is not a network problem. Check the modem is set to send events as web requests:  cd ~/work/itpnovex/edgeai &amp;&amp; python3 scopus/at.py "AT+SDVRNTFPROTO?"  — it should answer 1 and "/scopus/notify". If it answers 0 the modem is still sending datagrams, which the relay's host does not accept; re-run Step C1.</w:t>
-            </w:r>
+            <w:pPr>
+              <w:rPr>
+                <w:del w:id="253" w:author="Scopus test procedure" w:date="2026-08-09T00:00:00Z"/>
+              </w:rPr>
+            </w:pPr>
+            <w:del w:id="254" w:author="Scopus test procedure" w:date="2026-08-09T00:00:00Z">
+              <w:r>
+                <w:delText xml:space="preserve">On this procedure both travel the same way, over port 80, so one arriving and not the other is not a network problem. Check the modem is set to send events as web requests:  cd ~/work/itpnovex/edgeai &amp;&amp; python3 scopus/at.py "AT+SDVRNTFPROTO?"  — it should answer 1 and "/scopus/notify". If it answers 0 the modem is still sending datagrams, which the relay's host does not accept; re-run Step C1.</w:delText>
+              </w:r>
+            </w:del>
           </w:p>
         </w:tc>
       </w:tr>
       <w:tr>
+        <w:trPr>
+          <w:del w:id="255" w:author="Scopus test procedure" w:date="2026-08-09T00:00:00Z"/>
+        </w:trPr>
         <w:tc>
           <w:tcPr>
             <w:tcW w:type="dxa" w:w="4320"/>
           </w:tcPr>
           <w:p>
-            <w:r>
-              <w:t>Everything passes but nothing is ever delivered</w:t>
-            </w:r>
+            <w:pPr>
+              <w:rPr>
+                <w:del w:id="256" w:author="Scopus test procedure" w:date="2026-08-09T00:00:00Z"/>
+              </w:rPr>
+            </w:pPr>
+            <w:del w:id="257" w:author="Scopus test procedure" w:date="2026-08-09T00:00:00Z">
+              <w:r>
+                <w:delText xml:space="preserve">Everything passes but nothing is ever delivered</w:delText>
+              </w:r>
+            </w:del>
           </w:p>
         </w:tc>
         <w:tc>
@@ -5208,25 +6080,99 @@
             <w:tcW w:type="dxa" w:w="4320"/>
           </w:tcPr>
           <w:p>
-            <w:r>
-              <w:t>Check which SIM the modem is on — Step C0. On the wrong card every check in this section passes and no data crosses. That is the single most likely cause of this exact symptom.</w:t>
-            </w:r>
+            <w:pPr>
+              <w:rPr>
+                <w:del w:id="258" w:author="Scopus test procedure" w:date="2026-08-09T00:00:00Z"/>
+              </w:rPr>
+            </w:pPr>
+            <w:del w:id="259" w:author="Scopus test procedure" w:date="2026-08-09T00:00:00Z">
+              <w:r>
+                <w:delText xml:space="preserve">Check which SIM the modem is on — Step C0. On the wrong card every check in this section passes and no data crosses. That is the single most likely cause of this exact symptom.</w:delText>
+              </w:r>
+            </w:del>
           </w:p>
         </w:tc>
       </w:tr>
     </w:tbl>
     <w:p>
-      <w:r>
-        <w:br w:type="page"/>
-      </w:r>
+      <w:pPr>
+        <w:rPr>
+          <w:del w:id="260" w:author="Scopus test procedure" w:date="2026-08-09T00:00:00Z"/>
+        </w:rPr>
+      </w:pPr>
+      <w:del w:id="261" w:author="Scopus test procedure" w:date="2026-08-09T00:00:00Z">
+        <w:r>
+          <w:br w:type="page"/>
+        </w:r>
+      </w:del>
     </w:p>
     <w:p>
       <w:pPr>
         <w:pStyle w:val="Heading1"/>
-      </w:pPr>
-      <w:r>
-        <w:t>19. Driving the unit from the server (remote commands)</w:t>
-      </w:r>
+        <w:rPr>
+          <w:del w:id="262" w:author="Scopus test procedure" w:date="2026-08-09T00:00:00Z"/>
+        </w:rPr>
+      </w:pPr>
+      <w:del w:id="263" w:author="Scopus test procedure" w:date="2026-08-09T00:00:00Z">
+        <w:r>
+          <w:delText xml:space="preserve">19. Driving the unit from the server (remote commands)</w:delText>
+        </w:r>
+      </w:del>
+    </w:p>
+    <w:p>
+      <w:pPr>
+        <w:spacing w:after="80"/>
+        <w:ind w:left="432"/>
+        <w:rPr>
+          <w:ins w:id="264" w:author="Scopus test procedure" w:date="2026-08-09T00:00:00Z"/>
+        </w:rPr>
+      </w:pPr>
+      <w:ins w:id="265" w:author="Scopus test procedure" w:date="2026-08-09T00:00:00Z">
+        <w:r>
+          <w:rPr>
+            <w:rFonts w:ascii="Consolas" w:hAnsi="Consolas"/>
+            <w:sz w:val="18"/>
+          </w:rPr>
+          <w:t xml:space="preserve">  TOTAL: 66   PASS: 65   FAIL: 0   GAP: 0   SKIP: 1</w:t>
+        </w:r>
+      </w:ins>
+    </w:p>
+    <w:p>
+      <w:pPr>
+        <w:rPr>
+          <w:ins w:id="266" w:author="Scopus test procedure" w:date="2026-08-09T00:00:00Z"/>
+        </w:rPr>
+      </w:pPr>
+      <w:ins w:id="267" w:author="Scopus test procedure" w:date="2026-08-09T00:00:00Z">
+        <w:r>
+          <w:t>The one skip is the N6's SD card slot being empty.</w:t>
+        </w:r>
+      </w:ins>
+    </w:p>
+    <w:p>
+      <w:pPr>
+        <w:rPr>
+          <w:ins w:id="268" w:author="Scopus test procedure" w:date="2026-08-09T00:00:00Z"/>
+        </w:rPr>
+      </w:pPr>
+      <w:ins w:id="269" w:author="Scopus test procedure" w:date="2026-08-09T00:00:00Z">
+        <w:r>
+          <w:br w:type="page"/>
+        </w:r>
+      </w:ins>
+    </w:p>
+    <w:p>
+      <w:pPr>
+        <w:pStyle w:val="Heading1"/>
+        <w:rPr>
+          <w:ins w:id="270" w:author="Scopus test procedure" w:date="2026-08-09T00:00:00Z"/>
+        </w:rPr>
+      </w:pPr>
+      <w:ins w:id="271" w:author="Scopus test procedure" w:date="2026-08-09T00:00:00Z">
+        <w:r>
+          <w:t>18. Driving the unit from the server (remote commands)</w:t>
+        </w:r>
+      </w:ins>
     </w:p>
     <w:p>
       <w:r>
@@ -5469,15 +6415,38 @@
     <w:p>
       <w:pPr>
         <w:ind w:left="432"/>
-      </w:pPr>
-      <w:r>
         <w:rPr>
-          <w:i/>
-          <w:color w:val="444444"/>
-          <w:sz w:val="18"/>
+          <w:del w:id="272" w:author="Scopus test procedure" w:date="2026-08-09T00:00:00Z"/>
         </w:rPr>
-        <w:t>If the second number is 0, the unit is not connected. Give it half a minute and look again: it retries on its own, waiting 5 seconds then 10, 20 and so on up to a minute between attempts. If it stays 0, run Step C0 first — with no mobile data there is nothing for it to connect over.</w:t>
-      </w:r>
+      </w:pPr>
+      <w:del w:id="273" w:author="Scopus test procedure" w:date="2026-08-09T00:00:00Z">
+        <w:r>
+          <w:rPr>
+            <w:i/>
+            <w:color w:val="444444"/>
+            <w:sz w:val="18"/>
+          </w:rPr>
+          <w:delText xml:space="preserve">If the second number is 0, the unit is not connected. Give it half a minute and look again: it retries on its own, waiting 5 seconds then 10, 20 and so on up to a minute between attempts. If it stays 0, run Step C0 first — with no mobile data there is nothing for it to connect over.</w:delText>
+        </w:r>
+      </w:del>
+    </w:p>
+    <w:p>
+      <w:pPr>
+        <w:ind w:left="432"/>
+        <w:rPr>
+          <w:ins w:id="274" w:author="Scopus test procedure" w:date="2026-08-09T00:00:00Z"/>
+        </w:rPr>
+      </w:pPr>
+      <w:ins w:id="275" w:author="Scopus test procedure" w:date="2026-08-09T00:00:00Z">
+        <w:r>
+          <w:rPr>
+            <w:i/>
+            <w:color w:val="444444"/>
+            <w:sz w:val="18"/>
+          </w:rPr>
+          <w:t>If the second number is 0, the unit is not connected. Give it half a minute and look again: it retries on its own, waiting 5 seconds then 10, 20 and so on up to a minute between attempts. If it stays 0, check the mobile side first (Scopus_QA_Flow.docx, Part 2, Step 1) — with no mobile data there is nothing for it to connect over.</w:t>
+        </w:r>
+      </w:ins>
     </w:p>
     <w:p>
       <w:r>
@@ -6160,14 +7129,24 @@
         </w:tc>
       </w:tr>
       <w:tr>
+        <w:trPr>
+          <w:del w:id="276" w:author="Scopus test procedure" w:date="2026-08-09T00:00:00Z"/>
+        </w:trPr>
         <w:tc>
           <w:tcPr>
             <w:tcW w:type="dxa" w:w="4320"/>
           </w:tcPr>
           <w:p>
-            <w:r>
-              <w:t>AT+SDVRMQTT? shows 1,0 and stays there</w:t>
-            </w:r>
+            <w:pPr>
+              <w:rPr>
+                <w:del w:id="277" w:author="Scopus test procedure" w:date="2026-08-09T00:00:00Z"/>
+              </w:rPr>
+            </w:pPr>
+            <w:del w:id="278" w:author="Scopus test procedure" w:date="2026-08-09T00:00:00Z">
+              <w:r>
+                <w:delText xml:space="preserve">AT+SDVRMQTT? shows 1,0 and stays there</w:delText>
+              </w:r>
+            </w:del>
           </w:p>
         </w:tc>
         <w:tc>
@@ -6175,9 +7154,55 @@
             <w:tcW w:type="dxa" w:w="4320"/>
           </w:tcPr>
           <w:p>
-            <w:r>
-              <w:t>Switched on but not connecting. Almost always no mobile data rather than anything to do with this channel — run Step C0. If the mobile side is healthy, the certificates are the next suspect: the modem must have all three files under /data/sdvr/certs.</w:t>
-            </w:r>
+            <w:pPr>
+              <w:rPr>
+                <w:del w:id="279" w:author="Scopus test procedure" w:date="2026-08-09T00:00:00Z"/>
+              </w:rPr>
+            </w:pPr>
+            <w:del w:id="280" w:author="Scopus test procedure" w:date="2026-08-09T00:00:00Z">
+              <w:r>
+                <w:delText xml:space="preserve">Switched on but not connecting. Almost always no mobile data rather than anything to do with this channel — run Step C0. If the mobile side is healthy, the certificates are the next suspect: the modem must have all three files under /data/sdvr/certs.</w:delText>
+              </w:r>
+            </w:del>
+          </w:p>
+        </w:tc>
+      </w:tr>
+      <w:tr>
+        <w:trPr>
+          <w:ins w:id="281" w:author="Scopus test procedure" w:date="2026-08-09T00:00:00Z"/>
+        </w:trPr>
+        <w:tc>
+          <w:tcPr>
+            <w:tcW w:type="dxa" w:w="4320"/>
+          </w:tcPr>
+          <w:p>
+            <w:pPr>
+              <w:rPr>
+                <w:ins w:id="282" w:author="Scopus test procedure" w:date="2026-08-09T00:00:00Z"/>
+              </w:rPr>
+            </w:pPr>
+            <w:ins w:id="283" w:author="Scopus test procedure" w:date="2026-08-09T00:00:00Z">
+              <w:r>
+                <w:t>AT+SDVRMQTT? shows 1,0 and stays there</w:t>
+              </w:r>
+            </w:ins>
+          </w:p>
+        </w:tc>
+        <w:tc>
+          <w:tcPr>
+            <w:tcW w:type="dxa" w:w="4320"/>
+          </w:tcPr>
+          <w:p>
+            <w:pPr>
+              <w:rPr>
+                <w:ins w:id="284" w:author="Scopus test procedure" w:date="2026-08-09T00:00:00Z"/>
+              </w:rPr>
+            </w:pPr>
+            <w:ins w:id="285" w:author="Scopus test procedure" w:date="2026-08-09T00:00:00Z">
+              <w:r>
+                <w:t>Switched on but not connecting. Almost always no mobile data rather than anything to do with this channel — check the mobile side (Scopus_QA_Flow.docx, Part 2). If the mobile side is healthy, the certificates are the next suspect: the modem must have all three files under /data/sdvr/certs.</w:t>
+              </w:r>
+            </w:ins>
           </w:p>
         </w:tc>
       </w:tr>
@@ -6296,38 +7321,37 @@
       <w:pPr>
         <w:pStyle w:val="Heading1"/>
         <w:rPr>
-          <w:ins w:id="5" w:author="Scopus test procedure" w:date="2026-08-09T00:00:00Z"/>
+          <w:del w:id="286" w:author="Scopus test procedure" w:date="2026-08-09T00:00:00Z"/>
         </w:rPr>
       </w:pPr>
-      <w:ins w:id="6" w:author="Scopus test procedure" w:date="2026-08-09T00:00:00Z">
+      <w:del w:id="287" w:author="Scopus test procedure" w:date="2026-08-09T00:00:00Z">
         <w:r>
-          <w:t>20. Checking the motion sensor (the unit being moved)</w:t>
+          <w:delText xml:space="preserve">20. Checking the motion sensor (the unit being moved)</w:delText>
+        </w:r>
+      </w:del>
+    </w:p>
+    <w:p>
+      <w:pPr>
+        <w:pStyle w:val="Heading1"/>
+        <w:rPr>
+          <w:ins w:id="288" w:author="Scopus test procedure" w:date="2026-08-09T00:00:00Z"/>
+        </w:rPr>
+      </w:pPr>
+      <w:ins w:id="289" w:author="Scopus test procedure" w:date="2026-08-09T00:00:00Z">
+        <w:r>
+          <w:t>19. Checking the motion sensor (the unit being moved)</w:t>
         </w:r>
       </w:ins>
     </w:p>
     <w:p>
-      <w:pPr>
-        <w:rPr>
-          <w:ins w:id="7" w:author="Scopus test procedure" w:date="2026-08-09T00:00:00Z"/>
-        </w:rPr>
-      </w:pPr>
-      <w:ins w:id="8" w:author="Scopus test procedure" w:date="2026-08-09T00:00:00Z">
-        <w:r>
-          <w:t>This is a different thing from people walking in front of the camera. The board carries its own movement sensor, and the two motion notifications — Motion start and Motion stop — mean the unit itself is being picked up, knocked or tilted. Objects moving in the picture are reported separately, as People detected and Vehicle detected.</w:t>
-        </w:r>
-      </w:ins>
+      <w:r>
+        <w:t>This is a different thing from people walking in front of the camera. The board carries its own movement sensor, and the two motion notifications — Motion start and Motion stop — mean the unit itself is being picked up, knocked or tilted. Objects moving in the picture are reported separately, as People detected and Vehicle detected.</w:t>
+      </w:r>
     </w:p>
     <w:p>
-      <w:pPr>
-        <w:rPr>
-          <w:ins w:id="9" w:author="Scopus test procedure" w:date="2026-08-09T00:00:00Z"/>
-        </w:rPr>
-      </w:pPr>
-      <w:ins w:id="10" w:author="Scopus test procedure" w:date="2026-08-09T00:00:00Z">
-        <w:r>
-          <w:t>Two settings control it, and both survive a power cycle:</w:t>
-        </w:r>
-      </w:ins>
+      <w:r>
+        <w:t>Two settings control it, and both survive a power cycle:</w:t>
+      </w:r>
     </w:p>
     <w:tbl>
       <w:tblPr>
@@ -6340,24 +7364,14 @@
         <w:gridCol w:w="4320"/>
       </w:tblGrid>
       <w:tr>
-        <w:trPr>
-          <w:ins w:id="11" w:author="Scopus test procedure" w:date="2026-08-09T00:00:00Z"/>
-        </w:trPr>
         <w:tc>
           <w:tcPr>
             <w:tcW w:type="dxa" w:w="4320"/>
           </w:tcPr>
           <w:p>
-            <w:pPr>
-              <w:rPr>
-                <w:ins w:id="12" w:author="Scopus test procedure" w:date="2026-08-09T00:00:00Z"/>
-              </w:rPr>
-            </w:pPr>
-            <w:ins w:id="13" w:author="Scopus test procedure" w:date="2026-08-09T00:00:00Z">
-              <w:r>
-                <w:t>Setting</w:t>
-              </w:r>
-            </w:ins>
+            <w:r>
+              <w:t>Setting</w:t>
+            </w:r>
           </w:p>
         </w:tc>
         <w:tc>
@@ -6365,38 +7379,21 @@
             <w:tcW w:type="dxa" w:w="4320"/>
           </w:tcPr>
           <w:p>
-            <w:pPr>
-              <w:rPr>
-                <w:ins w:id="14" w:author="Scopus test procedure" w:date="2026-08-09T00:00:00Z"/>
-              </w:rPr>
-            </w:pPr>
-            <w:ins w:id="15" w:author="Scopus test procedure" w:date="2026-08-09T00:00:00Z">
-              <w:r>
-                <w:t>What it does</w:t>
-              </w:r>
-            </w:ins>
+            <w:r>
+              <w:t>What it does</w:t>
+            </w:r>
           </w:p>
         </w:tc>
       </w:tr>
       <w:tr>
-        <w:trPr>
-          <w:ins w:id="16" w:author="Scopus test procedure" w:date="2026-08-09T00:00:00Z"/>
-        </w:trPr>
         <w:tc>
           <w:tcPr>
             <w:tcW w:type="dxa" w:w="4320"/>
           </w:tcPr>
           <w:p>
-            <w:pPr>
-              <w:rPr>
-                <w:ins w:id="17" w:author="Scopus test procedure" w:date="2026-08-09T00:00:00Z"/>
-              </w:rPr>
-            </w:pPr>
-            <w:ins w:id="18" w:author="Scopus test procedure" w:date="2026-08-09T00:00:00Z">
-              <w:r>
-                <w:t>sensitivity 0-100</w:t>
-              </w:r>
-            </w:ins>
+            <w:r>
+              <w:t>sensitivity 0-100</w:t>
+            </w:r>
           </w:p>
         </w:tc>
         <w:tc>
@@ -6404,38 +7401,21 @@
             <w:tcW w:type="dxa" w:w="4320"/>
           </w:tcPr>
           <w:p>
-            <w:pPr>
-              <w:rPr>
-                <w:ins w:id="19" w:author="Scopus test procedure" w:date="2026-08-09T00:00:00Z"/>
-              </w:rPr>
-            </w:pPr>
-            <w:ins w:id="20" w:author="Scopus test procedure" w:date="2026-08-09T00:00:00Z">
-              <w:r>
-                <w:t>How hard the box has to be disturbed before it counts. 100 is the lightest touch (about 15 mg), 0 needs a deliberate shove (about 500 mg). 50 is the default.</w:t>
-              </w:r>
-            </w:ins>
+            <w:r>
+              <w:t>How hard the box has to be disturbed before it counts. 100 is the lightest touch (about 15 mg), 0 needs a deliberate shove (about 500 mg). 50 is the default.</w:t>
+            </w:r>
           </w:p>
         </w:tc>
       </w:tr>
       <w:tr>
-        <w:trPr>
-          <w:ins w:id="21" w:author="Scopus test procedure" w:date="2026-08-09T00:00:00Z"/>
-        </w:trPr>
         <w:tc>
           <w:tcPr>
             <w:tcW w:type="dxa" w:w="4320"/>
           </w:tcPr>
           <w:p>
-            <w:pPr>
-              <w:rPr>
-                <w:ins w:id="22" w:author="Scopus test procedure" w:date="2026-08-09T00:00:00Z"/>
-              </w:rPr>
-            </w:pPr>
-            <w:ins w:id="23" w:author="Scopus test procedure" w:date="2026-08-09T00:00:00Z">
-              <w:r>
-                <w:t>no-motion timeout</w:t>
-              </w:r>
-            </w:ins>
+            <w:r>
+              <w:t>no-motion timeout</w:t>
+            </w:r>
           </w:p>
         </w:tc>
         <w:tc>
@@ -6443,16 +7423,9 @@
             <w:tcW w:type="dxa" w:w="4320"/>
           </w:tcPr>
           <w:p>
-            <w:pPr>
-              <w:rPr>
-                <w:ins w:id="24" w:author="Scopus test procedure" w:date="2026-08-09T00:00:00Z"/>
-              </w:rPr>
-            </w:pPr>
-            <w:ins w:id="25" w:author="Scopus test procedure" w:date="2026-08-09T00:00:00Z">
-              <w:r>
-                <w:t>How long the box then has to be still before Motion stop is sent. Seconds.</w:t>
-              </w:r>
-            </w:ins>
+            <w:r>
+              <w:t>How long the box then has to be still before Motion stop is sent. Seconds.</w:t>
+            </w:r>
           </w:p>
         </w:tc>
       </w:tr>
@@ -6460,266 +7433,187 @@
     <w:p>
       <w:pPr>
         <w:pStyle w:val="Heading2"/>
-        <w:rPr>
-          <w:ins w:id="26" w:author="Scopus test procedure" w:date="2026-08-09T00:00:00Z"/>
-        </w:rPr>
-      </w:pPr>
-      <w:ins w:id="27" w:author="Scopus test procedure" w:date="2026-08-09T00:00:00Z">
-        <w:r>
-          <w:t>Step M1 — Check the sensor is there and awake</w:t>
-        </w:r>
-      </w:ins>
+      </w:pPr>
+      <w:r>
+        <w:t>Step M1 — Check the sensor is there and awake</w:t>
+      </w:r>
     </w:p>
     <w:p>
       <w:pPr>
         <w:spacing w:after="80"/>
         <w:ind w:left="432"/>
+      </w:pPr>
+      <w:r>
         <w:rPr>
-          <w:ins w:id="28" w:author="Scopus test procedure" w:date="2026-08-09T00:00:00Z"/>
+          <w:rFonts w:ascii="Consolas" w:hAnsi="Consolas"/>
+          <w:b/>
+          <w:color w:val="1F3D7A"/>
+          <w:sz w:val="18"/>
         </w:rPr>
-      </w:pPr>
-      <w:ins w:id="29" w:author="Scopus test procedure" w:date="2026-08-09T00:00:00Z">
-        <w:r>
-          <w:rPr>
-            <w:rFonts w:ascii="Consolas" w:hAnsi="Consolas"/>
-            <w:b/>
-            <w:color w:val="1F3D7A"/>
-            <w:sz w:val="18"/>
-          </w:rPr>
-          <w:t>cd ~/work/itpnovex/edgeai &amp;&amp; python3 scopus/cam.py "motion query"</w:t>
-        </w:r>
-      </w:ins>
+        <w:t>cd ~/work/itpnovex/edgeai &amp;&amp; python3 scopus/cam.py "motion query"</w:t>
+      </w:r>
     </w:p>
     <w:p>
       <w:pPr>
         <w:spacing w:after="40"/>
+      </w:pPr>
+      <w:r>
         <w:rPr>
-          <w:ins w:id="30" w:author="Scopus test procedure" w:date="2026-08-09T00:00:00Z"/>
+          <w:b/>
+          <w:color w:val="1E6B2E"/>
+          <w:sz w:val="20"/>
         </w:rPr>
-      </w:pPr>
-      <w:ins w:id="31" w:author="Scopus test procedure" w:date="2026-08-09T00:00:00Z">
-        <w:r>
-          <w:rPr>
-            <w:b/>
-            <w:color w:val="1E6B2E"/>
-            <w:sz w:val="20"/>
-          </w:rPr>
-          <w:t>Expected:</w:t>
-        </w:r>
-      </w:ins>
+        <w:t>Expected:</w:t>
+      </w:r>
     </w:p>
     <w:p>
       <w:pPr>
         <w:spacing w:after="80"/>
         <w:ind w:left="432"/>
+      </w:pPr>
+      <w:r>
         <w:rPr>
-          <w:ins w:id="32" w:author="Scopus test procedure" w:date="2026-08-09T00:00:00Z"/>
+          <w:rFonts w:ascii="Consolas" w:hAnsi="Consolas"/>
+          <w:sz w:val="18"/>
         </w:rPr>
-      </w:pPr>
-      <w:ins w:id="33" w:author="Scopus test procedure" w:date="2026-08-09T00:00:00Z">
-        <w:r>
-          <w:rPr>
-            <w:rFonts w:ascii="Consolas" w:hAnsi="Consolas"/>
-            <w:sz w:val="18"/>
-          </w:rPr>
-          <w:t>motion: sensitivity=50 timeout=30</w:t>
-          <w:br/>
-          <w:t>motion: sensor LSM6DSO32 at 0xD6, threshold 265 mg</w:t>
-          <w:br/>
-          <w:t>motion: state=still deviation=3 mg peak=0 mg still=142 s</w:t>
-          <w:br/>
-          <w:t>motion: events start=0 stop=0</w:t>
-        </w:r>
-      </w:ins>
+        <w:t>motion: sensitivity=50 timeout=30</w:t>
+        <w:br/>
+        <w:t>motion: sensor LSM6DSO32 at 0xD6, threshold 265 mg</w:t>
+        <w:br/>
+        <w:t>motion: state=still deviation=3 mg peak=0 mg still=142 s</w:t>
+        <w:br/>
+        <w:t>motion: events start=0 stop=0</w:t>
+      </w:r>
     </w:p>
     <w:p>
       <w:pPr>
         <w:spacing w:after="80"/>
         <w:ind w:left="432"/>
+      </w:pPr>
+      <w:r>
         <w:rPr>
-          <w:ins w:id="34" w:author="Scopus test procedure" w:date="2026-08-09T00:00:00Z"/>
+          <w:rFonts w:ascii="Consolas" w:hAnsi="Consolas"/>
+          <w:b/>
+          <w:color w:val="1F3D7A"/>
+          <w:sz w:val="18"/>
         </w:rPr>
-      </w:pPr>
-      <w:ins w:id="35" w:author="Scopus test procedure" w:date="2026-08-09T00:00:00Z">
-        <w:r>
-          <w:rPr>
-            <w:rFonts w:ascii="Consolas" w:hAnsi="Consolas"/>
-            <w:b/>
-            <w:color w:val="1F3D7A"/>
-            <w:sz w:val="18"/>
-          </w:rPr>
-          <w:t>cd ~/work/itpnovex/edgeai &amp;&amp; python3 scopus/cam.py "motion read"</w:t>
-        </w:r>
-      </w:ins>
+        <w:t>cd ~/work/itpnovex/edgeai &amp;&amp; python3 scopus/cam.py "motion read"</w:t>
+      </w:r>
     </w:p>
     <w:p>
       <w:pPr>
         <w:spacing w:after="40"/>
+      </w:pPr>
+      <w:r>
         <w:rPr>
-          <w:ins w:id="36" w:author="Scopus test procedure" w:date="2026-08-09T00:00:00Z"/>
+          <w:b/>
+          <w:color w:val="1E6B2E"/>
+          <w:sz w:val="20"/>
         </w:rPr>
-      </w:pPr>
-      <w:ins w:id="37" w:author="Scopus test procedure" w:date="2026-08-09T00:00:00Z">
-        <w:r>
-          <w:rPr>
-            <w:b/>
-            <w:color w:val="1E6B2E"/>
-            <w:sz w:val="20"/>
-          </w:rPr>
-          <w:t>Expected:</w:t>
-        </w:r>
-      </w:ins>
+        <w:t>Expected:</w:t>
+      </w:r>
     </w:p>
     <w:p>
       <w:pPr>
         <w:spacing w:after="80"/>
         <w:ind w:left="432"/>
+      </w:pPr>
+      <w:r>
         <w:rPr>
-          <w:ins w:id="38" w:author="Scopus test procedure" w:date="2026-08-09T00:00:00Z"/>
+          <w:rFonts w:ascii="Consolas" w:hAnsi="Consolas"/>
+          <w:sz w:val="18"/>
         </w:rPr>
-      </w:pPr>
-      <w:ins w:id="39" w:author="Scopus test procedure" w:date="2026-08-09T00:00:00Z">
-        <w:r>
-          <w:rPr>
-            <w:rFonts w:ascii="Consolas" w:hAnsi="Consolas"/>
-            <w:sz w:val="18"/>
-          </w:rPr>
-          <w:t>motion read: x=986 y=-77 z=80 mg</w:t>
-        </w:r>
-      </w:ins>
+        <w:t>motion read: x=986 y=-77 z=80 mg</w:t>
+      </w:r>
     </w:p>
     <w:p>
       <w:pPr>
         <w:ind w:left="432"/>
+      </w:pPr>
+      <w:r>
         <w:rPr>
-          <w:ins w:id="40" w:author="Scopus test procedure" w:date="2026-08-09T00:00:00Z"/>
+          <w:i/>
+          <w:color w:val="444444"/>
+          <w:sz w:val="18"/>
         </w:rPr>
-      </w:pPr>
-      <w:ins w:id="41" w:author="Scopus test procedure" w:date="2026-08-09T00:00:00Z">
-        <w:r>
-          <w:rPr>
-            <w:i/>
-            <w:color w:val="444444"/>
-            <w:sz w:val="18"/>
-          </w:rPr>
-          <w:t>One axis reading about 1000 is gravity. Which axis depends on how the box is standing. If all three read near zero, the sensor is answering but not measuring — report it.</w:t>
-        </w:r>
-      </w:ins>
+        <w:t>One axis reading about 1000 is gravity. Which axis depends on how the box is standing. If all three read near zero, the sensor is answering but not measuring — report it.</w:t>
+      </w:r>
     </w:p>
     <w:p>
       <w:pPr>
         <w:pStyle w:val="Heading2"/>
-        <w:rPr>
-          <w:ins w:id="42" w:author="Scopus test procedure" w:date="2026-08-09T00:00:00Z"/>
-        </w:rPr>
-      </w:pPr>
-      <w:ins w:id="43" w:author="Scopus test procedure" w:date="2026-08-09T00:00:00Z">
-        <w:r>
-          <w:t>Step M2 — Make it report a movement</w:t>
-        </w:r>
-      </w:ins>
+      </w:pPr>
+      <w:r>
+        <w:t>Step M2 — Make it report a movement</w:t>
+      </w:r>
     </w:p>
     <w:p>
-      <w:pPr>
-        <w:rPr>
-          <w:ins w:id="44" w:author="Scopus test procedure" w:date="2026-08-09T00:00:00Z"/>
-        </w:rPr>
-      </w:pPr>
-      <w:ins w:id="45" w:author="Scopus test procedure" w:date="2026-08-09T00:00:00Z">
-        <w:r>
-          <w:t>Set a short no-motion timeout first, so you do not wait 30 seconds for the second event, and allow the two motion events to be reported:</w:t>
-        </w:r>
-      </w:ins>
+      <w:r>
+        <w:t>Set a short no-motion timeout first, so you do not wait 30 seconds for the second event, and allow the two motion events to be reported:</w:t>
+      </w:r>
     </w:p>
     <w:p>
       <w:pPr>
         <w:spacing w:after="80"/>
         <w:ind w:left="432"/>
+      </w:pPr>
+      <w:r>
         <w:rPr>
-          <w:ins w:id="46" w:author="Scopus test procedure" w:date="2026-08-09T00:00:00Z"/>
+          <w:rFonts w:ascii="Consolas" w:hAnsi="Consolas"/>
+          <w:b/>
+          <w:color w:val="1F3D7A"/>
+          <w:sz w:val="18"/>
         </w:rPr>
-      </w:pPr>
-      <w:ins w:id="47" w:author="Scopus test procedure" w:date="2026-08-09T00:00:00Z">
-        <w:r>
-          <w:rPr>
-            <w:rFonts w:ascii="Consolas" w:hAnsi="Consolas"/>
-            <w:b/>
-            <w:color w:val="1F3D7A"/>
-            <w:sz w:val="18"/>
-          </w:rPr>
-          <w:t>cd ~/work/itpnovex/edgeai &amp;&amp; python3 scopus/cam.py "notify enable 0xff"</w:t>
-        </w:r>
-      </w:ins>
+        <w:t>cd ~/work/itpnovex/edgeai &amp;&amp; python3 scopus/cam.py "notify enable 0xff"</w:t>
+      </w:r>
     </w:p>
     <w:p>
       <w:pPr>
         <w:spacing w:after="80"/>
         <w:ind w:left="432"/>
+      </w:pPr>
+      <w:r>
         <w:rPr>
-          <w:ins w:id="48" w:author="Scopus test procedure" w:date="2026-08-09T00:00:00Z"/>
+          <w:rFonts w:ascii="Consolas" w:hAnsi="Consolas"/>
+          <w:b/>
+          <w:color w:val="1F3D7A"/>
+          <w:sz w:val="18"/>
         </w:rPr>
-      </w:pPr>
-      <w:ins w:id="49" w:author="Scopus test procedure" w:date="2026-08-09T00:00:00Z">
-        <w:r>
-          <w:rPr>
-            <w:rFonts w:ascii="Consolas" w:hAnsi="Consolas"/>
-            <w:b/>
-            <w:color w:val="1F3D7A"/>
-            <w:sz w:val="18"/>
-          </w:rPr>
-          <w:t>cd ~/work/itpnovex/edgeai &amp;&amp; python3 scopus/cam.py "motion sense 50 10"</w:t>
-        </w:r>
-      </w:ins>
+        <w:t>cd ~/work/itpnovex/edgeai &amp;&amp; python3 scopus/cam.py "motion sense 50 10"</w:t>
+      </w:r>
     </w:p>
     <w:p>
-      <w:pPr>
-        <w:rPr>
-          <w:ins w:id="50" w:author="Scopus test procedure" w:date="2026-08-09T00:00:00Z"/>
-        </w:rPr>
-      </w:pPr>
-      <w:ins w:id="51" w:author="Scopus test procedure" w:date="2026-08-09T00:00:00Z">
-        <w:r>
-          <w:t>Now move the box: pick it up, put it down, or tap it firmly. Watch Window A.</w:t>
-        </w:r>
-      </w:ins>
+      <w:r>
+        <w:t>Now move the box: pick it up, put it down, or tap it firmly. Watch Window A.</w:t>
+      </w:r>
     </w:p>
     <w:p>
       <w:pPr>
         <w:spacing w:after="40"/>
+      </w:pPr>
+      <w:r>
         <w:rPr>
-          <w:ins w:id="52" w:author="Scopus test procedure" w:date="2026-08-09T00:00:00Z"/>
+          <w:b/>
+          <w:color w:val="1E6B2E"/>
+          <w:sz w:val="20"/>
         </w:rPr>
-      </w:pPr>
-      <w:ins w:id="53" w:author="Scopus test procedure" w:date="2026-08-09T00:00:00Z">
-        <w:r>
-          <w:rPr>
-            <w:b/>
-            <w:color w:val="1E6B2E"/>
-            <w:sz w:val="20"/>
-          </w:rPr>
-          <w:t>Expected:</w:t>
-        </w:r>
-      </w:ins>
+        <w:t>Expected:</w:t>
+      </w:r>
     </w:p>
     <w:p>
       <w:pPr>
         <w:spacing w:after="80"/>
         <w:ind w:left="432"/>
+      </w:pPr>
+      <w:r>
         <w:rPr>
-          <w:ins w:id="54" w:author="Scopus test procedure" w:date="2026-08-09T00:00:00Z"/>
+          <w:rFonts w:ascii="Consolas" w:hAnsi="Consolas"/>
+          <w:sz w:val="18"/>
         </w:rPr>
-      </w:pPr>
-      <w:ins w:id="55" w:author="Scopus test procedure" w:date="2026-08-09T00:00:00Z">
-        <w:r>
-          <w:rPr>
-            <w:rFonts w:ascii="Consolas" w:hAnsi="Consolas"/>
-            <w:sz w:val="18"/>
-          </w:rPr>
-          <w:t>{"ser":4194336,"num":0,"rsn":2,"rsd":688,"tim":"20260819170215","mtn":1,…}</w:t>
-          <w:br/>
-          <w:t>{"ser":4194336,"num":1,"rsn":4,"rsd":15,"tim":"20260819170230","mtn":0,…}</w:t>
-        </w:r>
-      </w:ins>
+        <w:t>{"ser":4194336,"num":0,"rsn":2,"rsd":688,"tim":"20260819170215","mtn":1,…}</w:t>
+        <w:br/>
+        <w:t>{"ser":4194336,"num":1,"rsn":4,"rsd":15,"tim":"20260819170230","mtn":0,…}</w:t>
+      </w:r>
     </w:p>
     <w:tbl>
       <w:tblPr>
@@ -6732,24 +7626,14 @@
         <w:gridCol w:w="4320"/>
       </w:tblGrid>
       <w:tr>
-        <w:trPr>
-          <w:ins w:id="56" w:author="Scopus test procedure" w:date="2026-08-09T00:00:00Z"/>
-        </w:trPr>
         <w:tc>
           <w:tcPr>
             <w:tcW w:type="dxa" w:w="4320"/>
           </w:tcPr>
           <w:p>
-            <w:pPr>
-              <w:rPr>
-                <w:ins w:id="57" w:author="Scopus test procedure" w:date="2026-08-09T00:00:00Z"/>
-              </w:rPr>
-            </w:pPr>
-            <w:ins w:id="58" w:author="Scopus test procedure" w:date="2026-08-09T00:00:00Z">
-              <w:r>
-                <w:t>Field</w:t>
-              </w:r>
-            </w:ins>
+            <w:r>
+              <w:t>Field</w:t>
+            </w:r>
           </w:p>
         </w:tc>
         <w:tc>
@@ -6757,38 +7641,21 @@
             <w:tcW w:type="dxa" w:w="4320"/>
           </w:tcPr>
           <w:p>
-            <w:pPr>
-              <w:rPr>
-                <w:ins w:id="59" w:author="Scopus test procedure" w:date="2026-08-09T00:00:00Z"/>
-              </w:rPr>
-            </w:pPr>
-            <w:ins w:id="60" w:author="Scopus test procedure" w:date="2026-08-09T00:00:00Z">
-              <w:r>
-                <w:t>Meaning</w:t>
-              </w:r>
-            </w:ins>
+            <w:r>
+              <w:t>Meaning</w:t>
+            </w:r>
           </w:p>
         </w:tc>
       </w:tr>
       <w:tr>
-        <w:trPr>
-          <w:ins w:id="61" w:author="Scopus test procedure" w:date="2026-08-09T00:00:00Z"/>
-        </w:trPr>
         <w:tc>
           <w:tcPr>
             <w:tcW w:type="dxa" w:w="4320"/>
           </w:tcPr>
           <w:p>
-            <w:pPr>
-              <w:rPr>
-                <w:ins w:id="62" w:author="Scopus test procedure" w:date="2026-08-09T00:00:00Z"/>
-              </w:rPr>
-            </w:pPr>
-            <w:ins w:id="63" w:author="Scopus test procedure" w:date="2026-08-09T00:00:00Z">
-              <w:r>
-                <w:t>rsn=2</w:t>
-              </w:r>
-            </w:ins>
+            <w:r>
+              <w:t>rsn=2</w:t>
+            </w:r>
           </w:p>
         </w:tc>
         <w:tc>
@@ -6796,38 +7663,21 @@
             <w:tcW w:type="dxa" w:w="4320"/>
           </w:tcPr>
           <w:p>
-            <w:pPr>
-              <w:rPr>
-                <w:ins w:id="64" w:author="Scopus test procedure" w:date="2026-08-09T00:00:00Z"/>
-              </w:rPr>
-            </w:pPr>
-            <w:ins w:id="65" w:author="Scopus test procedure" w:date="2026-08-09T00:00:00Z">
-              <w:r>
-                <w:t>Motion start.</w:t>
-              </w:r>
-            </w:ins>
+            <w:r>
+              <w:t>Motion start.</w:t>
+            </w:r>
           </w:p>
         </w:tc>
       </w:tr>
       <w:tr>
-        <w:trPr>
-          <w:ins w:id="66" w:author="Scopus test procedure" w:date="2026-08-09T00:00:00Z"/>
-        </w:trPr>
         <w:tc>
           <w:tcPr>
             <w:tcW w:type="dxa" w:w="4320"/>
           </w:tcPr>
           <w:p>
-            <w:pPr>
-              <w:rPr>
-                <w:ins w:id="67" w:author="Scopus test procedure" w:date="2026-08-09T00:00:00Z"/>
-              </w:rPr>
-            </w:pPr>
-            <w:ins w:id="68" w:author="Scopus test procedure" w:date="2026-08-09T00:00:00Z">
-              <w:r>
-                <w:t>rsn=4</w:t>
-              </w:r>
-            </w:ins>
+            <w:r>
+              <w:t>rsn=4</w:t>
+            </w:r>
           </w:p>
         </w:tc>
         <w:tc>
@@ -6835,38 +7685,21 @@
             <w:tcW w:type="dxa" w:w="4320"/>
           </w:tcPr>
           <w:p>
-            <w:pPr>
-              <w:rPr>
-                <w:ins w:id="69" w:author="Scopus test procedure" w:date="2026-08-09T00:00:00Z"/>
-              </w:rPr>
-            </w:pPr>
-            <w:ins w:id="70" w:author="Scopus test procedure" w:date="2026-08-09T00:00:00Z">
-              <w:r>
-                <w:t>Motion stop, sent once the box has been still for the no-motion timeout.</w:t>
-              </w:r>
-            </w:ins>
+            <w:r>
+              <w:t>Motion stop, sent once the box has been still for the no-motion timeout.</w:t>
+            </w:r>
           </w:p>
         </w:tc>
       </w:tr>
       <w:tr>
-        <w:trPr>
-          <w:ins w:id="71" w:author="Scopus test procedure" w:date="2026-08-09T00:00:00Z"/>
-        </w:trPr>
         <w:tc>
           <w:tcPr>
             <w:tcW w:type="dxa" w:w="4320"/>
           </w:tcPr>
           <w:p>
-            <w:pPr>
-              <w:rPr>
-                <w:ins w:id="72" w:author="Scopus test procedure" w:date="2026-08-09T00:00:00Z"/>
-              </w:rPr>
-            </w:pPr>
-            <w:ins w:id="73" w:author="Scopus test procedure" w:date="2026-08-09T00:00:00Z">
-              <w:r>
-                <w:t>rsd</w:t>
-              </w:r>
-            </w:ins>
+            <w:r>
+              <w:t>rsd</w:t>
+            </w:r>
           </w:p>
         </w:tc>
         <w:tc>
@@ -6874,38 +7707,21 @@
             <w:tcW w:type="dxa" w:w="4320"/>
           </w:tcPr>
           <w:p>
-            <w:pPr>
-              <w:rPr>
-                <w:ins w:id="74" w:author="Scopus test procedure" w:date="2026-08-09T00:00:00Z"/>
-              </w:rPr>
-            </w:pPr>
-            <w:ins w:id="75" w:author="Scopus test procedure" w:date="2026-08-09T00:00:00Z">
-              <w:r>
-                <w:t>On start, how big the disturbance was, in mg. On stop, how long the movement lasted, in seconds.</w:t>
-              </w:r>
-            </w:ins>
+            <w:r>
+              <w:t>On start, how big the disturbance was, in mg. On stop, how long the movement lasted, in seconds.</w:t>
+            </w:r>
           </w:p>
         </w:tc>
       </w:tr>
       <w:tr>
-        <w:trPr>
-          <w:ins w:id="76" w:author="Scopus test procedure" w:date="2026-08-09T00:00:00Z"/>
-        </w:trPr>
         <w:tc>
           <w:tcPr>
             <w:tcW w:type="dxa" w:w="4320"/>
           </w:tcPr>
           <w:p>
-            <w:pPr>
-              <w:rPr>
-                <w:ins w:id="77" w:author="Scopus test procedure" w:date="2026-08-09T00:00:00Z"/>
-              </w:rPr>
-            </w:pPr>
-            <w:ins w:id="78" w:author="Scopus test procedure" w:date="2026-08-09T00:00:00Z">
-              <w:r>
-                <w:t>mtn</w:t>
-              </w:r>
-            </w:ins>
+            <w:r>
+              <w:t>mtn</w:t>
+            </w:r>
           </w:p>
         </w:tc>
         <w:tc>
@@ -6913,16 +7729,9 @@
             <w:tcW w:type="dxa" w:w="4320"/>
           </w:tcPr>
           <w:p>
-            <w:pPr>
-              <w:rPr>
-                <w:ins w:id="79" w:author="Scopus test procedure" w:date="2026-08-09T00:00:00Z"/>
-              </w:rPr>
-            </w:pPr>
-            <w:ins w:id="80" w:author="Scopus test procedure" w:date="2026-08-09T00:00:00Z">
-              <w:r>
-                <w:t>1 while the box is moving. It is on every notification, not only these two, so an event that arrives during a move says so.</w:t>
-              </w:r>
-            </w:ins>
+            <w:r>
+              <w:t>1 while the box is moving. It is on every notification, not only these two, so an event that arrives during a move says so.</w:t>
+            </w:r>
           </w:p>
         </w:tc>
       </w:tr>
@@ -6930,127 +7739,81 @@
     <w:p>
       <w:pPr>
         <w:pStyle w:val="Heading2"/>
-        <w:rPr>
-          <w:ins w:id="81" w:author="Scopus test procedure" w:date="2026-08-09T00:00:00Z"/>
-        </w:rPr>
-      </w:pPr>
-      <w:ins w:id="82" w:author="Scopus test procedure" w:date="2026-08-09T00:00:00Z">
-        <w:r>
-          <w:t>Step M3 — If nobody can touch the box</w:t>
-        </w:r>
-      </w:ins>
+      </w:pPr>
+      <w:r>
+        <w:t>Step M3 — If nobody can touch the box</w:t>
+      </w:r>
     </w:p>
     <w:p>
-      <w:pPr>
-        <w:rPr>
-          <w:ins w:id="83" w:author="Scopus test procedure" w:date="2026-08-09T00:00:00Z"/>
-        </w:rPr>
-      </w:pPr>
-      <w:ins w:id="84" w:author="Scopus test procedure" w:date="2026-08-09T00:00:00Z">
-        <w:r>
-          <w:t>The sensor can push its own measuring element, which produces a real movement with nobody near the unit. Use this when the bench is remote:</w:t>
-        </w:r>
-      </w:ins>
+      <w:r>
+        <w:t>The sensor can push its own measuring element, which produces a real movement with nobody near the unit. Use this when the bench is remote:</w:t>
+      </w:r>
     </w:p>
     <w:p>
       <w:pPr>
         <w:spacing w:after="80"/>
         <w:ind w:left="432"/>
+      </w:pPr>
+      <w:r>
         <w:rPr>
-          <w:ins w:id="85" w:author="Scopus test procedure" w:date="2026-08-09T00:00:00Z"/>
+          <w:rFonts w:ascii="Consolas" w:hAnsi="Consolas"/>
+          <w:b/>
+          <w:color w:val="1F3D7A"/>
+          <w:sz w:val="18"/>
         </w:rPr>
-      </w:pPr>
-      <w:ins w:id="86" w:author="Scopus test procedure" w:date="2026-08-09T00:00:00Z">
-        <w:r>
-          <w:rPr>
-            <w:rFonts w:ascii="Consolas" w:hAnsi="Consolas"/>
-            <w:b/>
-            <w:color w:val="1F3D7A"/>
-            <w:sz w:val="18"/>
-          </w:rPr>
-          <w:t>cd ~/work/itpnovex/edgeai &amp;&amp; python3 scopus/cam.py "motion selftest"</w:t>
-        </w:r>
-      </w:ins>
+        <w:t>cd ~/work/itpnovex/edgeai &amp;&amp; python3 scopus/cam.py "motion selftest"</w:t>
+      </w:r>
     </w:p>
     <w:p>
       <w:pPr>
         <w:spacing w:after="40"/>
+      </w:pPr>
+      <w:r>
         <w:rPr>
-          <w:ins w:id="87" w:author="Scopus test procedure" w:date="2026-08-09T00:00:00Z"/>
+          <w:b/>
+          <w:color w:val="1E6B2E"/>
+          <w:sz w:val="20"/>
         </w:rPr>
-      </w:pPr>
-      <w:ins w:id="88" w:author="Scopus test procedure" w:date="2026-08-09T00:00:00Z">
-        <w:r>
-          <w:rPr>
-            <w:b/>
-            <w:color w:val="1E6B2E"/>
-            <w:sz w:val="20"/>
-          </w:rPr>
-          <w:t>Expected:</w:t>
-        </w:r>
-      </w:ins>
+        <w:t>Expected:</w:t>
+      </w:r>
     </w:p>
     <w:p>
       <w:pPr>
         <w:spacing w:after="80"/>
         <w:ind w:left="432"/>
+      </w:pPr>
+      <w:r>
         <w:rPr>
-          <w:ins w:id="89" w:author="Scopus test procedure" w:date="2026-08-09T00:00:00Z"/>
+          <w:rFonts w:ascii="Consolas" w:hAnsi="Consolas"/>
+          <w:sz w:val="18"/>
         </w:rPr>
-      </w:pPr>
-      <w:ins w:id="90" w:author="Scopus test procedure" w:date="2026-08-09T00:00:00Z">
-        <w:r>
-          <w:rPr>
-            <w:rFonts w:ascii="Consolas" w:hAnsi="Consolas"/>
-            <w:sz w:val="18"/>
-          </w:rPr>
-          <w:t>motion selftest: sensor responded (shift 681 mg)</w:t>
-        </w:r>
-      </w:ins>
+        <w:t>motion selftest: sensor responded (shift 681 mg)</w:t>
+      </w:r>
     </w:p>
     <w:p>
-      <w:pPr>
-        <w:rPr>
-          <w:ins w:id="91" w:author="Scopus test procedure" w:date="2026-08-09T00:00:00Z"/>
-        </w:rPr>
-      </w:pPr>
-      <w:ins w:id="92" w:author="Scopus test procedure" w:date="2026-08-09T00:00:00Z">
-        <w:r>
-          <w:t>The same two notifications follow, exactly as if the box had been moved by hand. There is also motion simulate 0|1, which asserts the state without involving the sensor at all — use it only to test the reporting path, never to prove the sensor works.</w:t>
-        </w:r>
-      </w:ins>
+      <w:r>
+        <w:t>The same two notifications follow, exactly as if the box had been moved by hand. There is also motion simulate 0|1, which asserts the state without involving the sensor at all — use it only to test the reporting path, never to prove the sensor works.</w:t>
+      </w:r>
     </w:p>
     <w:p>
-      <w:pPr>
-        <w:rPr>
-          <w:ins w:id="93" w:author="Scopus test procedure" w:date="2026-08-09T00:00:00Z"/>
-        </w:rPr>
-      </w:pPr>
-      <w:ins w:id="94" w:author="Scopus test procedure" w:date="2026-08-09T00:00:00Z">
-        <w:r>
-          <w:t>Put the timeout back when you are done:</w:t>
-        </w:r>
-      </w:ins>
+      <w:r>
+        <w:t>Put the timeout back when you are done:</w:t>
+      </w:r>
     </w:p>
     <w:p>
       <w:pPr>
         <w:spacing w:after="80"/>
         <w:ind w:left="432"/>
+      </w:pPr>
+      <w:r>
         <w:rPr>
-          <w:ins w:id="95" w:author="Scopus test procedure" w:date="2026-08-09T00:00:00Z"/>
+          <w:rFonts w:ascii="Consolas" w:hAnsi="Consolas"/>
+          <w:b/>
+          <w:color w:val="1F3D7A"/>
+          <w:sz w:val="18"/>
         </w:rPr>
-      </w:pPr>
-      <w:ins w:id="96" w:author="Scopus test procedure" w:date="2026-08-09T00:00:00Z">
-        <w:r>
-          <w:rPr>
-            <w:rFonts w:ascii="Consolas" w:hAnsi="Consolas"/>
-            <w:b/>
-            <w:color w:val="1F3D7A"/>
-            <w:sz w:val="18"/>
-          </w:rPr>
-          <w:t>cd ~/work/itpnovex/edgeai &amp;&amp; python3 scopus/cam.py "motion sense 50 30"</w:t>
-        </w:r>
-      </w:ins>
+        <w:t>cd ~/work/itpnovex/edgeai &amp;&amp; python3 scopus/cam.py "motion sense 50 30"</w:t>
+      </w:r>
     </w:p>
     <w:sectPr>
       <w:pgSz w:w="12240" w:h="15840"/>

--- a/scopus/Scopus_Tester_Manual_tracked.docx
+++ b/scopus/Scopus_Tester_Manual_tracked.docx
@@ -26,7 +26,7 @@
       </w:pPr>
       <w:del w:id="2" w:author="Scopus test procedure" w:date="2026-08-09T00:00:00Z">
         <w:r>
-          <w:delText xml:space="preserve">Generated 2026-08-19 from scopus/make_tester_manual.py. Every command below was run, in this order, on the bench PC this document is written for, and each “Expected” block is the output that came back. The one exception is Step 9, which needs a person standing in front of the camera; its example is a real live detection recorded on the same bench.</w:delText>
+          <w:delText xml:space="preserve">Generated 2026-08-26 from scopus/make_tester_manual.py. Every command below was run, in this order, on the bench PC this document is written for, and each “Expected” block is the output that came back. The one exception is Step 9, which needs a person standing in front of the camera; its example is a real live detection recorded on the same bench.</w:delText>
         </w:r>
       </w:del>
     </w:p>
@@ -38,7 +38,7 @@
       </w:pPr>
       <w:ins w:id="4" w:author="Scopus test procedure" w:date="2026-08-09T00:00:00Z">
         <w:r>
-          <w:t>Generated 2026-08-26 from scopus/make_tester_manual.py. Every command below was run, in this order, on the bench PC this document is written for, and each “Expected” block is the output that came back. The one exception is Step 9, which needs a person standing in front of the camera; its example is a real live detection recorded on the same bench.</w:t>
+          <w:t>Generated 2026-09-02 from scopus/make_tester_manual.py. Every command below was run, in this order, on the bench PC this document is written for, and each “Expected” block is the output that came back. The one exception is Step 9, which needs a person standing in front of the camera; its example is a real live detection recorded on the same bench.</w:t>
         </w:r>
       </w:ins>
     </w:p>
@@ -289,24 +289,14 @@
         </w:tc>
       </w:tr>
       <w:tr>
-        <w:trPr>
-          <w:del w:id="5" w:author="Scopus test procedure" w:date="2026-08-09T00:00:00Z"/>
-        </w:trPr>
         <w:tc>
           <w:tcPr>
             <w:tcW w:type="dxa" w:w="2880"/>
           </w:tcPr>
           <w:p>
-            <w:pPr>
-              <w:rPr>
-                <w:del w:id="6" w:author="Scopus test procedure" w:date="2026-08-09T00:00:00Z"/>
-              </w:rPr>
-            </w:pPr>
-            <w:del w:id="7" w:author="Scopus test procedure" w:date="2026-08-09T00:00:00Z">
-              <w:r>
-                <w:delText xml:space="preserve">Cellular</w:delText>
-              </w:r>
-            </w:del>
+            <w:r>
+              <w:t>Cellular</w:t>
+            </w:r>
           </w:p>
         </w:tc>
         <w:tc>
@@ -314,16 +304,9 @@
             <w:tcW w:type="dxa" w:w="2880"/>
           </w:tcPr>
           <w:p>
-            <w:pPr>
-              <w:rPr>
-                <w:del w:id="8" w:author="Scopus test procedure" w:date="2026-08-09T00:00:00Z"/>
-              </w:rPr>
-            </w:pPr>
-            <w:del w:id="9" w:author="Scopus test procedure" w:date="2026-08-09T00:00:00Z">
-              <w:r>
-                <w:delText xml:space="preserve">Over the mobile network to a server on the internet, which this PC then reads. This is what a deployed unit does.</w:delText>
-              </w:r>
-            </w:del>
+            <w:r>
+              <w:t>Over the mobile network to the customer's server, which this PC then reads. This is what a deployed unit does.</w:t>
+            </w:r>
           </w:p>
         </w:tc>
         <w:tc>
@@ -331,72 +314,9 @@
             <w:tcW w:type="dxa" w:w="2880"/>
           </w:tcPr>
           <w:p>
-            <w:pPr>
-              <w:rPr>
-                <w:del w:id="10" w:author="Scopus test procedure" w:date="2026-08-09T00:00:00Z"/>
-              </w:rPr>
-            </w:pPr>
-            <w:del w:id="11" w:author="Scopus test procedure" w:date="2026-08-09T00:00:00Z">
-              <w:r>
-                <w:delText xml:space="preserve">Section 18. It replaces Steps 3 and 4; everything else is identical</w:delText>
-              </w:r>
-            </w:del>
-          </w:p>
-        </w:tc>
-      </w:tr>
-      <w:tr>
-        <w:trPr>
-          <w:ins w:id="12" w:author="Scopus test procedure" w:date="2026-08-09T00:00:00Z"/>
-        </w:trPr>
-        <w:tc>
-          <w:tcPr>
-            <w:tcW w:type="dxa" w:w="2880"/>
-          </w:tcPr>
-          <w:p>
-            <w:pPr>
-              <w:rPr>
-                <w:ins w:id="13" w:author="Scopus test procedure" w:date="2026-08-09T00:00:00Z"/>
-              </w:rPr>
-            </w:pPr>
-            <w:ins w:id="14" w:author="Scopus test procedure" w:date="2026-08-09T00:00:00Z">
-              <w:r>
-                <w:t>Cellular</w:t>
-              </w:r>
-            </w:ins>
-          </w:p>
-        </w:tc>
-        <w:tc>
-          <w:tcPr>
-            <w:tcW w:type="dxa" w:w="2880"/>
-          </w:tcPr>
-          <w:p>
-            <w:pPr>
-              <w:rPr>
-                <w:ins w:id="15" w:author="Scopus test procedure" w:date="2026-08-09T00:00:00Z"/>
-              </w:rPr>
-            </w:pPr>
-            <w:ins w:id="16" w:author="Scopus test procedure" w:date="2026-08-09T00:00:00Z">
-              <w:r>
-                <w:t>Over the mobile network to the customer's server, which this PC then reads. This is what a deployed unit does.</w:t>
-              </w:r>
-            </w:ins>
-          </w:p>
-        </w:tc>
-        <w:tc>
-          <w:tcPr>
-            <w:tcW w:type="dxa" w:w="2880"/>
-          </w:tcPr>
-          <w:p>
-            <w:pPr>
-              <w:rPr>
-                <w:ins w:id="17" w:author="Scopus test procedure" w:date="2026-08-09T00:00:00Z"/>
-              </w:rPr>
-            </w:pPr>
-            <w:ins w:id="18" w:author="Scopus test procedure" w:date="2026-08-09T00:00:00Z">
-              <w:r>
-                <w:t>Scopus_QA_Flow.docx, Part 2 — a document of its own</w:t>
-              </w:r>
-            </w:ins>
+            <w:r>
+              <w:t>Scopus_QA_Flow.docx, Part 2 — a document of its own</w:t>
+            </w:r>
           </w:p>
         </w:tc>
       </w:tr>
@@ -600,24 +520,14 @@
         </w:tc>
       </w:tr>
       <w:tr>
-        <w:trPr>
-          <w:del w:id="19" w:author="Scopus test procedure" w:date="2026-08-09T00:00:00Z"/>
-        </w:trPr>
         <w:tc>
           <w:tcPr>
             <w:tcW w:type="dxa" w:w="4320"/>
           </w:tcPr>
           <w:p>
-            <w:pPr>
-              <w:rPr>
-                <w:del w:id="20" w:author="Scopus test procedure" w:date="2026-08-09T00:00:00Z"/>
-              </w:rPr>
-            </w:pPr>
-            <w:del w:id="21" w:author="Scopus test procedure" w:date="2026-08-09T00:00:00Z">
-              <w:r>
-                <w:delText xml:space="preserve">This PC</w:delText>
-              </w:r>
-            </w:del>
+            <w:r>
+              <w:t>This PC</w:t>
+            </w:r>
           </w:p>
         </w:tc>
         <w:tc>
@@ -625,55 +535,9 @@
             <w:tcW w:type="dxa" w:w="4320"/>
           </w:tcPr>
           <w:p>
-            <w:pPr>
-              <w:rPr>
-                <w:del w:id="22" w:author="Scopus test procedure" w:date="2026-08-09T00:00:00Z"/>
-              </w:rPr>
-            </w:pPr>
-            <w:del w:id="23" w:author="Scopus test procedure" w:date="2026-08-09T00:00:00Z">
-              <w:r>
-                <w:delText xml:space="preserve">T7ARYZ0009769Z2 — the PC the two boards are plugged into, and the one every command in this document is typed on. It plays the part of the customer's server. Its address on the modem's network is 192.168.2.3</w:delText>
-              </w:r>
-            </w:del>
-          </w:p>
-        </w:tc>
-      </w:tr>
-      <w:tr>
-        <w:trPr>
-          <w:ins w:id="24" w:author="Scopus test procedure" w:date="2026-08-09T00:00:00Z"/>
-        </w:trPr>
-        <w:tc>
-          <w:tcPr>
-            <w:tcW w:type="dxa" w:w="4320"/>
-          </w:tcPr>
-          <w:p>
-            <w:pPr>
-              <w:rPr>
-                <w:ins w:id="25" w:author="Scopus test procedure" w:date="2026-08-09T00:00:00Z"/>
-              </w:rPr>
-            </w:pPr>
-            <w:ins w:id="26" w:author="Scopus test procedure" w:date="2026-08-09T00:00:00Z">
-              <w:r>
-                <w:t>This PC</w:t>
-              </w:r>
-            </w:ins>
-          </w:p>
-        </w:tc>
-        <w:tc>
-          <w:tcPr>
-            <w:tcW w:type="dxa" w:w="4320"/>
-          </w:tcPr>
-          <w:p>
-            <w:pPr>
-              <w:rPr>
-                <w:ins w:id="27" w:author="Scopus test procedure" w:date="2026-08-09T00:00:00Z"/>
-              </w:rPr>
-            </w:pPr>
-            <w:ins w:id="28" w:author="Scopus test procedure" w:date="2026-08-09T00:00:00Z">
-              <w:r>
-                <w:t>100.115.215.6 — the PC the two boards are plugged into, and the one every command in this document is typed on. It plays the part of the customer's server. Its address on the modem's network is 192.168.2.3</w:t>
-              </w:r>
-            </w:ins>
+            <w:r>
+              <w:t>100.115.215.6 — the PC the two boards are plugged into, and the one every command in this document is typed on. It plays the part of the customer's server. Its address on the modem's network is 192.168.2.3</w:t>
+            </w:r>
           </w:p>
         </w:tc>
       </w:tr>
@@ -765,45 +629,6 @@
           </w:p>
         </w:tc>
       </w:tr>
-      <w:tr>
-        <w:trPr>
-          <w:del w:id="29" w:author="Scopus test procedure" w:date="2026-08-09T00:00:00Z"/>
-        </w:trPr>
-        <w:tc>
-          <w:tcPr>
-            <w:tcW w:type="dxa" w:w="4320"/>
-          </w:tcPr>
-          <w:p>
-            <w:pPr>
-              <w:rPr>
-                <w:del w:id="30" w:author="Scopus test procedure" w:date="2026-08-09T00:00:00Z"/>
-              </w:rPr>
-            </w:pPr>
-            <w:del w:id="31" w:author="Scopus test procedure" w:date="2026-08-09T00:00:00Z">
-              <w:r>
-                <w:delText xml:space="preserve">Relay</w:delText>
-              </w:r>
-            </w:del>
-          </w:p>
-        </w:tc>
-        <w:tc>
-          <w:tcPr>
-            <w:tcW w:type="dxa" w:w="4320"/>
-          </w:tcPr>
-          <w:p>
-            <w:pPr>
-              <w:rPr>
-                <w:del w:id="32" w:author="Scopus test procedure" w:date="2026-08-09T00:00:00Z"/>
-              </w:rPr>
-            </w:pPr>
-            <w:del w:id="33" w:author="Scopus test procedure" w:date="2026-08-09T00:00:00Z">
-              <w:r>
-                <w:delText xml:space="preserve">For the cellular test only (section 18): a server at 165.22.181.245 that receives what the modem sends over the mobile network. Already running; nothing to start</w:delText>
-              </w:r>
-            </w:del>
-          </w:p>
-        </w:tc>
-      </w:tr>
     </w:tbl>
     <w:p/>
     <w:p>
@@ -829,38 +654,15 @@
     <w:p>
       <w:pPr>
         <w:ind w:left="432"/>
+      </w:pPr>
+      <w:r>
         <w:rPr>
-          <w:del w:id="34" w:author="Scopus test procedure" w:date="2026-08-09T00:00:00Z"/>
+          <w:i/>
+          <w:color w:val="444444"/>
+          <w:sz w:val="18"/>
         </w:rPr>
-      </w:pPr>
-      <w:del w:id="35" w:author="Scopus test procedure" w:date="2026-08-09T00:00:00Z">
-        <w:r>
-          <w:rPr>
-            <w:i/>
-            <w:color w:val="444444"/>
-            <w:sz w:val="18"/>
-          </w:rPr>
-          <w:delText xml:space="preserve">The login password is the same as the machine's name, T7ARYZ0009769Z2. If the connection times out, you are not on a network that can see this PC — that is a network problem to raise, not a test failure.</w:delText>
-        </w:r>
-      </w:del>
-    </w:p>
-    <w:p>
-      <w:pPr>
-        <w:ind w:left="432"/>
-        <w:rPr>
-          <w:ins w:id="36" w:author="Scopus test procedure" w:date="2026-08-09T00:00:00Z"/>
-        </w:rPr>
-      </w:pPr>
-      <w:ins w:id="37" w:author="Scopus test procedure" w:date="2026-08-09T00:00:00Z">
-        <w:r>
-          <w:rPr>
-            <w:i/>
-            <w:color w:val="444444"/>
-            <w:sz w:val="18"/>
-          </w:rPr>
-          <w:t>The login password is the same as the machine's name, 100.115.215.6. If the connection times out, you are not on a network that can see this PC — that is a network problem to raise, not a test failure.</w:t>
-        </w:r>
-      </w:ins>
+        <w:t>The login password is the same as the machine's name, 100.115.215.6. If the connection times out, you are not on a network that can see this PC — that is a network problem to raise, not a test failure.</w:t>
+      </w:r>
     </w:p>
     <w:p>
       <w:pPr>
@@ -3525,38 +3327,15 @@
     <w:p>
       <w:pPr>
         <w:ind w:left="432"/>
+      </w:pPr>
+      <w:r>
         <w:rPr>
-          <w:del w:id="38" w:author="Scopus test procedure" w:date="2026-08-09T00:00:00Z"/>
+          <w:i/>
+          <w:color w:val="444444"/>
+          <w:sz w:val="18"/>
         </w:rPr>
-      </w:pPr>
-      <w:del w:id="39" w:author="Scopus test procedure" w:date="2026-08-09T00:00:00Z">
-        <w:r>
-          <w:rPr>
-            <w:i/>
-            <w:color w:val="444444"/>
-            <w:sz w:val="18"/>
-          </w:rPr>
-          <w:delText xml:space="preserve">Running the cellular mode (section 18)? The same eleven apply unchanged, with one substitution: criterion 2 becomes “all four flags of AT+SDVRNET? are 1”, which is Step C1 rather than Step 4. Say in your report which mode each result came from — “the event arrived” means something different over the cable than it does over the mobile network.</w:delText>
-        </w:r>
-      </w:del>
-    </w:p>
-    <w:p>
-      <w:pPr>
-        <w:ind w:left="432"/>
-        <w:rPr>
-          <w:ins w:id="40" w:author="Scopus test procedure" w:date="2026-08-09T00:00:00Z"/>
-        </w:rPr>
-      </w:pPr>
-      <w:ins w:id="41" w:author="Scopus test procedure" w:date="2026-08-09T00:00:00Z">
-        <w:r>
-          <w:rPr>
-            <w:i/>
-            <w:color w:val="444444"/>
-            <w:sz w:val="18"/>
-          </w:rPr>
-          <w:t>Testing over the mobile network instead? That is Scopus_QA_Flow.docx, Part 2, and it carries its own pass criteria. Say in your report which mode each result came from — “the event arrived” means something different over the cable than it does over the mobile network.</w:t>
-        </w:r>
-      </w:ins>
+        <w:t>Testing over the mobile network instead? That is Scopus_QA_Flow.docx, Part 2, and it carries its own pass criteria. Say in your report which mode each result came from — “the event arrived” means something different over the cable than it does over the mobile network.</w:t>
+      </w:r>
     </w:p>
     <w:p>
       <w:pPr>
@@ -4305,1874 +4084,32 @@
       <w:pPr>
         <w:spacing w:after="80"/>
         <w:ind w:left="432"/>
+      </w:pPr>
+      <w:r>
         <w:rPr>
-          <w:del w:id="42" w:author="Scopus test procedure" w:date="2026-08-09T00:00:00Z"/>
+          <w:rFonts w:ascii="Consolas" w:hAnsi="Consolas"/>
+          <w:sz w:val="18"/>
         </w:rPr>
-      </w:pPr>
-      <w:del w:id="43" w:author="Scopus test procedure" w:date="2026-08-09T00:00:00Z">
-        <w:r>
-          <w:rPr>
-            <w:rFonts w:ascii="Consolas" w:hAnsi="Consolas"/>
-            <w:sz w:val="18"/>
-          </w:rPr>
-          <w:delText xml:space="preserve">  TOTAL: 57   PASS: 56   FAIL: 0   GAP: 0   SKIP: 1</w:delText>
-        </w:r>
-      </w:del>
+        <w:t xml:space="preserve">  TOTAL: 66   PASS: 65   FAIL: 0   GAP: 0   SKIP: 1</w:t>
+      </w:r>
     </w:p>
     <w:p>
-      <w:pPr>
-        <w:rPr>
-          <w:del w:id="44" w:author="Scopus test procedure" w:date="2026-08-09T00:00:00Z"/>
-        </w:rPr>
-      </w:pPr>
-      <w:del w:id="45" w:author="Scopus test procedure" w:date="2026-08-09T00:00:00Z">
-        <w:r>
-          <w:delText xml:space="preserve">The one skip is the SD card slot being empty.</w:delText>
-        </w:r>
-      </w:del>
+      <w:r>
+        <w:t>The one skip is the N6's SD card slot being empty.</w:t>
+      </w:r>
     </w:p>
     <w:p>
-      <w:pPr>
-        <w:rPr>
-          <w:del w:id="46" w:author="Scopus test procedure" w:date="2026-08-09T00:00:00Z"/>
-        </w:rPr>
-      </w:pPr>
-      <w:del w:id="47" w:author="Scopus test procedure" w:date="2026-08-09T00:00:00Z">
-        <w:r>
-          <w:br w:type="page"/>
-        </w:r>
-      </w:del>
+      <w:r>
+        <w:br w:type="page"/>
+      </w:r>
     </w:p>
     <w:p>
       <w:pPr>
         <w:pStyle w:val="Heading1"/>
-        <w:rPr>
-          <w:del w:id="48" w:author="Scopus test procedure" w:date="2026-08-09T00:00:00Z"/>
-        </w:rPr>
-      </w:pPr>
-      <w:del w:id="49" w:author="Scopus test procedure" w:date="2026-08-09T00:00:00Z">
-        <w:r>
-          <w:delText xml:space="preserve">18. Testing over the cellular network</w:delText>
-        </w:r>
-      </w:del>
-    </w:p>
-    <w:p>
-      <w:pPr>
-        <w:rPr>
-          <w:del w:id="50" w:author="Scopus test procedure" w:date="2026-08-09T00:00:00Z"/>
-        </w:rPr>
-      </w:pPr>
-      <w:del w:id="51" w:author="Scopus test procedure" w:date="2026-08-09T00:00:00Z">
-        <w:r>
-          <w:delText xml:space="preserve">Everything above runs over the USB cable between this PC and the modem. This section runs the same test with the cable carrying nothing: the modem sends over its own cellular connection, to a server on the internet, and this PC watches what arrives there. It is the configuration a deployed unit actually uses.</w:delText>
-        </w:r>
-      </w:del>
-    </w:p>
-    <w:p>
-      <w:pPr>
-        <w:pStyle w:val="Heading2"/>
-        <w:rPr>
-          <w:del w:id="52" w:author="Scopus test procedure" w:date="2026-08-09T00:00:00Z"/>
-        </w:rPr>
-      </w:pPr>
-      <w:del w:id="53" w:author="Scopus test procedure" w:date="2026-08-09T00:00:00Z">
-        <w:r>
-          <w:delText xml:space="preserve">Why it needs a server in the middle</w:delText>
-        </w:r>
-      </w:del>
-    </w:p>
-    <w:p>
-      <w:pPr>
-        <w:rPr>
-          <w:del w:id="54" w:author="Scopus test procedure" w:date="2026-08-09T00:00:00Z"/>
-        </w:rPr>
-      </w:pPr>
-      <w:del w:id="55" w:author="Scopus test procedure" w:date="2026-08-09T00:00:00Z">
-        <w:r>
-          <w:delText xml:space="preserve">On cellular the modem is given a private address by the mobile operator, so nothing on the internet can open a connection to it. This PC is behind an office router, so nothing can open a connection to this PC either. Neither end can reach the other, and no amount of configuration changes that.</w:delText>
-        </w:r>
-      </w:del>
-    </w:p>
-    <w:p>
-      <w:pPr>
-        <w:rPr>
-          <w:del w:id="56" w:author="Scopus test procedure" w:date="2026-08-09T00:00:00Z"/>
-        </w:rPr>
-      </w:pPr>
-      <w:del w:id="57" w:author="Scopus test procedure" w:date="2026-08-09T00:00:00Z">
-        <w:r>
-          <w:delText xml:space="preserve">So a third machine holds the middle. It has a fixed public address; the modem sends to it, and this PC asks it what arrived. Both ends make outgoing connections only, which is why this works from any network — the office, a hotspot, a customer site — with nothing to set up on the router.</w:delText>
-        </w:r>
-      </w:del>
-    </w:p>
-    <w:tbl>
-      <w:tblPr>
-        <w:tblStyle w:val="LightGrid-Accent1"/>
-        <w:tblW w:type="auto" w:w="0"/>
-        <w:tblLook w:firstColumn="1" w:firstRow="1" w:lastColumn="0" w:lastRow="0" w:noHBand="0" w:noVBand="1" w:val="04A0"/>
-      </w:tblPr>
-      <w:tblGrid>
-        <w:gridCol w:w="2880"/>
-        <w:gridCol w:w="2880"/>
-        <w:gridCol w:w="2880"/>
-      </w:tblGrid>
-      <w:tr>
-        <w:trPr>
-          <w:del w:id="58" w:author="Scopus test procedure" w:date="2026-08-09T00:00:00Z"/>
-        </w:trPr>
-        <w:tc>
-          <w:tcPr>
-            <w:tcW w:type="dxa" w:w="2880"/>
-          </w:tcPr>
-          <w:p>
-            <w:pPr>
-              <w:rPr>
-                <w:del w:id="59" w:author="Scopus test procedure" w:date="2026-08-09T00:00:00Z"/>
-              </w:rPr>
-            </w:pPr>
-            <w:del w:id="60" w:author="Scopus test procedure" w:date="2026-08-09T00:00:00Z">
-              <w:r>
-                <w:delText xml:space="preserve">Piece</w:delText>
-              </w:r>
-            </w:del>
-          </w:p>
-        </w:tc>
-        <w:tc>
-          <w:tcPr>
-            <w:tcW w:type="dxa" w:w="2880"/>
-          </w:tcPr>
-          <w:p>
-            <w:pPr>
-              <w:rPr>
-                <w:del w:id="61" w:author="Scopus test procedure" w:date="2026-08-09T00:00:00Z"/>
-              </w:rPr>
-            </w:pPr>
-            <w:del w:id="62" w:author="Scopus test procedure" w:date="2026-08-09T00:00:00Z">
-              <w:r>
-                <w:delText xml:space="preserve">Where it runs</w:delText>
-              </w:r>
-            </w:del>
-          </w:p>
-        </w:tc>
-        <w:tc>
-          <w:tcPr>
-            <w:tcW w:type="dxa" w:w="2880"/>
-          </w:tcPr>
-          <w:p>
-            <w:pPr>
-              <w:rPr>
-                <w:del w:id="63" w:author="Scopus test procedure" w:date="2026-08-09T00:00:00Z"/>
-              </w:rPr>
-            </w:pPr>
-            <w:del w:id="64" w:author="Scopus test procedure" w:date="2026-08-09T00:00:00Z">
-              <w:r>
-                <w:delText xml:space="preserve">What it does</w:delText>
-              </w:r>
-            </w:del>
-          </w:p>
-        </w:tc>
-      </w:tr>
-      <w:tr>
-        <w:trPr>
-          <w:del w:id="65" w:author="Scopus test procedure" w:date="2026-08-09T00:00:00Z"/>
-        </w:trPr>
-        <w:tc>
-          <w:tcPr>
-            <w:tcW w:type="dxa" w:w="2880"/>
-          </w:tcPr>
-          <w:p>
-            <w:pPr>
-              <w:rPr>
-                <w:del w:id="66" w:author="Scopus test procedure" w:date="2026-08-09T00:00:00Z"/>
-              </w:rPr>
-            </w:pPr>
-            <w:del w:id="67" w:author="Scopus test procedure" w:date="2026-08-09T00:00:00Z">
-              <w:r>
-                <w:delText xml:space="preserve">cloud_relay.py</w:delText>
-              </w:r>
-            </w:del>
-          </w:p>
-        </w:tc>
-        <w:tc>
-          <w:tcPr>
-            <w:tcW w:type="dxa" w:w="2880"/>
-          </w:tcPr>
-          <w:p>
-            <w:pPr>
-              <w:rPr>
-                <w:del w:id="68" w:author="Scopus test procedure" w:date="2026-08-09T00:00:00Z"/>
-              </w:rPr>
-            </w:pPr>
-            <w:del w:id="69" w:author="Scopus test procedure" w:date="2026-08-09T00:00:00Z">
-              <w:r>
-                <w:delText xml:space="preserve">the public server, 165.22.181.245</w:delText>
-              </w:r>
-            </w:del>
-          </w:p>
-        </w:tc>
-        <w:tc>
-          <w:tcPr>
-            <w:tcW w:type="dxa" w:w="2880"/>
-          </w:tcPr>
-          <w:p>
-            <w:pPr>
-              <w:rPr>
-                <w:del w:id="70" w:author="Scopus test procedure" w:date="2026-08-09T00:00:00Z"/>
-              </w:rPr>
-            </w:pPr>
-            <w:del w:id="71" w:author="Scopus test procedure" w:date="2026-08-09T00:00:00Z">
-              <w:r>
-                <w:delText xml:space="preserve">receives the notifications and the photos, and keeps them</w:delText>
-              </w:r>
-            </w:del>
-          </w:p>
-        </w:tc>
-      </w:tr>
-      <w:tr>
-        <w:trPr>
-          <w:del w:id="72" w:author="Scopus test procedure" w:date="2026-08-09T00:00:00Z"/>
-        </w:trPr>
-        <w:tc>
-          <w:tcPr>
-            <w:tcW w:type="dxa" w:w="2880"/>
-          </w:tcPr>
-          <w:p>
-            <w:pPr>
-              <w:rPr>
-                <w:del w:id="73" w:author="Scopus test procedure" w:date="2026-08-09T00:00:00Z"/>
-              </w:rPr>
-            </w:pPr>
-            <w:del w:id="74" w:author="Scopus test procedure" w:date="2026-08-09T00:00:00Z">
-              <w:r>
-                <w:delText xml:space="preserve">relay_pull.py</w:delText>
-              </w:r>
-            </w:del>
-          </w:p>
-        </w:tc>
-        <w:tc>
-          <w:tcPr>
-            <w:tcW w:type="dxa" w:w="2880"/>
-          </w:tcPr>
-          <w:p>
-            <w:pPr>
-              <w:rPr>
-                <w:del w:id="75" w:author="Scopus test procedure" w:date="2026-08-09T00:00:00Z"/>
-              </w:rPr>
-            </w:pPr>
-            <w:del w:id="76" w:author="Scopus test procedure" w:date="2026-08-09T00:00:00Z">
-              <w:r>
-                <w:delText xml:space="preserve">this PC</w:delText>
-              </w:r>
-            </w:del>
-          </w:p>
-        </w:tc>
-        <w:tc>
-          <w:tcPr>
-            <w:tcW w:type="dxa" w:w="2880"/>
-          </w:tcPr>
-          <w:p>
-            <w:pPr>
-              <w:rPr>
-                <w:del w:id="77" w:author="Scopus test procedure" w:date="2026-08-09T00:00:00Z"/>
-              </w:rPr>
-            </w:pPr>
-            <w:del w:id="78" w:author="Scopus test procedure" w:date="2026-08-09T00:00:00Z">
-              <w:r>
-                <w:delText xml:space="preserve">asks the relay what arrived and saves it here, exactly as test_server.py did in Step 3</w:delText>
-              </w:r>
-            </w:del>
-          </w:p>
-        </w:tc>
-      </w:tr>
-      <w:tr>
-        <w:trPr>
-          <w:del w:id="79" w:author="Scopus test procedure" w:date="2026-08-09T00:00:00Z"/>
-        </w:trPr>
-        <w:tc>
-          <w:tcPr>
-            <w:tcW w:type="dxa" w:w="2880"/>
-          </w:tcPr>
-          <w:p>
-            <w:pPr>
-              <w:rPr>
-                <w:del w:id="80" w:author="Scopus test procedure" w:date="2026-08-09T00:00:00Z"/>
-              </w:rPr>
-            </w:pPr>
-            <w:del w:id="81" w:author="Scopus test procedure" w:date="2026-08-09T00:00:00Z">
-              <w:r>
-                <w:delText xml:space="preserve">the modem</w:delText>
-              </w:r>
-            </w:del>
-          </w:p>
-        </w:tc>
-        <w:tc>
-          <w:tcPr>
-            <w:tcW w:type="dxa" w:w="2880"/>
-          </w:tcPr>
-          <w:p>
-            <w:pPr>
-              <w:rPr>
-                <w:del w:id="82" w:author="Scopus test procedure" w:date="2026-08-09T00:00:00Z"/>
-              </w:rPr>
-            </w:pPr>
-            <w:del w:id="83" w:author="Scopus test procedure" w:date="2026-08-09T00:00:00Z">
-              <w:r>
-                <w:delText xml:space="preserve">the bench</w:delText>
-              </w:r>
-            </w:del>
-          </w:p>
-        </w:tc>
-        <w:tc>
-          <w:tcPr>
-            <w:tcW w:type="dxa" w:w="2880"/>
-          </w:tcPr>
-          <w:p>
-            <w:pPr>
-              <w:rPr>
-                <w:del w:id="84" w:author="Scopus test procedure" w:date="2026-08-09T00:00:00Z"/>
-              </w:rPr>
-            </w:pPr>
-            <w:del w:id="85" w:author="Scopus test procedure" w:date="2026-08-09T00:00:00Z">
-              <w:r>
-                <w:delText xml:space="preserve">sends to the relay's public address over cellular</w:delText>
-              </w:r>
-            </w:del>
-          </w:p>
-        </w:tc>
-      </w:tr>
-    </w:tbl>
-    <w:p>
-      <w:pPr>
-        <w:ind w:left="432"/>
-        <w:rPr>
-          <w:del w:id="86" w:author="Scopus test procedure" w:date="2026-08-09T00:00:00Z"/>
-        </w:rPr>
-      </w:pPr>
-      <w:del w:id="87" w:author="Scopus test procedure" w:date="2026-08-09T00:00:00Z">
-        <w:r>
-          <w:rPr>
-            <w:i/>
-            <w:color w:val="444444"/>
-            <w:sz w:val="18"/>
-          </w:rPr>
-          <w:delText xml:space="preserve">The relay is already installed and running as a service. Nothing in this section starts or stops it.</w:delText>
-        </w:r>
-      </w:del>
-    </w:p>
-    <w:p>
-      <w:pPr>
-        <w:pStyle w:val="Heading2"/>
-        <w:rPr>
-          <w:del w:id="88" w:author="Scopus test procedure" w:date="2026-08-09T00:00:00Z"/>
-        </w:rPr>
-      </w:pPr>
-      <w:del w:id="89" w:author="Scopus test procedure" w:date="2026-08-09T00:00:00Z">
-        <w:r>
-          <w:delText xml:space="preserve">Step C0 — Check the modem can use cellular at all</w:delText>
-        </w:r>
-      </w:del>
-    </w:p>
-    <w:p>
-      <w:pPr>
-        <w:rPr>
-          <w:del w:id="90" w:author="Scopus test procedure" w:date="2026-08-09T00:00:00Z"/>
-        </w:rPr>
-      </w:pPr>
-      <w:del w:id="91" w:author="Scopus test procedure" w:date="2026-08-09T00:00:00Z">
-        <w:r>
-          <w:delText xml:space="preserve">Two minutes here saves an hour of blaming the product. Run these three, in Window B, before anything else.</w:delText>
-        </w:r>
-      </w:del>
-    </w:p>
-    <w:p>
-      <w:pPr>
-        <w:ind w:left="432"/>
-        <w:rPr>
-          <w:del w:id="92" w:author="Scopus test procedure" w:date="2026-08-09T00:00:00Z"/>
-        </w:rPr>
-      </w:pPr>
-      <w:del w:id="93" w:author="Scopus test procedure" w:date="2026-08-09T00:00:00Z">
-        <w:r>
-          <w:rPr>
-            <w:i/>
-            <w:color w:val="444444"/>
-            <w:sz w:val="18"/>
-          </w:rPr>
-          <w:delText xml:space="preserve">These four use --raw, which asks the modem's own AT parser instead of the product's command channel. Questions about the SIM and the radio have to go there: sent the ordinary way the reply comes back as unreadable rubbish, which looks like a broken modem and is not one. --raw needs the USB cable, even though what you are testing is cellular.</w:delText>
-        </w:r>
-      </w:del>
-    </w:p>
-    <w:p>
-      <w:pPr>
-        <w:rPr>
-          <w:del w:id="94" w:author="Scopus test procedure" w:date="2026-08-09T00:00:00Z"/>
-        </w:rPr>
-      </w:pPr>
-      <w:del w:id="95" w:author="Scopus test procedure" w:date="2026-08-09T00:00:00Z">
-        <w:r>
-          <w:delText xml:space="preserve">First: which SIM is the modem actually using? This board has room for two — the plastic card you can see, and a second one soldered onto it — and the modem uses whichever it was last told to. Ask it:</w:delText>
-        </w:r>
-      </w:del>
-    </w:p>
-    <w:p>
-      <w:pPr>
-        <w:spacing w:after="80"/>
-        <w:ind w:left="432"/>
-        <w:rPr>
-          <w:del w:id="96" w:author="Scopus test procedure" w:date="2026-08-09T00:00:00Z"/>
-        </w:rPr>
-      </w:pPr>
-      <w:del w:id="97" w:author="Scopus test procedure" w:date="2026-08-09T00:00:00Z">
-        <w:r>
-          <w:rPr>
-            <w:rFonts w:ascii="Consolas" w:hAnsi="Consolas"/>
-            <w:b/>
-            <w:color w:val="1F3D7A"/>
-            <w:sz w:val="18"/>
-          </w:rPr>
-          <w:delText xml:space="preserve">cd ~/work/itpnovex/edgeai &amp;&amp; python3 scopus/at.py "AT+SDVRSIM?"</w:delText>
-        </w:r>
-      </w:del>
-    </w:p>
-    <w:p>
-      <w:pPr>
-        <w:spacing w:after="40"/>
-        <w:rPr>
-          <w:del w:id="98" w:author="Scopus test procedure" w:date="2026-08-09T00:00:00Z"/>
-        </w:rPr>
-      </w:pPr>
-      <w:del w:id="99" w:author="Scopus test procedure" w:date="2026-08-09T00:00:00Z">
-        <w:r>
-          <w:rPr>
-            <w:b/>
-            <w:color w:val="1E6B2E"/>
-            <w:sz w:val="20"/>
-          </w:rPr>
-          <w:delText xml:space="preserve">Expected:</w:delText>
-        </w:r>
-      </w:del>
-    </w:p>
-    <w:p>
-      <w:pPr>
-        <w:spacing w:after="80"/>
-        <w:ind w:left="432"/>
-        <w:rPr>
-          <w:del w:id="100" w:author="Scopus test procedure" w:date="2026-08-09T00:00:00Z"/>
-        </w:rPr>
-      </w:pPr>
-      <w:del w:id="101" w:author="Scopus test procedure" w:date="2026-08-09T00:00:00Z">
-        <w:r>
-          <w:rPr>
-            <w:rFonts w:ascii="Consolas" w:hAnsi="Consolas"/>
-            <w:sz w:val="18"/>
-          </w:rPr>
-          <w:delText xml:space="preserve">  AT+SDVRSIM?</w:delText>
-          <w:br/>
-          <w:delText xml:space="preserve">      +SDVRSIM:1,1,"&lt;ICCID&gt;","&lt;IMSI&gt;"</w:delText>
-          <w:br/>
-          <w:delText xml:space="preserve">      OK</w:delText>
-        </w:r>
-      </w:del>
-    </w:p>
-    <w:p>
-      <w:pPr>
-        <w:rPr>
-          <w:del w:id="102" w:author="Scopus test procedure" w:date="2026-08-09T00:00:00Z"/>
-        </w:rPr>
-      </w:pPr>
-      <w:del w:id="103" w:author="Scopus test procedure" w:date="2026-08-09T00:00:00Z">
-        <w:r>
-          <w:delText xml:space="preserve">The first two numbers must match: the first is the card the product is configured to use, the second is the one it is on. The ICCID is the long number printed on the SIM itself — check it is the card you put in.</w:delText>
-        </w:r>
-      </w:del>
-    </w:p>
-    <w:p>
-      <w:pPr>
-        <w:ind w:left="432"/>
-        <w:rPr>
-          <w:del w:id="104" w:author="Scopus test procedure" w:date="2026-08-09T00:00:00Z"/>
-        </w:rPr>
-      </w:pPr>
-      <w:del w:id="105" w:author="Scopus test procedure" w:date="2026-08-09T00:00:00Z">
-        <w:r>
-          <w:rPr>
-            <w:i/>
-            <w:color w:val="B00000"/>
-            <w:sz w:val="18"/>
-          </w:rPr>
-          <w:delText xml:space="preserve">Do not skip this. On the wrong card everything below still passes — the SIM reads, the modem registers, the link reports all four numbers as 1, an address is issued — and then nothing is ever delivered, because that card has no data service. It cost a full day of chasing the network before anyone looked at the ICCID. If the two numbers differ, set it and try again:</w:delText>
-        </w:r>
-      </w:del>
-    </w:p>
-    <w:p>
-      <w:pPr>
-        <w:spacing w:after="80"/>
-        <w:ind w:left="432"/>
-        <w:rPr>
-          <w:del w:id="106" w:author="Scopus test procedure" w:date="2026-08-09T00:00:00Z"/>
-        </w:rPr>
-      </w:pPr>
-      <w:del w:id="107" w:author="Scopus test procedure" w:date="2026-08-09T00:00:00Z">
-        <w:r>
-          <w:rPr>
-            <w:rFonts w:ascii="Consolas" w:hAnsi="Consolas"/>
-            <w:b/>
-            <w:color w:val="1F3D7A"/>
-            <w:sz w:val="18"/>
-          </w:rPr>
-          <w:delText xml:space="preserve">cd ~/work/itpnovex/edgeai &amp;&amp; python3 scopus/at.py "AT+SDVRSIM=1"</w:delText>
-        </w:r>
-      </w:del>
-    </w:p>
-    <w:p>
-      <w:pPr>
-        <w:rPr>
-          <w:del w:id="108" w:author="Scopus test procedure" w:date="2026-08-09T00:00:00Z"/>
-        </w:rPr>
-      </w:pPr>
-      <w:del w:id="109" w:author="Scopus test procedure" w:date="2026-08-09T00:00:00Z">
-        <w:r>
-          <w:delText xml:space="preserve">1 is the plastic holder, 2 the second holder, 0 the soldered one.</w:delText>
-        </w:r>
-      </w:del>
-    </w:p>
-    <w:p>
-      <w:pPr>
-        <w:rPr>
-          <w:del w:id="110" w:author="Scopus test procedure" w:date="2026-08-09T00:00:00Z"/>
-        </w:rPr>
-      </w:pPr>
-    </w:p>
-    <w:p>
-      <w:pPr>
-        <w:rPr>
-          <w:del w:id="111" w:author="Scopus test procedure" w:date="2026-08-09T00:00:00Z"/>
-        </w:rPr>
-      </w:pPr>
-      <w:del w:id="112" w:author="Scopus test procedure" w:date="2026-08-09T00:00:00Z">
-        <w:r>
-          <w:delText xml:space="preserve">Is the SIM being read?</w:delText>
-        </w:r>
-      </w:del>
-    </w:p>
-    <w:p>
-      <w:pPr>
-        <w:spacing w:after="80"/>
-        <w:ind w:left="432"/>
-        <w:rPr>
-          <w:del w:id="113" w:author="Scopus test procedure" w:date="2026-08-09T00:00:00Z"/>
-        </w:rPr>
-      </w:pPr>
-      <w:del w:id="114" w:author="Scopus test procedure" w:date="2026-08-09T00:00:00Z">
-        <w:r>
-          <w:rPr>
-            <w:rFonts w:ascii="Consolas" w:hAnsi="Consolas"/>
-            <w:b/>
-            <w:color w:val="1F3D7A"/>
-            <w:sz w:val="18"/>
-          </w:rPr>
-          <w:delText xml:space="preserve">cd ~/work/itpnovex/edgeai &amp;&amp; python3 scopus/at.py --raw "AT+CPIN?"</w:delText>
-        </w:r>
-      </w:del>
-    </w:p>
-    <w:p>
-      <w:pPr>
-        <w:spacing w:after="40"/>
-        <w:rPr>
-          <w:del w:id="115" w:author="Scopus test procedure" w:date="2026-08-09T00:00:00Z"/>
-        </w:rPr>
-      </w:pPr>
-      <w:del w:id="116" w:author="Scopus test procedure" w:date="2026-08-09T00:00:00Z">
-        <w:r>
-          <w:rPr>
-            <w:b/>
-            <w:color w:val="1E6B2E"/>
-            <w:sz w:val="20"/>
-          </w:rPr>
-          <w:delText xml:space="preserve">Expected:</w:delText>
-        </w:r>
-      </w:del>
-    </w:p>
-    <w:p>
-      <w:pPr>
-        <w:spacing w:after="80"/>
-        <w:ind w:left="432"/>
-        <w:rPr>
-          <w:del w:id="117" w:author="Scopus test procedure" w:date="2026-08-09T00:00:00Z"/>
-        </w:rPr>
-      </w:pPr>
-      <w:del w:id="118" w:author="Scopus test procedure" w:date="2026-08-09T00:00:00Z">
-        <w:r>
-          <w:rPr>
-            <w:rFonts w:ascii="Consolas" w:hAnsi="Consolas"/>
-            <w:sz w:val="18"/>
-          </w:rPr>
-          <w:delText xml:space="preserve">[modem /dev/ttyAT]</w:delText>
-          <w:br/>
-          <w:delText xml:space="preserve">      AT+CPIN?</w:delText>
-          <w:br/>
-          <w:delText xml:space="preserve">      +CPIN: READY</w:delText>
-          <w:br/>
-          <w:delText xml:space="preserve">      OK</w:delText>
-        </w:r>
-      </w:del>
-    </w:p>
-    <w:p>
-      <w:pPr>
-        <w:ind w:left="432"/>
-        <w:rPr>
-          <w:del w:id="119" w:author="Scopus test procedure" w:date="2026-08-09T00:00:00Z"/>
-        </w:rPr>
-      </w:pPr>
-      <w:del w:id="120" w:author="Scopus test procedure" w:date="2026-08-09T00:00:00Z">
-        <w:r>
-          <w:rPr>
-            <w:i/>
-            <w:color w:val="B00000"/>
-            <w:sz w:val="18"/>
-          </w:rPr>
-          <w:delText xml:space="preserve">“+CME ERROR: SIM failure” does NOT mean the holder is empty. On this bench the SIM was present the whole time and the modem was reading the wrong slot — this one line was the difference between “no SIM” and a working LTE connection. Check the slot before touching the hardware:</w:delText>
-        </w:r>
-      </w:del>
-    </w:p>
-    <w:p>
-      <w:pPr>
-        <w:spacing w:after="80"/>
-        <w:ind w:left="432"/>
-        <w:rPr>
-          <w:del w:id="121" w:author="Scopus test procedure" w:date="2026-08-09T00:00:00Z"/>
-        </w:rPr>
-      </w:pPr>
-      <w:del w:id="122" w:author="Scopus test procedure" w:date="2026-08-09T00:00:00Z">
-        <w:r>
-          <w:rPr>
-            <w:rFonts w:ascii="Consolas" w:hAnsi="Consolas"/>
-            <w:b/>
-            <w:color w:val="1F3D7A"/>
-            <w:sz w:val="18"/>
-          </w:rPr>
-          <w:delText xml:space="preserve">cd ~/work/itpnovex/edgeai &amp;&amp; python3 scopus/at.py --raw "AT!UIMS?"</w:delText>
-        </w:r>
-      </w:del>
-    </w:p>
-    <w:p>
-      <w:pPr>
-        <w:rPr>
-          <w:del w:id="123" w:author="Scopus test procedure" w:date="2026-08-09T00:00:00Z"/>
-        </w:rPr>
-      </w:pPr>
-      <w:del w:id="124" w:author="Scopus test procedure" w:date="2026-08-09T00:00:00Z">
-        <w:r>
-          <w:delText xml:space="preserve">If that answers 0 and there is a card in the holder, switch it to the other slot and ask AT+CPIN? again. These two are the fix that made this bench work:</w:delText>
-        </w:r>
-      </w:del>
-    </w:p>
-    <w:p>
-      <w:pPr>
-        <w:spacing w:after="80"/>
-        <w:ind w:left="432"/>
-        <w:rPr>
-          <w:del w:id="125" w:author="Scopus test procedure" w:date="2026-08-09T00:00:00Z"/>
-        </w:rPr>
-      </w:pPr>
-      <w:del w:id="126" w:author="Scopus test procedure" w:date="2026-08-09T00:00:00Z">
-        <w:r>
-          <w:rPr>
-            <w:rFonts w:ascii="Consolas" w:hAnsi="Consolas"/>
-            <w:b/>
-            <w:color w:val="1F3D7A"/>
-            <w:sz w:val="18"/>
-          </w:rPr>
-          <w:delText xml:space="preserve">cd ~/work/itpnovex/edgeai &amp;&amp; python3 scopus/at.py --raw 'AT!ENTERCND="A710"'</w:delText>
-        </w:r>
-      </w:del>
-    </w:p>
-    <w:p>
-      <w:pPr>
-        <w:spacing w:after="80"/>
-        <w:ind w:left="432"/>
-        <w:rPr>
-          <w:del w:id="127" w:author="Scopus test procedure" w:date="2026-08-09T00:00:00Z"/>
-        </w:rPr>
-      </w:pPr>
-      <w:del w:id="128" w:author="Scopus test procedure" w:date="2026-08-09T00:00:00Z">
-        <w:r>
-          <w:rPr>
-            <w:rFonts w:ascii="Consolas" w:hAnsi="Consolas"/>
-            <w:b/>
-            <w:color w:val="1F3D7A"/>
-            <w:sz w:val="18"/>
-          </w:rPr>
-          <w:delText xml:space="preserve">cd ~/work/itpnovex/edgeai &amp;&amp; python3 scopus/at.py --raw "AT!UIMS=1"</w:delText>
-        </w:r>
-      </w:del>
-    </w:p>
-    <w:p>
-      <w:pPr>
-        <w:rPr>
-          <w:del w:id="129" w:author="Scopus test procedure" w:date="2026-08-09T00:00:00Z"/>
-        </w:rPr>
-      </w:pPr>
-    </w:p>
-    <w:p>
-      <w:pPr>
-        <w:rPr>
-          <w:del w:id="130" w:author="Scopus test procedure" w:date="2026-08-09T00:00:00Z"/>
-        </w:rPr>
-      </w:pPr>
-      <w:del w:id="131" w:author="Scopus test procedure" w:date="2026-08-09T00:00:00Z">
-        <w:r>
-          <w:delText xml:space="preserve">Is there coverage?</w:delText>
-        </w:r>
-      </w:del>
-    </w:p>
-    <w:p>
-      <w:pPr>
-        <w:spacing w:after="80"/>
-        <w:ind w:left="432"/>
-        <w:rPr>
-          <w:del w:id="132" w:author="Scopus test procedure" w:date="2026-08-09T00:00:00Z"/>
-        </w:rPr>
-      </w:pPr>
-      <w:del w:id="133" w:author="Scopus test procedure" w:date="2026-08-09T00:00:00Z">
-        <w:r>
-          <w:rPr>
-            <w:rFonts w:ascii="Consolas" w:hAnsi="Consolas"/>
-            <w:b/>
-            <w:color w:val="1F3D7A"/>
-            <w:sz w:val="18"/>
-          </w:rPr>
-          <w:delText xml:space="preserve">cd ~/work/itpnovex/edgeai &amp;&amp; python3 scopus/at.py --raw "AT+COPS?"</w:delText>
-        </w:r>
-      </w:del>
-    </w:p>
-    <w:p>
-      <w:pPr>
-        <w:spacing w:after="40"/>
-        <w:rPr>
-          <w:del w:id="134" w:author="Scopus test procedure" w:date="2026-08-09T00:00:00Z"/>
-        </w:rPr>
-      </w:pPr>
-      <w:del w:id="135" w:author="Scopus test procedure" w:date="2026-08-09T00:00:00Z">
-        <w:r>
-          <w:rPr>
-            <w:b/>
-            <w:color w:val="1E6B2E"/>
-            <w:sz w:val="20"/>
-          </w:rPr>
-          <w:delText xml:space="preserve">Expected:</w:delText>
-        </w:r>
-      </w:del>
-    </w:p>
-    <w:p>
-      <w:pPr>
-        <w:spacing w:after="80"/>
-        <w:ind w:left="432"/>
-        <w:rPr>
-          <w:del w:id="136" w:author="Scopus test procedure" w:date="2026-08-09T00:00:00Z"/>
-        </w:rPr>
-      </w:pPr>
-      <w:del w:id="137" w:author="Scopus test procedure" w:date="2026-08-09T00:00:00Z">
-        <w:r>
-          <w:rPr>
-            <w:rFonts w:ascii="Consolas" w:hAnsi="Consolas"/>
-            <w:sz w:val="18"/>
-          </w:rPr>
-          <w:delText xml:space="preserve">[modem /dev/ttyAT]</w:delText>
-          <w:br/>
-          <w:delText xml:space="preserve">      AT+COPS?</w:delText>
-          <w:br/>
-          <w:delText xml:space="preserve">      +COPS: 0,0,"&lt;operator name&gt;",7</w:delText>
-          <w:br/>
-          <w:delText xml:space="preserve">      OK</w:delText>
-        </w:r>
-      </w:del>
-    </w:p>
-    <w:p>
-      <w:pPr>
-        <w:rPr>
-          <w:del w:id="138" w:author="Scopus test procedure" w:date="2026-08-09T00:00:00Z"/>
-        </w:rPr>
-      </w:pPr>
-      <w:del w:id="139" w:author="Scopus test procedure" w:date="2026-08-09T00:00:00Z">
-        <w:r>
-          <w:delText xml:space="preserve">A named operator is what you want. An empty name, or an answer of just +COPS: 0, means the modem has not found a network — move the bench or its antenna before going on.</w:delText>
-        </w:r>
-      </w:del>
-    </w:p>
-    <w:p>
-      <w:pPr>
-        <w:pStyle w:val="Heading2"/>
-        <w:rPr>
-          <w:del w:id="140" w:author="Scopus test procedure" w:date="2026-08-09T00:00:00Z"/>
-        </w:rPr>
-      </w:pPr>
-      <w:del w:id="141" w:author="Scopus test procedure" w:date="2026-08-09T00:00:00Z">
-        <w:r>
-          <w:delText xml:space="preserve">Step C1 — Point the modem at the relay</w:delText>
-        </w:r>
-      </w:del>
-    </w:p>
-    <w:p>
-      <w:pPr>
-        <w:rPr>
-          <w:del w:id="142" w:author="Scopus test procedure" w:date="2026-08-09T00:00:00Z"/>
-        </w:rPr>
-      </w:pPr>
-      <w:del w:id="143" w:author="Scopus test procedure" w:date="2026-08-09T00:00:00Z">
-        <w:r>
-          <w:delText xml:space="preserve">This replaces Step 4. It sets the same five endpoints, but at the relay instead of this PC, sets the APN, switches the modem to its cellular connection, and then waits until the modem actually has a route out before reporting success.</w:delText>
-        </w:r>
-      </w:del>
-    </w:p>
-    <w:p>
-      <w:pPr>
-        <w:spacing w:after="80"/>
-        <w:ind w:left="432"/>
-        <w:rPr>
-          <w:del w:id="144" w:author="Scopus test procedure" w:date="2026-08-09T00:00:00Z"/>
-        </w:rPr>
-      </w:pPr>
-      <w:del w:id="145" w:author="Scopus test procedure" w:date="2026-08-09T00:00:00Z">
-        <w:r>
-          <w:rPr>
-            <w:rFonts w:ascii="Consolas" w:hAnsi="Consolas"/>
-            <w:b/>
-            <w:color w:val="1F3D7A"/>
-            <w:sz w:val="18"/>
-          </w:rPr>
-          <w:delText xml:space="preserve">cd ~/work/itpnovex/edgeai &amp;&amp; python3 scopus/at.py --point-cloud 165.22.181.245 --http-port 80 --udp-port 39999 --path /scopus/upload --apn internet</w:delText>
-        </w:r>
-      </w:del>
-    </w:p>
-    <w:p>
-      <w:pPr>
-        <w:ind w:left="432"/>
-        <w:rPr>
-          <w:del w:id="146" w:author="Scopus test procedure" w:date="2026-08-09T00:00:00Z"/>
-        </w:rPr>
-      </w:pPr>
-      <w:del w:id="147" w:author="Scopus test procedure" w:date="2026-08-09T00:00:00Z">
-        <w:r>
-          <w:rPr>
-            <w:i/>
-            <w:color w:val="444444"/>
-            <w:sz w:val="18"/>
-          </w:rPr>
-          <w:delText xml:space="preserve">internet is the APN for the SIM in this bench. A different SIM needs a different one, and the wrong APN looks exactly like a dead SIM — so if you were given one, use it here rather than assuming this line still applies.</w:delText>
-        </w:r>
-      </w:del>
-    </w:p>
-    <w:p>
-      <w:pPr>
-        <w:spacing w:after="40"/>
-        <w:rPr>
-          <w:del w:id="148" w:author="Scopus test procedure" w:date="2026-08-09T00:00:00Z"/>
-        </w:rPr>
-      </w:pPr>
-      <w:del w:id="149" w:author="Scopus test procedure" w:date="2026-08-09T00:00:00Z">
-        <w:r>
-          <w:rPr>
-            <w:b/>
-            <w:color w:val="1E6B2E"/>
-            <w:sz w:val="20"/>
-          </w:rPr>
-          <w:delText xml:space="preserve">Expected:</w:delText>
-        </w:r>
-      </w:del>
-    </w:p>
-    <w:p>
-      <w:pPr>
-        <w:spacing w:after="80"/>
-        <w:ind w:left="432"/>
-        <w:rPr>
-          <w:del w:id="150" w:author="Scopus test procedure" w:date="2026-08-09T00:00:00Z"/>
-        </w:rPr>
-      </w:pPr>
-      <w:del w:id="151" w:author="Scopus test procedure" w:date="2026-08-09T00:00:00Z">
-        <w:r>
-          <w:rPr>
-            <w:rFonts w:ascii="Consolas" w:hAnsi="Consolas"/>
-            <w:sz w:val="18"/>
-          </w:rPr>
-          <w:delText xml:space="preserve">  AT+SDVRNTFHOST="165.22.181.245"</w:delText>
-          <w:br/>
-          <w:delText xml:space="preserve">      OK</w:delText>
-          <w:br/>
-          <w:delText xml:space="preserve">  …</w:delText>
-          <w:br/>
-          <w:delText xml:space="preserve">  AT+SDVRNET?</w:delText>
-          <w:br/>
-          <w:delText xml:space="preserve">      +SDVRNET: 1,1,1,1,"&lt;operator&gt;","LTE","&lt;apn&gt;","rmnet_data0","10.x.x.x","10.x.x.x",0</w:delText>
-          <w:br/>
-          <w:delText xml:space="preserve">      OK</w:delText>
-          <w:br/>
-          <w:br/>
-          <w:delText xml:space="preserve">OK — cellular link up. Notifications to http://165.22.181.245:80/scopus/notify, photos to http://165.22.181.245:80/scopus/upload</w:delText>
-        </w:r>
-      </w:del>
-    </w:p>
-    <w:p>
-      <w:pPr>
-        <w:ind w:left="432"/>
-        <w:rPr>
-          <w:del w:id="152" w:author="Scopus test procedure" w:date="2026-08-09T00:00:00Z"/>
-        </w:rPr>
-      </w:pPr>
-      <w:del w:id="153" w:author="Scopus test procedure" w:date="2026-08-09T00:00:00Z">
-        <w:r>
-          <w:rPr>
-            <w:i/>
-            <w:color w:val="444444"/>
-            <w:sz w:val="18"/>
-          </w:rPr>
-          <w:delText xml:space="preserve">Over cellular both the events and the photos travel as web traffic, on port 80 — the same port your browser uses. Over the cable (Steps 3 and 4) the events go a different way, as datagrams on port 39999. That is deliberate: a datagram gets no answer, so nothing can tell you whether it arrived, and out on a mobile network it is the part most likely to be discarded silently on the way. A web request is answered, so the modem records for every event whether it landed. The command above switches this for you; you do not have to set it.</w:delText>
-        </w:r>
-      </w:del>
-    </w:p>
-    <w:p>
-      <w:pPr>
-        <w:rPr>
-          <w:del w:id="154" w:author="Scopus test procedure" w:date="2026-08-09T00:00:00Z"/>
-        </w:rPr>
-      </w:pPr>
-      <w:del w:id="155" w:author="Scopus test procedure" w:date="2026-08-09T00:00:00Z">
-        <w:r>
-          <w:delText xml:space="preserve">The four numbers after +SDVRNET: are the whole story:</w:delText>
-        </w:r>
-      </w:del>
-    </w:p>
-    <w:tbl>
-      <w:tblPr>
-        <w:tblStyle w:val="LightGrid-Accent1"/>
-        <w:tblW w:type="auto" w:w="0"/>
-        <w:tblLook w:firstColumn="1" w:firstRow="1" w:lastColumn="0" w:lastRow="0" w:noHBand="0" w:noVBand="1" w:val="04A0"/>
-      </w:tblPr>
-      <w:tblGrid>
-        <w:gridCol w:w="2880"/>
-        <w:gridCol w:w="2880"/>
-        <w:gridCol w:w="2880"/>
-      </w:tblGrid>
-      <w:tr>
-        <w:trPr>
-          <w:del w:id="156" w:author="Scopus test procedure" w:date="2026-08-09T00:00:00Z"/>
-        </w:trPr>
-        <w:tc>
-          <w:tcPr>
-            <w:tcW w:type="dxa" w:w="2880"/>
-          </w:tcPr>
-          <w:p>
-            <w:pPr>
-              <w:rPr>
-                <w:del w:id="157" w:author="Scopus test procedure" w:date="2026-08-09T00:00:00Z"/>
-              </w:rPr>
-            </w:pPr>
-            <w:del w:id="158" w:author="Scopus test procedure" w:date="2026-08-09T00:00:00Z">
-              <w:r>
-                <w:delText xml:space="preserve">Position</w:delText>
-              </w:r>
-            </w:del>
-          </w:p>
-        </w:tc>
-        <w:tc>
-          <w:tcPr>
-            <w:tcW w:type="dxa" w:w="2880"/>
-          </w:tcPr>
-          <w:p>
-            <w:pPr>
-              <w:rPr>
-                <w:del w:id="159" w:author="Scopus test procedure" w:date="2026-08-09T00:00:00Z"/>
-              </w:rPr>
-            </w:pPr>
-            <w:del w:id="160" w:author="Scopus test procedure" w:date="2026-08-09T00:00:00Z">
-              <w:r>
-                <w:delText xml:space="preserve">Means</w:delText>
-              </w:r>
-            </w:del>
-          </w:p>
-        </w:tc>
-        <w:tc>
-          <w:tcPr>
-            <w:tcW w:type="dxa" w:w="2880"/>
-          </w:tcPr>
-          <w:p>
-            <w:pPr>
-              <w:rPr>
-                <w:del w:id="161" w:author="Scopus test procedure" w:date="2026-08-09T00:00:00Z"/>
-              </w:rPr>
-            </w:pPr>
-            <w:del w:id="162" w:author="Scopus test procedure" w:date="2026-08-09T00:00:00Z">
-              <w:r>
-                <w:delText xml:space="preserve">If it is 0</w:delText>
-              </w:r>
-            </w:del>
-          </w:p>
-        </w:tc>
-      </w:tr>
-      <w:tr>
-        <w:trPr>
-          <w:del w:id="163" w:author="Scopus test procedure" w:date="2026-08-09T00:00:00Z"/>
-        </w:trPr>
-        <w:tc>
-          <w:tcPr>
-            <w:tcW w:type="dxa" w:w="2880"/>
-          </w:tcPr>
-          <w:p>
-            <w:pPr>
-              <w:rPr>
-                <w:del w:id="164" w:author="Scopus test procedure" w:date="2026-08-09T00:00:00Z"/>
-              </w:rPr>
-            </w:pPr>
-            <w:del w:id="165" w:author="Scopus test procedure" w:date="2026-08-09T00:00:00Z">
-              <w:r>
-                <w:delText xml:space="preserve">1st</w:delText>
-              </w:r>
-            </w:del>
-          </w:p>
-        </w:tc>
-        <w:tc>
-          <w:tcPr>
-            <w:tcW w:type="dxa" w:w="2880"/>
-          </w:tcPr>
-          <w:p>
-            <w:pPr>
-              <w:rPr>
-                <w:del w:id="166" w:author="Scopus test procedure" w:date="2026-08-09T00:00:00Z"/>
-              </w:rPr>
-            </w:pPr>
-            <w:del w:id="167" w:author="Scopus test procedure" w:date="2026-08-09T00:00:00Z">
-              <w:r>
-                <w:delText xml:space="preserve">cellular mode is switched on</w:delText>
-              </w:r>
-            </w:del>
-          </w:p>
-        </w:tc>
-        <w:tc>
-          <w:tcPr>
-            <w:tcW w:type="dxa" w:w="2880"/>
-          </w:tcPr>
-          <w:p>
-            <w:pPr>
-              <w:rPr>
-                <w:del w:id="168" w:author="Scopus test procedure" w:date="2026-08-09T00:00:00Z"/>
-              </w:rPr>
-            </w:pPr>
-            <w:del w:id="169" w:author="Scopus test procedure" w:date="2026-08-09T00:00:00Z">
-              <w:r>
-                <w:delText xml:space="preserve">the command did not take — run Step C1 again</w:delText>
-              </w:r>
-            </w:del>
-          </w:p>
-        </w:tc>
-      </w:tr>
-      <w:tr>
-        <w:trPr>
-          <w:del w:id="170" w:author="Scopus test procedure" w:date="2026-08-09T00:00:00Z"/>
-        </w:trPr>
-        <w:tc>
-          <w:tcPr>
-            <w:tcW w:type="dxa" w:w="2880"/>
-          </w:tcPr>
-          <w:p>
-            <w:pPr>
-              <w:rPr>
-                <w:del w:id="171" w:author="Scopus test procedure" w:date="2026-08-09T00:00:00Z"/>
-              </w:rPr>
-            </w:pPr>
-            <w:del w:id="172" w:author="Scopus test procedure" w:date="2026-08-09T00:00:00Z">
-              <w:r>
-                <w:delText xml:space="preserve">2nd</w:delText>
-              </w:r>
-            </w:del>
-          </w:p>
-        </w:tc>
-        <w:tc>
-          <w:tcPr>
-            <w:tcW w:type="dxa" w:w="2880"/>
-          </w:tcPr>
-          <w:p>
-            <w:pPr>
-              <w:rPr>
-                <w:del w:id="173" w:author="Scopus test procedure" w:date="2026-08-09T00:00:00Z"/>
-              </w:rPr>
-            </w:pPr>
-            <w:del w:id="174" w:author="Scopus test procedure" w:date="2026-08-09T00:00:00Z">
-              <w:r>
-                <w:delText xml:space="preserve">the modem is registered on a mobile network</w:delText>
-              </w:r>
-            </w:del>
-          </w:p>
-        </w:tc>
-        <w:tc>
-          <w:tcPr>
-            <w:tcW w:type="dxa" w:w="2880"/>
-          </w:tcPr>
-          <w:p>
-            <w:pPr>
-              <w:rPr>
-                <w:del w:id="175" w:author="Scopus test procedure" w:date="2026-08-09T00:00:00Z"/>
-              </w:rPr>
-            </w:pPr>
-            <w:del w:id="176" w:author="Scopus test procedure" w:date="2026-08-09T00:00:00Z">
-              <w:r>
-                <w:delText xml:space="preserve">no coverage, or the SIM is not being read — see the table below</w:delText>
-              </w:r>
-            </w:del>
-          </w:p>
-        </w:tc>
-      </w:tr>
-      <w:tr>
-        <w:trPr>
-          <w:del w:id="177" w:author="Scopus test procedure" w:date="2026-08-09T00:00:00Z"/>
-        </w:trPr>
-        <w:tc>
-          <w:tcPr>
-            <w:tcW w:type="dxa" w:w="2880"/>
-          </w:tcPr>
-          <w:p>
-            <w:pPr>
-              <w:rPr>
-                <w:del w:id="178" w:author="Scopus test procedure" w:date="2026-08-09T00:00:00Z"/>
-              </w:rPr>
-            </w:pPr>
-            <w:del w:id="179" w:author="Scopus test procedure" w:date="2026-08-09T00:00:00Z">
-              <w:r>
-                <w:delText xml:space="preserve">3rd</w:delText>
-              </w:r>
-            </w:del>
-          </w:p>
-        </w:tc>
-        <w:tc>
-          <w:tcPr>
-            <w:tcW w:type="dxa" w:w="2880"/>
-          </w:tcPr>
-          <w:p>
-            <w:pPr>
-              <w:rPr>
-                <w:del w:id="180" w:author="Scopus test procedure" w:date="2026-08-09T00:00:00Z"/>
-              </w:rPr>
-            </w:pPr>
-            <w:del w:id="181" w:author="Scopus test procedure" w:date="2026-08-09T00:00:00Z">
-              <w:r>
-                <w:delText xml:space="preserve">a data session is established</w:delText>
-              </w:r>
-            </w:del>
-          </w:p>
-        </w:tc>
-        <w:tc>
-          <w:tcPr>
-            <w:tcW w:type="dxa" w:w="2880"/>
-          </w:tcPr>
-          <w:p>
-            <w:pPr>
-              <w:rPr>
-                <w:del w:id="182" w:author="Scopus test procedure" w:date="2026-08-09T00:00:00Z"/>
-              </w:rPr>
-            </w:pPr>
-            <w:del w:id="183" w:author="Scopus test procedure" w:date="2026-08-09T00:00:00Z">
-              <w:r>
-                <w:delText xml:space="preserve">the APN is wrong, or the SIM has no data service</w:delText>
-              </w:r>
-            </w:del>
-          </w:p>
-        </w:tc>
-      </w:tr>
-      <w:tr>
-        <w:trPr>
-          <w:del w:id="184" w:author="Scopus test procedure" w:date="2026-08-09T00:00:00Z"/>
-        </w:trPr>
-        <w:tc>
-          <w:tcPr>
-            <w:tcW w:type="dxa" w:w="2880"/>
-          </w:tcPr>
-          <w:p>
-            <w:pPr>
-              <w:rPr>
-                <w:del w:id="185" w:author="Scopus test procedure" w:date="2026-08-09T00:00:00Z"/>
-              </w:rPr>
-            </w:pPr>
-            <w:del w:id="186" w:author="Scopus test procedure" w:date="2026-08-09T00:00:00Z">
-              <w:r>
-                <w:delText xml:space="preserve">4th</w:delText>
-              </w:r>
-            </w:del>
-          </w:p>
-        </w:tc>
-        <w:tc>
-          <w:tcPr>
-            <w:tcW w:type="dxa" w:w="2880"/>
-          </w:tcPr>
-          <w:p>
-            <w:pPr>
-              <w:rPr>
-                <w:del w:id="187" w:author="Scopus test procedure" w:date="2026-08-09T00:00:00Z"/>
-              </w:rPr>
-            </w:pPr>
-            <w:del w:id="188" w:author="Scopus test procedure" w:date="2026-08-09T00:00:00Z">
-              <w:r>
-                <w:delText xml:space="preserve">the modem has a route out</w:delText>
-              </w:r>
-            </w:del>
-          </w:p>
-        </w:tc>
-        <w:tc>
-          <w:tcPr>
-            <w:tcW w:type="dxa" w:w="2880"/>
-          </w:tcPr>
-          <w:p>
-            <w:pPr>
-              <w:rPr>
-                <w:del w:id="189" w:author="Scopus test procedure" w:date="2026-08-09T00:00:00Z"/>
-              </w:rPr>
-            </w:pPr>
-            <w:del w:id="190" w:author="Scopus test procedure" w:date="2026-08-09T00:00:00Z">
-              <w:r>
-                <w:delText xml:space="preserve">the session came up but nothing can be sent — report this, it is a fault rather than a setup problem</w:delText>
-              </w:r>
-            </w:del>
-          </w:p>
-        </w:tc>
-      </w:tr>
-    </w:tbl>
-    <w:p>
-      <w:pPr>
-        <w:ind w:left="432"/>
-        <w:rPr>
-          <w:del w:id="191" w:author="Scopus test procedure" w:date="2026-08-09T00:00:00Z"/>
-        </w:rPr>
-      </w:pPr>
-      <w:del w:id="192" w:author="Scopus test procedure" w:date="2026-08-09T00:00:00Z">
-        <w:r>
-          <w:rPr>
-            <w:i/>
-            <w:color w:val="B00000"/>
-            <w:sz w:val="18"/>
-          </w:rPr>
-          <w:delText xml:space="preserve">All four must be 1. A modem can be registered on LTE and show a healthy signal while the 4th is 0, and in that state every notification fails and every status screen looks fine. That is why this step waits for the 4th and not for the signal.</w:delText>
-        </w:r>
-      </w:del>
-    </w:p>
-    <w:p>
-      <w:pPr>
-        <w:pStyle w:val="Heading2"/>
-        <w:rPr>
-          <w:del w:id="193" w:author="Scopus test procedure" w:date="2026-08-09T00:00:00Z"/>
-        </w:rPr>
-      </w:pPr>
-      <w:del w:id="194" w:author="Scopus test procedure" w:date="2026-08-09T00:00:00Z">
-        <w:r>
-          <w:delText xml:space="preserve">Step C2 — Watch the relay (Window A)</w:delText>
-        </w:r>
-      </w:del>
-    </w:p>
-    <w:p>
-      <w:pPr>
-        <w:rPr>
-          <w:del w:id="195" w:author="Scopus test procedure" w:date="2026-08-09T00:00:00Z"/>
-        </w:rPr>
-      </w:pPr>
-      <w:del w:id="196" w:author="Scopus test procedure" w:date="2026-08-09T00:00:00Z">
-        <w:r>
-          <w:delText xml:space="preserve">This replaces Step 3. Leave it running for the rest of the test; it prints the same lines the local server printed, and saves into the same folder.</w:delText>
-        </w:r>
-      </w:del>
-    </w:p>
-    <w:p>
-      <w:pPr>
-        <w:spacing w:after="80"/>
-        <w:ind w:left="432"/>
-        <w:rPr>
-          <w:del w:id="197" w:author="Scopus test procedure" w:date="2026-08-09T00:00:00Z"/>
-        </w:rPr>
-      </w:pPr>
-      <w:del w:id="198" w:author="Scopus test procedure" w:date="2026-08-09T00:00:00Z">
-        <w:r>
-          <w:rPr>
-            <w:rFonts w:ascii="Consolas" w:hAnsi="Consolas"/>
-            <w:b/>
-            <w:color w:val="1F3D7A"/>
-            <w:sz w:val="18"/>
-          </w:rPr>
-          <w:delText xml:space="preserve">cd ~/work/itpnovex/edgeai &amp;&amp; python3 scopus/relay_pull.py --relay http://165.22.181.245/scopus --key &lt;ask-for-the-relay-key&gt; --fresh</w:delText>
-        </w:r>
-      </w:del>
-    </w:p>
-    <w:p>
-      <w:pPr>
-        <w:spacing w:after="40"/>
-        <w:rPr>
-          <w:del w:id="199" w:author="Scopus test procedure" w:date="2026-08-09T00:00:00Z"/>
-        </w:rPr>
-      </w:pPr>
-      <w:del w:id="200" w:author="Scopus test procedure" w:date="2026-08-09T00:00:00Z">
-        <w:r>
-          <w:rPr>
-            <w:b/>
-            <w:color w:val="1E6B2E"/>
-            <w:sz w:val="20"/>
-          </w:rPr>
-          <w:delText xml:space="preserve">Expected:</w:delText>
-        </w:r>
-      </w:del>
-    </w:p>
-    <w:p>
-      <w:pPr>
-        <w:spacing w:after="80"/>
-        <w:ind w:left="432"/>
-        <w:rPr>
-          <w:del w:id="201" w:author="Scopus test procedure" w:date="2026-08-09T00:00:00Z"/>
-        </w:rPr>
-      </w:pPr>
-      <w:del w:id="202" w:author="Scopus test procedure" w:date="2026-08-09T00:00:00Z">
-        <w:r>
-          <w:rPr>
-            <w:rFonts w:ascii="Consolas" w:hAnsi="Consolas"/>
-            <w:sz w:val="18"/>
-          </w:rPr>
-          <w:delText xml:space="preserve">Scopus relay viewer</w:delText>
-          <w:br/>
-          <w:delText xml:space="preserve">  relay    http://165.22.181.245/scopus</w:delText>
-          <w:br/>
-          <w:delText xml:space="preserve">  receiving into /home/user/scopus-received</w:delText>
-          <w:br/>
-          <w:delText xml:space="preserve">  relay holds 0 notifications, 0 photos (seq 0)</w:delText>
-          <w:br/>
-          <w:delText xml:space="preserve">  watching from seq 0. Ctrl-C to stop.</w:delText>
-        </w:r>
-      </w:del>
-    </w:p>
-    <w:p>
-      <w:pPr>
-        <w:ind w:left="432"/>
-        <w:rPr>
-          <w:del w:id="203" w:author="Scopus test procedure" w:date="2026-08-09T00:00:00Z"/>
-        </w:rPr>
-      </w:pPr>
-      <w:del w:id="204" w:author="Scopus test procedure" w:date="2026-08-09T00:00:00Z">
-        <w:r>
-          <w:rPr>
-            <w:i/>
-            <w:color w:val="444444"/>
-            <w:sz w:val="18"/>
-          </w:rPr>
-          <w:delText xml:space="preserve">If it says it cannot reach the relay, stop here and report that — nothing later in this section can pass.</w:delText>
-        </w:r>
-      </w:del>
-    </w:p>
-    <w:p>
-      <w:pPr>
-        <w:pStyle w:val="Heading2"/>
-        <w:rPr>
-          <w:del w:id="205" w:author="Scopus test procedure" w:date="2026-08-09T00:00:00Z"/>
-        </w:rPr>
-      </w:pPr>
-      <w:del w:id="206" w:author="Scopus test procedure" w:date="2026-08-09T00:00:00Z">
-        <w:r>
-          <w:delText xml:space="preserve">Step C3 — Run the test</w:delText>
-        </w:r>
-      </w:del>
-    </w:p>
-    <w:p>
-      <w:pPr>
-        <w:rPr>
-          <w:del w:id="207" w:author="Scopus test procedure" w:date="2026-08-09T00:00:00Z"/>
-        </w:rPr>
-      </w:pPr>
-      <w:del w:id="208" w:author="Scopus test procedure" w:date="2026-08-09T00:00:00Z">
-        <w:r>
-          <w:delText xml:space="preserve">Steps 5 to 12 are unchanged. Run them exactly as written. Every event and every photo now travels over the mobile network and comes back to you through the relay, and the pass criteria in section 13 apply word for word.</w:delText>
-        </w:r>
-      </w:del>
-    </w:p>
-    <w:p>
-      <w:pPr>
-        <w:rPr>
-          <w:del w:id="209" w:author="Scopus test procedure" w:date="2026-08-09T00:00:00Z"/>
-        </w:rPr>
-      </w:pPr>
-      <w:del w:id="210" w:author="Scopus test procedure" w:date="2026-08-09T00:00:00Z">
-        <w:r>
-          <w:delText xml:space="preserve">One difference worth knowing: over cellular an event takes a second or two longer to appear in Window A than it did over the cable. Anything beyond about ten seconds is worth reporting.</w:delText>
-        </w:r>
-      </w:del>
-    </w:p>
-    <w:p>
-      <w:pPr>
-        <w:pStyle w:val="Heading2"/>
-        <w:rPr>
-          <w:del w:id="211" w:author="Scopus test procedure" w:date="2026-08-09T00:00:00Z"/>
-        </w:rPr>
-      </w:pPr>
-      <w:del w:id="212" w:author="Scopus test procedure" w:date="2026-08-09T00:00:00Z">
-        <w:r>
-          <w:delText xml:space="preserve">Step C4 — Put it back on the cable</w:delText>
-        </w:r>
-      </w:del>
-    </w:p>
-    <w:p>
-      <w:pPr>
-        <w:rPr>
-          <w:del w:id="213" w:author="Scopus test procedure" w:date="2026-08-09T00:00:00Z"/>
-        </w:rPr>
-      </w:pPr>
-      <w:del w:id="214" w:author="Scopus test procedure" w:date="2026-08-09T00:00:00Z">
-        <w:r>
-          <w:delText xml:space="preserve">To go back to the cable procedure, point the modem at this PC again and turn the cellular mode off:</w:delText>
-        </w:r>
-      </w:del>
-    </w:p>
-    <w:p>
-      <w:pPr>
-        <w:spacing w:after="80"/>
-        <w:ind w:left="432"/>
-        <w:rPr>
-          <w:del w:id="215" w:author="Scopus test procedure" w:date="2026-08-09T00:00:00Z"/>
-        </w:rPr>
-      </w:pPr>
-      <w:del w:id="216" w:author="Scopus test procedure" w:date="2026-08-09T00:00:00Z">
-        <w:r>
-          <w:rPr>
-            <w:rFonts w:ascii="Consolas" w:hAnsi="Consolas"/>
-            <w:b/>
-            <w:color w:val="1F3D7A"/>
-            <w:sz w:val="18"/>
-          </w:rPr>
-          <w:delText xml:space="preserve">cd ~/work/itpnovex/edgeai &amp;&amp; python3 scopus/at.py --point-here</w:delText>
-        </w:r>
-      </w:del>
-    </w:p>
-    <w:p>
-      <w:pPr>
-        <w:spacing w:after="80"/>
-        <w:ind w:left="432"/>
-        <w:rPr>
-          <w:del w:id="217" w:author="Scopus test procedure" w:date="2026-08-09T00:00:00Z"/>
-        </w:rPr>
-      </w:pPr>
-      <w:del w:id="218" w:author="Scopus test procedure" w:date="2026-08-09T00:00:00Z">
-        <w:r>
-          <w:rPr>
-            <w:rFonts w:ascii="Consolas" w:hAnsi="Consolas"/>
-            <w:b/>
-            <w:color w:val="1F3D7A"/>
-            <w:sz w:val="18"/>
-          </w:rPr>
-          <w:delText xml:space="preserve">cd ~/work/itpnovex/edgeai &amp;&amp; python3 scopus/at.py "AT+SDVRNET=0"</w:delText>
-        </w:r>
-      </w:del>
-    </w:p>
-    <w:p>
-      <w:pPr>
-        <w:ind w:left="432"/>
-        <w:rPr>
-          <w:del w:id="219" w:author="Scopus test procedure" w:date="2026-08-09T00:00:00Z"/>
-        </w:rPr>
-      </w:pPr>
-      <w:del w:id="220" w:author="Scopus test procedure" w:date="2026-08-09T00:00:00Z">
-        <w:r>
-          <w:rPr>
-            <w:i/>
-            <w:color w:val="444444"/>
-            <w:sz w:val="18"/>
-          </w:rPr>
-          <w:delText xml:space="preserve">--point-here also puts events back on the cable's datagram port, which is what the server in Step 3 listens on. If you skip it and go straight back to Step 3, the events have nowhere to land and Step 8 fails for a reason nothing on screen explains.</w:delText>
-        </w:r>
-      </w:del>
-    </w:p>
-    <w:p>
-      <w:pPr>
-        <w:ind w:left="432"/>
-        <w:rPr>
-          <w:del w:id="221" w:author="Scopus test procedure" w:date="2026-08-09T00:00:00Z"/>
-        </w:rPr>
-      </w:pPr>
-      <w:del w:id="222" w:author="Scopus test procedure" w:date="2026-08-09T00:00:00Z">
-        <w:r>
-          <w:rPr>
-            <w:i/>
-            <w:color w:val="444444"/>
-            <w:sz w:val="18"/>
-          </w:rPr>
-          <w:delText xml:space="preserve">AT+SDVRNET=0 stops the modem maintaining the mobile connection; it does not cut a transfer that is in progress.</w:delText>
-        </w:r>
-      </w:del>
-    </w:p>
-    <w:p>
-      <w:pPr>
-        <w:pStyle w:val="Heading2"/>
-        <w:rPr>
-          <w:del w:id="223" w:author="Scopus test procedure" w:date="2026-08-09T00:00:00Z"/>
-        </w:rPr>
-      </w:pPr>
-      <w:del w:id="224" w:author="Scopus test procedure" w:date="2026-08-09T00:00:00Z">
-        <w:r>
-          <w:delText xml:space="preserve">If the cellular test fails</w:delText>
-        </w:r>
-      </w:del>
-    </w:p>
-    <w:tbl>
-      <w:tblPr>
-        <w:tblStyle w:val="LightGrid-Accent1"/>
-        <w:tblW w:type="auto" w:w="0"/>
-        <w:tblLook w:firstColumn="1" w:firstRow="1" w:lastColumn="0" w:lastRow="0" w:noHBand="0" w:noVBand="1" w:val="04A0"/>
-      </w:tblPr>
-      <w:tblGrid>
-        <w:gridCol w:w="4320"/>
-        <w:gridCol w:w="4320"/>
-      </w:tblGrid>
-      <w:tr>
-        <w:trPr>
-          <w:del w:id="225" w:author="Scopus test procedure" w:date="2026-08-09T00:00:00Z"/>
-        </w:trPr>
-        <w:tc>
-          <w:tcPr>
-            <w:tcW w:type="dxa" w:w="4320"/>
-          </w:tcPr>
-          <w:p>
-            <w:pPr>
-              <w:rPr>
-                <w:del w:id="226" w:author="Scopus test procedure" w:date="2026-08-09T00:00:00Z"/>
-              </w:rPr>
-            </w:pPr>
-            <w:del w:id="227" w:author="Scopus test procedure" w:date="2026-08-09T00:00:00Z">
-              <w:r>
-                <w:delText xml:space="preserve">What you see</w:delText>
-              </w:r>
-            </w:del>
-          </w:p>
-        </w:tc>
-        <w:tc>
-          <w:tcPr>
-            <w:tcW w:type="dxa" w:w="4320"/>
-          </w:tcPr>
-          <w:p>
-            <w:pPr>
-              <w:rPr>
-                <w:del w:id="228" w:author="Scopus test procedure" w:date="2026-08-09T00:00:00Z"/>
-              </w:rPr>
-            </w:pPr>
-            <w:del w:id="229" w:author="Scopus test procedure" w:date="2026-08-09T00:00:00Z">
-              <w:r>
-                <w:delText xml:space="preserve">What it means and what to do</w:delText>
-              </w:r>
-            </w:del>
-          </w:p>
-        </w:tc>
-      </w:tr>
-      <w:tr>
-        <w:trPr>
-          <w:del w:id="230" w:author="Scopus test procedure" w:date="2026-08-09T00:00:00Z"/>
-        </w:trPr>
-        <w:tc>
-          <w:tcPr>
-            <w:tcW w:type="dxa" w:w="4320"/>
-          </w:tcPr>
-          <w:p>
-            <w:pPr>
-              <w:rPr>
-                <w:del w:id="231" w:author="Scopus test procedure" w:date="2026-08-09T00:00:00Z"/>
-              </w:rPr>
-            </w:pPr>
-            <w:del w:id="232" w:author="Scopus test procedure" w:date="2026-08-09T00:00:00Z">
-              <w:r>
-                <w:delText xml:space="preserve">Step C1: 2nd number is 0 (not registered)</w:delText>
-              </w:r>
-            </w:del>
-          </w:p>
-        </w:tc>
-        <w:tc>
-          <w:tcPr>
-            <w:tcW w:type="dxa" w:w="4320"/>
-          </w:tcPr>
-          <w:p>
-            <w:pPr>
-              <w:rPr>
-                <w:del w:id="233" w:author="Scopus test procedure" w:date="2026-08-09T00:00:00Z"/>
-              </w:rPr>
-            </w:pPr>
-            <w:del w:id="234" w:author="Scopus test procedure" w:date="2026-08-09T00:00:00Z">
-              <w:r>
-                <w:delText xml:space="preserve">Either there is no coverage where the bench is, or the modem is reading the wrong SIM slot. Both are covered by Step C0 — go back and run it; it takes two minutes and answers this question directly.</w:delText>
-              </w:r>
-            </w:del>
-          </w:p>
-        </w:tc>
-      </w:tr>
-      <w:tr>
-        <w:trPr>
-          <w:del w:id="235" w:author="Scopus test procedure" w:date="2026-08-09T00:00:00Z"/>
-        </w:trPr>
-        <w:tc>
-          <w:tcPr>
-            <w:tcW w:type="dxa" w:w="4320"/>
-          </w:tcPr>
-          <w:p>
-            <w:pPr>
-              <w:rPr>
-                <w:del w:id="236" w:author="Scopus test procedure" w:date="2026-08-09T00:00:00Z"/>
-              </w:rPr>
-            </w:pPr>
-            <w:del w:id="237" w:author="Scopus test procedure" w:date="2026-08-09T00:00:00Z">
-              <w:r>
-                <w:delText xml:space="preserve">Step C1: 3rd number is 0 (no data session)</w:delText>
-              </w:r>
-            </w:del>
-          </w:p>
-        </w:tc>
-        <w:tc>
-          <w:tcPr>
-            <w:tcW w:type="dxa" w:w="4320"/>
-          </w:tcPr>
-          <w:p>
-            <w:pPr>
-              <w:rPr>
-                <w:del w:id="238" w:author="Scopus test procedure" w:date="2026-08-09T00:00:00Z"/>
-              </w:rPr>
-            </w:pPr>
-            <w:del w:id="239" w:author="Scopus test procedure" w:date="2026-08-09T00:00:00Z">
-              <w:r>
-                <w:delText xml:space="preserve">The APN is the first suspect — pass the right one with --apn. If several APNs all give the same result, the SIM's data service is the suspect, not the APN.</w:delText>
-              </w:r>
-            </w:del>
-          </w:p>
-        </w:tc>
-      </w:tr>
-      <w:tr>
-        <w:trPr>
-          <w:del w:id="240" w:author="Scopus test procedure" w:date="2026-08-09T00:00:00Z"/>
-        </w:trPr>
-        <w:tc>
-          <w:tcPr>
-            <w:tcW w:type="dxa" w:w="4320"/>
-          </w:tcPr>
-          <w:p>
-            <w:pPr>
-              <w:rPr>
-                <w:del w:id="241" w:author="Scopus test procedure" w:date="2026-08-09T00:00:00Z"/>
-              </w:rPr>
-            </w:pPr>
-            <w:del w:id="242" w:author="Scopus test procedure" w:date="2026-08-09T00:00:00Z">
-              <w:r>
-                <w:delText xml:space="preserve">Step C1 passes, but nothing ever arrives in Window A</w:delText>
-              </w:r>
-            </w:del>
-          </w:p>
-        </w:tc>
-        <w:tc>
-          <w:tcPr>
-            <w:tcW w:type="dxa" w:w="4320"/>
-          </w:tcPr>
-          <w:p>
-            <w:pPr>
-              <w:rPr>
-                <w:del w:id="243" w:author="Scopus test procedure" w:date="2026-08-09T00:00:00Z"/>
-              </w:rPr>
-            </w:pPr>
-            <w:del w:id="244" w:author="Scopus test procedure" w:date="2026-08-09T00:00:00Z">
-              <w:r>
-                <w:delText xml:space="preserve">The modem has a route and is sending; the packets are being dropped somewhere between it and the relay. Report it with the output of  cd ~/work/itpnovex/edgeai &amp;&amp; python3 scopus/at.py "AT+SDVRNET?"  attached. Two known causes: a SIM whose data service is not actually active (it registers, gets an address, and carries nothing), and the relay's UDP port being closed by the server's firewall.</w:delText>
-              </w:r>
-            </w:del>
-          </w:p>
-        </w:tc>
-      </w:tr>
-      <w:tr>
-        <w:trPr>
-          <w:del w:id="245" w:author="Scopus test procedure" w:date="2026-08-09T00:00:00Z"/>
-        </w:trPr>
-        <w:tc>
-          <w:tcPr>
-            <w:tcW w:type="dxa" w:w="4320"/>
-          </w:tcPr>
-          <w:p>
-            <w:pPr>
-              <w:rPr>
-                <w:del w:id="246" w:author="Scopus test procedure" w:date="2026-08-09T00:00:00Z"/>
-              </w:rPr>
-            </w:pPr>
-            <w:del w:id="247" w:author="Scopus test procedure" w:date="2026-08-09T00:00:00Z">
-              <w:r>
-                <w:delText xml:space="preserve">Any --raw command says it cannot reach the modem</w:delText>
-              </w:r>
-            </w:del>
-          </w:p>
-        </w:tc>
-        <w:tc>
-          <w:tcPr>
-            <w:tcW w:type="dxa" w:w="4320"/>
-          </w:tcPr>
-          <w:p>
-            <w:pPr>
-              <w:rPr>
-                <w:del w:id="248" w:author="Scopus test procedure" w:date="2026-08-09T00:00:00Z"/>
-              </w:rPr>
-            </w:pPr>
-            <w:del w:id="249" w:author="Scopus test procedure" w:date="2026-08-09T00:00:00Z">
-              <w:r>
-                <w:delText xml:space="preserve">That path goes over the USB Ethernet link, not the serial one, so it fails when the modem has dropped off USB — which also makes the ordinary commands answer with unreadable characters. Check both cables at the modem board, then re-run Step 2. If the modem does not reappear within a minute, it needs someone to re-seat it; nothing in this document can be run until it does.</w:delText>
-              </w:r>
-            </w:del>
-          </w:p>
-        </w:tc>
-      </w:tr>
-      <w:tr>
-        <w:trPr>
-          <w:del w:id="250" w:author="Scopus test procedure" w:date="2026-08-09T00:00:00Z"/>
-        </w:trPr>
-        <w:tc>
-          <w:tcPr>
-            <w:tcW w:type="dxa" w:w="4320"/>
-          </w:tcPr>
-          <w:p>
-            <w:pPr>
-              <w:rPr>
-                <w:del w:id="251" w:author="Scopus test procedure" w:date="2026-08-09T00:00:00Z"/>
-              </w:rPr>
-            </w:pPr>
-            <w:del w:id="252" w:author="Scopus test procedure" w:date="2026-08-09T00:00:00Z">
-              <w:r>
-                <w:delText xml:space="preserve">Photos arrive but events do not</w:delText>
-              </w:r>
-            </w:del>
-          </w:p>
-        </w:tc>
-        <w:tc>
-          <w:tcPr>
-            <w:tcW w:type="dxa" w:w="4320"/>
-          </w:tcPr>
-          <w:p>
-            <w:pPr>
-              <w:rPr>
-                <w:del w:id="253" w:author="Scopus test procedure" w:date="2026-08-09T00:00:00Z"/>
-              </w:rPr>
-            </w:pPr>
-            <w:del w:id="254" w:author="Scopus test procedure" w:date="2026-08-09T00:00:00Z">
-              <w:r>
-                <w:delText xml:space="preserve">On this procedure both travel the same way, over port 80, so one arriving and not the other is not a network problem. Check the modem is set to send events as web requests:  cd ~/work/itpnovex/edgeai &amp;&amp; python3 scopus/at.py "AT+SDVRNTFPROTO?"  — it should answer 1 and "/scopus/notify". If it answers 0 the modem is still sending datagrams, which the relay's host does not accept; re-run Step C1.</w:delText>
-              </w:r>
-            </w:del>
-          </w:p>
-        </w:tc>
-      </w:tr>
-      <w:tr>
-        <w:trPr>
-          <w:del w:id="255" w:author="Scopus test procedure" w:date="2026-08-09T00:00:00Z"/>
-        </w:trPr>
-        <w:tc>
-          <w:tcPr>
-            <w:tcW w:type="dxa" w:w="4320"/>
-          </w:tcPr>
-          <w:p>
-            <w:pPr>
-              <w:rPr>
-                <w:del w:id="256" w:author="Scopus test procedure" w:date="2026-08-09T00:00:00Z"/>
-              </w:rPr>
-            </w:pPr>
-            <w:del w:id="257" w:author="Scopus test procedure" w:date="2026-08-09T00:00:00Z">
-              <w:r>
-                <w:delText xml:space="preserve">Everything passes but nothing is ever delivered</w:delText>
-              </w:r>
-            </w:del>
-          </w:p>
-        </w:tc>
-        <w:tc>
-          <w:tcPr>
-            <w:tcW w:type="dxa" w:w="4320"/>
-          </w:tcPr>
-          <w:p>
-            <w:pPr>
-              <w:rPr>
-                <w:del w:id="258" w:author="Scopus test procedure" w:date="2026-08-09T00:00:00Z"/>
-              </w:rPr>
-            </w:pPr>
-            <w:del w:id="259" w:author="Scopus test procedure" w:date="2026-08-09T00:00:00Z">
-              <w:r>
-                <w:delText xml:space="preserve">Check which SIM the modem is on — Step C0. On the wrong card every check in this section passes and no data crosses. That is the single most likely cause of this exact symptom.</w:delText>
-              </w:r>
-            </w:del>
-          </w:p>
-        </w:tc>
-      </w:tr>
-    </w:tbl>
-    <w:p>
-      <w:pPr>
-        <w:rPr>
-          <w:del w:id="260" w:author="Scopus test procedure" w:date="2026-08-09T00:00:00Z"/>
-        </w:rPr>
-      </w:pPr>
-      <w:del w:id="261" w:author="Scopus test procedure" w:date="2026-08-09T00:00:00Z">
-        <w:r>
-          <w:br w:type="page"/>
-        </w:r>
-      </w:del>
-    </w:p>
-    <w:p>
-      <w:pPr>
-        <w:pStyle w:val="Heading1"/>
-        <w:rPr>
-          <w:del w:id="262" w:author="Scopus test procedure" w:date="2026-08-09T00:00:00Z"/>
-        </w:rPr>
-      </w:pPr>
-      <w:del w:id="263" w:author="Scopus test procedure" w:date="2026-08-09T00:00:00Z">
-        <w:r>
-          <w:delText xml:space="preserve">19. Driving the unit from the server (remote commands)</w:delText>
-        </w:r>
-      </w:del>
-    </w:p>
-    <w:p>
-      <w:pPr>
-        <w:spacing w:after="80"/>
-        <w:ind w:left="432"/>
-        <w:rPr>
-          <w:ins w:id="264" w:author="Scopus test procedure" w:date="2026-08-09T00:00:00Z"/>
-        </w:rPr>
-      </w:pPr>
-      <w:ins w:id="265" w:author="Scopus test procedure" w:date="2026-08-09T00:00:00Z">
-        <w:r>
-          <w:rPr>
-            <w:rFonts w:ascii="Consolas" w:hAnsi="Consolas"/>
-            <w:sz w:val="18"/>
-          </w:rPr>
-          <w:t xml:space="preserve">  TOTAL: 66   PASS: 65   FAIL: 0   GAP: 0   SKIP: 1</w:t>
-        </w:r>
-      </w:ins>
-    </w:p>
-    <w:p>
-      <w:pPr>
-        <w:rPr>
-          <w:ins w:id="266" w:author="Scopus test procedure" w:date="2026-08-09T00:00:00Z"/>
-        </w:rPr>
-      </w:pPr>
-      <w:ins w:id="267" w:author="Scopus test procedure" w:date="2026-08-09T00:00:00Z">
-        <w:r>
-          <w:t>The one skip is the N6's SD card slot being empty.</w:t>
-        </w:r>
-      </w:ins>
-    </w:p>
-    <w:p>
-      <w:pPr>
-        <w:rPr>
-          <w:ins w:id="268" w:author="Scopus test procedure" w:date="2026-08-09T00:00:00Z"/>
-        </w:rPr>
-      </w:pPr>
-      <w:ins w:id="269" w:author="Scopus test procedure" w:date="2026-08-09T00:00:00Z">
-        <w:r>
-          <w:br w:type="page"/>
-        </w:r>
-      </w:ins>
-    </w:p>
-    <w:p>
-      <w:pPr>
-        <w:pStyle w:val="Heading1"/>
-        <w:rPr>
-          <w:ins w:id="270" w:author="Scopus test procedure" w:date="2026-08-09T00:00:00Z"/>
-        </w:rPr>
-      </w:pPr>
-      <w:ins w:id="271" w:author="Scopus test procedure" w:date="2026-08-09T00:00:00Z">
-        <w:r>
-          <w:t>18. Driving the unit from the server (remote commands)</w:t>
-        </w:r>
-      </w:ins>
+      </w:pPr>
+      <w:r>
+        <w:t>18. Driving the unit from the server (remote commands)</w:t>
+      </w:r>
     </w:p>
     <w:p>
       <w:r>
@@ -6415,38 +4352,15 @@
     <w:p>
       <w:pPr>
         <w:ind w:left="432"/>
+      </w:pPr>
+      <w:r>
         <w:rPr>
-          <w:del w:id="272" w:author="Scopus test procedure" w:date="2026-08-09T00:00:00Z"/>
+          <w:i/>
+          <w:color w:val="444444"/>
+          <w:sz w:val="18"/>
         </w:rPr>
-      </w:pPr>
-      <w:del w:id="273" w:author="Scopus test procedure" w:date="2026-08-09T00:00:00Z">
-        <w:r>
-          <w:rPr>
-            <w:i/>
-            <w:color w:val="444444"/>
-            <w:sz w:val="18"/>
-          </w:rPr>
-          <w:delText xml:space="preserve">If the second number is 0, the unit is not connected. Give it half a minute and look again: it retries on its own, waiting 5 seconds then 10, 20 and so on up to a minute between attempts. If it stays 0, run Step C0 first — with no mobile data there is nothing for it to connect over.</w:delText>
-        </w:r>
-      </w:del>
-    </w:p>
-    <w:p>
-      <w:pPr>
-        <w:ind w:left="432"/>
-        <w:rPr>
-          <w:ins w:id="274" w:author="Scopus test procedure" w:date="2026-08-09T00:00:00Z"/>
-        </w:rPr>
-      </w:pPr>
-      <w:ins w:id="275" w:author="Scopus test procedure" w:date="2026-08-09T00:00:00Z">
-        <w:r>
-          <w:rPr>
-            <w:i/>
-            <w:color w:val="444444"/>
-            <w:sz w:val="18"/>
-          </w:rPr>
-          <w:t>If the second number is 0, the unit is not connected. Give it half a minute and look again: it retries on its own, waiting 5 seconds then 10, 20 and so on up to a minute between attempts. If it stays 0, check the mobile side first (Scopus_QA_Flow.docx, Part 2, Step 1) — with no mobile data there is nothing for it to connect over.</w:t>
-        </w:r>
-      </w:ins>
+        <w:t>If the second number is 0, the unit is not connected. Give it half a minute and look again: it retries on its own, waiting 5 seconds then 10, 20 and so on up to a minute between attempts. If it stays 0, check the mobile side first (Scopus_QA_Flow.docx, Part 2, Step 1) — with no mobile data there is nothing for it to connect over.</w:t>
+      </w:r>
     </w:p>
     <w:p>
       <w:r>
@@ -7129,24 +5043,14 @@
         </w:tc>
       </w:tr>
       <w:tr>
-        <w:trPr>
-          <w:del w:id="276" w:author="Scopus test procedure" w:date="2026-08-09T00:00:00Z"/>
-        </w:trPr>
         <w:tc>
           <w:tcPr>
             <w:tcW w:type="dxa" w:w="4320"/>
           </w:tcPr>
           <w:p>
-            <w:pPr>
-              <w:rPr>
-                <w:del w:id="277" w:author="Scopus test procedure" w:date="2026-08-09T00:00:00Z"/>
-              </w:rPr>
-            </w:pPr>
-            <w:del w:id="278" w:author="Scopus test procedure" w:date="2026-08-09T00:00:00Z">
-              <w:r>
-                <w:delText xml:space="preserve">AT+SDVRMQTT? shows 1,0 and stays there</w:delText>
-              </w:r>
-            </w:del>
+            <w:r>
+              <w:t>AT+SDVRMQTT? shows 1,0 and stays there</w:t>
+            </w:r>
           </w:p>
         </w:tc>
         <w:tc>
@@ -7154,55 +5058,9 @@
             <w:tcW w:type="dxa" w:w="4320"/>
           </w:tcPr>
           <w:p>
-            <w:pPr>
-              <w:rPr>
-                <w:del w:id="279" w:author="Scopus test procedure" w:date="2026-08-09T00:00:00Z"/>
-              </w:rPr>
-            </w:pPr>
-            <w:del w:id="280" w:author="Scopus test procedure" w:date="2026-08-09T00:00:00Z">
-              <w:r>
-                <w:delText xml:space="preserve">Switched on but not connecting. Almost always no mobile data rather than anything to do with this channel — run Step C0. If the mobile side is healthy, the certificates are the next suspect: the modem must have all three files under /data/sdvr/certs.</w:delText>
-              </w:r>
-            </w:del>
-          </w:p>
-        </w:tc>
-      </w:tr>
-      <w:tr>
-        <w:trPr>
-          <w:ins w:id="281" w:author="Scopus test procedure" w:date="2026-08-09T00:00:00Z"/>
-        </w:trPr>
-        <w:tc>
-          <w:tcPr>
-            <w:tcW w:type="dxa" w:w="4320"/>
-          </w:tcPr>
-          <w:p>
-            <w:pPr>
-              <w:rPr>
-                <w:ins w:id="282" w:author="Scopus test procedure" w:date="2026-08-09T00:00:00Z"/>
-              </w:rPr>
-            </w:pPr>
-            <w:ins w:id="283" w:author="Scopus test procedure" w:date="2026-08-09T00:00:00Z">
-              <w:r>
-                <w:t>AT+SDVRMQTT? shows 1,0 and stays there</w:t>
-              </w:r>
-            </w:ins>
-          </w:p>
-        </w:tc>
-        <w:tc>
-          <w:tcPr>
-            <w:tcW w:type="dxa" w:w="4320"/>
-          </w:tcPr>
-          <w:p>
-            <w:pPr>
-              <w:rPr>
-                <w:ins w:id="284" w:author="Scopus test procedure" w:date="2026-08-09T00:00:00Z"/>
-              </w:rPr>
-            </w:pPr>
-            <w:ins w:id="285" w:author="Scopus test procedure" w:date="2026-08-09T00:00:00Z">
-              <w:r>
-                <w:t>Switched on but not connecting. Almost always no mobile data rather than anything to do with this channel — check the mobile side (Scopus_QA_Flow.docx, Part 2). If the mobile side is healthy, the certificates are the next suspect: the modem must have all three files under /data/sdvr/certs.</w:t>
-              </w:r>
-            </w:ins>
+            <w:r>
+              <w:t>Switched on but not connecting. Almost always no mobile data rather than anything to do with this channel — check the mobile side (Scopus_QA_Flow.docx, Part 2). If the mobile side is healthy, the certificates are the next suspect: the modem must have all three files under /data/sdvr/certs.</w:t>
+            </w:r>
           </w:p>
         </w:tc>
       </w:tr>
@@ -7320,28 +5178,10 @@
     <w:p>
       <w:pPr>
         <w:pStyle w:val="Heading1"/>
-        <w:rPr>
-          <w:del w:id="286" w:author="Scopus test procedure" w:date="2026-08-09T00:00:00Z"/>
-        </w:rPr>
-      </w:pPr>
-      <w:del w:id="287" w:author="Scopus test procedure" w:date="2026-08-09T00:00:00Z">
-        <w:r>
-          <w:delText xml:space="preserve">20. Checking the motion sensor (the unit being moved)</w:delText>
-        </w:r>
-      </w:del>
-    </w:p>
-    <w:p>
-      <w:pPr>
-        <w:pStyle w:val="Heading1"/>
-        <w:rPr>
-          <w:ins w:id="288" w:author="Scopus test procedure" w:date="2026-08-09T00:00:00Z"/>
-        </w:rPr>
-      </w:pPr>
-      <w:ins w:id="289" w:author="Scopus test procedure" w:date="2026-08-09T00:00:00Z">
-        <w:r>
-          <w:t>19. Checking the motion sensor (the unit being moved)</w:t>
-        </w:r>
-      </w:ins>
+      </w:pPr>
+      <w:r>
+        <w:t>19. Checking the motion sensor (the unit being moved)</w:t>
+      </w:r>
     </w:p>
     <w:p>
       <w:r>
@@ -7814,6 +5654,283 @@
         </w:rPr>
         <w:t>cd ~/work/itpnovex/edgeai &amp;&amp; python3 scopus/cam.py "motion sense 50 30"</w:t>
       </w:r>
+    </w:p>
+    <w:p>
+      <w:pPr>
+        <w:pStyle w:val="Heading1"/>
+        <w:rPr>
+          <w:ins w:id="5" w:author="Scopus test procedure" w:date="2026-08-09T00:00:00Z"/>
+        </w:rPr>
+      </w:pPr>
+      <w:ins w:id="6" w:author="Scopus test procedure" w:date="2026-08-09T00:00:00Z">
+        <w:r>
+          <w:t>20. When the camera sees it and the count does not</w:t>
+        </w:r>
+      </w:ins>
+    </w:p>
+    <w:p>
+      <w:pPr>
+        <w:rPr>
+          <w:ins w:id="7" w:author="Scopus test procedure" w:date="2026-08-09T00:00:00Z"/>
+        </w:rPr>
+      </w:pPr>
+      <w:ins w:id="8" w:author="Scopus test procedure" w:date="2026-08-09T00:00:00Z">
+        <w:r>
+          <w:t>Sooner or later you will look at the live picture, see a person plainly, and see the counter say 0. Before reporting it, take one extra picture: the one the neural network is being given. It is not the same picture as the one on your screen, and knowing which of the two is wrong is most of the answer.</w:t>
+        </w:r>
+      </w:ins>
+    </w:p>
+    <w:p>
+      <w:pPr>
+        <w:spacing w:after="80"/>
+        <w:ind w:left="432"/>
+        <w:rPr>
+          <w:ins w:id="9" w:author="Scopus test procedure" w:date="2026-08-09T00:00:00Z"/>
+        </w:rPr>
+      </w:pPr>
+      <w:ins w:id="10" w:author="Scopus test procedure" w:date="2026-08-09T00:00:00Z">
+        <w:r>
+          <w:rPr>
+            <w:rFonts w:ascii="Consolas" w:hAnsi="Consolas"/>
+            <w:b/>
+            <w:color w:val="1F3D7A"/>
+            <w:sz w:val="18"/>
+          </w:rPr>
+          <w:t>cd ~/work/itpnovex/edgeai &amp;&amp; python3 n6cam-grab-frame.py --source nn -o nn_input.png</w:t>
+        </w:r>
+      </w:ins>
+    </w:p>
+    <w:p>
+      <w:pPr>
+        <w:spacing w:after="40"/>
+        <w:rPr>
+          <w:ins w:id="11" w:author="Scopus test procedure" w:date="2026-08-09T00:00:00Z"/>
+        </w:rPr>
+      </w:pPr>
+      <w:ins w:id="12" w:author="Scopus test procedure" w:date="2026-08-09T00:00:00Z">
+        <w:r>
+          <w:rPr>
+            <w:b/>
+            <w:color w:val="1E6B2E"/>
+            <w:sz w:val="20"/>
+          </w:rPr>
+          <w:t>Expected:</w:t>
+        </w:r>
+      </w:ins>
+    </w:p>
+    <w:p>
+      <w:pPr>
+        <w:spacing w:after="80"/>
+        <w:ind w:left="432"/>
+        <w:rPr>
+          <w:ins w:id="13" w:author="Scopus test procedure" w:date="2026-08-09T00:00:00Z"/>
+        </w:rPr>
+      </w:pPr>
+      <w:ins w:id="14" w:author="Scopus test procedure" w:date="2026-08-09T00:00:00Z">
+        <w:r>
+          <w:rPr>
+            <w:rFonts w:ascii="Consolas" w:hAnsi="Consolas"/>
+            <w:sz w:val="18"/>
+          </w:rPr>
+          <w:t>frame grab: nn 256x256 rgb888 196608 bytes</w:t>
+          <w:br/>
+          <w:t>frame grab: sensor 2592x1944  nn-area 0,0 2592x1944  main-area 0,0 2592x1944</w:t>
+          <w:br/>
+          <w:t>frame grab: buffer 0x90030000, pipe filling 0x90000000</w:t>
+          <w:br/>
+          <w:t>wrote nn_input.png (256x256)</w:t>
+        </w:r>
+      </w:ins>
+    </w:p>
+    <w:p>
+      <w:pPr>
+        <w:rPr>
+          <w:ins w:id="15" w:author="Scopus test procedure" w:date="2026-08-09T00:00:00Z"/>
+        </w:rPr>
+      </w:pPr>
+      <w:ins w:id="16" w:author="Scopus test procedure" w:date="2026-08-09T00:00:00Z">
+        <w:r>
+          <w:t>Open nn_input.png. That is exactly what the network saw. Two lines in the output matter as much as the picture:</w:t>
+        </w:r>
+      </w:ins>
+    </w:p>
+    <w:tbl>
+      <w:tblPr>
+        <w:tblStyle w:val="LightGrid-Accent1"/>
+        <w:tblW w:type="auto" w:w="0"/>
+        <w:tblLook w:firstColumn="1" w:firstRow="1" w:lastColumn="0" w:lastRow="0" w:noHBand="0" w:noVBand="1" w:val="04A0"/>
+      </w:tblPr>
+      <w:tblGrid>
+        <w:gridCol w:w="4320"/>
+        <w:gridCol w:w="4320"/>
+      </w:tblGrid>
+      <w:tr>
+        <w:trPr>
+          <w:ins w:id="17" w:author="Scopus test procedure" w:date="2026-08-09T00:00:00Z"/>
+        </w:trPr>
+        <w:tc>
+          <w:tcPr>
+            <w:tcW w:type="dxa" w:w="4320"/>
+          </w:tcPr>
+          <w:p>
+            <w:pPr>
+              <w:rPr>
+                <w:ins w:id="18" w:author="Scopus test procedure" w:date="2026-08-09T00:00:00Z"/>
+              </w:rPr>
+            </w:pPr>
+            <w:ins w:id="19" w:author="Scopus test procedure" w:date="2026-08-09T00:00:00Z">
+              <w:r>
+                <w:t>Line</w:t>
+              </w:r>
+            </w:ins>
+          </w:p>
+        </w:tc>
+        <w:tc>
+          <w:tcPr>
+            <w:tcW w:type="dxa" w:w="4320"/>
+          </w:tcPr>
+          <w:p>
+            <w:pPr>
+              <w:rPr>
+                <w:ins w:id="20" w:author="Scopus test procedure" w:date="2026-08-09T00:00:00Z"/>
+              </w:rPr>
+            </w:pPr>
+            <w:ins w:id="21" w:author="Scopus test procedure" w:date="2026-08-09T00:00:00Z">
+              <w:r>
+                <w:t>What it must say</w:t>
+              </w:r>
+            </w:ins>
+          </w:p>
+        </w:tc>
+      </w:tr>
+      <w:tr>
+        <w:trPr>
+          <w:ins w:id="22" w:author="Scopus test procedure" w:date="2026-08-09T00:00:00Z"/>
+        </w:trPr>
+        <w:tc>
+          <w:tcPr>
+            <w:tcW w:type="dxa" w:w="4320"/>
+          </w:tcPr>
+          <w:p>
+            <w:pPr>
+              <w:rPr>
+                <w:ins w:id="23" w:author="Scopus test procedure" w:date="2026-08-09T00:00:00Z"/>
+              </w:rPr>
+            </w:pPr>
+            <w:ins w:id="24" w:author="Scopus test procedure" w:date="2026-08-09T00:00:00Z">
+              <w:r>
+                <w:t>nn-area / main-area</w:t>
+              </w:r>
+            </w:ins>
+          </w:p>
+        </w:tc>
+        <w:tc>
+          <w:tcPr>
+            <w:tcW w:type="dxa" w:w="4320"/>
+          </w:tcPr>
+          <w:p>
+            <w:pPr>
+              <w:rPr>
+                <w:ins w:id="25" w:author="Scopus test procedure" w:date="2026-08-09T00:00:00Z"/>
+              </w:rPr>
+            </w:pPr>
+            <w:ins w:id="26" w:author="Scopus test procedure" w:date="2026-08-09T00:00:00Z">
+              <w:r>
+                <w:t>The same rectangle. They are the parts of the sensor the network and the screen are fed from. If they differ, there is picture you can see and the network cannot.</w:t>
+              </w:r>
+            </w:ins>
+          </w:p>
+        </w:tc>
+      </w:tr>
+      <w:tr>
+        <w:trPr>
+          <w:ins w:id="27" w:author="Scopus test procedure" w:date="2026-08-09T00:00:00Z"/>
+        </w:trPr>
+        <w:tc>
+          <w:tcPr>
+            <w:tcW w:type="dxa" w:w="4320"/>
+          </w:tcPr>
+          <w:p>
+            <w:pPr>
+              <w:rPr>
+                <w:ins w:id="28" w:author="Scopus test procedure" w:date="2026-08-09T00:00:00Z"/>
+              </w:rPr>
+            </w:pPr>
+            <w:ins w:id="29" w:author="Scopus test procedure" w:date="2026-08-09T00:00:00Z">
+              <w:r>
+                <w:t>buffer / pipe filling</w:t>
+              </w:r>
+            </w:ins>
+          </w:p>
+        </w:tc>
+        <w:tc>
+          <w:tcPr>
+            <w:tcW w:type="dxa" w:w="4320"/>
+          </w:tcPr>
+          <w:p>
+            <w:pPr>
+              <w:rPr>
+                <w:ins w:id="30" w:author="Scopus test procedure" w:date="2026-08-09T00:00:00Z"/>
+              </w:rPr>
+            </w:pPr>
+            <w:ins w:id="31" w:author="Scopus test procedure" w:date="2026-08-09T00:00:00Z">
+              <w:r>
+                <w:t>Two different addresses. If the line says SAME, the picture is half of one frame and half of the next, and anything moving in it is torn.</w:t>
+              </w:r>
+            </w:ins>
+          </w:p>
+        </w:tc>
+      </w:tr>
+    </w:tbl>
+    <w:p>
+      <w:pPr>
+        <w:rPr>
+          <w:ins w:id="32" w:author="Scopus test procedure" w:date="2026-08-09T00:00:00Z"/>
+        </w:rPr>
+      </w:pPr>
+      <w:ins w:id="33" w:author="Scopus test procedure" w:date="2026-08-09T00:00:00Z">
+        <w:r>
+          <w:t>You can also save what the screen shows, for comparison:</w:t>
+        </w:r>
+      </w:ins>
+    </w:p>
+    <w:p>
+      <w:pPr>
+        <w:spacing w:after="80"/>
+        <w:ind w:left="432"/>
+        <w:rPr>
+          <w:ins w:id="34" w:author="Scopus test procedure" w:date="2026-08-09T00:00:00Z"/>
+        </w:rPr>
+      </w:pPr>
+      <w:ins w:id="35" w:author="Scopus test procedure" w:date="2026-08-09T00:00:00Z">
+        <w:r>
+          <w:rPr>
+            <w:rFonts w:ascii="Consolas" w:hAnsi="Consolas"/>
+            <w:b/>
+            <w:color w:val="1F3D7A"/>
+            <w:sz w:val="18"/>
+          </w:rPr>
+          <w:t>cd ~/work/itpnovex/edgeai &amp;&amp; python3 n6cam-grab-frame.py --source live -o live_frame.png</w:t>
+        </w:r>
+      </w:ins>
+    </w:p>
+    <w:p>
+      <w:pPr>
+        <w:ind w:left="432"/>
+        <w:rPr>
+          <w:ins w:id="36" w:author="Scopus test procedure" w:date="2026-08-09T00:00:00Z"/>
+        </w:rPr>
+      </w:pPr>
+      <w:ins w:id="37" w:author="Scopus test procedure" w:date="2026-08-09T00:00:00Z">
+        <w:r>
+          <w:rPr>
+            <w:i/>
+            <w:color w:val="444444"/>
+            <w:sz w:val="18"/>
+          </w:rPr>
+          <w:t>Attach both PNGs to the report. A missed person is either a network that was wrong about the picture or a network that was never shown it, and those have different fixes — these two files say which, in one step.</w:t>
+        </w:r>
+      </w:ins>
     </w:p>
     <w:sectPr>
       <w:pgSz w:w="12240" w:h="15840"/>
